--- a/Guide/USER_GUIDE_Chinese.docx
+++ b/Guide/USER_GUIDE_Chinese.docx
@@ -13,7 +13,6 @@
           <w:szCs w:val="36"/>
         </w:rPr>
       </w:pPr>
-      <w:proofErr w:type="spellStart"/>
       <w:r>
         <w:rPr>
           <w:rFonts w:hint="eastAsia"/>
@@ -22,18 +21,7 @@
           <w:sz w:val="36"/>
           <w:szCs w:val="36"/>
         </w:rPr>
-        <w:t>TakeTopDSH</w:t>
-      </w:r>
-      <w:proofErr w:type="spellEnd"/>
-      <w:r>
-        <w:rPr>
-          <w:rFonts w:hint="eastAsia"/>
-          <w:b/>
-          <w:bCs/>
-          <w:sz w:val="36"/>
-          <w:szCs w:val="36"/>
-        </w:rPr>
-        <w:t xml:space="preserve"> Team</w:t>
+        <w:t>TakeTopDSH Team</w:t>
       </w:r>
     </w:p>
     <w:p>
@@ -68,171 +56,105 @@
         <w:rPr>
           <w:rFonts w:hint="eastAsia"/>
         </w:rPr>
-        <w:t>#</w:t>
-      </w:r>
-      <w:proofErr w:type="gramStart"/>
-      <w:r>
-        <w:rPr>
-          <w:rFonts w:hint="eastAsia"/>
-        </w:rPr>
-        <w:t># 目录</w:t>
-      </w:r>
-      <w:proofErr w:type="gramEnd"/>
-    </w:p>
-    <w:p>
-      <w:pPr>
-        <w:rPr>
-          <w:rFonts w:hint="eastAsia"/>
-        </w:rPr>
-      </w:pPr>
-      <w:proofErr w:type="gramStart"/>
-      <w:r>
-        <w:rPr>
-          <w:rFonts w:hint="eastAsia"/>
-        </w:rPr>
-        <w:t>- 1</w:t>
-      </w:r>
-      <w:proofErr w:type="gramEnd"/>
-      <w:r>
-        <w:rPr>
-          <w:rFonts w:hint="eastAsia"/>
-        </w:rPr>
-        <w:t>. 概述</w:t>
-      </w:r>
-    </w:p>
-    <w:p>
-      <w:pPr>
-        <w:rPr>
-          <w:rFonts w:hint="eastAsia"/>
-        </w:rPr>
-      </w:pPr>
-      <w:proofErr w:type="gramStart"/>
-      <w:r>
-        <w:rPr>
-          <w:rFonts w:hint="eastAsia"/>
-        </w:rPr>
-        <w:t>- 2</w:t>
-      </w:r>
-      <w:proofErr w:type="gramEnd"/>
-      <w:r>
-        <w:rPr>
-          <w:rFonts w:hint="eastAsia"/>
-        </w:rPr>
-        <w:t>. 平台登录</w:t>
-      </w:r>
-    </w:p>
-    <w:p>
-      <w:pPr>
-        <w:rPr>
-          <w:rFonts w:hint="eastAsia"/>
-        </w:rPr>
-      </w:pPr>
-      <w:proofErr w:type="gramStart"/>
-      <w:r>
-        <w:rPr>
-          <w:rFonts w:hint="eastAsia"/>
-        </w:rPr>
-        <w:t>- 3</w:t>
-      </w:r>
-      <w:proofErr w:type="gramEnd"/>
-      <w:r>
-        <w:rPr>
-          <w:rFonts w:hint="eastAsia"/>
-        </w:rPr>
-        <w:t>. 管理页面</w:t>
-      </w:r>
-    </w:p>
-    <w:p>
-      <w:pPr>
-        <w:rPr>
-          <w:rFonts w:hint="eastAsia"/>
-        </w:rPr>
-      </w:pPr>
-      <w:proofErr w:type="gramStart"/>
-      <w:r>
-        <w:rPr>
-          <w:rFonts w:hint="eastAsia"/>
-        </w:rPr>
-        <w:t>- 4</w:t>
-      </w:r>
-      <w:proofErr w:type="gramEnd"/>
-      <w:r>
-        <w:rPr>
-          <w:rFonts w:hint="eastAsia"/>
-        </w:rPr>
-        <w:t>. DSH 工作台</w:t>
-      </w:r>
-    </w:p>
-    <w:p>
-      <w:pPr>
-        <w:rPr>
-          <w:rFonts w:hint="eastAsia"/>
-        </w:rPr>
-      </w:pPr>
-      <w:proofErr w:type="gramStart"/>
-      <w:r>
-        <w:rPr>
-          <w:rFonts w:hint="eastAsia"/>
-        </w:rPr>
-        <w:t>- 5</w:t>
-      </w:r>
-      <w:proofErr w:type="gramEnd"/>
-      <w:r>
-        <w:rPr>
-          <w:rFonts w:hint="eastAsia"/>
-        </w:rPr>
-        <w:t>. 其他成员操作</w:t>
-      </w:r>
-    </w:p>
-    <w:p>
-      <w:pPr>
-        <w:rPr>
-          <w:rFonts w:hint="eastAsia"/>
-        </w:rPr>
-      </w:pPr>
-      <w:proofErr w:type="gramStart"/>
-      <w:r>
-        <w:rPr>
-          <w:rFonts w:hint="eastAsia"/>
-        </w:rPr>
-        <w:t>- 6</w:t>
-      </w:r>
-      <w:proofErr w:type="gramEnd"/>
-      <w:r>
-        <w:rPr>
-          <w:rFonts w:hint="eastAsia"/>
-        </w:rPr>
-        <w:t>. DSH 操作</w:t>
-      </w:r>
-    </w:p>
-    <w:p>
-      <w:pPr>
-        <w:rPr>
-          <w:rFonts w:hint="eastAsia"/>
-        </w:rPr>
-      </w:pPr>
-      <w:proofErr w:type="gramStart"/>
-      <w:r>
-        <w:t>- 7</w:t>
-      </w:r>
-      <w:proofErr w:type="gramEnd"/>
-      <w:r>
-        <w:t>. 语言</w:t>
-      </w:r>
-    </w:p>
-    <w:p>
-      <w:pPr>
-        <w:rPr>
-          <w:rFonts w:hint="eastAsia"/>
-        </w:rPr>
-      </w:pPr>
-      <w:proofErr w:type="gramStart"/>
-      <w:r>
-        <w:t>- 8</w:t>
-      </w:r>
-      <w:proofErr w:type="gramEnd"/>
-      <w:r>
-        <w:t>. 平台支持</w:t>
+        <w:t>## 目录</w:t>
+      </w:r>
+    </w:p>
+    <w:p>
+      <w:pPr>
+        <w:rPr>
+          <w:rFonts w:hint="eastAsia"/>
+        </w:rPr>
+      </w:pPr>
+      <w:r>
+        <w:rPr>
+          <w:rFonts w:hint="eastAsia"/>
+        </w:rPr>
+        <w:t>- 1. 概述</w:t>
+      </w:r>
+    </w:p>
+    <w:p>
+      <w:pPr>
+        <w:rPr>
+          <w:rFonts w:hint="eastAsia"/>
+        </w:rPr>
+      </w:pPr>
+      <w:r>
+        <w:rPr>
+          <w:rFonts w:hint="eastAsia"/>
+        </w:rPr>
+        <w:t>- 2. 平台登录</w:t>
+      </w:r>
+    </w:p>
+    <w:p>
+      <w:pPr>
+        <w:rPr>
+          <w:rFonts w:hint="eastAsia"/>
+        </w:rPr>
+      </w:pPr>
+      <w:r>
+        <w:rPr>
+          <w:rFonts w:hint="eastAsia"/>
+        </w:rPr>
+        <w:t>- 3. 管理页面</w:t>
+      </w:r>
+    </w:p>
+    <w:p>
+      <w:pPr>
+        <w:rPr>
+          <w:rFonts w:hint="eastAsia"/>
+        </w:rPr>
+      </w:pPr>
+      <w:r>
+        <w:rPr>
+          <w:rFonts w:hint="eastAsia"/>
+        </w:rPr>
+        <w:t>- 4. DSH 工作台</w:t>
+      </w:r>
+    </w:p>
+    <w:p>
+      <w:pPr>
+        <w:rPr>
+          <w:rFonts w:hint="eastAsia"/>
+        </w:rPr>
+      </w:pPr>
+      <w:r>
+        <w:rPr>
+          <w:rFonts w:hint="eastAsia"/>
+        </w:rPr>
+        <w:t>- 5. 其他成员操作</w:t>
+      </w:r>
+    </w:p>
+    <w:p>
+      <w:pPr>
+        <w:rPr>
+          <w:rFonts w:hint="eastAsia"/>
+        </w:rPr>
+      </w:pPr>
+      <w:r>
+        <w:rPr>
+          <w:rFonts w:hint="eastAsia"/>
+        </w:rPr>
+        <w:t>- 6. DSH 操作</w:t>
+      </w:r>
+    </w:p>
+    <w:p>
+      <w:pPr>
+        <w:rPr>
+          <w:rFonts w:hint="eastAsia"/>
+        </w:rPr>
+      </w:pPr>
+      <w:r>
+        <w:t>- 7. 语言</w:t>
+      </w:r>
+    </w:p>
+    <w:p>
+      <w:pPr>
+        <w:rPr>
+          <w:rFonts w:hint="eastAsia"/>
+        </w:rPr>
+      </w:pPr>
+      <w:r>
+        <w:t>- 8. 平台支持</w:t>
       </w:r>
     </w:p>
     <w:p>
@@ -246,16 +168,8 @@
         <w:rPr>
           <w:rFonts w:hint="eastAsia"/>
         </w:rPr>
-        <w:t>本指南面向用户，内容包括：</w:t>
-      </w:r>
-      <w:proofErr w:type="gramStart"/>
-      <w:r>
-        <w:rPr>
-          <w:rFonts w:hint="eastAsia"/>
-        </w:rPr>
-        <w:t xml:space="preserve">安装 → 登录 → </w:t>
-      </w:r>
-      <w:proofErr w:type="gramEnd"/>
+        <w:t xml:space="preserve">本指南面向用户，内容包括：安装 → 登录 → </w:t>
+      </w:r>
       <w:r>
         <w:rPr>
           <w:rFonts w:hint="eastAsia"/>
@@ -272,63 +186,7 @@
         <w:rPr>
           <w:rFonts w:hint="eastAsia"/>
         </w:rPr>
-        <w:t>打开</w:t>
-      </w:r>
-      <w:proofErr w:type="gramStart"/>
-      <w:r>
-        <w:rPr>
-          <w:rFonts w:hint="eastAsia"/>
-        </w:rPr>
-        <w:t xml:space="preserve">工作台 → </w:t>
-      </w:r>
-      <w:proofErr w:type="gramEnd"/>
-      <w:r>
-        <w:rPr>
-          <w:rFonts w:hint="eastAsia"/>
-        </w:rPr>
-        <w:t>文件</w:t>
-      </w:r>
-      <w:proofErr w:type="gramStart"/>
-      <w:r>
-        <w:rPr>
-          <w:rFonts w:hint="eastAsia"/>
-        </w:rPr>
-        <w:t xml:space="preserve">管理 / </w:t>
-      </w:r>
-      <w:proofErr w:type="gramEnd"/>
-      <w:r>
-        <w:rPr>
-          <w:rFonts w:hint="eastAsia"/>
-        </w:rPr>
-        <w:t>我的</w:t>
-      </w:r>
-      <w:proofErr w:type="gramStart"/>
-      <w:r>
-        <w:rPr>
-          <w:rFonts w:hint="eastAsia"/>
-        </w:rPr>
-        <w:t xml:space="preserve">任务 → </w:t>
-      </w:r>
-      <w:proofErr w:type="gramEnd"/>
-      <w:r>
-        <w:rPr>
-          <w:rFonts w:hint="eastAsia"/>
-        </w:rPr>
-        <w:t>任务分配</w:t>
-      </w:r>
-      <w:proofErr w:type="gramStart"/>
-      <w:r>
-        <w:rPr>
-          <w:rFonts w:hint="eastAsia"/>
-        </w:rPr>
-        <w:t xml:space="preserve">→ 成员 </w:t>
-      </w:r>
-      <w:proofErr w:type="gramEnd"/>
-      <w:r>
-        <w:rPr>
-          <w:rFonts w:hint="eastAsia"/>
-        </w:rPr>
-        <w:t>DSH 使用！</w:t>
+        <w:t>打开工作台 → 文件管理 / 我的任务 → 任务分配→ 成员 DSH 使用！</w:t>
       </w:r>
     </w:p>
     <w:p>
@@ -370,24 +228,14 @@
         </w:rPr>
         <w:t>下载安装文件：打开站点 https://github.com/TakeTopITS/TakeTopDSHTeam ，点击下图所示的下载按钮，然后解压安装包。</w:t>
       </w:r>
-      <w:r>
-        <w:fldChar w:fldCharType="begin"/>
-      </w:r>
-      <w:r>
-        <w:instrText>HYPERLINK "https://github.com/TakeTopITS/TakeTopDSHTeam" \t "_blank"</w:instrText>
-      </w:r>
-      <w:r>
-        <w:fldChar w:fldCharType="separate"/>
-      </w:r>
-      <w:r>
-        <w:rPr>
-          <w:rStyle w:val="af2"/>
-        </w:rPr>
-        <w:t>https://github.com/TakeTopITS/TakeTopDSHTeam</w:t>
-      </w:r>
-      <w:r>
-        <w:fldChar w:fldCharType="end"/>
-      </w:r>
+      <w:hyperlink r:id="rId8" w:tgtFrame="_blank" w:history="1">
+        <w:r>
+          <w:rPr>
+            <w:rStyle w:val="af2"/>
+          </w:rPr>
+          <w:t>https://github.com/TakeTopITS/TakeTopDSHTeam</w:t>
+        </w:r>
+      </w:hyperlink>
     </w:p>
     <w:p>
       <w:pPr>
@@ -402,9 +250,9 @@
           <w:noProof/>
         </w:rPr>
         <w:drawing>
-          <wp:inline distT="0" distB="0" distL="0" distR="0" wp14:anchorId="0647FF98" wp14:editId="13250F3D">
-            <wp:extent cx="4872038" cy="2258875"/>
-            <wp:effectExtent l="0" t="0" r="5080" b="8255"/>
+          <wp:inline distT="0" distB="0" distL="0" distR="0" wp14:anchorId="0647FF98" wp14:editId="627EAD68">
+            <wp:extent cx="4986338" cy="2447290"/>
+            <wp:effectExtent l="0" t="0" r="5080" b="0"/>
             <wp:docPr id="2063848126" name="图片 1"/>
             <wp:cNvGraphicFramePr>
               <a:graphicFrameLocks xmlns:a="http://schemas.openxmlformats.org/drawingml/2006/main" noChangeAspect="1"/>
@@ -419,7 +267,7 @@
                     </pic:cNvPicPr>
                   </pic:nvPicPr>
                   <pic:blipFill>
-                    <a:blip r:embed="rId8" cstate="print">
+                    <a:blip r:embed="rId9" cstate="print">
                       <a:extLst>
                         <a:ext uri="{28A0092B-C50C-407E-A947-70E740481C1C}">
                           <a14:useLocalDpi xmlns:a14="http://schemas.microsoft.com/office/drawing/2010/main" val="0"/>
@@ -434,7 +282,7 @@
                   <pic:spPr bwMode="auto">
                     <a:xfrm>
                       <a:off x="0" y="0"/>
-                      <a:ext cx="4876542" cy="2260963"/>
+                      <a:ext cx="5014433" cy="2461079"/>
                     </a:xfrm>
                     <a:prstGeom prst="rect">
                       <a:avLst/>
@@ -458,140 +306,12 @@
           <w:rFonts w:hint="eastAsia"/>
         </w:rPr>
       </w:pPr>
-      <w:proofErr w:type="spellStart"/>
-      <w:r>
-        <w:rPr>
-          <w:rFonts w:hint="eastAsia"/>
-        </w:rPr>
-        <w:t>TakeTopDSH</w:t>
-      </w:r>
-      <w:proofErr w:type="spellEnd"/>
-      <w:r>
-        <w:rPr>
-          <w:rFonts w:hint="eastAsia"/>
-        </w:rPr>
-        <w:t xml:space="preserve"> Team 是一款免安装、拷贝即用的软件。操作步骤：</w:t>
-      </w:r>
-      <w:proofErr w:type="gramStart"/>
-      <w:r>
-        <w:rPr>
-          <w:rFonts w:hint="eastAsia"/>
-        </w:rPr>
-        <w:t xml:space="preserve">将 </w:t>
-      </w:r>
       <w:r>
         <w:rPr>
           <w:rFonts w:hint="eastAsia"/>
         </w:rPr>
         <w:lastRenderedPageBreak/>
-        <w:t>`</w:t>
-      </w:r>
-      <w:proofErr w:type="spellStart"/>
-      <w:proofErr w:type="gramEnd"/>
-      <w:r>
-        <w:rPr>
-          <w:rFonts w:hint="eastAsia"/>
-        </w:rPr>
-        <w:t>TakeTopDshTeam</w:t>
-      </w:r>
-      <w:proofErr w:type="spellEnd"/>
-      <w:proofErr w:type="gramStart"/>
-      <w:r>
-        <w:rPr>
-          <w:rFonts w:hint="eastAsia"/>
-        </w:rPr>
-        <w:t>` 文件夹</w:t>
-      </w:r>
-      <w:proofErr w:type="gramEnd"/>
-      <w:r>
-        <w:rPr>
-          <w:rFonts w:hint="eastAsia"/>
-        </w:rPr>
-        <w:t>拷贝到目标</w:t>
-      </w:r>
-      <w:proofErr w:type="gramStart"/>
-      <w:r>
-        <w:rPr>
-          <w:rFonts w:hint="eastAsia"/>
-        </w:rPr>
-        <w:t xml:space="preserve">机器 → </w:t>
-      </w:r>
-      <w:proofErr w:type="gramEnd"/>
-      <w:r>
-        <w:rPr>
-          <w:rFonts w:hint="eastAsia"/>
-        </w:rPr>
-        <w:t xml:space="preserve">Windows </w:t>
-      </w:r>
-      <w:proofErr w:type="gramStart"/>
-      <w:r>
-        <w:rPr>
-          <w:rFonts w:hint="eastAsia"/>
-        </w:rPr>
-        <w:t>双击 `</w:t>
-      </w:r>
-      <w:proofErr w:type="gramEnd"/>
-      <w:r>
-        <w:rPr>
-          <w:rFonts w:hint="eastAsia"/>
-        </w:rPr>
-        <w:t xml:space="preserve">start.bat`，macOS/Linux </w:t>
-      </w:r>
-      <w:proofErr w:type="gramStart"/>
-      <w:r>
-        <w:rPr>
-          <w:rFonts w:hint="eastAsia"/>
-        </w:rPr>
-        <w:t>运行 `</w:t>
-      </w:r>
-      <w:proofErr w:type="gramEnd"/>
-      <w:r>
-        <w:rPr>
-          <w:rFonts w:hint="eastAsia"/>
-        </w:rPr>
-        <w:t>bash start.sh</w:t>
-      </w:r>
-      <w:proofErr w:type="gramStart"/>
-      <w:r>
-        <w:rPr>
-          <w:rFonts w:hint="eastAsia"/>
-        </w:rPr>
-        <w:t xml:space="preserve">` → </w:t>
-      </w:r>
-      <w:proofErr w:type="gramEnd"/>
-      <w:r>
-        <w:rPr>
-          <w:rFonts w:hint="eastAsia"/>
-        </w:rPr>
-        <w:t>在浏览器中</w:t>
-      </w:r>
-      <w:proofErr w:type="gramStart"/>
-      <w:r>
-        <w:rPr>
-          <w:rFonts w:hint="eastAsia"/>
-        </w:rPr>
-        <w:t>打开 `http://127.0.0.1:46001` → 点击 *</w:t>
-      </w:r>
-      <w:proofErr w:type="gramEnd"/>
-      <w:r>
-        <w:rPr>
-          <w:rFonts w:hint="eastAsia"/>
-        </w:rPr>
-        <w:t>*“打开 DSH”*</w:t>
-      </w:r>
-      <w:proofErr w:type="gramStart"/>
-      <w:r>
-        <w:rPr>
-          <w:rFonts w:hint="eastAsia"/>
-        </w:rPr>
-        <w:t>* 即可</w:t>
-      </w:r>
-      <w:proofErr w:type="gramEnd"/>
-      <w:r>
-        <w:rPr>
-          <w:rFonts w:hint="eastAsia"/>
-        </w:rPr>
-        <w:t>使用。详细说明见下文：</w:t>
+        <w:t>TakeTopDSH Team 是一款免安装、拷贝即用的软件。操作步骤：将 `TakeTopDshTeam` 文件夹拷贝到目标机器 → Windows 双击 `start.bat`，macOS/Linux 运行 `bash start.sh` → 在浏览器中打开 `http://127.0.0.1:46001` → 点击 **“打开 DSH”** 即可使用。详细说明见下文：</w:t>
       </w:r>
     </w:p>
     <w:p>
@@ -619,37 +339,7 @@
         <w:rPr>
           <w:rFonts w:hint="eastAsia"/>
         </w:rPr>
-        <w:t>1-1-1. 将</w:t>
-      </w:r>
-      <w:proofErr w:type="gramStart"/>
-      <w:r>
-        <w:rPr>
-          <w:rFonts w:hint="eastAsia"/>
-        </w:rPr>
-        <w:t>整个 `</w:t>
-      </w:r>
-      <w:proofErr w:type="spellStart"/>
-      <w:proofErr w:type="gramEnd"/>
-      <w:r>
-        <w:rPr>
-          <w:rFonts w:hint="eastAsia"/>
-        </w:rPr>
-        <w:t>TakeTopDshTeam</w:t>
-      </w:r>
-      <w:proofErr w:type="spellEnd"/>
-      <w:proofErr w:type="gramStart"/>
-      <w:r>
-        <w:rPr>
-          <w:rFonts w:hint="eastAsia"/>
-        </w:rPr>
-        <w:t>` 文件夹</w:t>
-      </w:r>
-      <w:proofErr w:type="gramEnd"/>
-      <w:r>
-        <w:rPr>
-          <w:rFonts w:hint="eastAsia"/>
-        </w:rPr>
-        <w:t>拷贝到目标电脑。</w:t>
+        <w:t>1-1-1. 将整个 `TakeTopDshTeam` 文件夹拷贝到目标电脑。</w:t>
       </w:r>
     </w:p>
     <w:p>
@@ -663,35 +353,7 @@
         <w:rPr>
           <w:rFonts w:hint="eastAsia"/>
         </w:rPr>
-        <w:t xml:space="preserve">1-1-2. </w:t>
-      </w:r>
-      <w:proofErr w:type="gramStart"/>
-      <w:r>
-        <w:rPr>
-          <w:rFonts w:hint="eastAsia"/>
-        </w:rPr>
-        <w:t>双击 *</w:t>
-      </w:r>
-      <w:proofErr w:type="gramEnd"/>
-      <w:r>
-        <w:rPr>
-          <w:rFonts w:hint="eastAsia"/>
-        </w:rPr>
-        <w:t>*`start.bat`**（若端口被占用，可右</w:t>
-      </w:r>
-      <w:proofErr w:type="gramStart"/>
-      <w:r>
-        <w:rPr>
-          <w:rFonts w:hint="eastAsia"/>
-        </w:rPr>
-        <w:t xml:space="preserve">键 → </w:t>
-      </w:r>
-      <w:proofErr w:type="gramEnd"/>
-      <w:r>
-        <w:rPr>
-          <w:rFonts w:hint="eastAsia"/>
-        </w:rPr>
-        <w:t>以管理员身份运行）。</w:t>
+        <w:t>1-1-2. 双击 **`start.bat`**（若端口被占用，可右键 → 以管理员身份运行）。</w:t>
       </w:r>
     </w:p>
     <w:p>
@@ -705,21 +367,7 @@
         <w:rPr>
           <w:rFonts w:hint="eastAsia"/>
         </w:rPr>
-        <w:t>1-1-3. 浏览器会自动打开登录</w:t>
-      </w:r>
-      <w:proofErr w:type="gramStart"/>
-      <w:r>
-        <w:rPr>
-          <w:rFonts w:hint="eastAsia"/>
-        </w:rPr>
-        <w:t>页 `</w:t>
-      </w:r>
-      <w:proofErr w:type="gramEnd"/>
-      <w:r>
-        <w:rPr>
-          <w:rFonts w:hint="eastAsia"/>
-        </w:rPr>
-        <w:t>http://127.0.0.1:46001`。</w:t>
+        <w:t>1-1-3. 浏览器会自动打开登录页 `http://127.0.0.1:46001`。</w:t>
       </w:r>
     </w:p>
     <w:p>
@@ -755,37 +403,7 @@
         <w:rPr>
           <w:rFonts w:hint="eastAsia"/>
         </w:rPr>
-        <w:t>1-2-1. 将</w:t>
-      </w:r>
-      <w:proofErr w:type="gramStart"/>
-      <w:r>
-        <w:rPr>
-          <w:rFonts w:hint="eastAsia"/>
-        </w:rPr>
-        <w:t>整个 `</w:t>
-      </w:r>
-      <w:proofErr w:type="spellStart"/>
-      <w:proofErr w:type="gramEnd"/>
-      <w:r>
-        <w:rPr>
-          <w:rFonts w:hint="eastAsia"/>
-        </w:rPr>
-        <w:t>TakeTopDshTeam</w:t>
-      </w:r>
-      <w:proofErr w:type="spellEnd"/>
-      <w:proofErr w:type="gramStart"/>
-      <w:r>
-        <w:rPr>
-          <w:rFonts w:hint="eastAsia"/>
-        </w:rPr>
-        <w:t>` 文件夹</w:t>
-      </w:r>
-      <w:proofErr w:type="gramEnd"/>
-      <w:r>
-        <w:rPr>
-          <w:rFonts w:hint="eastAsia"/>
-        </w:rPr>
-        <w:t>拷贝到目标 Mac。</w:t>
+        <w:t>1-2-1. 将整个 `TakeTopDshTeam` 文件夹拷贝到目标 Mac。</w:t>
       </w:r>
     </w:p>
     <w:p>
@@ -810,15 +428,7 @@
         </w:rPr>
       </w:pPr>
       <w:r>
-        <w:t>bash cd /path/to/</w:t>
-      </w:r>
-      <w:proofErr w:type="spellStart"/>
-      <w:r>
-        <w:t>TakeTopDshTeam</w:t>
-      </w:r>
-      <w:proofErr w:type="spellEnd"/>
-      <w:r>
-        <w:t xml:space="preserve"> bash start.sh</w:t>
+        <w:t>bash cd /path/to/TakeTopDshTeam bash start.sh</w:t>
       </w:r>
     </w:p>
     <w:p>
@@ -840,35 +450,7 @@
         <w:rPr>
           <w:rFonts w:hint="eastAsia"/>
         </w:rPr>
-        <w:t>1-2-3. 首次运行会自动解包内置的 Node.js 与内置</w:t>
-      </w:r>
-      <w:proofErr w:type="gramStart"/>
-      <w:r>
-        <w:rPr>
-          <w:rFonts w:hint="eastAsia"/>
-        </w:rPr>
-        <w:t>的 `</w:t>
-      </w:r>
-      <w:proofErr w:type="gramEnd"/>
-      <w:r>
-        <w:rPr>
-          <w:rFonts w:hint="eastAsia"/>
-        </w:rPr>
-        <w:t>@deepseek-ai/dsh</w:t>
-      </w:r>
-      <w:proofErr w:type="gramStart"/>
-      <w:r>
-        <w:rPr>
-          <w:rFonts w:hint="eastAsia"/>
-        </w:rPr>
-        <w:t>` 依赖包 —— *</w:t>
-      </w:r>
-      <w:proofErr w:type="gramEnd"/>
-      <w:r>
-        <w:rPr>
-          <w:rFonts w:hint="eastAsia"/>
-        </w:rPr>
-        <w:t>*完全离线**，无需额外下载，也无需编译。</w:t>
+        <w:t>1-2-3. 首次运行会自动解包内置的 Node.js 与内置的 `@deepseek-ai/dsh` 依赖包 —— **完全离线**，无需额外下载，也无需编译。</w:t>
       </w:r>
     </w:p>
     <w:p>
@@ -882,21 +464,7 @@
         <w:rPr>
           <w:rFonts w:hint="eastAsia"/>
         </w:rPr>
-        <w:t>1-2-4. 浏览器会自动打开登录</w:t>
-      </w:r>
-      <w:proofErr w:type="gramStart"/>
-      <w:r>
-        <w:rPr>
-          <w:rFonts w:hint="eastAsia"/>
-        </w:rPr>
-        <w:t>页 `</w:t>
-      </w:r>
-      <w:proofErr w:type="gramEnd"/>
-      <w:r>
-        <w:rPr>
-          <w:rFonts w:hint="eastAsia"/>
-        </w:rPr>
-        <w:t>http://127.0.0.1:46001`。</w:t>
+        <w:t>1-2-4. 浏览器会自动打开登录页 `http://127.0.0.1:46001`。</w:t>
       </w:r>
     </w:p>
     <w:p>
@@ -918,21 +486,7 @@
         <w:rPr>
           <w:rFonts w:hint="eastAsia"/>
         </w:rPr>
-        <w:t xml:space="preserve">1-3. Linux（x64 </w:t>
-      </w:r>
-      <w:proofErr w:type="gramStart"/>
-      <w:r>
-        <w:rPr>
-          <w:rFonts w:hint="eastAsia"/>
-        </w:rPr>
-        <w:t>/ arm64</w:t>
-      </w:r>
-      <w:proofErr w:type="gramEnd"/>
-      <w:r>
-        <w:rPr>
-          <w:rFonts w:hint="eastAsia"/>
-        </w:rPr>
-        <w:t>）</w:t>
+        <w:t>1-3. Linux（x64 / arm64）</w:t>
       </w:r>
     </w:p>
     <w:p>
@@ -946,37 +500,7 @@
         <w:rPr>
           <w:rFonts w:hint="eastAsia"/>
         </w:rPr>
-        <w:t>1-3-1. 将</w:t>
-      </w:r>
-      <w:proofErr w:type="gramStart"/>
-      <w:r>
-        <w:rPr>
-          <w:rFonts w:hint="eastAsia"/>
-        </w:rPr>
-        <w:t>整个 `</w:t>
-      </w:r>
-      <w:proofErr w:type="spellStart"/>
-      <w:proofErr w:type="gramEnd"/>
-      <w:r>
-        <w:rPr>
-          <w:rFonts w:hint="eastAsia"/>
-        </w:rPr>
-        <w:t>TakeTopDshTeam</w:t>
-      </w:r>
-      <w:proofErr w:type="spellEnd"/>
-      <w:proofErr w:type="gramStart"/>
-      <w:r>
-        <w:rPr>
-          <w:rFonts w:hint="eastAsia"/>
-        </w:rPr>
-        <w:t>` 文件夹</w:t>
-      </w:r>
-      <w:proofErr w:type="gramEnd"/>
-      <w:r>
-        <w:rPr>
-          <w:rFonts w:hint="eastAsia"/>
-        </w:rPr>
-        <w:t>拷贝到目标机器。</w:t>
+        <w:t>1-3-1. 将整个 `TakeTopDshTeam` 文件夹拷贝到目标机器。</w:t>
       </w:r>
     </w:p>
     <w:p>
@@ -1001,15 +525,7 @@
         </w:rPr>
       </w:pPr>
       <w:r>
-        <w:t>bash cd /path/to/</w:t>
-      </w:r>
-      <w:proofErr w:type="spellStart"/>
-      <w:r>
-        <w:t>TakeTopDshTeam</w:t>
-      </w:r>
-      <w:proofErr w:type="spellEnd"/>
-      <w:r>
-        <w:t xml:space="preserve"> bash start.sh</w:t>
+        <w:t>bash cd /path/to/TakeTopDshTeam bash start.sh</w:t>
       </w:r>
     </w:p>
     <w:p>
@@ -1023,35 +539,7 @@
         <w:rPr>
           <w:rFonts w:hint="eastAsia"/>
         </w:rPr>
-        <w:t>1-3-3. 首次运行会自动解包内置的 Node.js 与内置</w:t>
-      </w:r>
-      <w:proofErr w:type="gramStart"/>
-      <w:r>
-        <w:rPr>
-          <w:rFonts w:hint="eastAsia"/>
-        </w:rPr>
-        <w:t>的 `</w:t>
-      </w:r>
-      <w:proofErr w:type="gramEnd"/>
-      <w:r>
-        <w:rPr>
-          <w:rFonts w:hint="eastAsia"/>
-        </w:rPr>
-        <w:t>@deepseek-ai/dsh</w:t>
-      </w:r>
-      <w:proofErr w:type="gramStart"/>
-      <w:r>
-        <w:rPr>
-          <w:rFonts w:hint="eastAsia"/>
-        </w:rPr>
-        <w:t>` 依赖包 —— *</w:t>
-      </w:r>
-      <w:proofErr w:type="gramEnd"/>
-      <w:r>
-        <w:rPr>
-          <w:rFonts w:hint="eastAsia"/>
-        </w:rPr>
-        <w:t>*完全离线**，无需额外下载，也无需编译。</w:t>
+        <w:t>1-3-3. 首次运行会自动解包内置的 Node.js 与内置的 `@deepseek-ai/dsh` 依赖包 —— **完全离线**，无需额外下载，也无需编译。</w:t>
       </w:r>
     </w:p>
     <w:p>
@@ -1065,55 +553,27 @@
         <w:rPr>
           <w:rFonts w:hint="eastAsia"/>
         </w:rPr>
-        <w:t>1-3-4. 浏览器会自动打开登录</w:t>
-      </w:r>
-      <w:proofErr w:type="gramStart"/>
-      <w:r>
-        <w:rPr>
-          <w:rFonts w:hint="eastAsia"/>
-        </w:rPr>
-        <w:t>页 `</w:t>
-      </w:r>
-      <w:proofErr w:type="gramEnd"/>
-      <w:r>
-        <w:rPr>
-          <w:rFonts w:hint="eastAsia"/>
-        </w:rPr>
-        <w:t>http://127.0.0.1:46001`。</w:t>
-      </w:r>
-    </w:p>
-    <w:p>
-      <w:pPr>
-        <w:rPr>
-          <w:rFonts w:hint="eastAsia"/>
-        </w:rPr>
-      </w:pPr>
-    </w:p>
-    <w:p>
-      <w:pPr>
-        <w:rPr>
-          <w:rFonts w:hint="eastAsia"/>
-        </w:rPr>
-      </w:pPr>
-      <w:r>
-        <w:rPr>
-          <w:rFonts w:hint="eastAsia"/>
-        </w:rPr>
-        <w:t>2</w:t>
-      </w:r>
-      <w:proofErr w:type="gramStart"/>
-      <w:r>
-        <w:rPr>
-          <w:rFonts w:hint="eastAsia"/>
-        </w:rPr>
-        <w:t>. 平台</w:t>
-      </w:r>
-      <w:proofErr w:type="gramEnd"/>
-      <w:r>
-        <w:rPr>
-          <w:rFonts w:hint="eastAsia"/>
-        </w:rPr>
-        <w:t>登录</w:t>
+        <w:t>1-3-4. 浏览器会自动打开登录页 `http://127.0.0.1:46001`。</w:t>
+      </w:r>
+    </w:p>
+    <w:p>
+      <w:pPr>
+        <w:rPr>
+          <w:rFonts w:hint="eastAsia"/>
+        </w:rPr>
+      </w:pPr>
+    </w:p>
+    <w:p>
+      <w:pPr>
+        <w:rPr>
+          <w:rFonts w:hint="eastAsia"/>
+        </w:rPr>
+      </w:pPr>
+      <w:r>
+        <w:rPr>
+          <w:rFonts w:hint="eastAsia"/>
+        </w:rPr>
+        <w:t>2. 平台登录</w:t>
       </w:r>
     </w:p>
     <w:p>
@@ -1127,21 +587,14 @@
         <w:rPr>
           <w:rFonts w:hint="eastAsia"/>
         </w:rPr>
-        <w:t xml:space="preserve">每次重启后，打开 </w:t>
-      </w:r>
-      <w:proofErr w:type="spellStart"/>
-      <w:r>
-        <w:rPr>
-          <w:rFonts w:hint="eastAsia"/>
-        </w:rPr>
-        <w:t>TakeTopDshTeam</w:t>
-      </w:r>
-      <w:proofErr w:type="spellEnd"/>
-      <w:r>
-        <w:rPr>
-          <w:rFonts w:hint="eastAsia"/>
-        </w:rPr>
-        <w:t xml:space="preserve"> 文件夹，你会看到下面两个文件。根据你的系统运行相应的文件即可打开登录页：</w:t>
+        <w:t>每次重启后，打开 TakeTopDshTeam 文件夹，你会看到下面两个文件。根据你的</w:t>
+      </w:r>
+      <w:r>
+        <w:rPr>
+          <w:rFonts w:hint="eastAsia"/>
+        </w:rPr>
+        <w:lastRenderedPageBreak/>
+        <w:t>系统运行相应的文件即可打开登录页：</w:t>
       </w:r>
     </w:p>
     <w:p>
@@ -1154,9 +607,8 @@
         <w:rPr>
           <w:noProof/>
         </w:rPr>
-        <w:lastRenderedPageBreak/>
         <w:drawing>
-          <wp:inline distT="0" distB="0" distL="0" distR="0" wp14:anchorId="78E1C3EA" wp14:editId="3E353CA0">
+          <wp:inline distT="0" distB="0" distL="0" distR="0" wp14:anchorId="78E1C3EA" wp14:editId="1CD616B1">
             <wp:extent cx="5274310" cy="465455"/>
             <wp:effectExtent l="0" t="0" r="2540" b="0"/>
             <wp:docPr id="286631104" name="图片 1"/>
@@ -1173,7 +625,7 @@
                     </pic:cNvPicPr>
                   </pic:nvPicPr>
                   <pic:blipFill>
-                    <a:blip r:embed="rId9" cstate="print">
+                    <a:blip r:embed="rId10" cstate="print">
                       <a:extLst>
                         <a:ext uri="{28A0092B-C50C-407E-A947-70E740481C1C}">
                           <a14:useLocalDpi xmlns:a14="http://schemas.microsoft.com/office/drawing/2010/main" val="0"/>
@@ -1215,48 +667,20 @@
         <w:rPr>
           <w:rFonts w:hint="eastAsia"/>
         </w:rPr>
-        <w:t>&gt; - Windows：</w:t>
-      </w:r>
-      <w:proofErr w:type="gramStart"/>
-      <w:r>
-        <w:rPr>
-          <w:rFonts w:hint="eastAsia"/>
-        </w:rPr>
-        <w:t>双击 *</w:t>
-      </w:r>
-      <w:proofErr w:type="gramEnd"/>
-      <w:r>
-        <w:rPr>
-          <w:rFonts w:hint="eastAsia"/>
-        </w:rPr>
-        <w:t>*`start.bat`**</w:t>
-      </w:r>
-    </w:p>
-    <w:p>
-      <w:pPr>
-        <w:rPr>
-          <w:rFonts w:hint="eastAsia"/>
-        </w:rPr>
-      </w:pPr>
-      <w:r>
-        <w:rPr>
-          <w:rFonts w:hint="eastAsia"/>
-        </w:rPr>
-        <w:t>&gt; - macOS / Linux：</w:t>
-      </w:r>
-      <w:proofErr w:type="gramStart"/>
-      <w:r>
-        <w:rPr>
-          <w:rFonts w:hint="eastAsia"/>
-        </w:rPr>
-        <w:t>运行 *</w:t>
-      </w:r>
-      <w:proofErr w:type="gramEnd"/>
-      <w:r>
-        <w:rPr>
-          <w:rFonts w:hint="eastAsia"/>
-        </w:rPr>
-        <w:t>*`bash start.sh`**</w:t>
+        <w:t>&gt; - Windows：双击 **`start.bat`**</w:t>
+      </w:r>
+    </w:p>
+    <w:p>
+      <w:pPr>
+        <w:rPr>
+          <w:rFonts w:hint="eastAsia"/>
+        </w:rPr>
+      </w:pPr>
+      <w:r>
+        <w:rPr>
+          <w:rFonts w:hint="eastAsia"/>
+        </w:rPr>
+        <w:t>&gt; - macOS / Linux：运行 **`bash start.sh`**</w:t>
       </w:r>
     </w:p>
     <w:p>
@@ -1287,7 +711,7 @@
                     </pic:cNvPicPr>
                   </pic:nvPicPr>
                   <pic:blipFill>
-                    <a:blip r:embed="rId10" cstate="print">
+                    <a:blip r:embed="rId11" cstate="print">
                       <a:extLst>
                         <a:ext uri="{28A0092B-C50C-407E-A947-70E740481C1C}">
                           <a14:useLocalDpi xmlns:a14="http://schemas.microsoft.com/office/drawing/2010/main" val="0"/>
@@ -1330,143 +754,35 @@
         <w:rPr>
           <w:rFonts w:hint="eastAsia"/>
         </w:rPr>
-        <w:t>输入</w:t>
-      </w:r>
-      <w:proofErr w:type="gramStart"/>
-      <w:r>
-        <w:rPr>
-          <w:rFonts w:hint="eastAsia"/>
-        </w:rPr>
-        <w:t>用户名 `</w:t>
-      </w:r>
-      <w:proofErr w:type="gramEnd"/>
-      <w:r>
-        <w:rPr>
-          <w:rFonts w:hint="eastAsia"/>
-        </w:rPr>
-        <w:t>admin</w:t>
-      </w:r>
-      <w:proofErr w:type="gramStart"/>
-      <w:r>
-        <w:rPr>
-          <w:rFonts w:hint="eastAsia"/>
-        </w:rPr>
-        <w:t>` 和密码 `</w:t>
-      </w:r>
-      <w:proofErr w:type="gramEnd"/>
-      <w:r>
-        <w:rPr>
-          <w:rFonts w:hint="eastAsia"/>
-        </w:rPr>
-        <w:t>12345678</w:t>
-      </w:r>
-      <w:proofErr w:type="gramStart"/>
-      <w:r>
-        <w:rPr>
-          <w:rFonts w:hint="eastAsia"/>
-        </w:rPr>
-        <w:t>` 登录</w:t>
-      </w:r>
-      <w:proofErr w:type="gramEnd"/>
-      <w:r>
-        <w:rPr>
-          <w:rFonts w:hint="eastAsia"/>
-        </w:rPr>
-        <w:t>。首次登录后，</w:t>
-      </w:r>
-      <w:proofErr w:type="spellStart"/>
-      <w:r>
-        <w:rPr>
-          <w:rFonts w:hint="eastAsia"/>
-        </w:rPr>
-        <w:t>TakeTopDSH</w:t>
-      </w:r>
-      <w:proofErr w:type="spellEnd"/>
-      <w:r>
-        <w:rPr>
-          <w:rFonts w:hint="eastAsia"/>
-        </w:rPr>
-        <w:t xml:space="preserve"> Team 后台服务 </w:t>
-      </w:r>
-      <w:proofErr w:type="spellStart"/>
-      <w:r>
-        <w:rPr>
-          <w:rFonts w:hint="eastAsia"/>
-        </w:rPr>
-        <w:t>TakeTopDSHLauncher</w:t>
-      </w:r>
-      <w:proofErr w:type="spellEnd"/>
-      <w:r>
-        <w:rPr>
-          <w:rFonts w:hint="eastAsia"/>
-        </w:rPr>
-        <w:t xml:space="preserve"> 会一直在后台运行。只要未重启电脑，直接再次用浏览器</w:t>
-      </w:r>
-      <w:proofErr w:type="gramStart"/>
-      <w:r>
-        <w:rPr>
-          <w:rFonts w:hint="eastAsia"/>
-        </w:rPr>
-        <w:t>打开 `http://127.0.0.1:46001` 即可</w:t>
-      </w:r>
-      <w:proofErr w:type="gramEnd"/>
-      <w:r>
-        <w:rPr>
-          <w:rFonts w:hint="eastAsia"/>
-        </w:rPr>
-        <w:t>回到登录页。如果启动器已关闭（例如重启后），需要重新运行上面的启动程序。</w:t>
-      </w:r>
-      <w:r>
-        <w:fldChar w:fldCharType="begin"/>
-      </w:r>
-      <w:r>
-        <w:instrText>HYPERLINK "http://127.0.0.1:46001"</w:instrText>
-      </w:r>
-      <w:r>
-        <w:fldChar w:fldCharType="separate"/>
-      </w:r>
-      <w:r>
-        <w:rPr>
-          <w:rStyle w:val="af2"/>
-        </w:rPr>
-        <w:t>http://127.0.0.1:46001</w:t>
-      </w:r>
-      <w:r>
-        <w:fldChar w:fldCharType="end"/>
-      </w:r>
-    </w:p>
-    <w:p>
-      <w:pPr>
-        <w:rPr>
-          <w:rFonts w:hint="eastAsia"/>
-        </w:rPr>
-      </w:pPr>
-    </w:p>
-    <w:p>
-      <w:pPr>
-        <w:rPr>
-          <w:rFonts w:hint="eastAsia"/>
-        </w:rPr>
-      </w:pPr>
-      <w:r>
-        <w:rPr>
-          <w:rFonts w:hint="eastAsia"/>
-        </w:rPr>
-        <w:t>3</w:t>
-      </w:r>
-      <w:proofErr w:type="gramStart"/>
-      <w:r>
-        <w:rPr>
-          <w:rFonts w:hint="eastAsia"/>
-        </w:rPr>
-        <w:t>. 管理</w:t>
-      </w:r>
-      <w:proofErr w:type="gramEnd"/>
-      <w:r>
-        <w:rPr>
-          <w:rFonts w:hint="eastAsia"/>
-        </w:rPr>
-        <w:t>页面</w:t>
+        <w:t>输入用户名 `admin` 和密码 `12345678` 登录。首次登录后，TakeTopDSH Team 后台服务 TakeTopDSHLauncher 会一直在后台运行。只要未重启电脑，直接再次用浏览器打开 `http://127.0.0.1:46001` 即可回到登录页。如果启动器已关闭（例如重启后），需要重新运行上面的启动程序。</w:t>
+      </w:r>
+      <w:hyperlink r:id="rId12" w:history="1">
+        <w:r>
+          <w:rPr>
+            <w:rStyle w:val="af2"/>
+          </w:rPr>
+          <w:t>http://127.0.0.1:46001</w:t>
+        </w:r>
+      </w:hyperlink>
+    </w:p>
+    <w:p>
+      <w:pPr>
+        <w:rPr>
+          <w:rFonts w:hint="eastAsia"/>
+        </w:rPr>
+      </w:pPr>
+    </w:p>
+    <w:p>
+      <w:pPr>
+        <w:rPr>
+          <w:rFonts w:hint="eastAsia"/>
+        </w:rPr>
+      </w:pPr>
+      <w:r>
+        <w:rPr>
+          <w:rFonts w:hint="eastAsia"/>
+        </w:rPr>
+        <w:t>3. 管理页面</w:t>
       </w:r>
     </w:p>
     <w:p>
@@ -1512,7 +828,7 @@
                     </pic:cNvPicPr>
                   </pic:nvPicPr>
                   <pic:blipFill>
-                    <a:blip r:embed="rId11" cstate="print">
+                    <a:blip r:embed="rId13" cstate="print">
                       <a:extLst>
                         <a:ext uri="{28A0092B-C50C-407E-A947-70E740481C1C}">
                           <a14:useLocalDpi xmlns:a14="http://schemas.microsoft.com/office/drawing/2010/main" val="0"/>
@@ -1589,7 +905,7 @@
           <w:noProof/>
         </w:rPr>
         <w:drawing>
-          <wp:inline distT="0" distB="0" distL="0" distR="0" wp14:anchorId="2044E27F" wp14:editId="60692ECC">
+          <wp:inline distT="0" distB="0" distL="0" distR="0" wp14:anchorId="2044E27F" wp14:editId="6677CBE6">
             <wp:extent cx="5274310" cy="2002155"/>
             <wp:effectExtent l="0" t="0" r="2540" b="0"/>
             <wp:docPr id="5370857" name="图片 5"/>
@@ -1606,7 +922,7 @@
                     </pic:cNvPicPr>
                   </pic:nvPicPr>
                   <pic:blipFill>
-                    <a:blip r:embed="rId12" cstate="print">
+                    <a:blip r:embed="rId14" cstate="print">
                       <a:extLst>
                         <a:ext uri="{28A0092B-C50C-407E-A947-70E740481C1C}">
                           <a14:useLocalDpi xmlns:a14="http://schemas.microsoft.com/office/drawing/2010/main" val="0"/>
@@ -1665,21 +981,7 @@
         <w:rPr>
           <w:rFonts w:hint="eastAsia"/>
         </w:rPr>
-        <w:t xml:space="preserve">设置工作区路径即定义平台的工作区目录。该目录可以位于电脑的任意盘符，但请妥善规划并确保容量充足，因为你在 </w:t>
-      </w:r>
-      <w:proofErr w:type="spellStart"/>
-      <w:r>
-        <w:rPr>
-          <w:rFonts w:hint="eastAsia"/>
-        </w:rPr>
-        <w:t>TakeTopDSH</w:t>
-      </w:r>
-      <w:proofErr w:type="spellEnd"/>
-      <w:r>
-        <w:rPr>
-          <w:rFonts w:hint="eastAsia"/>
-        </w:rPr>
-        <w:t xml:space="preserve"> Team 中输入的所有数据和上传的所有文件都存储在该目录下。</w:t>
+        <w:t>设置工作区路径即定义平台的工作区目录。该目录可以位于电脑的任意盘符，但请妥善规划并确保容量充足，因为你在 TakeTopDSH Team 中输入的所有数据和上传的所有文件都存储在该目录下。</w:t>
       </w:r>
     </w:p>
     <w:p>
@@ -1719,54 +1021,16 @@
         <w:rPr>
           <w:rFonts w:hint="eastAsia"/>
         </w:rPr>
-        <w:t xml:space="preserve">如果你还想从外网访问平台，就需要设置外部 URL。为服务器分配一个公网 IP，然后在此处填写。例如公网 IP </w:t>
-      </w:r>
-      <w:proofErr w:type="gramStart"/>
-      <w:r>
-        <w:rPr>
-          <w:rFonts w:hint="eastAsia"/>
-        </w:rPr>
-        <w:t>为 188.88.88.88</w:t>
-      </w:r>
-      <w:proofErr w:type="gramEnd"/>
-      <w:r>
-        <w:rPr>
-          <w:rFonts w:hint="eastAsia"/>
-        </w:rPr>
-        <w:t>，可设置</w:t>
-      </w:r>
-      <w:proofErr w:type="gramStart"/>
-      <w:r>
-        <w:rPr>
-          <w:rFonts w:hint="eastAsia"/>
-        </w:rPr>
-        <w:t>为 http://188.88.88.88:46000</w:t>
-      </w:r>
-      <w:proofErr w:type="gramEnd"/>
-      <w:r>
-        <w:rPr>
-          <w:rFonts w:hint="eastAsia"/>
-        </w:rPr>
-        <w:t>。如不确定，请咨询网络管理员以确保配置正确。</w:t>
-      </w:r>
-      <w:r>
-        <w:fldChar w:fldCharType="begin"/>
-      </w:r>
-      <w:r>
-        <w:instrText>HYPERLINK "http://188.88.88.88:46000"</w:instrText>
-      </w:r>
-      <w:r>
-        <w:fldChar w:fldCharType="separate"/>
-      </w:r>
-      <w:r>
-        <w:rPr>
-          <w:rStyle w:val="af2"/>
-        </w:rPr>
-        <w:t>http://188.88.88.88:46000</w:t>
-      </w:r>
-      <w:r>
-        <w:fldChar w:fldCharType="end"/>
-      </w:r>
+        <w:t>如果你还想从外网访问平台，就需要设置外部 URL。为服务器分配一个公网 IP，然后在此处填写。例如公网 IP 为 188.88.88.88，可设置为 http://188.88.88.88:46000。如不确定，请咨询网络管理员以确保配置正确。</w:t>
+      </w:r>
+      <w:hyperlink r:id="rId15" w:history="1">
+        <w:r>
+          <w:rPr>
+            <w:rStyle w:val="af2"/>
+          </w:rPr>
+          <w:t>http://188.88.88.88:46000</w:t>
+        </w:r>
+      </w:hyperlink>
     </w:p>
     <w:p>
       <w:pPr>
@@ -1825,7 +1089,7 @@
                     </pic:cNvPicPr>
                   </pic:nvPicPr>
                   <pic:blipFill>
-                    <a:blip r:embed="rId13" cstate="print">
+                    <a:blip r:embed="rId16" cstate="print">
                       <a:extLst>
                         <a:ext uri="{28A0092B-C50C-407E-A947-70E740481C1C}">
                           <a14:useLocalDpi xmlns:a14="http://schemas.microsoft.com/office/drawing/2010/main" val="0"/>
@@ -1869,21 +1133,7 @@
         <w:rPr>
           <w:rFonts w:hint="eastAsia"/>
         </w:rPr>
-        <w:t>你可以在这里添加成员用户。注意用户名应使用英文字母，不要用中文。请记住为用户设置的密码，例如设</w:t>
-      </w:r>
-      <w:proofErr w:type="gramStart"/>
-      <w:r>
-        <w:rPr>
-          <w:rFonts w:hint="eastAsia"/>
-        </w:rPr>
-        <w:t>为 `</w:t>
-      </w:r>
-      <w:proofErr w:type="gramEnd"/>
-      <w:r>
-        <w:rPr>
-          <w:rFonts w:hint="eastAsia"/>
-        </w:rPr>
-        <w:t>12345678`。成员用户登录后可自行修改密码。成员的 workspace 工作区目录无需设置，会自动按“主工作区目录 + 用户名”生成。</w:t>
+        <w:t>你可以在这里添加成员用户。注意用户名应使用英文字母，不要用中文。请记住为用户设置的密码，例如设为 `12345678`。成员用户登录后可自行修改密码。成员的 workspace 工作区目录无需设置，会自动按“主工作区目录 + 用户名”生成。</w:t>
       </w:r>
     </w:p>
     <w:p>
@@ -1934,7 +1184,7 @@
                     </pic:cNvPicPr>
                   </pic:nvPicPr>
                   <pic:blipFill>
-                    <a:blip r:embed="rId14" cstate="print">
+                    <a:blip r:embed="rId17" cstate="print">
                       <a:extLst>
                         <a:ext uri="{28A0092B-C50C-407E-A947-70E740481C1C}">
                           <a14:useLocalDpi xmlns:a14="http://schemas.microsoft.com/office/drawing/2010/main" val="0"/>
@@ -1978,21 +1228,7 @@
         <w:rPr>
           <w:rFonts w:hint="eastAsia"/>
         </w:rPr>
-        <w:t xml:space="preserve">因为 </w:t>
-      </w:r>
-      <w:proofErr w:type="spellStart"/>
-      <w:r>
-        <w:rPr>
-          <w:rFonts w:hint="eastAsia"/>
-        </w:rPr>
-        <w:t>TakeTopDSH</w:t>
-      </w:r>
-      <w:proofErr w:type="spellEnd"/>
-      <w:r>
-        <w:rPr>
-          <w:rFonts w:hint="eastAsia"/>
-        </w:rPr>
-        <w:t xml:space="preserve"> Team 是基于 DeepSeek Harness 构建的 AI 协作平台，当 DeepSeek Harness 发布新版本后，你可以点击此按钮进行升级，确保使用最新的 DeepSeek Harness 功能。</w:t>
+        <w:t>因为 TakeTopDSH Team 是基于 DeepSeek Harness 构建的 AI 协作平台，当 DeepSeek Harness 发布新版本后，你可以点击此按钮进行升级，确保使用最新的 DeepSeek Harness 功能。</w:t>
       </w:r>
     </w:p>
     <w:p>
@@ -2028,49 +1264,7 @@
         <w:rPr>
           <w:rFonts w:hint="eastAsia"/>
         </w:rPr>
-        <w:t xml:space="preserve">在管理页面完成设置后，点击 </w:t>
-      </w:r>
-      <w:proofErr w:type="spellStart"/>
-      <w:r>
-        <w:rPr>
-          <w:rFonts w:hint="eastAsia"/>
-        </w:rPr>
-        <w:t>TakeTopDSH</w:t>
-      </w:r>
-      <w:proofErr w:type="spellEnd"/>
-      <w:r>
-        <w:rPr>
-          <w:rFonts w:hint="eastAsia"/>
-        </w:rPr>
-        <w:t xml:space="preserve"> Team 启动器区域中</w:t>
-      </w:r>
-      <w:proofErr w:type="gramStart"/>
-      <w:r>
-        <w:rPr>
-          <w:rFonts w:hint="eastAsia"/>
-        </w:rPr>
-        <w:t>的 *</w:t>
-      </w:r>
-      <w:proofErr w:type="gramEnd"/>
-      <w:r>
-        <w:rPr>
-          <w:rFonts w:hint="eastAsia"/>
-        </w:rPr>
-        <w:t>*打开 DSH*</w:t>
-      </w:r>
-      <w:proofErr w:type="gramStart"/>
-      <w:r>
-        <w:rPr>
-          <w:rFonts w:hint="eastAsia"/>
-        </w:rPr>
-        <w:t>* 按钮</w:t>
-      </w:r>
-      <w:proofErr w:type="gramEnd"/>
-      <w:r>
-        <w:rPr>
-          <w:rFonts w:hint="eastAsia"/>
-        </w:rPr>
-        <w:t>，即可打开工作台页面。</w:t>
+        <w:t>在管理页面完成设置后，点击 TakeTopDSH Team 启动器区域中的 **打开 DSH** 按钮，即可打开工作台页面。</w:t>
       </w:r>
     </w:p>
     <w:p>
@@ -2085,7 +1279,7 @@
         </w:rPr>
         <w:lastRenderedPageBreak/>
         <w:drawing>
-          <wp:inline distT="0" distB="0" distL="0" distR="0" wp14:anchorId="39F15B5B" wp14:editId="1038718F">
+          <wp:inline distT="0" distB="0" distL="0" distR="0" wp14:anchorId="39F15B5B" wp14:editId="1F1E3F86">
             <wp:extent cx="5274310" cy="1233805"/>
             <wp:effectExtent l="0" t="0" r="2540" b="4445"/>
             <wp:docPr id="1833294711" name="图片 8"/>
@@ -2102,7 +1296,7 @@
                     </pic:cNvPicPr>
                   </pic:nvPicPr>
                   <pic:blipFill>
-                    <a:blip r:embed="rId15" cstate="print">
+                    <a:blip r:embed="rId18" cstate="print">
                       <a:extLst>
                         <a:ext uri="{28A0092B-C50C-407E-A947-70E740481C1C}">
                           <a14:useLocalDpi xmlns:a14="http://schemas.microsoft.com/office/drawing/2010/main" val="0"/>
@@ -2145,21 +1339,7 @@
         <w:rPr>
           <w:rFonts w:hint="eastAsia"/>
         </w:rPr>
-        <w:t>工作台页面如下所示，左右分屏：左侧是文件管理</w:t>
-      </w:r>
-      <w:proofErr w:type="gramStart"/>
-      <w:r>
-        <w:rPr>
-          <w:rFonts w:hint="eastAsia"/>
-        </w:rPr>
-        <w:t xml:space="preserve">器 / </w:t>
-      </w:r>
-      <w:proofErr w:type="gramEnd"/>
-      <w:r>
-        <w:rPr>
-          <w:rFonts w:hint="eastAsia"/>
-        </w:rPr>
-        <w:t>我的任务，右侧是 DSH 聊天界面。</w:t>
+        <w:t>工作台页面如下所示，左右分屏：左侧是文件管理器 / 我的任务，右侧是 DSH 聊天界面。</w:t>
       </w:r>
     </w:p>
     <w:p>
@@ -2190,7 +1370,7 @@
                     </pic:cNvPicPr>
                   </pic:nvPicPr>
                   <pic:blipFill>
-                    <a:blip r:embed="rId16" cstate="print">
+                    <a:blip r:embed="rId19" cstate="print">
                       <a:extLst>
                         <a:ext uri="{28A0092B-C50C-407E-A947-70E740481C1C}">
                           <a14:useLocalDpi xmlns:a14="http://schemas.microsoft.com/office/drawing/2010/main" val="0"/>
@@ -2246,21 +1426,7 @@
         <w:rPr>
           <w:rFonts w:hint="eastAsia"/>
         </w:rPr>
-        <w:t xml:space="preserve">虽然 </w:t>
-      </w:r>
-      <w:proofErr w:type="spellStart"/>
-      <w:r>
-        <w:rPr>
-          <w:rFonts w:hint="eastAsia"/>
-        </w:rPr>
-        <w:t>TakeTopDSH</w:t>
-      </w:r>
-      <w:proofErr w:type="spellEnd"/>
-      <w:r>
-        <w:rPr>
-          <w:rFonts w:hint="eastAsia"/>
-        </w:rPr>
-        <w:t xml:space="preserve"> Team 基于 DeepSeek Harness 构建，但你也可以接入其他 LLM，例如 OpenAI、Kimi、Claude、Qwen 等，甚至本地模型。</w:t>
+        <w:t>虽然 TakeTopDSH Team 基于 DeepSeek Harness 构建，但你也可以接入其他 LLM，例如 OpenAI、Kimi、Claude、Qwen 等，甚至本地模型。</w:t>
       </w:r>
     </w:p>
     <w:p>
@@ -2298,7 +1464,7 @@
                     </pic:cNvPicPr>
                   </pic:nvPicPr>
                   <pic:blipFill>
-                    <a:blip r:embed="rId17" cstate="print">
+                    <a:blip r:embed="rId20" cstate="print">
                       <a:extLst>
                         <a:ext uri="{28A0092B-C50C-407E-A947-70E740481C1C}">
                           <a14:useLocalDpi xmlns:a14="http://schemas.microsoft.com/office/drawing/2010/main" val="0"/>
@@ -2360,7 +1526,7 @@
                     </pic:cNvPicPr>
                   </pic:nvPicPr>
                   <pic:blipFill>
-                    <a:blip r:embed="rId18" cstate="print">
+                    <a:blip r:embed="rId21" cstate="print">
                       <a:extLst>
                         <a:ext uri="{28A0092B-C50C-407E-A947-70E740481C1C}">
                           <a14:useLocalDpi xmlns:a14="http://schemas.microsoft.com/office/drawing/2010/main" val="0"/>
@@ -2427,7 +1593,7 @@
                     </pic:cNvPicPr>
                   </pic:nvPicPr>
                   <pic:blipFill>
-                    <a:blip r:embed="rId19" cstate="print">
+                    <a:blip r:embed="rId22" cstate="print">
                       <a:extLst>
                         <a:ext uri="{28A0092B-C50C-407E-A947-70E740481C1C}">
                           <a14:useLocalDpi xmlns:a14="http://schemas.microsoft.com/office/drawing/2010/main" val="0"/>
@@ -2477,7 +1643,7 @@
           <w:noProof/>
         </w:rPr>
         <w:drawing>
-          <wp:inline distT="0" distB="0" distL="0" distR="0" wp14:anchorId="637077FD" wp14:editId="1A35778F">
+          <wp:inline distT="0" distB="0" distL="0" distR="0" wp14:anchorId="637077FD" wp14:editId="30CF6339">
             <wp:extent cx="4842134" cy="3486150"/>
             <wp:effectExtent l="0" t="0" r="0" b="0"/>
             <wp:docPr id="2027276046" name="图片 13"/>
@@ -2494,7 +1660,7 @@
                     </pic:cNvPicPr>
                   </pic:nvPicPr>
                   <pic:blipFill>
-                    <a:blip r:embed="rId20" cstate="print">
+                    <a:blip r:embed="rId23" cstate="print">
                       <a:extLst>
                         <a:ext uri="{28A0092B-C50C-407E-A947-70E740481C1C}">
                           <a14:useLocalDpi xmlns:a14="http://schemas.microsoft.com/office/drawing/2010/main" val="0"/>
@@ -2552,7 +1718,57 @@
         <w:rPr>
           <w:rFonts w:hint="eastAsia"/>
         </w:rPr>
-        <w:t>工作台左侧边栏的第一个标签页就是文件管理器，如下图所示。它显示你的工作区目录下的文件。你只能操作该工作区目录中的文件。你可以把要处理的文件上传到该目录（支持多选），并可以进行打开、下载、移动、重命名、删除等操作。也可以把选中文件的文件名拖拽到右侧 DSH 输入框中。</w:t>
+        <w:t>工作台左侧边栏的第一个标签页就是文件管理器，如下图所示。它显示你的工作区目录下的文件。你只能操作该工作区目录中的文件。你可以把要处理的文件上传到该目录（支持多选），并可以进行打开、下载、移动、重命名、删除</w:t>
+      </w:r>
+      <w:r>
+        <w:rPr>
+          <w:rFonts w:hint="eastAsia"/>
+        </w:rPr>
+        <w:t>、压缩、解压缩</w:t>
+      </w:r>
+      <w:r>
+        <w:rPr>
+          <w:rFonts w:hint="eastAsia"/>
+        </w:rPr>
+        <w:t>等操作。</w:t>
+      </w:r>
+      <w:r>
+        <w:rPr>
+          <w:rFonts w:hint="eastAsia"/>
+          <w:b/>
+          <w:bCs/>
+        </w:rPr>
+        <w:t>也可以把选中文件的文件名拖拽到右侧 DSH 输入框中</w:t>
+      </w:r>
+      <w:r>
+        <w:rPr>
+          <w:rFonts w:hint="eastAsia"/>
+          <w:b/>
+          <w:bCs/>
+        </w:rPr>
+        <w:t>，让AI帮你处理</w:t>
+      </w:r>
+      <w:r>
+        <w:rPr>
+          <w:rFonts w:hint="eastAsia"/>
+          <w:b/>
+          <w:bCs/>
+        </w:rPr>
+        <w:t>，领导可以把项目文档上传到各个成员的工作区目录中</w:t>
+      </w:r>
+      <w:r>
+        <w:rPr>
+          <w:rFonts w:hint="eastAsia"/>
+          <w:b/>
+          <w:bCs/>
+        </w:rPr>
+        <w:t>，让成员看见和和处理</w:t>
+      </w:r>
+      <w:r>
+        <w:rPr>
+          <w:rFonts w:hint="eastAsia"/>
+        </w:rPr>
+        <w:t>！</w:t>
       </w:r>
     </w:p>
     <w:p>
@@ -2566,9 +1782,9 @@
           <w:noProof/>
         </w:rPr>
         <w:drawing>
-          <wp:inline distT="0" distB="0" distL="0" distR="0" wp14:anchorId="125C93FC" wp14:editId="5ABA5705">
-            <wp:extent cx="5274310" cy="2929890"/>
-            <wp:effectExtent l="0" t="0" r="2540" b="3810"/>
+          <wp:inline distT="0" distB="0" distL="0" distR="0" wp14:anchorId="125C93FC" wp14:editId="7365F011">
+            <wp:extent cx="5512649" cy="3062288"/>
+            <wp:effectExtent l="0" t="0" r="0" b="5080"/>
             <wp:docPr id="1716285029" name="图片 1"/>
             <wp:cNvGraphicFramePr>
               <a:graphicFrameLocks xmlns:a="http://schemas.openxmlformats.org/drawingml/2006/main" noChangeAspect="1"/>
@@ -2583,7 +1799,7 @@
                     </pic:cNvPicPr>
                   </pic:nvPicPr>
                   <pic:blipFill>
-                    <a:blip r:embed="rId21" cstate="print">
+                    <a:blip r:embed="rId24" cstate="print">
                       <a:extLst>
                         <a:ext uri="{28A0092B-C50C-407E-A947-70E740481C1C}">
                           <a14:useLocalDpi xmlns:a14="http://schemas.microsoft.com/office/drawing/2010/main" val="0"/>
@@ -2598,7 +1814,7 @@
                   <pic:spPr bwMode="auto">
                     <a:xfrm>
                       <a:off x="0" y="0"/>
-                      <a:ext cx="5274310" cy="2929890"/>
+                      <a:ext cx="5521381" cy="3067139"/>
                     </a:xfrm>
                     <a:prstGeom prst="rect">
                       <a:avLst/>
@@ -2625,7 +1841,8 @@
         <w:rPr>
           <w:rFonts w:hint="eastAsia"/>
         </w:rPr>
-        <w:t>4-3. 我的任务。</w:t>
+        <w:lastRenderedPageBreak/>
+        <w:t>4-3. 任务分派。</w:t>
       </w:r>
     </w:p>
     <w:p>
@@ -2639,42 +1856,350 @@
         <w:rPr>
           <w:rFonts w:hint="eastAsia"/>
         </w:rPr>
-        <w:t>点击“我的任务”标签页，如下图所示。它显示分配给你的任务列表。打开该页面会</w:t>
-      </w:r>
-      <w:r>
-        <w:rPr>
-          <w:rFonts w:hint="eastAsia"/>
+        <w:t>点击页面右上角的“任务分派”按钮打开任务分配页面，如下图所示。</w:t>
+      </w:r>
+    </w:p>
+    <w:p>
+      <w:pPr>
+        <w:rPr>
+          <w:rFonts w:hint="eastAsia"/>
+        </w:rPr>
+      </w:pPr>
+      <w:r>
+        <w:rPr>
+          <w:noProof/>
+        </w:rPr>
+        <w:drawing>
+          <wp:inline distT="0" distB="0" distL="0" distR="0" wp14:anchorId="20DC17E1" wp14:editId="40691401">
+            <wp:extent cx="5274310" cy="2947035"/>
+            <wp:effectExtent l="0" t="0" r="2540" b="5715"/>
+            <wp:docPr id="1455692505" name="图片 1"/>
+            <wp:cNvGraphicFramePr>
+              <a:graphicFrameLocks xmlns:a="http://schemas.openxmlformats.org/drawingml/2006/main" noChangeAspect="1"/>
+            </wp:cNvGraphicFramePr>
+            <a:graphic xmlns:a="http://schemas.openxmlformats.org/drawingml/2006/main">
+              <a:graphicData uri="http://schemas.openxmlformats.org/drawingml/2006/picture">
+                <pic:pic xmlns:pic="http://schemas.openxmlformats.org/drawingml/2006/picture">
+                  <pic:nvPicPr>
+                    <pic:cNvPr id="0" name="Picture 1"/>
+                    <pic:cNvPicPr>
+                      <a:picLocks noChangeAspect="1" noChangeArrowheads="1"/>
+                    </pic:cNvPicPr>
+                  </pic:nvPicPr>
+                  <pic:blipFill>
+                    <a:blip r:embed="rId25" cstate="print">
+                      <a:extLst>
+                        <a:ext uri="{28A0092B-C50C-407E-A947-70E740481C1C}">
+                          <a14:useLocalDpi xmlns:a14="http://schemas.microsoft.com/office/drawing/2010/main" val="0"/>
+                        </a:ext>
+                      </a:extLst>
+                    </a:blip>
+                    <a:srcRect/>
+                    <a:stretch>
+                      <a:fillRect/>
+                    </a:stretch>
+                  </pic:blipFill>
+                  <pic:spPr bwMode="auto">
+                    <a:xfrm>
+                      <a:off x="0" y="0"/>
+                      <a:ext cx="5274310" cy="2947035"/>
+                    </a:xfrm>
+                    <a:prstGeom prst="rect">
+                      <a:avLst/>
+                    </a:prstGeom>
+                    <a:noFill/>
+                    <a:ln>
+                      <a:noFill/>
+                    </a:ln>
+                  </pic:spPr>
+                </pic:pic>
+              </a:graphicData>
+            </a:graphic>
+          </wp:inline>
+        </w:drawing>
+      </w:r>
+    </w:p>
+    <w:p>
+      <w:pPr>
+        <w:ind w:firstLineChars="200" w:firstLine="440"/>
+        <w:rPr>
+          <w:rFonts w:hint="eastAsia"/>
+        </w:rPr>
+      </w:pPr>
+      <w:r>
+        <w:rPr>
+          <w:rFonts w:hint="eastAsia"/>
+        </w:rPr>
+        <w:t>它显示你创建的所有任务。左侧成员列表是可选的（用于筛选）。点击“添加任务”按钮打开对话框，从“受理人”下拉框中选择受理人。“类型”字段含一个文本框、一个下拉框和一个 + 按钮：可选择已有类型，或输入新类型后点击 + 添加（类型会被记忆）。编辑任务时也可以修改受理人；保存后任务会移动到新受理人的任务列表。每个任务行都有一个 + 列，可内联展开其子任务；每个子任务保存其父任务的唯一 ID（UID），“No.” 列显示层级编号（1、1-1、1-2-1……）。没有子任务的任务不显示 +。</w:t>
+      </w:r>
+    </w:p>
+    <w:p>
+      <w:pPr>
+        <w:rPr>
+          <w:rFonts w:hint="eastAsia"/>
+        </w:rPr>
+      </w:pPr>
+      <w:r>
+        <w:rPr>
+          <w:noProof/>
+        </w:rPr>
+        <w:drawing>
+          <wp:inline distT="0" distB="0" distL="0" distR="0" wp14:anchorId="08833A71" wp14:editId="2D65BD12">
+            <wp:extent cx="5274310" cy="2877185"/>
+            <wp:effectExtent l="0" t="0" r="2540" b="0"/>
+            <wp:docPr id="1378213470" name="图片 4"/>
+            <wp:cNvGraphicFramePr>
+              <a:graphicFrameLocks xmlns:a="http://schemas.openxmlformats.org/drawingml/2006/main" noChangeAspect="1"/>
+            </wp:cNvGraphicFramePr>
+            <a:graphic xmlns:a="http://schemas.openxmlformats.org/drawingml/2006/main">
+              <a:graphicData uri="http://schemas.openxmlformats.org/drawingml/2006/picture">
+                <pic:pic xmlns:pic="http://schemas.openxmlformats.org/drawingml/2006/picture">
+                  <pic:nvPicPr>
+                    <pic:cNvPr id="0" name="Picture 4"/>
+                    <pic:cNvPicPr>
+                      <a:picLocks noChangeAspect="1" noChangeArrowheads="1"/>
+                    </pic:cNvPicPr>
+                  </pic:nvPicPr>
+                  <pic:blipFill>
+                    <a:blip r:embed="rId26" cstate="print">
+                      <a:extLst>
+                        <a:ext uri="{28A0092B-C50C-407E-A947-70E740481C1C}">
+                          <a14:useLocalDpi xmlns:a14="http://schemas.microsoft.com/office/drawing/2010/main" val="0"/>
+                        </a:ext>
+                      </a:extLst>
+                    </a:blip>
+                    <a:srcRect/>
+                    <a:stretch>
+                      <a:fillRect/>
+                    </a:stretch>
+                  </pic:blipFill>
+                  <pic:spPr bwMode="auto">
+                    <a:xfrm>
+                      <a:off x="0" y="0"/>
+                      <a:ext cx="5274310" cy="2877185"/>
+                    </a:xfrm>
+                    <a:prstGeom prst="rect">
+                      <a:avLst/>
+                    </a:prstGeom>
+                    <a:noFill/>
+                    <a:ln>
+                      <a:noFill/>
+                    </a:ln>
+                  </pic:spPr>
+                </pic:pic>
+              </a:graphicData>
+            </a:graphic>
+          </wp:inline>
+        </w:drawing>
+      </w:r>
+    </w:p>
+    <w:p>
+      <w:pPr>
+        <w:rPr>
+          <w:rFonts w:hint="eastAsia"/>
+          <w:i/>
+          <w:sz w:val="18"/>
+        </w:rPr>
+      </w:pPr>
+      <w:r>
+        <w:rPr>
+          <w:i/>
+          <w:sz w:val="18"/>
+        </w:rPr>
+        <w:t>任务分配 —— 用“+”列内联展开任务的子任务。</w:t>
+      </w:r>
+    </w:p>
+    <w:p>
+      <w:pPr>
+        <w:rPr>
+          <w:rFonts w:hint="eastAsia"/>
+        </w:rPr>
+      </w:pPr>
+      <w:r>
+        <w:rPr>
+          <w:noProof/>
         </w:rPr>
         <w:lastRenderedPageBreak/>
-        <w:t>自动把左窗格加宽</w:t>
-      </w:r>
-      <w:proofErr w:type="gramStart"/>
-      <w:r>
-        <w:rPr>
-          <w:rFonts w:hint="eastAsia"/>
-        </w:rPr>
-        <w:t>到 70%</w:t>
-      </w:r>
-      <w:proofErr w:type="gramEnd"/>
-      <w:r>
-        <w:rPr>
-          <w:rFonts w:hint="eastAsia"/>
-        </w:rPr>
-        <w:t>，便于阅读。“No.</w:t>
-      </w:r>
-      <w:proofErr w:type="gramStart"/>
-      <w:r>
-        <w:rPr>
-          <w:rFonts w:hint="eastAsia"/>
-        </w:rPr>
-        <w:t>” 列</w:t>
-      </w:r>
-      <w:proofErr w:type="gramEnd"/>
-      <w:r>
-        <w:rPr>
-          <w:rFonts w:hint="eastAsia"/>
-        </w:rPr>
-        <w:t>显示任务在层级中的编号（1、1-1、1-2-1……）。在这里你可以：点击任务名预览任务；把</w:t>
+        <w:drawing>
+          <wp:inline distT="0" distB="0" distL="0" distR="0" wp14:anchorId="331321F9" wp14:editId="000B1D69">
+            <wp:extent cx="5274310" cy="2828290"/>
+            <wp:effectExtent l="0" t="0" r="2540" b="0"/>
+            <wp:docPr id="407402020" name="图片 5"/>
+            <wp:cNvGraphicFramePr>
+              <a:graphicFrameLocks xmlns:a="http://schemas.openxmlformats.org/drawingml/2006/main" noChangeAspect="1"/>
+            </wp:cNvGraphicFramePr>
+            <a:graphic xmlns:a="http://schemas.openxmlformats.org/drawingml/2006/main">
+              <a:graphicData uri="http://schemas.openxmlformats.org/drawingml/2006/picture">
+                <pic:pic xmlns:pic="http://schemas.openxmlformats.org/drawingml/2006/picture">
+                  <pic:nvPicPr>
+                    <pic:cNvPr id="0" name="Picture 5"/>
+                    <pic:cNvPicPr>
+                      <a:picLocks noChangeAspect="1" noChangeArrowheads="1"/>
+                    </pic:cNvPicPr>
+                  </pic:nvPicPr>
+                  <pic:blipFill>
+                    <a:blip r:embed="rId27" cstate="print">
+                      <a:extLst>
+                        <a:ext uri="{28A0092B-C50C-407E-A947-70E740481C1C}">
+                          <a14:useLocalDpi xmlns:a14="http://schemas.microsoft.com/office/drawing/2010/main" val="0"/>
+                        </a:ext>
+                      </a:extLst>
+                    </a:blip>
+                    <a:srcRect/>
+                    <a:stretch>
+                      <a:fillRect/>
+                    </a:stretch>
+                  </pic:blipFill>
+                  <pic:spPr bwMode="auto">
+                    <a:xfrm>
+                      <a:off x="0" y="0"/>
+                      <a:ext cx="5274310" cy="2828290"/>
+                    </a:xfrm>
+                    <a:prstGeom prst="rect">
+                      <a:avLst/>
+                    </a:prstGeom>
+                    <a:noFill/>
+                    <a:ln>
+                      <a:noFill/>
+                    </a:ln>
+                  </pic:spPr>
+                </pic:pic>
+              </a:graphicData>
+            </a:graphic>
+          </wp:inline>
+        </w:drawing>
+      </w:r>
+    </w:p>
+    <w:p>
+      <w:pPr>
+        <w:ind w:firstLineChars="200" w:firstLine="440"/>
+        <w:rPr>
+          <w:rFonts w:hint="eastAsia"/>
+        </w:rPr>
+      </w:pPr>
+      <w:r>
+        <w:rPr>
+          <w:rFonts w:hint="eastAsia"/>
+        </w:rPr>
+        <w:t>你也可以点击任务列表中的“反馈”按钮，评价该成员完成任务的情况，填写你的要求和意见，如下图所示。操作方式同上。</w:t>
+      </w:r>
+    </w:p>
+    <w:p>
+      <w:pPr>
+        <w:rPr>
+          <w:rFonts w:hint="eastAsia"/>
+        </w:rPr>
+      </w:pPr>
+      <w:r>
+        <w:rPr>
+          <w:noProof/>
+        </w:rPr>
+        <w:drawing>
+          <wp:inline distT="0" distB="0" distL="0" distR="0" wp14:anchorId="4573F15A" wp14:editId="0BFEE9FC">
+            <wp:extent cx="5274310" cy="2880995"/>
+            <wp:effectExtent l="0" t="0" r="2540" b="0"/>
+            <wp:docPr id="359621443" name="图片 6"/>
+            <wp:cNvGraphicFramePr>
+              <a:graphicFrameLocks xmlns:a="http://schemas.openxmlformats.org/drawingml/2006/main" noChangeAspect="1"/>
+            </wp:cNvGraphicFramePr>
+            <a:graphic xmlns:a="http://schemas.openxmlformats.org/drawingml/2006/main">
+              <a:graphicData uri="http://schemas.openxmlformats.org/drawingml/2006/picture">
+                <pic:pic xmlns:pic="http://schemas.openxmlformats.org/drawingml/2006/picture">
+                  <pic:nvPicPr>
+                    <pic:cNvPr id="0" name="Picture 6"/>
+                    <pic:cNvPicPr>
+                      <a:picLocks noChangeAspect="1" noChangeArrowheads="1"/>
+                    </pic:cNvPicPr>
+                  </pic:nvPicPr>
+                  <pic:blipFill>
+                    <a:blip r:embed="rId28" cstate="print">
+                      <a:extLst>
+                        <a:ext uri="{28A0092B-C50C-407E-A947-70E740481C1C}">
+                          <a14:useLocalDpi xmlns:a14="http://schemas.microsoft.com/office/drawing/2010/main" val="0"/>
+                        </a:ext>
+                      </a:extLst>
+                    </a:blip>
+                    <a:srcRect/>
+                    <a:stretch>
+                      <a:fillRect/>
+                    </a:stretch>
+                  </pic:blipFill>
+                  <pic:spPr bwMode="auto">
+                    <a:xfrm>
+                      <a:off x="0" y="0"/>
+                      <a:ext cx="5274310" cy="2880995"/>
+                    </a:xfrm>
+                    <a:prstGeom prst="rect">
+                      <a:avLst/>
+                    </a:prstGeom>
+                    <a:noFill/>
+                    <a:ln>
+                      <a:noFill/>
+                    </a:ln>
+                  </pic:spPr>
+                </pic:pic>
+              </a:graphicData>
+            </a:graphic>
+          </wp:inline>
+        </w:drawing>
+      </w:r>
+    </w:p>
+    <w:p>
+      <w:pPr>
+        <w:rPr>
+          <w:rFonts w:hint="eastAsia"/>
+        </w:rPr>
+      </w:pPr>
+    </w:p>
+    <w:p>
+      <w:pPr>
+        <w:rPr>
+          <w:rFonts w:hint="eastAsia"/>
+        </w:rPr>
+      </w:pPr>
+      <w:r>
+        <w:rPr>
+          <w:rFonts w:hint="eastAsia"/>
+        </w:rPr>
+        <w:t>4-</w:t>
+      </w:r>
+      <w:r>
+        <w:rPr>
+          <w:rFonts w:hint="eastAsia"/>
+        </w:rPr>
+        <w:t>4</w:t>
+      </w:r>
+      <w:r>
+        <w:rPr>
+          <w:rFonts w:hint="eastAsia"/>
+        </w:rPr>
+        <w:t>. 我的任务。</w:t>
+      </w:r>
+    </w:p>
+    <w:p>
+      <w:pPr>
+        <w:ind w:firstLineChars="200" w:firstLine="440"/>
+        <w:rPr>
+          <w:rFonts w:hint="eastAsia"/>
+        </w:rPr>
+      </w:pPr>
+      <w:r>
+        <w:rPr>
+          <w:rFonts w:hint="eastAsia"/>
+        </w:rPr>
+        <w:t>点击“我的任务”标签页，如下图所示。它显示分配给你的任务列表。打开该页面会自动把左窗格加宽到 70%，便于阅读。“No.” 列显示任务在层级中的编号（1、1-1、1-2-1……）。在这里你可以：点击任务名预览任务；</w:t>
+      </w:r>
+      <w:r>
+        <w:rPr>
+          <w:rFonts w:hint="eastAsia"/>
+        </w:rPr>
+        <w:t>也可以</w:t>
+      </w:r>
+      <w:r>
+        <w:rPr>
+          <w:rFonts w:hint="eastAsia"/>
+        </w:rPr>
+        <w:t>把</w:t>
       </w:r>
       <w:r>
         <w:rPr>
@@ -2682,27 +2207,74 @@
           <w:b/>
           <w:bCs/>
         </w:rPr>
-        <w:t>任务名拖入 AI 对话框开始处理</w:t>
-      </w:r>
-      <w:r>
-        <w:rPr>
-          <w:rFonts w:hint="eastAsia"/>
-        </w:rPr>
-        <w:t>；点击“继续分配”为其他成员创建后续（子）任务（子任务会添加到该成员的任务列表，保存后父任务自动展开）；点击子任务列中的 + 可内联展开该任务的子任务树（多级；没有子任务则不显示 +）；以及使用</w:t>
-      </w:r>
-      <w:proofErr w:type="gramStart"/>
-      <w:r>
-        <w:rPr>
-          <w:rFonts w:hint="eastAsia"/>
-        </w:rPr>
-        <w:t xml:space="preserve">编辑 / </w:t>
-      </w:r>
-      <w:proofErr w:type="gramEnd"/>
-      <w:r>
-        <w:rPr>
-          <w:rFonts w:hint="eastAsia"/>
-        </w:rPr>
-        <w:t>删除（仅当你创建该任务且该任务没有子任务时可用）。你还可以点击“反馈”填写反馈，粘贴图片或使用“附加文件”添加附件。</w:t>
+        <w:t>任务名</w:t>
+      </w:r>
+      <w:r>
+        <w:rPr>
+          <w:rFonts w:hint="eastAsia"/>
+          <w:b/>
+          <w:bCs/>
+        </w:rPr>
+        <w:t>或</w:t>
+      </w:r>
+      <w:r>
+        <w:rPr>
+          <w:rFonts w:hint="eastAsia"/>
+          <w:b/>
+          <w:bCs/>
+        </w:rPr>
+        <w:t>它</w:t>
+      </w:r>
+      <w:r>
+        <w:rPr>
+          <w:rFonts w:hint="eastAsia"/>
+          <w:b/>
+          <w:bCs/>
+        </w:rPr>
+        <w:t>的附件文件</w:t>
+      </w:r>
+      <w:r>
+        <w:rPr>
+          <w:rFonts w:hint="eastAsia"/>
+          <w:b/>
+          <w:bCs/>
+        </w:rPr>
+        <w:t>拖入 AI 对话框</w:t>
+      </w:r>
+      <w:r>
+        <w:rPr>
+          <w:rFonts w:hint="eastAsia"/>
+          <w:b/>
+          <w:bCs/>
+        </w:rPr>
+        <w:t>让AI帮你</w:t>
+      </w:r>
+      <w:r>
+        <w:rPr>
+          <w:rFonts w:hint="eastAsia"/>
+          <w:b/>
+          <w:bCs/>
+        </w:rPr>
+        <w:t>处理</w:t>
+      </w:r>
+      <w:r>
+        <w:rPr>
+          <w:rFonts w:hint="eastAsia"/>
+        </w:rPr>
+        <w:t>；点击“继续分配”为其他成员创建后续（子）任务（子任务会添加到该成员的任务列表，保存后父任务自动展开）；点击子任务列中的 + 可内联展开该任务的子任务树（多级；没有子任务则不显示 +）；以及使用编辑 / 删除</w:t>
+      </w:r>
+      <w:r>
+        <w:rPr>
+          <w:rFonts w:hint="eastAsia"/>
+        </w:rPr>
+        <w:lastRenderedPageBreak/>
+        <w:t>（仅当你创建该任务且该任务没有子任务时可用）。你还可以点击“反馈”填写反馈，粘贴图片或使用“附加文件”添加附件</w:t>
+      </w:r>
+      <w:r>
+        <w:rPr>
+          <w:rFonts w:hint="eastAsia"/>
+        </w:rPr>
+        <w:t>，领导可以给各个成员分派任务，成员之间也可以互相分派任务！</w:t>
       </w:r>
     </w:p>
     <w:p>
@@ -2733,7 +2305,7 @@
                     </pic:cNvPicPr>
                   </pic:nvPicPr>
                   <pic:blipFill>
-                    <a:blip r:embed="rId22" cstate="print">
+                    <a:blip r:embed="rId29" cstate="print">
                       <a:extLst>
                         <a:ext uri="{28A0092B-C50C-407E-A947-70E740481C1C}">
                           <a14:useLocalDpi xmlns:a14="http://schemas.microsoft.com/office/drawing/2010/main" val="0"/>
@@ -2791,7 +2363,7 @@
                     <pic:cNvPicPr/>
                   </pic:nvPicPr>
                   <pic:blipFill>
-                    <a:blip r:embed="rId23"/>
+                    <a:blip r:embed="rId30"/>
                     <a:stretch>
                       <a:fillRect/>
                     </a:stretch>
@@ -2841,7 +2413,7 @@
                     </pic:cNvPicPr>
                   </pic:nvPicPr>
                   <pic:blipFill>
-                    <a:blip r:embed="rId24" cstate="print">
+                    <a:blip r:embed="rId31" cstate="print">
                       <a:extLst>
                         <a:ext uri="{28A0092B-C50C-407E-A947-70E740481C1C}">
                           <a14:useLocalDpi xmlns:a14="http://schemas.microsoft.com/office/drawing/2010/main" val="0"/>
@@ -2912,39 +2484,7 @@
           <w:i/>
           <w:sz w:val="18"/>
         </w:rPr>
-        <w:t>我的</w:t>
-      </w:r>
-      <w:proofErr w:type="gramStart"/>
-      <w:r>
-        <w:rPr>
-          <w:i/>
-          <w:sz w:val="18"/>
-        </w:rPr>
-        <w:t>任务 —</w:t>
-      </w:r>
-      <w:proofErr w:type="gramEnd"/>
-      <w:r>
-        <w:rPr>
-          <w:i/>
-          <w:sz w:val="18"/>
-        </w:rPr>
-        <w:t>— 继续分配、子任务树以及</w:t>
-      </w:r>
-      <w:proofErr w:type="gramStart"/>
-      <w:r>
-        <w:rPr>
-          <w:i/>
-          <w:sz w:val="18"/>
-        </w:rPr>
-        <w:t xml:space="preserve">编辑 / </w:t>
-      </w:r>
-      <w:proofErr w:type="gramEnd"/>
-      <w:r>
-        <w:rPr>
-          <w:i/>
-          <w:sz w:val="18"/>
-        </w:rPr>
-        <w:t>删除。</w:t>
+        <w:t>我的任务 —— 继续分配、子任务树以及编辑 / 删除。</w:t>
       </w:r>
     </w:p>
     <w:p>
@@ -2975,7 +2515,7 @@
                     </pic:cNvPicPr>
                   </pic:nvPicPr>
                   <pic:blipFill>
-                    <a:blip r:embed="rId25" cstate="print">
+                    <a:blip r:embed="rId32" cstate="print">
                       <a:extLst>
                         <a:ext uri="{28A0092B-C50C-407E-A947-70E740481C1C}">
                           <a14:useLocalDpi xmlns:a14="http://schemas.microsoft.com/office/drawing/2010/main" val="0"/>
@@ -3029,7 +2569,7 @@
         <w:rPr>
           <w:rFonts w:hint="eastAsia"/>
         </w:rPr>
-        <w:t>4-4. 任务分配。</w:t>
+        <w:t>5. 其他成员操作</w:t>
       </w:r>
     </w:p>
     <w:p>
@@ -3043,257 +2583,19 @@
         <w:rPr>
           <w:rFonts w:hint="eastAsia"/>
         </w:rPr>
-        <w:t>点击页面右上角的“任务分配”按钮打开任务分配页面，如下图所示。</w:t>
-      </w:r>
-    </w:p>
-    <w:p>
-      <w:pPr>
-        <w:rPr>
-          <w:rFonts w:hint="eastAsia"/>
-        </w:rPr>
-      </w:pPr>
-      <w:r>
-        <w:rPr>
-          <w:rFonts w:hint="eastAsia"/>
-        </w:rPr>
-        <w:t>它显示你创建的所有任务。左侧成员列表是可选的（用于筛选）。点击“添加任务”按钮打开对话框，从“受理人”下拉框中选择受理人。“类型”字段含一个文本框、一个下拉框和一个 + 按钮：可选择已有类型，或输入新类型后点击 + 添加（类型会被记忆）。编辑任务时也可以修改受理人；保存后任务会移动到新受理人的任务列表。每个任务行都有一个 + 列，可内联展开其子任务；每个子任务保存其父任务的唯一 ID</w:t>
-      </w:r>
-      <w:r>
-        <w:rPr>
-          <w:rFonts w:hint="eastAsia"/>
-        </w:rPr>
-        <w:lastRenderedPageBreak/>
-        <w:t>（UID），“No.</w:t>
-      </w:r>
-      <w:proofErr w:type="gramStart"/>
-      <w:r>
-        <w:rPr>
-          <w:rFonts w:hint="eastAsia"/>
-        </w:rPr>
-        <w:t>” 列</w:t>
-      </w:r>
-      <w:proofErr w:type="gramEnd"/>
-      <w:r>
-        <w:rPr>
-          <w:rFonts w:hint="eastAsia"/>
-        </w:rPr>
-        <w:t>显示层级编号（1、1-1、1-2-1……）。没有子任务的任务不显示 +。</w:t>
-      </w:r>
-      <w:r>
-        <w:br/>
-      </w:r>
-    </w:p>
-    <w:p>
-      <w:pPr>
-        <w:rPr>
-          <w:rFonts w:hint="eastAsia"/>
-        </w:rPr>
-      </w:pPr>
-      <w:r>
-        <w:rPr>
-          <w:noProof/>
-        </w:rPr>
-        <w:drawing>
-          <wp:inline distT="0" distB="0" distL="0" distR="0" wp14:anchorId="087D58B5" wp14:editId="60ED07E1">
-            <wp:extent cx="5274310" cy="2854325"/>
-            <wp:effectExtent l="0" t="0" r="2540" b="3175"/>
-            <wp:docPr id="525698246" name="图片 17"/>
-            <wp:cNvGraphicFramePr>
-              <a:graphicFrameLocks xmlns:a="http://schemas.openxmlformats.org/drawingml/2006/main" noChangeAspect="1"/>
-            </wp:cNvGraphicFramePr>
-            <a:graphic xmlns:a="http://schemas.openxmlformats.org/drawingml/2006/main">
-              <a:graphicData uri="http://schemas.openxmlformats.org/drawingml/2006/picture">
-                <pic:pic xmlns:pic="http://schemas.openxmlformats.org/drawingml/2006/picture">
-                  <pic:nvPicPr>
-                    <pic:cNvPr id="0" name="Picture 17"/>
-                    <pic:cNvPicPr>
-                      <a:picLocks noChangeAspect="1" noChangeArrowheads="1"/>
-                    </pic:cNvPicPr>
-                  </pic:nvPicPr>
-                  <pic:blipFill>
-                    <a:blip r:embed="rId26" cstate="print">
-                      <a:extLst>
-                        <a:ext uri="{28A0092B-C50C-407E-A947-70E740481C1C}">
-                          <a14:useLocalDpi xmlns:a14="http://schemas.microsoft.com/office/drawing/2010/main" val="0"/>
-                        </a:ext>
-                      </a:extLst>
-                    </a:blip>
-                    <a:srcRect/>
-                    <a:stretch>
-                      <a:fillRect/>
-                    </a:stretch>
-                  </pic:blipFill>
-                  <pic:spPr bwMode="auto">
-                    <a:xfrm>
-                      <a:off x="0" y="0"/>
-                      <a:ext cx="5274310" cy="2854325"/>
-                    </a:xfrm>
-                    <a:prstGeom prst="rect">
-                      <a:avLst/>
-                    </a:prstGeom>
-                    <a:noFill/>
-                    <a:ln>
-                      <a:noFill/>
-                    </a:ln>
-                  </pic:spPr>
-                </pic:pic>
-              </a:graphicData>
-            </a:graphic>
-          </wp:inline>
-        </w:drawing>
-      </w:r>
-    </w:p>
-    <w:p>
-      <w:pPr>
-        <w:rPr>
-          <w:rFonts w:hint="eastAsia"/>
-        </w:rPr>
-      </w:pPr>
-      <w:r>
-        <w:rPr>
-          <w:noProof/>
-        </w:rPr>
-        <w:drawing>
-          <wp:inline distT="0" distB="0" distL="0" distR="0" wp14:anchorId="0A771FE0" wp14:editId="6A06240B">
-            <wp:extent cx="5274310" cy="2877185"/>
-            <wp:effectExtent l="0" t="0" r="2540" b="0"/>
-            <wp:docPr id="1378213470" name="图片 4"/>
-            <wp:cNvGraphicFramePr>
-              <a:graphicFrameLocks xmlns:a="http://schemas.openxmlformats.org/drawingml/2006/main" noChangeAspect="1"/>
-            </wp:cNvGraphicFramePr>
-            <a:graphic xmlns:a="http://schemas.openxmlformats.org/drawingml/2006/main">
-              <a:graphicData uri="http://schemas.openxmlformats.org/drawingml/2006/picture">
-                <pic:pic xmlns:pic="http://schemas.openxmlformats.org/drawingml/2006/picture">
-                  <pic:nvPicPr>
-                    <pic:cNvPr id="0" name="Picture 4"/>
-                    <pic:cNvPicPr>
-                      <a:picLocks noChangeAspect="1" noChangeArrowheads="1"/>
-                    </pic:cNvPicPr>
-                  </pic:nvPicPr>
-                  <pic:blipFill>
-                    <a:blip r:embed="rId27" cstate="print">
-                      <a:extLst>
-                        <a:ext uri="{28A0092B-C50C-407E-A947-70E740481C1C}">
-                          <a14:useLocalDpi xmlns:a14="http://schemas.microsoft.com/office/drawing/2010/main" val="0"/>
-                        </a:ext>
-                      </a:extLst>
-                    </a:blip>
-                    <a:srcRect/>
-                    <a:stretch>
-                      <a:fillRect/>
-                    </a:stretch>
-                  </pic:blipFill>
-                  <pic:spPr bwMode="auto">
-                    <a:xfrm>
-                      <a:off x="0" y="0"/>
-                      <a:ext cx="5274310" cy="2877185"/>
-                    </a:xfrm>
-                    <a:prstGeom prst="rect">
-                      <a:avLst/>
-                    </a:prstGeom>
-                    <a:noFill/>
-                    <a:ln>
-                      <a:noFill/>
-                    </a:ln>
-                  </pic:spPr>
-                </pic:pic>
-              </a:graphicData>
-            </a:graphic>
-          </wp:inline>
-        </w:drawing>
-      </w:r>
-    </w:p>
-    <w:p>
-      <w:pPr>
-        <w:rPr>
-          <w:rFonts w:hint="eastAsia"/>
-          <w:i/>
-          <w:sz w:val="18"/>
-        </w:rPr>
-      </w:pPr>
-      <w:r>
-        <w:rPr>
-          <w:i/>
-          <w:sz w:val="18"/>
-        </w:rPr>
-        <w:t>任务</w:t>
-      </w:r>
-      <w:proofErr w:type="gramStart"/>
-      <w:r>
-        <w:rPr>
-          <w:i/>
-          <w:sz w:val="18"/>
-        </w:rPr>
-        <w:t>分配 —</w:t>
-      </w:r>
-      <w:proofErr w:type="gramEnd"/>
-      <w:r>
-        <w:rPr>
-          <w:i/>
-          <w:sz w:val="18"/>
-        </w:rPr>
-        <w:t>— 用“+”列内联展开任务的子任务。</w:t>
-      </w:r>
-    </w:p>
-    <w:p>
-      <w:pPr>
-        <w:rPr>
-          <w:rFonts w:hint="eastAsia"/>
-        </w:rPr>
-      </w:pPr>
-      <w:r>
-        <w:rPr>
-          <w:noProof/>
-        </w:rPr>
-        <w:lastRenderedPageBreak/>
-        <w:drawing>
-          <wp:inline distT="0" distB="0" distL="0" distR="0" wp14:anchorId="494AB8AD" wp14:editId="3637CDC7">
-            <wp:extent cx="5274310" cy="2828290"/>
-            <wp:effectExtent l="0" t="0" r="2540" b="0"/>
-            <wp:docPr id="407402020" name="图片 5"/>
-            <wp:cNvGraphicFramePr>
-              <a:graphicFrameLocks xmlns:a="http://schemas.openxmlformats.org/drawingml/2006/main" noChangeAspect="1"/>
-            </wp:cNvGraphicFramePr>
-            <a:graphic xmlns:a="http://schemas.openxmlformats.org/drawingml/2006/main">
-              <a:graphicData uri="http://schemas.openxmlformats.org/drawingml/2006/picture">
-                <pic:pic xmlns:pic="http://schemas.openxmlformats.org/drawingml/2006/picture">
-                  <pic:nvPicPr>
-                    <pic:cNvPr id="0" name="Picture 5"/>
-                    <pic:cNvPicPr>
-                      <a:picLocks noChangeAspect="1" noChangeArrowheads="1"/>
-                    </pic:cNvPicPr>
-                  </pic:nvPicPr>
-                  <pic:blipFill>
-                    <a:blip r:embed="rId28" cstate="print">
-                      <a:extLst>
-                        <a:ext uri="{28A0092B-C50C-407E-A947-70E740481C1C}">
-                          <a14:useLocalDpi xmlns:a14="http://schemas.microsoft.com/office/drawing/2010/main" val="0"/>
-                        </a:ext>
-                      </a:extLst>
-                    </a:blip>
-                    <a:srcRect/>
-                    <a:stretch>
-                      <a:fillRect/>
-                    </a:stretch>
-                  </pic:blipFill>
-                  <pic:spPr bwMode="auto">
-                    <a:xfrm>
-                      <a:off x="0" y="0"/>
-                      <a:ext cx="5274310" cy="2828290"/>
-                    </a:xfrm>
-                    <a:prstGeom prst="rect">
-                      <a:avLst/>
-                    </a:prstGeom>
-                    <a:noFill/>
-                    <a:ln>
-                      <a:noFill/>
-                    </a:ln>
-                  </pic:spPr>
-                </pic:pic>
-              </a:graphicData>
-            </a:graphic>
-          </wp:inline>
-        </w:drawing>
+        <w:t>管理员在管理页面添加的成员（例如前面添加的 ericliu），也可以从登录页登录，进入该成员的管理页面，如下图所示。</w:t>
+      </w:r>
+      <w:r>
+        <w:rPr>
+          <w:rFonts w:hint="eastAsia"/>
+        </w:rPr>
+        <w:t>这管理页面</w:t>
+      </w:r>
+      <w:r>
+        <w:rPr>
+          <w:rFonts w:hint="eastAsia"/>
+        </w:rPr>
+        <w:t>比admin的页面更简单。</w:t>
       </w:r>
     </w:p>
     <w:p>
@@ -3307,143 +2609,19 @@
         <w:rPr>
           <w:rFonts w:hint="eastAsia"/>
         </w:rPr>
-        <w:t>你也可以点击任务列表中的“反馈”按钮，评价该成员完成任务的情况，填写你的要求和意见，如下图所示。操作方式同上。</w:t>
-      </w:r>
-    </w:p>
-    <w:p>
-      <w:pPr>
-        <w:rPr>
-          <w:rFonts w:hint="eastAsia"/>
-        </w:rPr>
-      </w:pPr>
-      <w:r>
-        <w:rPr>
-          <w:noProof/>
-        </w:rPr>
-        <w:drawing>
-          <wp:inline distT="0" distB="0" distL="0" distR="0" wp14:anchorId="74DE7371" wp14:editId="5893D7ED">
-            <wp:extent cx="5274310" cy="2880995"/>
-            <wp:effectExtent l="0" t="0" r="2540" b="0"/>
-            <wp:docPr id="359621443" name="图片 6"/>
-            <wp:cNvGraphicFramePr>
-              <a:graphicFrameLocks xmlns:a="http://schemas.openxmlformats.org/drawingml/2006/main" noChangeAspect="1"/>
-            </wp:cNvGraphicFramePr>
-            <a:graphic xmlns:a="http://schemas.openxmlformats.org/drawingml/2006/main">
-              <a:graphicData uri="http://schemas.openxmlformats.org/drawingml/2006/picture">
-                <pic:pic xmlns:pic="http://schemas.openxmlformats.org/drawingml/2006/picture">
-                  <pic:nvPicPr>
-                    <pic:cNvPr id="0" name="Picture 6"/>
-                    <pic:cNvPicPr>
-                      <a:picLocks noChangeAspect="1" noChangeArrowheads="1"/>
-                    </pic:cNvPicPr>
-                  </pic:nvPicPr>
-                  <pic:blipFill>
-                    <a:blip r:embed="rId29" cstate="print">
-                      <a:extLst>
-                        <a:ext uri="{28A0092B-C50C-407E-A947-70E740481C1C}">
-                          <a14:useLocalDpi xmlns:a14="http://schemas.microsoft.com/office/drawing/2010/main" val="0"/>
-                        </a:ext>
-                      </a:extLst>
-                    </a:blip>
-                    <a:srcRect/>
-                    <a:stretch>
-                      <a:fillRect/>
-                    </a:stretch>
-                  </pic:blipFill>
-                  <pic:spPr bwMode="auto">
-                    <a:xfrm>
-                      <a:off x="0" y="0"/>
-                      <a:ext cx="5274310" cy="2880995"/>
-                    </a:xfrm>
-                    <a:prstGeom prst="rect">
-                      <a:avLst/>
-                    </a:prstGeom>
-                    <a:noFill/>
-                    <a:ln>
-                      <a:noFill/>
-                    </a:ln>
-                  </pic:spPr>
-                </pic:pic>
-              </a:graphicData>
-            </a:graphic>
-          </wp:inline>
-        </w:drawing>
-      </w:r>
-    </w:p>
-    <w:p>
-      <w:pPr>
-        <w:rPr>
-          <w:rFonts w:hint="eastAsia"/>
-        </w:rPr>
-      </w:pPr>
-    </w:p>
-    <w:p>
-      <w:pPr>
-        <w:rPr>
-          <w:rFonts w:hint="eastAsia"/>
-        </w:rPr>
-      </w:pPr>
-      <w:r>
-        <w:rPr>
-          <w:rFonts w:hint="eastAsia"/>
-        </w:rPr>
-        <w:t>5</w:t>
-      </w:r>
-      <w:proofErr w:type="gramStart"/>
-      <w:r>
-        <w:rPr>
-          <w:rFonts w:hint="eastAsia"/>
-        </w:rPr>
-        <w:t>. 其他</w:t>
-      </w:r>
-      <w:proofErr w:type="gramEnd"/>
-      <w:r>
-        <w:rPr>
-          <w:rFonts w:hint="eastAsia"/>
-        </w:rPr>
-        <w:t>成员操作</w:t>
-      </w:r>
-    </w:p>
-    <w:p>
-      <w:pPr>
-        <w:ind w:firstLineChars="200" w:firstLine="440"/>
-        <w:rPr>
-          <w:rFonts w:hint="eastAsia"/>
-        </w:rPr>
-      </w:pPr>
-      <w:r>
-        <w:rPr>
-          <w:rFonts w:hint="eastAsia"/>
-        </w:rPr>
-        <w:t xml:space="preserve">管理员在管理页面添加的成员（例如前面添加的 </w:t>
-      </w:r>
-      <w:proofErr w:type="spellStart"/>
-      <w:r>
-        <w:rPr>
-          <w:rFonts w:hint="eastAsia"/>
-        </w:rPr>
-        <w:t>ericliu</w:t>
-      </w:r>
-      <w:proofErr w:type="spellEnd"/>
-      <w:r>
-        <w:rPr>
-          <w:rFonts w:hint="eastAsia"/>
-        </w:rPr>
-        <w:t>），也可以从登录页登录，进入该成员的管理页面，如下图所示。它比管理员（admin）的页面更简单。</w:t>
-      </w:r>
-    </w:p>
-    <w:p>
-      <w:pPr>
-        <w:ind w:firstLineChars="200" w:firstLine="440"/>
-        <w:rPr>
-          <w:rFonts w:hint="eastAsia"/>
-        </w:rPr>
-      </w:pPr>
-      <w:r>
-        <w:rPr>
-          <w:rFonts w:hint="eastAsia"/>
-        </w:rPr>
-        <w:t>在该页面中，你可以点击“启动”按钮启动 DSH 服务。首次启动可能较慢；启动后即可打开该成员的 DSH 页面，如下图所示。操作与管理员相同，但请注意：成员只能在自己的文件工作区中操作，无法看到其他工作区的文件。</w:t>
+        <w:t>在该页面中，你可以点击“启动”按钮</w:t>
+      </w:r>
+      <w:r>
+        <w:rPr>
+          <w:rFonts w:hint="eastAsia"/>
+        </w:rPr>
+        <w:t>“</w:t>
+      </w:r>
+      <w:r>
+        <w:rPr>
+          <w:rFonts w:hint="eastAsia"/>
+        </w:rPr>
+        <w:t>启动 DSH 服务。首次启动可能较慢；启动后即可打开该成员的 DSH 页面，如下图所示。操作与管理员相同，但请注意：成员只能在自己的文件工作区中操作，无法看到其他工作区的文件。</w:t>
       </w:r>
     </w:p>
     <w:p>
@@ -3475,7 +2653,7 @@
                     </pic:cNvPicPr>
                   </pic:nvPicPr>
                   <pic:blipFill>
-                    <a:blip r:embed="rId30" cstate="print">
+                    <a:blip r:embed="rId33" cstate="print">
                       <a:extLst>
                         <a:ext uri="{28A0092B-C50C-407E-A947-70E740481C1C}">
                           <a14:useLocalDpi xmlns:a14="http://schemas.microsoft.com/office/drawing/2010/main" val="0"/>
@@ -3524,7 +2702,19 @@
         <w:rPr>
           <w:rFonts w:hint="eastAsia"/>
         </w:rPr>
-        <w:t>6. DSH 操作</w:t>
+        <w:t>6. DSH</w:t>
+      </w:r>
+      <w:r>
+        <w:rPr>
+          <w:rFonts w:hint="eastAsia"/>
+        </w:rPr>
+        <w:t>工作台</w:t>
+      </w:r>
+      <w:r>
+        <w:rPr>
+          <w:rFonts w:hint="eastAsia"/>
+        </w:rPr>
+        <w:t>操作</w:t>
       </w:r>
     </w:p>
     <w:p>
@@ -3538,24 +2728,97 @@
         <w:rPr>
           <w:rFonts w:hint="eastAsia"/>
         </w:rPr>
-        <w:t>熟悉以上页面的功能后，就可以使用这个 AI Harness 来工作了。例如，要修改工作区目录中的某个代码文件，可以直接在 Harness 输入框中输入你想要的修改指令，如下图所示，然后点击提交箭头按钮；它会调用已连接的 LLM 来完成工作。</w:t>
-      </w:r>
-    </w:p>
-    <w:p>
-      <w:pPr>
-        <w:rPr>
-          <w:rFonts w:hint="eastAsia"/>
-        </w:rPr>
-      </w:pPr>
+        <w:t>熟悉以上页面的功能后，就可以使用这个 AI Harness 来工作</w:t>
+      </w:r>
+      <w:r>
+        <w:rPr>
+          <w:rFonts w:hint="eastAsia"/>
+        </w:rPr>
+        <w:t>台</w:t>
+      </w:r>
+      <w:r>
+        <w:rPr>
+          <w:rFonts w:hint="eastAsia"/>
+        </w:rPr>
+        <w:t>了</w:t>
+      </w:r>
+      <w:r>
+        <w:rPr>
+          <w:rFonts w:hint="eastAsia"/>
+        </w:rPr>
+        <w:t>，</w:t>
+      </w:r>
+      <w:r>
+        <w:rPr>
+          <w:rFonts w:hint="eastAsia"/>
+        </w:rPr>
+        <w:t>如下图所示</w:t>
+      </w:r>
+      <w:r>
+        <w:rPr>
+          <w:rFonts w:hint="eastAsia"/>
+        </w:rPr>
+        <w:t>，</w:t>
+      </w:r>
+      <w:r>
+        <w:rPr>
+          <w:rFonts w:hint="eastAsia"/>
+        </w:rPr>
+        <w:t>例如，要修改工作区目录中的某个代码文件，</w:t>
+      </w:r>
+      <w:r>
+        <w:rPr>
+          <w:rFonts w:hint="eastAsia"/>
+        </w:rPr>
+        <w:t>可以点击文件把文件拖入</w:t>
+      </w:r>
+      <w:r>
+        <w:rPr>
+          <w:rFonts w:hint="eastAsia"/>
+        </w:rPr>
+        <w:t>DSH</w:t>
+      </w:r>
+      <w:r>
+        <w:rPr>
+          <w:rFonts w:hint="eastAsia"/>
+        </w:rPr>
+        <w:t>输入框中</w:t>
+      </w:r>
+      <w:r>
+        <w:rPr>
+          <w:rFonts w:hint="eastAsia"/>
+        </w:rPr>
+        <w:t>，然后</w:t>
+      </w:r>
+      <w:r>
+        <w:rPr>
+          <w:rFonts w:hint="eastAsia"/>
+        </w:rPr>
+        <w:t>输入你想要的修改指令</w:t>
+      </w:r>
+      <w:r>
+        <w:rPr>
+          <w:rFonts w:hint="eastAsia"/>
+        </w:rPr>
+        <w:t>，也可以有“我的任务“列表中拖任务称及它的附件文件到DSH输入框中，让AI帮你处理</w:t>
+      </w:r>
+      <w:r>
+        <w:rPr>
+          <w:rFonts w:hint="eastAsia"/>
+        </w:rPr>
+        <w:t>，然后点击提交箭头按钮；它会调用已连接的 LLM 来完成工作。</w:t>
+      </w:r>
+    </w:p>
+    <w:p>
       <w:r>
         <w:rPr>
           <w:noProof/>
         </w:rPr>
         <w:drawing>
-          <wp:inline distT="0" distB="0" distL="0" distR="0" wp14:anchorId="0B0BCD44" wp14:editId="415BA301">
-            <wp:extent cx="5274310" cy="2416810"/>
-            <wp:effectExtent l="0" t="0" r="2540" b="2540"/>
-            <wp:docPr id="1793014627" name="图片 25"/>
+          <wp:inline distT="0" distB="0" distL="0" distR="0" wp14:anchorId="2C5C7966" wp14:editId="35E9A4E1">
+            <wp:extent cx="5274310" cy="2929700"/>
+            <wp:effectExtent l="0" t="0" r="2540" b="4445"/>
+            <wp:docPr id="49506922" name="图片 1"/>
             <wp:cNvGraphicFramePr>
               <a:graphicFrameLocks xmlns:a="http://schemas.openxmlformats.org/drawingml/2006/main" noChangeAspect="1"/>
             </wp:cNvGraphicFramePr>
@@ -3563,13 +2826,13 @@
               <a:graphicData uri="http://schemas.openxmlformats.org/drawingml/2006/picture">
                 <pic:pic xmlns:pic="http://schemas.openxmlformats.org/drawingml/2006/picture">
                   <pic:nvPicPr>
-                    <pic:cNvPr id="0" name="Picture 25"/>
+                    <pic:cNvPr id="0" name="Picture 1"/>
                     <pic:cNvPicPr>
                       <a:picLocks noChangeAspect="1" noChangeArrowheads="1"/>
                     </pic:cNvPicPr>
                   </pic:nvPicPr>
                   <pic:blipFill>
-                    <a:blip r:embed="rId31" cstate="print">
+                    <a:blip r:embed="rId24" cstate="print">
                       <a:extLst>
                         <a:ext uri="{28A0092B-C50C-407E-A947-70E740481C1C}">
                           <a14:useLocalDpi xmlns:a14="http://schemas.microsoft.com/office/drawing/2010/main" val="0"/>
@@ -3584,7 +2847,7 @@
                   <pic:spPr bwMode="auto">
                     <a:xfrm>
                       <a:off x="0" y="0"/>
-                      <a:ext cx="5274310" cy="2416810"/>
+                      <a:ext cx="5274310" cy="2929700"/>
                     </a:xfrm>
                     <a:prstGeom prst="rect">
                       <a:avLst/>
@@ -3603,6 +2866,67 @@
     </w:p>
     <w:p>
       <w:pPr>
+        <w:rPr>
+          <w:rFonts w:hint="eastAsia"/>
+        </w:rPr>
+      </w:pPr>
+      <w:r>
+        <w:rPr>
+          <w:noProof/>
+        </w:rPr>
+        <w:lastRenderedPageBreak/>
+        <w:drawing>
+          <wp:inline distT="0" distB="0" distL="0" distR="0" wp14:anchorId="33D8701A" wp14:editId="0286328A">
+            <wp:extent cx="5274310" cy="2919095"/>
+            <wp:effectExtent l="0" t="0" r="2540" b="0"/>
+            <wp:docPr id="1899485980" name="图片 2"/>
+            <wp:cNvGraphicFramePr>
+              <a:graphicFrameLocks xmlns:a="http://schemas.openxmlformats.org/drawingml/2006/main" noChangeAspect="1"/>
+            </wp:cNvGraphicFramePr>
+            <a:graphic xmlns:a="http://schemas.openxmlformats.org/drawingml/2006/main">
+              <a:graphicData uri="http://schemas.openxmlformats.org/drawingml/2006/picture">
+                <pic:pic xmlns:pic="http://schemas.openxmlformats.org/drawingml/2006/picture">
+                  <pic:nvPicPr>
+                    <pic:cNvPr id="0" name="Picture 3"/>
+                    <pic:cNvPicPr>
+                      <a:picLocks noChangeAspect="1" noChangeArrowheads="1"/>
+                    </pic:cNvPicPr>
+                  </pic:nvPicPr>
+                  <pic:blipFill>
+                    <a:blip r:embed="rId29" cstate="print">
+                      <a:extLst>
+                        <a:ext uri="{28A0092B-C50C-407E-A947-70E740481C1C}">
+                          <a14:useLocalDpi xmlns:a14="http://schemas.microsoft.com/office/drawing/2010/main" val="0"/>
+                        </a:ext>
+                      </a:extLst>
+                    </a:blip>
+                    <a:srcRect/>
+                    <a:stretch>
+                      <a:fillRect/>
+                    </a:stretch>
+                  </pic:blipFill>
+                  <pic:spPr bwMode="auto">
+                    <a:xfrm>
+                      <a:off x="0" y="0"/>
+                      <a:ext cx="5274310" cy="2919095"/>
+                    </a:xfrm>
+                    <a:prstGeom prst="rect">
+                      <a:avLst/>
+                    </a:prstGeom>
+                    <a:noFill/>
+                    <a:ln>
+                      <a:noFill/>
+                    </a:ln>
+                  </pic:spPr>
+                </pic:pic>
+              </a:graphicData>
+            </a:graphic>
+          </wp:inline>
+        </w:drawing>
+      </w:r>
+    </w:p>
+    <w:p>
+      <w:pPr>
         <w:ind w:firstLineChars="200" w:firstLine="440"/>
         <w:rPr>
           <w:rFonts w:hint="eastAsia"/>
@@ -3638,17 +2962,33 @@
           <w:b/>
           <w:sz w:val="28"/>
         </w:rPr>
-        <w:t>7</w:t>
-      </w:r>
-      <w:proofErr w:type="gramStart"/>
+        <w:t>7. 语言</w:t>
+      </w:r>
+    </w:p>
+    <w:p>
+      <w:pPr>
+        <w:ind w:firstLineChars="200" w:firstLine="440"/>
+        <w:rPr>
+          <w:rFonts w:hint="eastAsia"/>
+        </w:rPr>
+      </w:pPr>
+      <w:r>
+        <w:t>控制台、工作台、文件管理器、任务分配和任务表单均支持完整的英文 / 中文切换。登录页优先使用所配置的默认语言，可随时切换。</w:t>
+      </w:r>
+    </w:p>
+    <w:p>
+      <w:pPr>
+        <w:rPr>
+          <w:rFonts w:hint="eastAsia"/>
+        </w:rPr>
+      </w:pPr>
       <w:r>
         <w:rPr>
           <w:b/>
           <w:sz w:val="28"/>
         </w:rPr>
-        <w:t>. 语言</w:t>
-      </w:r>
-      <w:proofErr w:type="gramEnd"/>
+        <w:t>8. 平台支持</w:t>
+      </w:r>
     </w:p>
     <w:p>
       <w:pPr>
@@ -3658,74 +2998,11 @@
         </w:rPr>
       </w:pPr>
       <w:r>
-        <w:t>控制台、工作台、文件管理器、任务分配和任务表单均支持完整的</w:t>
-      </w:r>
-      <w:proofErr w:type="gramStart"/>
-      <w:r>
-        <w:t xml:space="preserve">英文 / </w:t>
-      </w:r>
-      <w:proofErr w:type="gramEnd"/>
-      <w:r>
-        <w:t>中文切换。登录页优先使用所配置的默认语言，可随时切换。</w:t>
-      </w:r>
-    </w:p>
-    <w:p>
-      <w:pPr>
-        <w:rPr>
-          <w:rFonts w:hint="eastAsia"/>
-        </w:rPr>
-      </w:pPr>
-      <w:r>
-        <w:rPr>
-          <w:b/>
-          <w:sz w:val="28"/>
-        </w:rPr>
-        <w:lastRenderedPageBreak/>
-        <w:t>8</w:t>
-      </w:r>
-      <w:proofErr w:type="gramStart"/>
-      <w:r>
-        <w:rPr>
-          <w:b/>
-          <w:sz w:val="28"/>
-        </w:rPr>
-        <w:t>. 平台</w:t>
-      </w:r>
-      <w:proofErr w:type="gramEnd"/>
-      <w:r>
-        <w:rPr>
-          <w:b/>
-          <w:sz w:val="28"/>
-        </w:rPr>
-        <w:t>支持</w:t>
-      </w:r>
-    </w:p>
-    <w:p>
-      <w:pPr>
-        <w:ind w:firstLineChars="200" w:firstLine="440"/>
-        <w:rPr>
-          <w:rFonts w:hint="eastAsia"/>
-        </w:rPr>
-      </w:pPr>
-      <w:proofErr w:type="spellStart"/>
-      <w:r>
-        <w:t>TakeTopDSHTeam</w:t>
-      </w:r>
-      <w:proofErr w:type="spellEnd"/>
-      <w:r>
-        <w:t xml:space="preserve"> 跨平台：一个安装包同时覆盖 Windows、macOS 和 Linux，且完全离线</w:t>
-      </w:r>
-      <w:proofErr w:type="gramStart"/>
-      <w:r>
-        <w:t>安装 —</w:t>
-      </w:r>
-      <w:proofErr w:type="gramEnd"/>
-      <w:r>
-        <w:t>— 无需编译，目标机器上无需额外下载。</w:t>
+        <w:t>TakeTopDSHTeam 跨平台：一个安装包同时覆盖 Windows、macOS 和 Linux，且完全离线安装 —— 无需编译，目标机器上无需额外下载。</w:t>
       </w:r>
     </w:p>
     <w:sectPr>
-      <w:footerReference w:type="default" r:id="rId32"/>
+      <w:footerReference w:type="default" r:id="rId34"/>
       <w:pgSz w:w="11906" w:h="16838"/>
       <w:pgMar w:top="1440" w:right="1800" w:bottom="1440" w:left="1800" w:header="851" w:footer="992" w:gutter="0"/>
       <w:cols w:space="425"/>

--- a/Guide/USER_GUIDE_Chinese.docx
+++ b/Guide/USER_GUIDE_Chinese.docx
@@ -13,6 +13,7 @@
           <w:szCs w:val="36"/>
         </w:rPr>
       </w:pPr>
+      <w:proofErr w:type="spellStart"/>
       <w:r>
         <w:rPr>
           <w:rFonts w:hint="eastAsia"/>
@@ -21,7 +22,18 @@
           <w:sz w:val="36"/>
           <w:szCs w:val="36"/>
         </w:rPr>
-        <w:t>TakeTopDSH Team</w:t>
+        <w:t>TakeTopDSH</w:t>
+      </w:r>
+      <w:proofErr w:type="spellEnd"/>
+      <w:r>
+        <w:rPr>
+          <w:rFonts w:hint="eastAsia"/>
+          <w:b/>
+          <w:bCs/>
+          <w:sz w:val="36"/>
+          <w:szCs w:val="36"/>
+        </w:rPr>
+        <w:t xml:space="preserve"> Team</w:t>
       </w:r>
     </w:p>
     <w:p>
@@ -56,105 +68,174 @@
         <w:rPr>
           <w:rFonts w:hint="eastAsia"/>
         </w:rPr>
-        <w:t>## 目录</w:t>
-      </w:r>
-    </w:p>
-    <w:p>
-      <w:pPr>
-        <w:rPr>
-          <w:rFonts w:hint="eastAsia"/>
-        </w:rPr>
-      </w:pPr>
-      <w:r>
-        <w:rPr>
-          <w:rFonts w:hint="eastAsia"/>
-        </w:rPr>
-        <w:t>- 1. 概述</w:t>
-      </w:r>
-    </w:p>
-    <w:p>
-      <w:pPr>
-        <w:rPr>
-          <w:rFonts w:hint="eastAsia"/>
-        </w:rPr>
-      </w:pPr>
-      <w:r>
-        <w:rPr>
-          <w:rFonts w:hint="eastAsia"/>
-        </w:rPr>
-        <w:t>- 2. 平台登录</w:t>
-      </w:r>
-    </w:p>
-    <w:p>
-      <w:pPr>
-        <w:rPr>
-          <w:rFonts w:hint="eastAsia"/>
-        </w:rPr>
-      </w:pPr>
-      <w:r>
-        <w:rPr>
-          <w:rFonts w:hint="eastAsia"/>
-        </w:rPr>
-        <w:t>- 3. 管理页面</w:t>
-      </w:r>
-    </w:p>
-    <w:p>
-      <w:pPr>
-        <w:rPr>
-          <w:rFonts w:hint="eastAsia"/>
-        </w:rPr>
-      </w:pPr>
-      <w:r>
-        <w:rPr>
-          <w:rFonts w:hint="eastAsia"/>
-        </w:rPr>
-        <w:t>- 4. DSH 工作台</w:t>
-      </w:r>
-    </w:p>
-    <w:p>
-      <w:pPr>
-        <w:rPr>
-          <w:rFonts w:hint="eastAsia"/>
-        </w:rPr>
-      </w:pPr>
-      <w:r>
-        <w:rPr>
-          <w:rFonts w:hint="eastAsia"/>
-        </w:rPr>
-        <w:t>- 5. 其他成员操作</w:t>
-      </w:r>
-    </w:p>
-    <w:p>
-      <w:pPr>
-        <w:rPr>
-          <w:rFonts w:hint="eastAsia"/>
-        </w:rPr>
-      </w:pPr>
-      <w:r>
-        <w:rPr>
-          <w:rFonts w:hint="eastAsia"/>
-        </w:rPr>
-        <w:t>- 6. DSH 操作</w:t>
-      </w:r>
-    </w:p>
-    <w:p>
-      <w:pPr>
-        <w:rPr>
-          <w:rFonts w:hint="eastAsia"/>
-        </w:rPr>
-      </w:pPr>
-      <w:r>
-        <w:t>- 7. 语言</w:t>
-      </w:r>
-    </w:p>
-    <w:p>
-      <w:pPr>
-        <w:rPr>
-          <w:rFonts w:hint="eastAsia"/>
-        </w:rPr>
-      </w:pPr>
-      <w:r>
-        <w:t>- 8. 平台支持</w:t>
+        <w:t>#</w:t>
+      </w:r>
+      <w:proofErr w:type="gramStart"/>
+      <w:r>
+        <w:rPr>
+          <w:rFonts w:hint="eastAsia"/>
+        </w:rPr>
+        <w:t># 目录</w:t>
+      </w:r>
+      <w:proofErr w:type="gramEnd"/>
+    </w:p>
+    <w:p>
+      <w:pPr>
+        <w:rPr>
+          <w:rFonts w:hint="eastAsia"/>
+        </w:rPr>
+      </w:pPr>
+      <w:proofErr w:type="gramStart"/>
+      <w:r>
+        <w:rPr>
+          <w:rFonts w:hint="eastAsia"/>
+        </w:rPr>
+        <w:t>- 1</w:t>
+      </w:r>
+      <w:proofErr w:type="gramEnd"/>
+      <w:r>
+        <w:rPr>
+          <w:rFonts w:hint="eastAsia"/>
+        </w:rPr>
+        <w:t>. 概述</w:t>
+      </w:r>
+    </w:p>
+    <w:p>
+      <w:pPr>
+        <w:rPr>
+          <w:rFonts w:hint="eastAsia"/>
+        </w:rPr>
+      </w:pPr>
+      <w:proofErr w:type="gramStart"/>
+      <w:r>
+        <w:rPr>
+          <w:rFonts w:hint="eastAsia"/>
+        </w:rPr>
+        <w:t>- 2</w:t>
+      </w:r>
+      <w:proofErr w:type="gramEnd"/>
+      <w:r>
+        <w:rPr>
+          <w:rFonts w:hint="eastAsia"/>
+        </w:rPr>
+        <w:t>. 平台登录</w:t>
+      </w:r>
+    </w:p>
+    <w:p>
+      <w:pPr>
+        <w:rPr>
+          <w:rFonts w:hint="eastAsia"/>
+        </w:rPr>
+      </w:pPr>
+      <w:proofErr w:type="gramStart"/>
+      <w:r>
+        <w:rPr>
+          <w:rFonts w:hint="eastAsia"/>
+        </w:rPr>
+        <w:t>- 3</w:t>
+      </w:r>
+      <w:proofErr w:type="gramEnd"/>
+      <w:r>
+        <w:rPr>
+          <w:rFonts w:hint="eastAsia"/>
+        </w:rPr>
+        <w:t>. 管理页面</w:t>
+      </w:r>
+    </w:p>
+    <w:p>
+      <w:pPr>
+        <w:rPr>
+          <w:rFonts w:hint="eastAsia"/>
+        </w:rPr>
+      </w:pPr>
+      <w:proofErr w:type="gramStart"/>
+      <w:r>
+        <w:rPr>
+          <w:rFonts w:hint="eastAsia"/>
+        </w:rPr>
+        <w:t>- 4</w:t>
+      </w:r>
+      <w:proofErr w:type="gramEnd"/>
+      <w:r>
+        <w:rPr>
+          <w:rFonts w:hint="eastAsia"/>
+        </w:rPr>
+        <w:t>. DS</w:t>
+      </w:r>
+      <w:r>
+        <w:rPr>
+          <w:rFonts w:hint="eastAsia"/>
+        </w:rPr>
+        <w:t>H</w:t>
+      </w:r>
+      <w:r>
+        <w:rPr>
+          <w:rFonts w:hint="eastAsia"/>
+        </w:rPr>
+        <w:t>工作台</w:t>
+      </w:r>
+    </w:p>
+    <w:p>
+      <w:pPr>
+        <w:rPr>
+          <w:rFonts w:hint="eastAsia"/>
+        </w:rPr>
+      </w:pPr>
+      <w:proofErr w:type="gramStart"/>
+      <w:r>
+        <w:rPr>
+          <w:rFonts w:hint="eastAsia"/>
+        </w:rPr>
+        <w:t>- 5</w:t>
+      </w:r>
+      <w:proofErr w:type="gramEnd"/>
+      <w:r>
+        <w:rPr>
+          <w:rFonts w:hint="eastAsia"/>
+        </w:rPr>
+        <w:t>. 其他成员操作</w:t>
+      </w:r>
+    </w:p>
+    <w:p>
+      <w:pPr>
+        <w:rPr>
+          <w:rFonts w:hint="eastAsia"/>
+        </w:rPr>
+      </w:pPr>
+      <w:proofErr w:type="gramStart"/>
+      <w:r>
+        <w:t xml:space="preserve">- </w:t>
+      </w:r>
+      <w:r>
+        <w:rPr>
+          <w:rFonts w:hint="eastAsia"/>
+        </w:rPr>
+        <w:t>6</w:t>
+      </w:r>
+      <w:proofErr w:type="gramEnd"/>
+      <w:r>
+        <w:t>. 语言</w:t>
+      </w:r>
+    </w:p>
+    <w:p>
+      <w:pPr>
+        <w:rPr>
+          <w:rFonts w:hint="eastAsia"/>
+        </w:rPr>
+      </w:pPr>
+      <w:proofErr w:type="gramStart"/>
+      <w:r>
+        <w:t xml:space="preserve">- </w:t>
+      </w:r>
+      <w:r>
+        <w:rPr>
+          <w:rFonts w:hint="eastAsia"/>
+        </w:rPr>
+        <w:t>7</w:t>
+      </w:r>
+      <w:proofErr w:type="gramEnd"/>
+      <w:r>
+        <w:t>. 平台支持</w:t>
       </w:r>
     </w:p>
     <w:p>
@@ -168,8 +249,16 @@
         <w:rPr>
           <w:rFonts w:hint="eastAsia"/>
         </w:rPr>
-        <w:t xml:space="preserve">本指南面向用户，内容包括：安装 → 登录 → </w:t>
-      </w:r>
+        <w:t>本指南面向用户，内容包括：</w:t>
+      </w:r>
+      <w:proofErr w:type="gramStart"/>
+      <w:r>
+        <w:rPr>
+          <w:rFonts w:hint="eastAsia"/>
+        </w:rPr>
+        <w:t xml:space="preserve">安装 → 登录 → </w:t>
+      </w:r>
+      <w:proofErr w:type="gramEnd"/>
       <w:r>
         <w:rPr>
           <w:rFonts w:hint="eastAsia"/>
@@ -186,7 +275,63 @@
         <w:rPr>
           <w:rFonts w:hint="eastAsia"/>
         </w:rPr>
-        <w:t>打开工作台 → 文件管理 / 我的任务 → 任务分配→ 成员 DSH 使用！</w:t>
+        <w:t>打开</w:t>
+      </w:r>
+      <w:proofErr w:type="gramStart"/>
+      <w:r>
+        <w:rPr>
+          <w:rFonts w:hint="eastAsia"/>
+        </w:rPr>
+        <w:t xml:space="preserve">工作台 → </w:t>
+      </w:r>
+      <w:proofErr w:type="gramEnd"/>
+      <w:r>
+        <w:rPr>
+          <w:rFonts w:hint="eastAsia"/>
+        </w:rPr>
+        <w:t>文件</w:t>
+      </w:r>
+      <w:proofErr w:type="gramStart"/>
+      <w:r>
+        <w:rPr>
+          <w:rFonts w:hint="eastAsia"/>
+        </w:rPr>
+        <w:t xml:space="preserve">管理 / </w:t>
+      </w:r>
+      <w:proofErr w:type="gramEnd"/>
+      <w:r>
+        <w:rPr>
+          <w:rFonts w:hint="eastAsia"/>
+        </w:rPr>
+        <w:t>我的</w:t>
+      </w:r>
+      <w:proofErr w:type="gramStart"/>
+      <w:r>
+        <w:rPr>
+          <w:rFonts w:hint="eastAsia"/>
+        </w:rPr>
+        <w:t xml:space="preserve">任务 → </w:t>
+      </w:r>
+      <w:proofErr w:type="gramEnd"/>
+      <w:r>
+        <w:rPr>
+          <w:rFonts w:hint="eastAsia"/>
+        </w:rPr>
+        <w:t>任务分配</w:t>
+      </w:r>
+      <w:proofErr w:type="gramStart"/>
+      <w:r>
+        <w:rPr>
+          <w:rFonts w:hint="eastAsia"/>
+        </w:rPr>
+        <w:t xml:space="preserve">→ 成员 </w:t>
+      </w:r>
+      <w:proofErr w:type="gramEnd"/>
+      <w:r>
+        <w:rPr>
+          <w:rFonts w:hint="eastAsia"/>
+        </w:rPr>
+        <w:t>DSH 使用！</w:t>
       </w:r>
     </w:p>
     <w:p>
@@ -228,14 +373,24 @@
         </w:rPr>
         <w:t>下载安装文件：打开站点 https://github.com/TakeTopITS/TakeTopDSHTeam ，点击下图所示的下载按钮，然后解压安装包。</w:t>
       </w:r>
-      <w:hyperlink r:id="rId8" w:tgtFrame="_blank" w:history="1">
-        <w:r>
-          <w:rPr>
-            <w:rStyle w:val="af2"/>
-          </w:rPr>
-          <w:t>https://github.com/TakeTopITS/TakeTopDSHTeam</w:t>
-        </w:r>
-      </w:hyperlink>
+      <w:r>
+        <w:fldChar w:fldCharType="begin"/>
+      </w:r>
+      <w:r>
+        <w:instrText>HYPERLINK "https://github.com/TakeTopITS/TakeTopDSHTeam" \t "_blank"</w:instrText>
+      </w:r>
+      <w:r>
+        <w:fldChar w:fldCharType="separate"/>
+      </w:r>
+      <w:r>
+        <w:rPr>
+          <w:rStyle w:val="af2"/>
+        </w:rPr>
+        <w:t>https://github.com/TakeTopITS/TakeTopDSHTeam</w:t>
+      </w:r>
+      <w:r>
+        <w:fldChar w:fldCharType="end"/>
+      </w:r>
     </w:p>
     <w:p>
       <w:pPr>
@@ -267,7 +422,7 @@
                     </pic:cNvPicPr>
                   </pic:nvPicPr>
                   <pic:blipFill>
-                    <a:blip r:embed="rId9" cstate="print">
+                    <a:blip r:embed="rId8" cstate="print">
                       <a:extLst>
                         <a:ext uri="{28A0092B-C50C-407E-A947-70E740481C1C}">
                           <a14:useLocalDpi xmlns:a14="http://schemas.microsoft.com/office/drawing/2010/main" val="0"/>
@@ -306,12 +461,140 @@
           <w:rFonts w:hint="eastAsia"/>
         </w:rPr>
       </w:pPr>
+      <w:proofErr w:type="spellStart"/>
+      <w:r>
+        <w:rPr>
+          <w:rFonts w:hint="eastAsia"/>
+        </w:rPr>
+        <w:t>TakeTopDSH</w:t>
+      </w:r>
+      <w:proofErr w:type="spellEnd"/>
+      <w:r>
+        <w:rPr>
+          <w:rFonts w:hint="eastAsia"/>
+        </w:rPr>
+        <w:t xml:space="preserve"> Team 是一款免安装、拷贝即用的软件。操作步骤：</w:t>
+      </w:r>
+      <w:proofErr w:type="gramStart"/>
+      <w:r>
+        <w:rPr>
+          <w:rFonts w:hint="eastAsia"/>
+        </w:rPr>
+        <w:t xml:space="preserve">将 </w:t>
+      </w:r>
       <w:r>
         <w:rPr>
           <w:rFonts w:hint="eastAsia"/>
         </w:rPr>
         <w:lastRenderedPageBreak/>
-        <w:t>TakeTopDSH Team 是一款免安装、拷贝即用的软件。操作步骤：将 `TakeTopDshTeam` 文件夹拷贝到目标机器 → Windows 双击 `start.bat`，macOS/Linux 运行 `bash start.sh` → 在浏览器中打开 `http://127.0.0.1:46001` → 点击 **“打开 DSH”** 即可使用。详细说明见下文：</w:t>
+        <w:t>`</w:t>
+      </w:r>
+      <w:proofErr w:type="spellStart"/>
+      <w:proofErr w:type="gramEnd"/>
+      <w:r>
+        <w:rPr>
+          <w:rFonts w:hint="eastAsia"/>
+        </w:rPr>
+        <w:t>TakeTopDshTeam</w:t>
+      </w:r>
+      <w:proofErr w:type="spellEnd"/>
+      <w:proofErr w:type="gramStart"/>
+      <w:r>
+        <w:rPr>
+          <w:rFonts w:hint="eastAsia"/>
+        </w:rPr>
+        <w:t>` 文件夹</w:t>
+      </w:r>
+      <w:proofErr w:type="gramEnd"/>
+      <w:r>
+        <w:rPr>
+          <w:rFonts w:hint="eastAsia"/>
+        </w:rPr>
+        <w:t>拷贝到目标</w:t>
+      </w:r>
+      <w:proofErr w:type="gramStart"/>
+      <w:r>
+        <w:rPr>
+          <w:rFonts w:hint="eastAsia"/>
+        </w:rPr>
+        <w:t xml:space="preserve">机器 → </w:t>
+      </w:r>
+      <w:proofErr w:type="gramEnd"/>
+      <w:r>
+        <w:rPr>
+          <w:rFonts w:hint="eastAsia"/>
+        </w:rPr>
+        <w:t xml:space="preserve">Windows </w:t>
+      </w:r>
+      <w:proofErr w:type="gramStart"/>
+      <w:r>
+        <w:rPr>
+          <w:rFonts w:hint="eastAsia"/>
+        </w:rPr>
+        <w:t>双击 `</w:t>
+      </w:r>
+      <w:proofErr w:type="gramEnd"/>
+      <w:r>
+        <w:rPr>
+          <w:rFonts w:hint="eastAsia"/>
+        </w:rPr>
+        <w:t xml:space="preserve">start.bat`，macOS/Linux </w:t>
+      </w:r>
+      <w:proofErr w:type="gramStart"/>
+      <w:r>
+        <w:rPr>
+          <w:rFonts w:hint="eastAsia"/>
+        </w:rPr>
+        <w:t>运行 `</w:t>
+      </w:r>
+      <w:proofErr w:type="gramEnd"/>
+      <w:r>
+        <w:rPr>
+          <w:rFonts w:hint="eastAsia"/>
+        </w:rPr>
+        <w:t>bash start.sh</w:t>
+      </w:r>
+      <w:proofErr w:type="gramStart"/>
+      <w:r>
+        <w:rPr>
+          <w:rFonts w:hint="eastAsia"/>
+        </w:rPr>
+        <w:t xml:space="preserve">` → </w:t>
+      </w:r>
+      <w:proofErr w:type="gramEnd"/>
+      <w:r>
+        <w:rPr>
+          <w:rFonts w:hint="eastAsia"/>
+        </w:rPr>
+        <w:t>在浏览器中</w:t>
+      </w:r>
+      <w:proofErr w:type="gramStart"/>
+      <w:r>
+        <w:rPr>
+          <w:rFonts w:hint="eastAsia"/>
+        </w:rPr>
+        <w:t>打开 `http://127.0.0.1:46001` → 点击 *</w:t>
+      </w:r>
+      <w:proofErr w:type="gramEnd"/>
+      <w:r>
+        <w:rPr>
+          <w:rFonts w:hint="eastAsia"/>
+        </w:rPr>
+        <w:t>*“打开 DSH”*</w:t>
+      </w:r>
+      <w:proofErr w:type="gramStart"/>
+      <w:r>
+        <w:rPr>
+          <w:rFonts w:hint="eastAsia"/>
+        </w:rPr>
+        <w:t>* 即可</w:t>
+      </w:r>
+      <w:proofErr w:type="gramEnd"/>
+      <w:r>
+        <w:rPr>
+          <w:rFonts w:hint="eastAsia"/>
+        </w:rPr>
+        <w:t>使用。详细说明见下文：</w:t>
       </w:r>
     </w:p>
     <w:p>
@@ -339,7 +622,37 @@
         <w:rPr>
           <w:rFonts w:hint="eastAsia"/>
         </w:rPr>
-        <w:t>1-1-1. 将整个 `TakeTopDshTeam` 文件夹拷贝到目标电脑。</w:t>
+        <w:t>1-1-1. 将</w:t>
+      </w:r>
+      <w:proofErr w:type="gramStart"/>
+      <w:r>
+        <w:rPr>
+          <w:rFonts w:hint="eastAsia"/>
+        </w:rPr>
+        <w:t>整个 `</w:t>
+      </w:r>
+      <w:proofErr w:type="spellStart"/>
+      <w:proofErr w:type="gramEnd"/>
+      <w:r>
+        <w:rPr>
+          <w:rFonts w:hint="eastAsia"/>
+        </w:rPr>
+        <w:t>TakeTopDshTeam</w:t>
+      </w:r>
+      <w:proofErr w:type="spellEnd"/>
+      <w:proofErr w:type="gramStart"/>
+      <w:r>
+        <w:rPr>
+          <w:rFonts w:hint="eastAsia"/>
+        </w:rPr>
+        <w:t>` 文件夹</w:t>
+      </w:r>
+      <w:proofErr w:type="gramEnd"/>
+      <w:r>
+        <w:rPr>
+          <w:rFonts w:hint="eastAsia"/>
+        </w:rPr>
+        <w:t>拷贝到目标电脑。</w:t>
       </w:r>
     </w:p>
     <w:p>
@@ -353,7 +666,35 @@
         <w:rPr>
           <w:rFonts w:hint="eastAsia"/>
         </w:rPr>
-        <w:t>1-1-2. 双击 **`start.bat`**（若端口被占用，可右键 → 以管理员身份运行）。</w:t>
+        <w:t xml:space="preserve">1-1-2. </w:t>
+      </w:r>
+      <w:proofErr w:type="gramStart"/>
+      <w:r>
+        <w:rPr>
+          <w:rFonts w:hint="eastAsia"/>
+        </w:rPr>
+        <w:t>双击 *</w:t>
+      </w:r>
+      <w:proofErr w:type="gramEnd"/>
+      <w:r>
+        <w:rPr>
+          <w:rFonts w:hint="eastAsia"/>
+        </w:rPr>
+        <w:t>*`start.bat`**（若端口被占用，可右</w:t>
+      </w:r>
+      <w:proofErr w:type="gramStart"/>
+      <w:r>
+        <w:rPr>
+          <w:rFonts w:hint="eastAsia"/>
+        </w:rPr>
+        <w:t xml:space="preserve">键 → </w:t>
+      </w:r>
+      <w:proofErr w:type="gramEnd"/>
+      <w:r>
+        <w:rPr>
+          <w:rFonts w:hint="eastAsia"/>
+        </w:rPr>
+        <w:t>以管理员身份运行）。</w:t>
       </w:r>
     </w:p>
     <w:p>
@@ -367,7 +708,21 @@
         <w:rPr>
           <w:rFonts w:hint="eastAsia"/>
         </w:rPr>
-        <w:t>1-1-3. 浏览器会自动打开登录页 `http://127.0.0.1:46001`。</w:t>
+        <w:t>1-1-3. 浏览器会自动打开登录</w:t>
+      </w:r>
+      <w:proofErr w:type="gramStart"/>
+      <w:r>
+        <w:rPr>
+          <w:rFonts w:hint="eastAsia"/>
+        </w:rPr>
+        <w:t>页 `</w:t>
+      </w:r>
+      <w:proofErr w:type="gramEnd"/>
+      <w:r>
+        <w:rPr>
+          <w:rFonts w:hint="eastAsia"/>
+        </w:rPr>
+        <w:t>http://127.0.0.1:46001`。</w:t>
       </w:r>
     </w:p>
     <w:p>
@@ -403,7 +758,37 @@
         <w:rPr>
           <w:rFonts w:hint="eastAsia"/>
         </w:rPr>
-        <w:t>1-2-1. 将整个 `TakeTopDshTeam` 文件夹拷贝到目标 Mac。</w:t>
+        <w:t>1-2-1. 将</w:t>
+      </w:r>
+      <w:proofErr w:type="gramStart"/>
+      <w:r>
+        <w:rPr>
+          <w:rFonts w:hint="eastAsia"/>
+        </w:rPr>
+        <w:t>整个 `</w:t>
+      </w:r>
+      <w:proofErr w:type="spellStart"/>
+      <w:proofErr w:type="gramEnd"/>
+      <w:r>
+        <w:rPr>
+          <w:rFonts w:hint="eastAsia"/>
+        </w:rPr>
+        <w:t>TakeTopDshTeam</w:t>
+      </w:r>
+      <w:proofErr w:type="spellEnd"/>
+      <w:proofErr w:type="gramStart"/>
+      <w:r>
+        <w:rPr>
+          <w:rFonts w:hint="eastAsia"/>
+        </w:rPr>
+        <w:t>` 文件夹</w:t>
+      </w:r>
+      <w:proofErr w:type="gramEnd"/>
+      <w:r>
+        <w:rPr>
+          <w:rFonts w:hint="eastAsia"/>
+        </w:rPr>
+        <w:t>拷贝到目标 Mac。</w:t>
       </w:r>
     </w:p>
     <w:p>
@@ -428,7 +813,15 @@
         </w:rPr>
       </w:pPr>
       <w:r>
-        <w:t>bash cd /path/to/TakeTopDshTeam bash start.sh</w:t>
+        <w:t>bash cd /path/to/</w:t>
+      </w:r>
+      <w:proofErr w:type="spellStart"/>
+      <w:r>
+        <w:t>TakeTopDshTeam</w:t>
+      </w:r>
+      <w:proofErr w:type="spellEnd"/>
+      <w:r>
+        <w:t xml:space="preserve"> bash start.sh</w:t>
       </w:r>
     </w:p>
     <w:p>
@@ -450,7 +843,35 @@
         <w:rPr>
           <w:rFonts w:hint="eastAsia"/>
         </w:rPr>
-        <w:t>1-2-3. 首次运行会自动解包内置的 Node.js 与内置的 `@deepseek-ai/dsh` 依赖包 —— **完全离线**，无需额外下载，也无需编译。</w:t>
+        <w:t>1-2-3. 首次运行会自动解包内置的 Node.js 与内置</w:t>
+      </w:r>
+      <w:proofErr w:type="gramStart"/>
+      <w:r>
+        <w:rPr>
+          <w:rFonts w:hint="eastAsia"/>
+        </w:rPr>
+        <w:t>的 `</w:t>
+      </w:r>
+      <w:proofErr w:type="gramEnd"/>
+      <w:r>
+        <w:rPr>
+          <w:rFonts w:hint="eastAsia"/>
+        </w:rPr>
+        <w:t>@deepseek-ai/dsh</w:t>
+      </w:r>
+      <w:proofErr w:type="gramStart"/>
+      <w:r>
+        <w:rPr>
+          <w:rFonts w:hint="eastAsia"/>
+        </w:rPr>
+        <w:t>` 依赖包 —— *</w:t>
+      </w:r>
+      <w:proofErr w:type="gramEnd"/>
+      <w:r>
+        <w:rPr>
+          <w:rFonts w:hint="eastAsia"/>
+        </w:rPr>
+        <w:t>*完全离线**，无需额外下载，也无需编译。</w:t>
       </w:r>
     </w:p>
     <w:p>
@@ -464,7 +885,21 @@
         <w:rPr>
           <w:rFonts w:hint="eastAsia"/>
         </w:rPr>
-        <w:t>1-2-4. 浏览器会自动打开登录页 `http://127.0.0.1:46001`。</w:t>
+        <w:t>1-2-4. 浏览器会自动打开登录</w:t>
+      </w:r>
+      <w:proofErr w:type="gramStart"/>
+      <w:r>
+        <w:rPr>
+          <w:rFonts w:hint="eastAsia"/>
+        </w:rPr>
+        <w:t>页 `</w:t>
+      </w:r>
+      <w:proofErr w:type="gramEnd"/>
+      <w:r>
+        <w:rPr>
+          <w:rFonts w:hint="eastAsia"/>
+        </w:rPr>
+        <w:t>http://127.0.0.1:46001`。</w:t>
       </w:r>
     </w:p>
     <w:p>
@@ -486,7 +921,21 @@
         <w:rPr>
           <w:rFonts w:hint="eastAsia"/>
         </w:rPr>
-        <w:t>1-3. Linux（x64 / arm64）</w:t>
+        <w:t xml:space="preserve">1-3. Linux（x64 </w:t>
+      </w:r>
+      <w:proofErr w:type="gramStart"/>
+      <w:r>
+        <w:rPr>
+          <w:rFonts w:hint="eastAsia"/>
+        </w:rPr>
+        <w:t>/ arm64</w:t>
+      </w:r>
+      <w:proofErr w:type="gramEnd"/>
+      <w:r>
+        <w:rPr>
+          <w:rFonts w:hint="eastAsia"/>
+        </w:rPr>
+        <w:t>）</w:t>
       </w:r>
     </w:p>
     <w:p>
@@ -500,7 +949,37 @@
         <w:rPr>
           <w:rFonts w:hint="eastAsia"/>
         </w:rPr>
-        <w:t>1-3-1. 将整个 `TakeTopDshTeam` 文件夹拷贝到目标机器。</w:t>
+        <w:t>1-3-1. 将</w:t>
+      </w:r>
+      <w:proofErr w:type="gramStart"/>
+      <w:r>
+        <w:rPr>
+          <w:rFonts w:hint="eastAsia"/>
+        </w:rPr>
+        <w:t>整个 `</w:t>
+      </w:r>
+      <w:proofErr w:type="spellStart"/>
+      <w:proofErr w:type="gramEnd"/>
+      <w:r>
+        <w:rPr>
+          <w:rFonts w:hint="eastAsia"/>
+        </w:rPr>
+        <w:t>TakeTopDshTeam</w:t>
+      </w:r>
+      <w:proofErr w:type="spellEnd"/>
+      <w:proofErr w:type="gramStart"/>
+      <w:r>
+        <w:rPr>
+          <w:rFonts w:hint="eastAsia"/>
+        </w:rPr>
+        <w:t>` 文件夹</w:t>
+      </w:r>
+      <w:proofErr w:type="gramEnd"/>
+      <w:r>
+        <w:rPr>
+          <w:rFonts w:hint="eastAsia"/>
+        </w:rPr>
+        <w:t>拷贝到目标机器。</w:t>
       </w:r>
     </w:p>
     <w:p>
@@ -525,7 +1004,15 @@
         </w:rPr>
       </w:pPr>
       <w:r>
-        <w:t>bash cd /path/to/TakeTopDshTeam bash start.sh</w:t>
+        <w:t>bash cd /path/to/</w:t>
+      </w:r>
+      <w:proofErr w:type="spellStart"/>
+      <w:r>
+        <w:t>TakeTopDshTeam</w:t>
+      </w:r>
+      <w:proofErr w:type="spellEnd"/>
+      <w:r>
+        <w:t xml:space="preserve"> bash start.sh</w:t>
       </w:r>
     </w:p>
     <w:p>
@@ -539,7 +1026,35 @@
         <w:rPr>
           <w:rFonts w:hint="eastAsia"/>
         </w:rPr>
-        <w:t>1-3-3. 首次运行会自动解包内置的 Node.js 与内置的 `@deepseek-ai/dsh` 依赖包 —— **完全离线**，无需额外下载，也无需编译。</w:t>
+        <w:t>1-3-3. 首次运行会自动解包内置的 Node.js 与内置</w:t>
+      </w:r>
+      <w:proofErr w:type="gramStart"/>
+      <w:r>
+        <w:rPr>
+          <w:rFonts w:hint="eastAsia"/>
+        </w:rPr>
+        <w:t>的 `</w:t>
+      </w:r>
+      <w:proofErr w:type="gramEnd"/>
+      <w:r>
+        <w:rPr>
+          <w:rFonts w:hint="eastAsia"/>
+        </w:rPr>
+        <w:t>@deepseek-ai/dsh</w:t>
+      </w:r>
+      <w:proofErr w:type="gramStart"/>
+      <w:r>
+        <w:rPr>
+          <w:rFonts w:hint="eastAsia"/>
+        </w:rPr>
+        <w:t>` 依赖包 —— *</w:t>
+      </w:r>
+      <w:proofErr w:type="gramEnd"/>
+      <w:r>
+        <w:rPr>
+          <w:rFonts w:hint="eastAsia"/>
+        </w:rPr>
+        <w:t>*完全离线**，无需额外下载，也无需编译。</w:t>
       </w:r>
     </w:p>
     <w:p>
@@ -553,27 +1068,55 @@
         <w:rPr>
           <w:rFonts w:hint="eastAsia"/>
         </w:rPr>
-        <w:t>1-3-4. 浏览器会自动打开登录页 `http://127.0.0.1:46001`。</w:t>
-      </w:r>
-    </w:p>
-    <w:p>
-      <w:pPr>
-        <w:rPr>
-          <w:rFonts w:hint="eastAsia"/>
-        </w:rPr>
-      </w:pPr>
-    </w:p>
-    <w:p>
-      <w:pPr>
-        <w:rPr>
-          <w:rFonts w:hint="eastAsia"/>
-        </w:rPr>
-      </w:pPr>
-      <w:r>
-        <w:rPr>
-          <w:rFonts w:hint="eastAsia"/>
-        </w:rPr>
-        <w:t>2. 平台登录</w:t>
+        <w:t>1-3-4. 浏览器会自动打开登录</w:t>
+      </w:r>
+      <w:proofErr w:type="gramStart"/>
+      <w:r>
+        <w:rPr>
+          <w:rFonts w:hint="eastAsia"/>
+        </w:rPr>
+        <w:t>页 `</w:t>
+      </w:r>
+      <w:proofErr w:type="gramEnd"/>
+      <w:r>
+        <w:rPr>
+          <w:rFonts w:hint="eastAsia"/>
+        </w:rPr>
+        <w:t>http://127.0.0.1:46001`。</w:t>
+      </w:r>
+    </w:p>
+    <w:p>
+      <w:pPr>
+        <w:rPr>
+          <w:rFonts w:hint="eastAsia"/>
+        </w:rPr>
+      </w:pPr>
+    </w:p>
+    <w:p>
+      <w:pPr>
+        <w:rPr>
+          <w:rFonts w:hint="eastAsia"/>
+        </w:rPr>
+      </w:pPr>
+      <w:r>
+        <w:rPr>
+          <w:rFonts w:hint="eastAsia"/>
+        </w:rPr>
+        <w:t>2</w:t>
+      </w:r>
+      <w:proofErr w:type="gramStart"/>
+      <w:r>
+        <w:rPr>
+          <w:rFonts w:hint="eastAsia"/>
+        </w:rPr>
+        <w:t>. 平台</w:t>
+      </w:r>
+      <w:proofErr w:type="gramEnd"/>
+      <w:r>
+        <w:rPr>
+          <w:rFonts w:hint="eastAsia"/>
+        </w:rPr>
+        <w:t>登录</w:t>
       </w:r>
     </w:p>
     <w:p>
@@ -587,28 +1130,36 @@
         <w:rPr>
           <w:rFonts w:hint="eastAsia"/>
         </w:rPr>
-        <w:t>每次重启后，打开 TakeTopDshTeam 文件夹，你会看到下面两个文件。根据你的</w:t>
-      </w:r>
-      <w:r>
-        <w:rPr>
-          <w:rFonts w:hint="eastAsia"/>
+        <w:t xml:space="preserve">每次重启后，打开 </w:t>
+      </w:r>
+      <w:proofErr w:type="spellStart"/>
+      <w:r>
+        <w:rPr>
+          <w:rFonts w:hint="eastAsia"/>
+        </w:rPr>
+        <w:t>TakeTopDshTeam</w:t>
+      </w:r>
+      <w:proofErr w:type="spellEnd"/>
+      <w:r>
+        <w:rPr>
+          <w:rFonts w:hint="eastAsia"/>
+        </w:rPr>
+        <w:t xml:space="preserve"> 文件夹，你会看到下面两个文件。根据你的系统运行相应的文件即可打开登录页：</w:t>
+      </w:r>
+    </w:p>
+    <w:p>
+      <w:pPr>
+        <w:rPr>
+          <w:rFonts w:hint="eastAsia"/>
+        </w:rPr>
+      </w:pPr>
+      <w:r>
+        <w:rPr>
+          <w:noProof/>
         </w:rPr>
         <w:lastRenderedPageBreak/>
-        <w:t>系统运行相应的文件即可打开登录页：</w:t>
-      </w:r>
-    </w:p>
-    <w:p>
-      <w:pPr>
-        <w:rPr>
-          <w:rFonts w:hint="eastAsia"/>
-        </w:rPr>
-      </w:pPr>
-      <w:r>
-        <w:rPr>
-          <w:noProof/>
-        </w:rPr>
         <w:drawing>
-          <wp:inline distT="0" distB="0" distL="0" distR="0" wp14:anchorId="78E1C3EA" wp14:editId="1CD616B1">
+          <wp:inline distT="0" distB="0" distL="0" distR="0" wp14:anchorId="78E1C3EA" wp14:editId="0FF59BDF">
             <wp:extent cx="5274310" cy="465455"/>
             <wp:effectExtent l="0" t="0" r="2540" b="0"/>
             <wp:docPr id="286631104" name="图片 1"/>
@@ -625,7 +1176,7 @@
                     </pic:cNvPicPr>
                   </pic:nvPicPr>
                   <pic:blipFill>
-                    <a:blip r:embed="rId10" cstate="print">
+                    <a:blip r:embed="rId9" cstate="print">
                       <a:extLst>
                         <a:ext uri="{28A0092B-C50C-407E-A947-70E740481C1C}">
                           <a14:useLocalDpi xmlns:a14="http://schemas.microsoft.com/office/drawing/2010/main" val="0"/>
@@ -667,20 +1218,48 @@
         <w:rPr>
           <w:rFonts w:hint="eastAsia"/>
         </w:rPr>
-        <w:t>&gt; - Windows：双击 **`start.bat`**</w:t>
-      </w:r>
-    </w:p>
-    <w:p>
-      <w:pPr>
-        <w:rPr>
-          <w:rFonts w:hint="eastAsia"/>
-        </w:rPr>
-      </w:pPr>
-      <w:r>
-        <w:rPr>
-          <w:rFonts w:hint="eastAsia"/>
-        </w:rPr>
-        <w:t>&gt; - macOS / Linux：运行 **`bash start.sh`**</w:t>
+        <w:t>&gt; - Windows：</w:t>
+      </w:r>
+      <w:proofErr w:type="gramStart"/>
+      <w:r>
+        <w:rPr>
+          <w:rFonts w:hint="eastAsia"/>
+        </w:rPr>
+        <w:t>双击 *</w:t>
+      </w:r>
+      <w:proofErr w:type="gramEnd"/>
+      <w:r>
+        <w:rPr>
+          <w:rFonts w:hint="eastAsia"/>
+        </w:rPr>
+        <w:t>*`start.bat`**</w:t>
+      </w:r>
+    </w:p>
+    <w:p>
+      <w:pPr>
+        <w:rPr>
+          <w:rFonts w:hint="eastAsia"/>
+        </w:rPr>
+      </w:pPr>
+      <w:r>
+        <w:rPr>
+          <w:rFonts w:hint="eastAsia"/>
+        </w:rPr>
+        <w:t>&gt; - macOS / Linux：</w:t>
+      </w:r>
+      <w:proofErr w:type="gramStart"/>
+      <w:r>
+        <w:rPr>
+          <w:rFonts w:hint="eastAsia"/>
+        </w:rPr>
+        <w:t>运行 *</w:t>
+      </w:r>
+      <w:proofErr w:type="gramEnd"/>
+      <w:r>
+        <w:rPr>
+          <w:rFonts w:hint="eastAsia"/>
+        </w:rPr>
+        <w:t>*`bash start.sh`**</w:t>
       </w:r>
     </w:p>
     <w:p>
@@ -711,7 +1290,7 @@
                     </pic:cNvPicPr>
                   </pic:nvPicPr>
                   <pic:blipFill>
-                    <a:blip r:embed="rId11" cstate="print">
+                    <a:blip r:embed="rId10" cstate="print">
                       <a:extLst>
                         <a:ext uri="{28A0092B-C50C-407E-A947-70E740481C1C}">
                           <a14:useLocalDpi xmlns:a14="http://schemas.microsoft.com/office/drawing/2010/main" val="0"/>
@@ -754,35 +1333,143 @@
         <w:rPr>
           <w:rFonts w:hint="eastAsia"/>
         </w:rPr>
-        <w:t>输入用户名 `admin` 和密码 `12345678` 登录。首次登录后，TakeTopDSH Team 后台服务 TakeTopDSHLauncher 会一直在后台运行。只要未重启电脑，直接再次用浏览器打开 `http://127.0.0.1:46001` 即可回到登录页。如果启动器已关闭（例如重启后），需要重新运行上面的启动程序。</w:t>
-      </w:r>
-      <w:hyperlink r:id="rId12" w:history="1">
-        <w:r>
-          <w:rPr>
-            <w:rStyle w:val="af2"/>
-          </w:rPr>
-          <w:t>http://127.0.0.1:46001</w:t>
-        </w:r>
-      </w:hyperlink>
-    </w:p>
-    <w:p>
-      <w:pPr>
-        <w:rPr>
-          <w:rFonts w:hint="eastAsia"/>
-        </w:rPr>
-      </w:pPr>
-    </w:p>
-    <w:p>
-      <w:pPr>
-        <w:rPr>
-          <w:rFonts w:hint="eastAsia"/>
-        </w:rPr>
-      </w:pPr>
-      <w:r>
-        <w:rPr>
-          <w:rFonts w:hint="eastAsia"/>
-        </w:rPr>
-        <w:t>3. 管理页面</w:t>
+        <w:t>输入</w:t>
+      </w:r>
+      <w:proofErr w:type="gramStart"/>
+      <w:r>
+        <w:rPr>
+          <w:rFonts w:hint="eastAsia"/>
+        </w:rPr>
+        <w:t>用户名 `</w:t>
+      </w:r>
+      <w:proofErr w:type="gramEnd"/>
+      <w:r>
+        <w:rPr>
+          <w:rFonts w:hint="eastAsia"/>
+        </w:rPr>
+        <w:t>admin</w:t>
+      </w:r>
+      <w:proofErr w:type="gramStart"/>
+      <w:r>
+        <w:rPr>
+          <w:rFonts w:hint="eastAsia"/>
+        </w:rPr>
+        <w:t>` 和密码 `</w:t>
+      </w:r>
+      <w:proofErr w:type="gramEnd"/>
+      <w:r>
+        <w:rPr>
+          <w:rFonts w:hint="eastAsia"/>
+        </w:rPr>
+        <w:t>12345678</w:t>
+      </w:r>
+      <w:proofErr w:type="gramStart"/>
+      <w:r>
+        <w:rPr>
+          <w:rFonts w:hint="eastAsia"/>
+        </w:rPr>
+        <w:t>` 登录</w:t>
+      </w:r>
+      <w:proofErr w:type="gramEnd"/>
+      <w:r>
+        <w:rPr>
+          <w:rFonts w:hint="eastAsia"/>
+        </w:rPr>
+        <w:t>。首次登录后，</w:t>
+      </w:r>
+      <w:proofErr w:type="spellStart"/>
+      <w:r>
+        <w:rPr>
+          <w:rFonts w:hint="eastAsia"/>
+        </w:rPr>
+        <w:t>TakeTopDSH</w:t>
+      </w:r>
+      <w:proofErr w:type="spellEnd"/>
+      <w:r>
+        <w:rPr>
+          <w:rFonts w:hint="eastAsia"/>
+        </w:rPr>
+        <w:t xml:space="preserve"> Team 后台服务 </w:t>
+      </w:r>
+      <w:proofErr w:type="spellStart"/>
+      <w:r>
+        <w:rPr>
+          <w:rFonts w:hint="eastAsia"/>
+        </w:rPr>
+        <w:t>TakeTopDSHLauncher</w:t>
+      </w:r>
+      <w:proofErr w:type="spellEnd"/>
+      <w:r>
+        <w:rPr>
+          <w:rFonts w:hint="eastAsia"/>
+        </w:rPr>
+        <w:t xml:space="preserve"> 会一直在后台运行。只要未重启电脑，直接再次用浏览器</w:t>
+      </w:r>
+      <w:proofErr w:type="gramStart"/>
+      <w:r>
+        <w:rPr>
+          <w:rFonts w:hint="eastAsia"/>
+        </w:rPr>
+        <w:t>打开 `http://127.0.0.1:46001` 即可</w:t>
+      </w:r>
+      <w:proofErr w:type="gramEnd"/>
+      <w:r>
+        <w:rPr>
+          <w:rFonts w:hint="eastAsia"/>
+        </w:rPr>
+        <w:t>回到登录页。如果启动器已关闭（例如重启后），需要重新运行上面的启动程序。</w:t>
+      </w:r>
+      <w:r>
+        <w:fldChar w:fldCharType="begin"/>
+      </w:r>
+      <w:r>
+        <w:instrText>HYPERLINK "http://127.0.0.1:46001"</w:instrText>
+      </w:r>
+      <w:r>
+        <w:fldChar w:fldCharType="separate"/>
+      </w:r>
+      <w:r>
+        <w:rPr>
+          <w:rStyle w:val="af2"/>
+        </w:rPr>
+        <w:t>http://127.0.0.1:46001</w:t>
+      </w:r>
+      <w:r>
+        <w:fldChar w:fldCharType="end"/>
+      </w:r>
+    </w:p>
+    <w:p>
+      <w:pPr>
+        <w:rPr>
+          <w:rFonts w:hint="eastAsia"/>
+        </w:rPr>
+      </w:pPr>
+    </w:p>
+    <w:p>
+      <w:pPr>
+        <w:rPr>
+          <w:rFonts w:hint="eastAsia"/>
+        </w:rPr>
+      </w:pPr>
+      <w:r>
+        <w:rPr>
+          <w:rFonts w:hint="eastAsia"/>
+        </w:rPr>
+        <w:t>3</w:t>
+      </w:r>
+      <w:proofErr w:type="gramStart"/>
+      <w:r>
+        <w:rPr>
+          <w:rFonts w:hint="eastAsia"/>
+        </w:rPr>
+        <w:t>. 管理</w:t>
+      </w:r>
+      <w:proofErr w:type="gramEnd"/>
+      <w:r>
+        <w:rPr>
+          <w:rFonts w:hint="eastAsia"/>
+        </w:rPr>
+        <w:t>页面</w:t>
       </w:r>
     </w:p>
     <w:p>
@@ -828,7 +1515,7 @@
                     </pic:cNvPicPr>
                   </pic:nvPicPr>
                   <pic:blipFill>
-                    <a:blip r:embed="rId13" cstate="print">
+                    <a:blip r:embed="rId11" cstate="print">
                       <a:extLst>
                         <a:ext uri="{28A0092B-C50C-407E-A947-70E740481C1C}">
                           <a14:useLocalDpi xmlns:a14="http://schemas.microsoft.com/office/drawing/2010/main" val="0"/>
@@ -905,7 +1592,7 @@
           <w:noProof/>
         </w:rPr>
         <w:drawing>
-          <wp:inline distT="0" distB="0" distL="0" distR="0" wp14:anchorId="2044E27F" wp14:editId="6677CBE6">
+          <wp:inline distT="0" distB="0" distL="0" distR="0" wp14:anchorId="2044E27F" wp14:editId="531CB917">
             <wp:extent cx="5274310" cy="2002155"/>
             <wp:effectExtent l="0" t="0" r="2540" b="0"/>
             <wp:docPr id="5370857" name="图片 5"/>
@@ -922,7 +1609,7 @@
                     </pic:cNvPicPr>
                   </pic:nvPicPr>
                   <pic:blipFill>
-                    <a:blip r:embed="rId14" cstate="print">
+                    <a:blip r:embed="rId12" cstate="print">
                       <a:extLst>
                         <a:ext uri="{28A0092B-C50C-407E-A947-70E740481C1C}">
                           <a14:useLocalDpi xmlns:a14="http://schemas.microsoft.com/office/drawing/2010/main" val="0"/>
@@ -981,7 +1668,21 @@
         <w:rPr>
           <w:rFonts w:hint="eastAsia"/>
         </w:rPr>
-        <w:t>设置工作区路径即定义平台的工作区目录。该目录可以位于电脑的任意盘符，但请妥善规划并确保容量充足，因为你在 TakeTopDSH Team 中输入的所有数据和上传的所有文件都存储在该目录下。</w:t>
+        <w:t xml:space="preserve">设置工作区路径即定义平台的工作区目录。该目录可以位于电脑的任意盘符，但请妥善规划并确保容量充足，因为你在 </w:t>
+      </w:r>
+      <w:proofErr w:type="spellStart"/>
+      <w:r>
+        <w:rPr>
+          <w:rFonts w:hint="eastAsia"/>
+        </w:rPr>
+        <w:t>TakeTopDSH</w:t>
+      </w:r>
+      <w:proofErr w:type="spellEnd"/>
+      <w:r>
+        <w:rPr>
+          <w:rFonts w:hint="eastAsia"/>
+        </w:rPr>
+        <w:t xml:space="preserve"> Team 中输入的所有数据和上传的所有文件都存储在该目录下。</w:t>
       </w:r>
     </w:p>
     <w:p>
@@ -1021,16 +1722,54 @@
         <w:rPr>
           <w:rFonts w:hint="eastAsia"/>
         </w:rPr>
-        <w:t>如果你还想从外网访问平台，就需要设置外部 URL。为服务器分配一个公网 IP，然后在此处填写。例如公网 IP 为 188.88.88.88，可设置为 http://188.88.88.88:46000。如不确定，请咨询网络管理员以确保配置正确。</w:t>
-      </w:r>
-      <w:hyperlink r:id="rId15" w:history="1">
-        <w:r>
-          <w:rPr>
-            <w:rStyle w:val="af2"/>
-          </w:rPr>
-          <w:t>http://188.88.88.88:46000</w:t>
-        </w:r>
-      </w:hyperlink>
+        <w:t xml:space="preserve">如果你还想从外网访问平台，就需要设置外部 URL。为服务器分配一个公网 IP，然后在此处填写。例如公网 IP </w:t>
+      </w:r>
+      <w:proofErr w:type="gramStart"/>
+      <w:r>
+        <w:rPr>
+          <w:rFonts w:hint="eastAsia"/>
+        </w:rPr>
+        <w:t>为 188.88.88.88</w:t>
+      </w:r>
+      <w:proofErr w:type="gramEnd"/>
+      <w:r>
+        <w:rPr>
+          <w:rFonts w:hint="eastAsia"/>
+        </w:rPr>
+        <w:t>，可设置</w:t>
+      </w:r>
+      <w:proofErr w:type="gramStart"/>
+      <w:r>
+        <w:rPr>
+          <w:rFonts w:hint="eastAsia"/>
+        </w:rPr>
+        <w:t>为 http://188.88.88.88:46000</w:t>
+      </w:r>
+      <w:proofErr w:type="gramEnd"/>
+      <w:r>
+        <w:rPr>
+          <w:rFonts w:hint="eastAsia"/>
+        </w:rPr>
+        <w:t>。如不确定，请咨询网络管理员以确保配置正确。</w:t>
+      </w:r>
+      <w:r>
+        <w:fldChar w:fldCharType="begin"/>
+      </w:r>
+      <w:r>
+        <w:instrText>HYPERLINK "http://188.88.88.88:46000"</w:instrText>
+      </w:r>
+      <w:r>
+        <w:fldChar w:fldCharType="separate"/>
+      </w:r>
+      <w:r>
+        <w:rPr>
+          <w:rStyle w:val="af2"/>
+        </w:rPr>
+        <w:t>http://188.88.88.88:46000</w:t>
+      </w:r>
+      <w:r>
+        <w:fldChar w:fldCharType="end"/>
+      </w:r>
     </w:p>
     <w:p>
       <w:pPr>
@@ -1089,7 +1828,7 @@
                     </pic:cNvPicPr>
                   </pic:nvPicPr>
                   <pic:blipFill>
-                    <a:blip r:embed="rId16" cstate="print">
+                    <a:blip r:embed="rId13" cstate="print">
                       <a:extLst>
                         <a:ext uri="{28A0092B-C50C-407E-A947-70E740481C1C}">
                           <a14:useLocalDpi xmlns:a14="http://schemas.microsoft.com/office/drawing/2010/main" val="0"/>
@@ -1133,7 +1872,21 @@
         <w:rPr>
           <w:rFonts w:hint="eastAsia"/>
         </w:rPr>
-        <w:t>你可以在这里添加成员用户。注意用户名应使用英文字母，不要用中文。请记住为用户设置的密码，例如设为 `12345678`。成员用户登录后可自行修改密码。成员的 workspace 工作区目录无需设置，会自动按“主工作区目录 + 用户名”生成。</w:t>
+        <w:t>你可以在这里添加成员用户。注意用户名应使用英文字母，不要用中文。请记住为用户设置的密码，例如设</w:t>
+      </w:r>
+      <w:proofErr w:type="gramStart"/>
+      <w:r>
+        <w:rPr>
+          <w:rFonts w:hint="eastAsia"/>
+        </w:rPr>
+        <w:t>为 `</w:t>
+      </w:r>
+      <w:proofErr w:type="gramEnd"/>
+      <w:r>
+        <w:rPr>
+          <w:rFonts w:hint="eastAsia"/>
+        </w:rPr>
+        <w:t>12345678`。成员用户登录后可自行修改密码。成员的 workspace 工作区目录无需设置，会自动按“主工作区目录 + 用户名”生成。</w:t>
       </w:r>
     </w:p>
     <w:p>
@@ -1184,7 +1937,7 @@
                     </pic:cNvPicPr>
                   </pic:nvPicPr>
                   <pic:blipFill>
-                    <a:blip r:embed="rId17" cstate="print">
+                    <a:blip r:embed="rId14" cstate="print">
                       <a:extLst>
                         <a:ext uri="{28A0092B-C50C-407E-A947-70E740481C1C}">
                           <a14:useLocalDpi xmlns:a14="http://schemas.microsoft.com/office/drawing/2010/main" val="0"/>
@@ -1228,7 +1981,21 @@
         <w:rPr>
           <w:rFonts w:hint="eastAsia"/>
         </w:rPr>
-        <w:t>因为 TakeTopDSH Team 是基于 DeepSeek Harness 构建的 AI 协作平台，当 DeepSeek Harness 发布新版本后，你可以点击此按钮进行升级，确保使用最新的 DeepSeek Harness 功能。</w:t>
+        <w:t xml:space="preserve">因为 </w:t>
+      </w:r>
+      <w:proofErr w:type="spellStart"/>
+      <w:r>
+        <w:rPr>
+          <w:rFonts w:hint="eastAsia"/>
+        </w:rPr>
+        <w:t>TakeTopDSH</w:t>
+      </w:r>
+      <w:proofErr w:type="spellEnd"/>
+      <w:r>
+        <w:rPr>
+          <w:rFonts w:hint="eastAsia"/>
+        </w:rPr>
+        <w:t xml:space="preserve"> Team 是基于 DeepSeek Harness 构建的 AI 协作平台，当 DeepSeek Harness 发布新版本后，你可以点击此按钮进行升级，确保使用最新的 DeepSeek Harness 功能。</w:t>
       </w:r>
     </w:p>
     <w:p>
@@ -1264,7 +2031,49 @@
         <w:rPr>
           <w:rFonts w:hint="eastAsia"/>
         </w:rPr>
-        <w:t>在管理页面完成设置后，点击 TakeTopDSH Team 启动器区域中的 **打开 DSH** 按钮，即可打开工作台页面。</w:t>
+        <w:t xml:space="preserve">在管理页面完成设置后，点击 </w:t>
+      </w:r>
+      <w:proofErr w:type="spellStart"/>
+      <w:r>
+        <w:rPr>
+          <w:rFonts w:hint="eastAsia"/>
+        </w:rPr>
+        <w:t>TakeTopDSH</w:t>
+      </w:r>
+      <w:proofErr w:type="spellEnd"/>
+      <w:r>
+        <w:rPr>
+          <w:rFonts w:hint="eastAsia"/>
+        </w:rPr>
+        <w:t xml:space="preserve"> Team 启动器区域中</w:t>
+      </w:r>
+      <w:proofErr w:type="gramStart"/>
+      <w:r>
+        <w:rPr>
+          <w:rFonts w:hint="eastAsia"/>
+        </w:rPr>
+        <w:t>的 *</w:t>
+      </w:r>
+      <w:proofErr w:type="gramEnd"/>
+      <w:r>
+        <w:rPr>
+          <w:rFonts w:hint="eastAsia"/>
+        </w:rPr>
+        <w:t>*打开 DSH*</w:t>
+      </w:r>
+      <w:proofErr w:type="gramStart"/>
+      <w:r>
+        <w:rPr>
+          <w:rFonts w:hint="eastAsia"/>
+        </w:rPr>
+        <w:t>* 按钮</w:t>
+      </w:r>
+      <w:proofErr w:type="gramEnd"/>
+      <w:r>
+        <w:rPr>
+          <w:rFonts w:hint="eastAsia"/>
+        </w:rPr>
+        <w:t>，即可打开工作台页面。</w:t>
       </w:r>
     </w:p>
     <w:p>
@@ -1279,7 +2088,7 @@
         </w:rPr>
         <w:lastRenderedPageBreak/>
         <w:drawing>
-          <wp:inline distT="0" distB="0" distL="0" distR="0" wp14:anchorId="39F15B5B" wp14:editId="1F1E3F86">
+          <wp:inline distT="0" distB="0" distL="0" distR="0" wp14:anchorId="39F15B5B" wp14:editId="31598A55">
             <wp:extent cx="5274310" cy="1233805"/>
             <wp:effectExtent l="0" t="0" r="2540" b="4445"/>
             <wp:docPr id="1833294711" name="图片 8"/>
@@ -1296,7 +2105,7 @@
                     </pic:cNvPicPr>
                   </pic:nvPicPr>
                   <pic:blipFill>
-                    <a:blip r:embed="rId18" cstate="print">
+                    <a:blip r:embed="rId15" cstate="print">
                       <a:extLst>
                         <a:ext uri="{28A0092B-C50C-407E-A947-70E740481C1C}">
                           <a14:useLocalDpi xmlns:a14="http://schemas.microsoft.com/office/drawing/2010/main" val="0"/>
@@ -1339,7 +2148,21 @@
         <w:rPr>
           <w:rFonts w:hint="eastAsia"/>
         </w:rPr>
-        <w:t>工作台页面如下所示，左右分屏：左侧是文件管理器 / 我的任务，右侧是 DSH 聊天界面。</w:t>
+        <w:t>工作台页面如下所示，左右分屏：左侧是文件管理</w:t>
+      </w:r>
+      <w:proofErr w:type="gramStart"/>
+      <w:r>
+        <w:rPr>
+          <w:rFonts w:hint="eastAsia"/>
+        </w:rPr>
+        <w:t xml:space="preserve">器 / </w:t>
+      </w:r>
+      <w:proofErr w:type="gramEnd"/>
+      <w:r>
+        <w:rPr>
+          <w:rFonts w:hint="eastAsia"/>
+        </w:rPr>
+        <w:t>我的任务，右侧是 DSH 聊天界面。</w:t>
       </w:r>
     </w:p>
     <w:p>
@@ -1370,7 +2193,7 @@
                     </pic:cNvPicPr>
                   </pic:nvPicPr>
                   <pic:blipFill>
-                    <a:blip r:embed="rId19" cstate="print">
+                    <a:blip r:embed="rId16" cstate="print">
                       <a:extLst>
                         <a:ext uri="{28A0092B-C50C-407E-A947-70E740481C1C}">
                           <a14:useLocalDpi xmlns:a14="http://schemas.microsoft.com/office/drawing/2010/main" val="0"/>
@@ -1426,7 +2249,21 @@
         <w:rPr>
           <w:rFonts w:hint="eastAsia"/>
         </w:rPr>
-        <w:t>虽然 TakeTopDSH Team 基于 DeepSeek Harness 构建，但你也可以接入其他 LLM，例如 OpenAI、Kimi、Claude、Qwen 等，甚至本地模型。</w:t>
+        <w:t xml:space="preserve">虽然 </w:t>
+      </w:r>
+      <w:proofErr w:type="spellStart"/>
+      <w:r>
+        <w:rPr>
+          <w:rFonts w:hint="eastAsia"/>
+        </w:rPr>
+        <w:t>TakeTopDSH</w:t>
+      </w:r>
+      <w:proofErr w:type="spellEnd"/>
+      <w:r>
+        <w:rPr>
+          <w:rFonts w:hint="eastAsia"/>
+        </w:rPr>
+        <w:t xml:space="preserve"> Team 基于 DeepSeek Harness 构建，但你也可以接入其他 LLM，例如 OpenAI、Kimi、Claude、Qwen 等，甚至本地模型。</w:t>
       </w:r>
     </w:p>
     <w:p>
@@ -1464,7 +2301,7 @@
                     </pic:cNvPicPr>
                   </pic:nvPicPr>
                   <pic:blipFill>
-                    <a:blip r:embed="rId20" cstate="print">
+                    <a:blip r:embed="rId17" cstate="print">
                       <a:extLst>
                         <a:ext uri="{28A0092B-C50C-407E-A947-70E740481C1C}">
                           <a14:useLocalDpi xmlns:a14="http://schemas.microsoft.com/office/drawing/2010/main" val="0"/>
@@ -1526,7 +2363,7 @@
                     </pic:cNvPicPr>
                   </pic:nvPicPr>
                   <pic:blipFill>
-                    <a:blip r:embed="rId21" cstate="print">
+                    <a:blip r:embed="rId18" cstate="print">
                       <a:extLst>
                         <a:ext uri="{28A0092B-C50C-407E-A947-70E740481C1C}">
                           <a14:useLocalDpi xmlns:a14="http://schemas.microsoft.com/office/drawing/2010/main" val="0"/>
@@ -1593,7 +2430,7 @@
                     </pic:cNvPicPr>
                   </pic:nvPicPr>
                   <pic:blipFill>
-                    <a:blip r:embed="rId22" cstate="print">
+                    <a:blip r:embed="rId19" cstate="print">
                       <a:extLst>
                         <a:ext uri="{28A0092B-C50C-407E-A947-70E740481C1C}">
                           <a14:useLocalDpi xmlns:a14="http://schemas.microsoft.com/office/drawing/2010/main" val="0"/>
@@ -1643,7 +2480,7 @@
           <w:noProof/>
         </w:rPr>
         <w:drawing>
-          <wp:inline distT="0" distB="0" distL="0" distR="0" wp14:anchorId="637077FD" wp14:editId="30CF6339">
+          <wp:inline distT="0" distB="0" distL="0" distR="0" wp14:anchorId="637077FD" wp14:editId="2D2CF902">
             <wp:extent cx="4842134" cy="3486150"/>
             <wp:effectExtent l="0" t="0" r="0" b="0"/>
             <wp:docPr id="2027276046" name="图片 13"/>
@@ -1660,7 +2497,7 @@
                     </pic:cNvPicPr>
                   </pic:nvPicPr>
                   <pic:blipFill>
-                    <a:blip r:embed="rId23" cstate="print">
+                    <a:blip r:embed="rId20" cstate="print">
                       <a:extLst>
                         <a:ext uri="{28A0092B-C50C-407E-A947-70E740481C1C}">
                           <a14:useLocalDpi xmlns:a14="http://schemas.microsoft.com/office/drawing/2010/main" val="0"/>
@@ -1799,7 +2636,7 @@
                     </pic:cNvPicPr>
                   </pic:nvPicPr>
                   <pic:blipFill>
-                    <a:blip r:embed="rId24" cstate="print">
+                    <a:blip r:embed="rId21" cstate="print">
                       <a:extLst>
                         <a:ext uri="{28A0092B-C50C-407E-A947-70E740481C1C}">
                           <a14:useLocalDpi xmlns:a14="http://schemas.microsoft.com/office/drawing/2010/main" val="0"/>
@@ -1887,7 +2724,7 @@
                     </pic:cNvPicPr>
                   </pic:nvPicPr>
                   <pic:blipFill>
-                    <a:blip r:embed="rId25" cstate="print">
+                    <a:blip r:embed="rId22" cstate="print">
                       <a:extLst>
                         <a:ext uri="{28A0092B-C50C-407E-A947-70E740481C1C}">
                           <a14:useLocalDpi xmlns:a14="http://schemas.microsoft.com/office/drawing/2010/main" val="0"/>
@@ -1930,7 +2767,21 @@
         <w:rPr>
           <w:rFonts w:hint="eastAsia"/>
         </w:rPr>
-        <w:t>它显示你创建的所有任务。左侧成员列表是可选的（用于筛选）。点击“添加任务”按钮打开对话框，从“受理人”下拉框中选择受理人。“类型”字段含一个文本框、一个下拉框和一个 + 按钮：可选择已有类型，或输入新类型后点击 + 添加（类型会被记忆）。编辑任务时也可以修改受理人；保存后任务会移动到新受理人的任务列表。每个任务行都有一个 + 列，可内联展开其子任务；每个子任务保存其父任务的唯一 ID（UID），“No.” 列显示层级编号（1、1-1、1-2-1……）。没有子任务的任务不显示 +。</w:t>
+        <w:t>它显示你创建的所有任务。左侧成员列表是可选的（用于筛选）。点击“添加任务”按钮打开对话框，从“受理人”下拉框中选择受理人。“类型”字段含一个文本框、一个下拉框和一个 + 按钮：可选择已有类型，或输入新类型后点击 + 添加（类型会被记忆）。编辑任务时也可以修改受理人；保存后任务会移动到新受理人的任务列表。每个任务行都有一个 + 列，可内联展开其子任务；每个子任务保存其父任务的唯一 ID（UID），“No.</w:t>
+      </w:r>
+      <w:proofErr w:type="gramStart"/>
+      <w:r>
+        <w:rPr>
+          <w:rFonts w:hint="eastAsia"/>
+        </w:rPr>
+        <w:t>” 列</w:t>
+      </w:r>
+      <w:proofErr w:type="gramEnd"/>
+      <w:r>
+        <w:rPr>
+          <w:rFonts w:hint="eastAsia"/>
+        </w:rPr>
+        <w:t>显示层级编号（1、1-1、1-2-1……）。没有子任务的任务不显示 +。</w:t>
       </w:r>
     </w:p>
     <w:p>
@@ -1961,7 +2812,7 @@
                     </pic:cNvPicPr>
                   </pic:nvPicPr>
                   <pic:blipFill>
-                    <a:blip r:embed="rId26" cstate="print">
+                    <a:blip r:embed="rId23" cstate="print">
                       <a:extLst>
                         <a:ext uri="{28A0092B-C50C-407E-A947-70E740481C1C}">
                           <a14:useLocalDpi xmlns:a14="http://schemas.microsoft.com/office/drawing/2010/main" val="0"/>
@@ -2006,7 +2857,23 @@
           <w:i/>
           <w:sz w:val="18"/>
         </w:rPr>
-        <w:t>任务分配 —— 用“+”列内联展开任务的子任务。</w:t>
+        <w:t>任务</w:t>
+      </w:r>
+      <w:proofErr w:type="gramStart"/>
+      <w:r>
+        <w:rPr>
+          <w:i/>
+          <w:sz w:val="18"/>
+        </w:rPr>
+        <w:t>分配 —</w:t>
+      </w:r>
+      <w:proofErr w:type="gramEnd"/>
+      <w:r>
+        <w:rPr>
+          <w:i/>
+          <w:sz w:val="18"/>
+        </w:rPr>
+        <w:t>— 用“+”列内联展开任务的子任务。</w:t>
       </w:r>
     </w:p>
     <w:p>
@@ -2038,7 +2905,7 @@
                     </pic:cNvPicPr>
                   </pic:nvPicPr>
                   <pic:blipFill>
-                    <a:blip r:embed="rId27" cstate="print">
+                    <a:blip r:embed="rId24" cstate="print">
                       <a:extLst>
                         <a:ext uri="{28A0092B-C50C-407E-A947-70E740481C1C}">
                           <a14:useLocalDpi xmlns:a14="http://schemas.microsoft.com/office/drawing/2010/main" val="0"/>
@@ -2112,7 +2979,7 @@
                     </pic:cNvPicPr>
                   </pic:nvPicPr>
                   <pic:blipFill>
-                    <a:blip r:embed="rId28" cstate="print">
+                    <a:blip r:embed="rId25" cstate="print">
                       <a:extLst>
                         <a:ext uri="{28A0092B-C50C-407E-A947-70E740481C1C}">
                           <a14:useLocalDpi xmlns:a14="http://schemas.microsoft.com/office/drawing/2010/main" val="0"/>
@@ -2187,7 +3054,35 @@
         <w:rPr>
           <w:rFonts w:hint="eastAsia"/>
         </w:rPr>
-        <w:t>点击“我的任务”标签页，如下图所示。它显示分配给你的任务列表。打开该页面会自动把左窗格加宽到 70%，便于阅读。“No.” 列显示任务在层级中的编号（1、1-1、1-2-1……）。在这里你可以：点击任务名预览任务；</w:t>
+        <w:t>点击“我的任务”标签页，如下图所示。它显示分配给你的任务列表。打开该页面会自动把左窗格加宽</w:t>
+      </w:r>
+      <w:proofErr w:type="gramStart"/>
+      <w:r>
+        <w:rPr>
+          <w:rFonts w:hint="eastAsia"/>
+        </w:rPr>
+        <w:t>到 70%</w:t>
+      </w:r>
+      <w:proofErr w:type="gramEnd"/>
+      <w:r>
+        <w:rPr>
+          <w:rFonts w:hint="eastAsia"/>
+        </w:rPr>
+        <w:t>，便于阅读。“No.</w:t>
+      </w:r>
+      <w:proofErr w:type="gramStart"/>
+      <w:r>
+        <w:rPr>
+          <w:rFonts w:hint="eastAsia"/>
+        </w:rPr>
+        <w:t>” 列</w:t>
+      </w:r>
+      <w:proofErr w:type="gramEnd"/>
+      <w:r>
+        <w:rPr>
+          <w:rFonts w:hint="eastAsia"/>
+        </w:rPr>
+        <w:t>显示任务在层级中的编号（1、1-1、1-2-1……）。在这里你可以：点击任务名预览任务；</w:t>
       </w:r>
       <w:r>
         <w:rPr>
@@ -2261,7 +3156,21 @@
         <w:rPr>
           <w:rFonts w:hint="eastAsia"/>
         </w:rPr>
-        <w:t>；点击“继续分配”为其他成员创建后续（子）任务（子任务会添加到该成员的任务列表，保存后父任务自动展开）；点击子任务列中的 + 可内联展开该任务的子任务树（多级；没有子任务则不显示 +）；以及使用编辑 / 删除</w:t>
+        <w:t>；点击“继续分配”为其他成员创建后续（子）任务（子任务会添加到该成员的任务列表，保存后父任务自动展开）；点击子任务列中的 + 可内联展开该任务的子任务树（多级；没有子任务则不显示 +）；以及使用</w:t>
+      </w:r>
+      <w:proofErr w:type="gramStart"/>
+      <w:r>
+        <w:rPr>
+          <w:rFonts w:hint="eastAsia"/>
+        </w:rPr>
+        <w:t xml:space="preserve">编辑 / </w:t>
+      </w:r>
+      <w:proofErr w:type="gramEnd"/>
+      <w:r>
+        <w:rPr>
+          <w:rFonts w:hint="eastAsia"/>
+        </w:rPr>
+        <w:t>删除</w:t>
       </w:r>
       <w:r>
         <w:rPr>
@@ -2305,7 +3214,7 @@
                     </pic:cNvPicPr>
                   </pic:nvPicPr>
                   <pic:blipFill>
-                    <a:blip r:embed="rId29" cstate="print">
+                    <a:blip r:embed="rId26" cstate="print">
                       <a:extLst>
                         <a:ext uri="{28A0092B-C50C-407E-A947-70E740481C1C}">
                           <a14:useLocalDpi xmlns:a14="http://schemas.microsoft.com/office/drawing/2010/main" val="0"/>
@@ -2363,7 +3272,7 @@
                     <pic:cNvPicPr/>
                   </pic:nvPicPr>
                   <pic:blipFill>
-                    <a:blip r:embed="rId30"/>
+                    <a:blip r:embed="rId27"/>
                     <a:stretch>
                       <a:fillRect/>
                     </a:stretch>
@@ -2413,7 +3322,7 @@
                     </pic:cNvPicPr>
                   </pic:nvPicPr>
                   <pic:blipFill>
-                    <a:blip r:embed="rId31" cstate="print">
+                    <a:blip r:embed="rId28" cstate="print">
                       <a:extLst>
                         <a:ext uri="{28A0092B-C50C-407E-A947-70E740481C1C}">
                           <a14:useLocalDpi xmlns:a14="http://schemas.microsoft.com/office/drawing/2010/main" val="0"/>
@@ -2484,15 +3393,196 @@
           <w:i/>
           <w:sz w:val="18"/>
         </w:rPr>
-        <w:t>我的任务 —— 继续分配、子任务树以及编辑 / 删除。</w:t>
-      </w:r>
-    </w:p>
-    <w:p>
-      <w:pPr>
-        <w:rPr>
-          <w:rFonts w:hint="eastAsia"/>
-        </w:rPr>
-      </w:pPr>
+        <w:t>我的</w:t>
+      </w:r>
+      <w:proofErr w:type="gramStart"/>
+      <w:r>
+        <w:rPr>
+          <w:i/>
+          <w:sz w:val="18"/>
+        </w:rPr>
+        <w:t>任务 —</w:t>
+      </w:r>
+      <w:proofErr w:type="gramEnd"/>
+      <w:r>
+        <w:rPr>
+          <w:i/>
+          <w:sz w:val="18"/>
+        </w:rPr>
+        <w:t>— 继续分配、子任务树以及</w:t>
+      </w:r>
+      <w:proofErr w:type="gramStart"/>
+      <w:r>
+        <w:rPr>
+          <w:i/>
+          <w:sz w:val="18"/>
+        </w:rPr>
+        <w:t xml:space="preserve">编辑 / </w:t>
+      </w:r>
+      <w:proofErr w:type="gramEnd"/>
+      <w:r>
+        <w:rPr>
+          <w:i/>
+          <w:sz w:val="18"/>
+        </w:rPr>
+        <w:t>删除。</w:t>
+      </w:r>
+    </w:p>
+    <w:p>
+      <w:pPr>
+        <w:ind w:leftChars="-35" w:left="143" w:hangingChars="100" w:hanging="220"/>
+        <w:rPr>
+          <w:rFonts w:hint="eastAsia"/>
+        </w:rPr>
+      </w:pPr>
+      <w:r>
+        <w:rPr>
+          <w:noProof/>
+        </w:rPr>
+        <mc:AlternateContent>
+          <mc:Choice Requires="wps">
+            <w:drawing>
+              <wp:anchor distT="0" distB="0" distL="114300" distR="114300" simplePos="0" relativeHeight="251661312" behindDoc="0" locked="0" layoutInCell="1" allowOverlap="1" wp14:anchorId="21B274A6" wp14:editId="19FC4C3C">
+                <wp:simplePos x="0" y="0"/>
+                <wp:positionH relativeFrom="column">
+                  <wp:posOffset>2967038</wp:posOffset>
+                </wp:positionH>
+                <wp:positionV relativeFrom="paragraph">
+                  <wp:posOffset>1663064</wp:posOffset>
+                </wp:positionV>
+                <wp:extent cx="1390650" cy="371475"/>
+                <wp:effectExtent l="0" t="57150" r="0" b="28575"/>
+                <wp:wrapNone/>
+                <wp:docPr id="1330970187" name="直接箭头连接符 1"/>
+                <wp:cNvGraphicFramePr/>
+                <a:graphic xmlns:a="http://schemas.openxmlformats.org/drawingml/2006/main">
+                  <a:graphicData uri="http://schemas.microsoft.com/office/word/2010/wordprocessingShape">
+                    <wps:wsp>
+                      <wps:cNvCnPr/>
+                      <wps:spPr>
+                        <a:xfrm flipV="1">
+                          <a:off x="0" y="0"/>
+                          <a:ext cx="1390650" cy="371475"/>
+                        </a:xfrm>
+                        <a:prstGeom prst="straightConnector1">
+                          <a:avLst/>
+                        </a:prstGeom>
+                        <a:ln>
+                          <a:solidFill>
+                            <a:srgbClr val="EE0000"/>
+                          </a:solidFill>
+                          <a:tailEnd type="triangle"/>
+                        </a:ln>
+                      </wps:spPr>
+                      <wps:style>
+                        <a:lnRef idx="2">
+                          <a:schemeClr val="accent1"/>
+                        </a:lnRef>
+                        <a:fillRef idx="0">
+                          <a:schemeClr val="accent1"/>
+                        </a:fillRef>
+                        <a:effectRef idx="1">
+                          <a:schemeClr val="accent1"/>
+                        </a:effectRef>
+                        <a:fontRef idx="minor">
+                          <a:schemeClr val="tx1"/>
+                        </a:fontRef>
+                      </wps:style>
+                      <wps:bodyPr/>
+                    </wps:wsp>
+                  </a:graphicData>
+                </a:graphic>
+                <wp14:sizeRelH relativeFrom="margin">
+                  <wp14:pctWidth>0</wp14:pctWidth>
+                </wp14:sizeRelH>
+                <wp14:sizeRelV relativeFrom="margin">
+                  <wp14:pctHeight>0</wp14:pctHeight>
+                </wp14:sizeRelV>
+              </wp:anchor>
+            </w:drawing>
+          </mc:Choice>
+          <mc:Fallback>
+            <w:pict>
+              <v:shapetype w14:anchorId="41DBE679" id="_x0000_t32" coordsize="21600,21600" o:spt="32" o:oned="t" path="m,l21600,21600e" filled="f">
+                <v:path arrowok="t" fillok="f" o:connecttype="none"/>
+                <o:lock v:ext="edit" shapetype="t"/>
+              </v:shapetype>
+              <v:shape id="直接箭头连接符 1" o:spid="_x0000_s1026" type="#_x0000_t32" style="position:absolute;margin-left:233.65pt;margin-top:130.95pt;width:109.5pt;height:29.25pt;flip:y;z-index:251661312;visibility:visible;mso-wrap-style:square;mso-width-percent:0;mso-height-percent:0;mso-wrap-distance-left:9pt;mso-wrap-distance-top:0;mso-wrap-distance-right:9pt;mso-wrap-distance-bottom:0;mso-position-horizontal:absolute;mso-position-horizontal-relative:text;mso-position-vertical:absolute;mso-position-vertical-relative:text;mso-width-percent:0;mso-height-percent:0;mso-width-relative:margin;mso-height-relative:margin" o:gfxdata="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" strokecolor="#e00" strokeweight="1.5pt">
+                <v:stroke endarrow="block" joinstyle="miter"/>
+              </v:shape>
+            </w:pict>
+          </mc:Fallback>
+        </mc:AlternateContent>
+      </w:r>
+      <w:r>
+        <w:rPr>
+          <w:noProof/>
+        </w:rPr>
+        <mc:AlternateContent>
+          <mc:Choice Requires="wps">
+            <w:drawing>
+              <wp:anchor distT="0" distB="0" distL="114300" distR="114300" simplePos="0" relativeHeight="251659264" behindDoc="0" locked="0" layoutInCell="1" allowOverlap="1" wp14:anchorId="76766D05" wp14:editId="6FAB9331">
+                <wp:simplePos x="0" y="0"/>
+                <wp:positionH relativeFrom="column">
+                  <wp:posOffset>1190625</wp:posOffset>
+                </wp:positionH>
+                <wp:positionV relativeFrom="paragraph">
+                  <wp:posOffset>1586865</wp:posOffset>
+                </wp:positionV>
+                <wp:extent cx="3028950" cy="409575"/>
+                <wp:effectExtent l="0" t="57150" r="19050" b="28575"/>
+                <wp:wrapNone/>
+                <wp:docPr id="870446151" name="直接箭头连接符 1"/>
+                <wp:cNvGraphicFramePr/>
+                <a:graphic xmlns:a="http://schemas.openxmlformats.org/drawingml/2006/main">
+                  <a:graphicData uri="http://schemas.microsoft.com/office/word/2010/wordprocessingShape">
+                    <wps:wsp>
+                      <wps:cNvCnPr/>
+                      <wps:spPr>
+                        <a:xfrm flipV="1">
+                          <a:off x="0" y="0"/>
+                          <a:ext cx="3028950" cy="409575"/>
+                        </a:xfrm>
+                        <a:prstGeom prst="straightConnector1">
+                          <a:avLst/>
+                        </a:prstGeom>
+                        <a:ln>
+                          <a:solidFill>
+                            <a:srgbClr val="EE0000"/>
+                          </a:solidFill>
+                          <a:tailEnd type="triangle"/>
+                        </a:ln>
+                      </wps:spPr>
+                      <wps:style>
+                        <a:lnRef idx="2">
+                          <a:schemeClr val="accent1"/>
+                        </a:lnRef>
+                        <a:fillRef idx="0">
+                          <a:schemeClr val="accent1"/>
+                        </a:fillRef>
+                        <a:effectRef idx="1">
+                          <a:schemeClr val="accent1"/>
+                        </a:effectRef>
+                        <a:fontRef idx="minor">
+                          <a:schemeClr val="tx1"/>
+                        </a:fontRef>
+                      </wps:style>
+                      <wps:bodyPr/>
+                    </wps:wsp>
+                  </a:graphicData>
+                </a:graphic>
+              </wp:anchor>
+            </w:drawing>
+          </mc:Choice>
+          <mc:Fallback>
+            <w:pict>
+              <v:shape w14:anchorId="265CE590" id="直接箭头连接符 1" o:spid="_x0000_s1026" type="#_x0000_t32" style="position:absolute;margin-left:93.75pt;margin-top:124.95pt;width:238.5pt;height:32.25pt;flip:y;z-index:251659264;visibility:visible;mso-wrap-style:square;mso-wrap-distance-left:9pt;mso-wrap-distance-top:0;mso-wrap-distance-right:9pt;mso-wrap-distance-bottom:0;mso-position-horizontal:absolute;mso-position-horizontal-relative:text;mso-position-vertical:absolute;mso-position-vertical-relative:text" o:gfxdata="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" strokecolor="#e00" strokeweight="1.5pt">
+                <v:stroke endarrow="block" joinstyle="miter"/>
+              </v:shape>
+            </w:pict>
+          </mc:Fallback>
+        </mc:AlternateContent>
+      </w:r>
       <w:r>
         <w:rPr>
           <w:noProof/>
@@ -2515,7 +3605,7 @@
                     </pic:cNvPicPr>
                   </pic:nvPicPr>
                   <pic:blipFill>
-                    <a:blip r:embed="rId32" cstate="print">
+                    <a:blip r:embed="rId29" cstate="print">
                       <a:extLst>
                         <a:ext uri="{28A0092B-C50C-407E-A947-70E740481C1C}">
                           <a14:useLocalDpi xmlns:a14="http://schemas.microsoft.com/office/drawing/2010/main" val="0"/>
@@ -2546,6 +3636,14 @@
           </wp:inline>
         </w:drawing>
       </w:r>
+    </w:p>
+    <w:p>
+      <w:pPr>
+        <w:ind w:firstLineChars="200" w:firstLine="440"/>
+        <w:rPr>
+          <w:rFonts w:hint="eastAsia"/>
+        </w:rPr>
+      </w:pPr>
       <w:r>
         <w:rPr>
           <w:rFonts w:hint="eastAsia"/>
@@ -2556,20 +3654,29 @@
         <w:rPr>
           <w:rFonts w:hint="eastAsia"/>
         </w:rPr>
-        <w:t>上方输入框支持文本和粘贴的图片。点击下方的“附加文件”按钮可上传附件。</w:t>
-      </w:r>
-    </w:p>
-    <w:p>
-      <w:pPr>
-        <w:rPr>
-          <w:rFonts w:hint="eastAsia"/>
-        </w:rPr>
-      </w:pPr>
-      <w:r>
-        <w:rPr>
-          <w:rFonts w:hint="eastAsia"/>
-        </w:rPr>
-        <w:t>5. 其他成员操作</w:t>
+        <w:t>上方输入框支持文本和粘贴的图片。点击下方的“附加文件”按钮可上传附件</w:t>
+      </w:r>
+      <w:r>
+        <w:rPr>
+          <w:rFonts w:hint="eastAsia"/>
+        </w:rPr>
+        <w:t>，</w:t>
+      </w:r>
+      <w:r>
+        <w:rPr>
+          <w:rFonts w:hint="eastAsia"/>
+          <w:b/>
+          <w:bCs/>
+        </w:rPr>
+        <w:t>也可以把反馈记录描述和相应的文档拖入右边的DSH会话框让AI帮你处理</w:t>
+      </w:r>
+      <w:r>
+        <w:rPr>
+          <w:rFonts w:hint="eastAsia"/>
+          <w:b/>
+          <w:bCs/>
+        </w:rPr>
+        <w:t>。</w:t>
       </w:r>
     </w:p>
     <w:p>
@@ -2583,7 +3690,93 @@
         <w:rPr>
           <w:rFonts w:hint="eastAsia"/>
         </w:rPr>
-        <w:t>管理员在管理页面添加的成员（例如前面添加的 ericliu），也可以从登录页登录，进入该成员的管理页面，如下图所示。</w:t>
+        <w:t>当然，除了软件开发</w:t>
+      </w:r>
+      <w:r>
+        <w:rPr>
+          <w:rFonts w:hint="eastAsia"/>
+        </w:rPr>
+        <w:t>的任务</w:t>
+      </w:r>
+      <w:r>
+        <w:rPr>
+          <w:rFonts w:hint="eastAsia"/>
+        </w:rPr>
+        <w:t>，你还可以做其他工作，例如修改 PPT 文件、拟制合同文件、媒体处理、工程设计等，</w:t>
+      </w:r>
+      <w:r>
+        <w:rPr>
+          <w:rFonts w:hint="eastAsia"/>
+        </w:rPr>
+        <w:t>都</w:t>
+      </w:r>
+      <w:r>
+        <w:rPr>
+          <w:rFonts w:hint="eastAsia"/>
+        </w:rPr>
+        <w:t>可以在这里完成他人分配给你的任务。</w:t>
+      </w:r>
+    </w:p>
+    <w:p>
+      <w:pPr>
+        <w:rPr>
+          <w:rFonts w:hint="eastAsia"/>
+        </w:rPr>
+      </w:pPr>
+    </w:p>
+    <w:p>
+      <w:pPr>
+        <w:rPr>
+          <w:rFonts w:hint="eastAsia"/>
+        </w:rPr>
+      </w:pPr>
+      <w:r>
+        <w:rPr>
+          <w:rFonts w:hint="eastAsia"/>
+        </w:rPr>
+        <w:t>5</w:t>
+      </w:r>
+      <w:proofErr w:type="gramStart"/>
+      <w:r>
+        <w:rPr>
+          <w:rFonts w:hint="eastAsia"/>
+        </w:rPr>
+        <w:t>. 其他</w:t>
+      </w:r>
+      <w:proofErr w:type="gramEnd"/>
+      <w:r>
+        <w:rPr>
+          <w:rFonts w:hint="eastAsia"/>
+        </w:rPr>
+        <w:t>成员操作</w:t>
+      </w:r>
+    </w:p>
+    <w:p>
+      <w:pPr>
+        <w:ind w:firstLineChars="200" w:firstLine="440"/>
+        <w:rPr>
+          <w:rFonts w:hint="eastAsia"/>
+        </w:rPr>
+      </w:pPr>
+      <w:r>
+        <w:rPr>
+          <w:rFonts w:hint="eastAsia"/>
+        </w:rPr>
+        <w:t xml:space="preserve">管理员在管理页面添加的成员（例如前面添加的 </w:t>
+      </w:r>
+      <w:proofErr w:type="spellStart"/>
+      <w:r>
+        <w:rPr>
+          <w:rFonts w:hint="eastAsia"/>
+        </w:rPr>
+        <w:t>ericliu</w:t>
+      </w:r>
+      <w:proofErr w:type="spellEnd"/>
+      <w:r>
+        <w:rPr>
+          <w:rFonts w:hint="eastAsia"/>
+        </w:rPr>
+        <w:t>），也可以从登录页登录，进入该成员的管理页面，如下图所示。</w:t>
       </w:r>
       <w:r>
         <w:rPr>
@@ -2609,6 +3802,7 @@
         <w:rPr>
           <w:rFonts w:hint="eastAsia"/>
         </w:rPr>
+        <w:lastRenderedPageBreak/>
         <w:t>在该页面中，你可以点击“启动”按钮</w:t>
       </w:r>
       <w:r>
@@ -2634,7 +3828,6 @@
         <w:rPr>
           <w:noProof/>
         </w:rPr>
-        <w:lastRenderedPageBreak/>
         <w:drawing>
           <wp:inline distT="0" distB="0" distL="0" distR="0" wp14:anchorId="272EC8BB" wp14:editId="2792CCE7">
             <wp:extent cx="5274310" cy="2926080"/>
@@ -2653,7 +3846,7 @@
                     </pic:cNvPicPr>
                   </pic:nvPicPr>
                   <pic:blipFill>
-                    <a:blip r:embed="rId33" cstate="print">
+                    <a:blip r:embed="rId30" cstate="print">
                       <a:extLst>
                         <a:ext uri="{28A0092B-C50C-407E-A947-70E740481C1C}">
                           <a14:useLocalDpi xmlns:a14="http://schemas.microsoft.com/office/drawing/2010/main" val="0"/>
@@ -2701,294 +3894,20 @@
       <w:r>
         <w:rPr>
           <w:rFonts w:hint="eastAsia"/>
-        </w:rPr>
-        <w:t>6. DSH</w:t>
-      </w:r>
-      <w:r>
-        <w:rPr>
-          <w:rFonts w:hint="eastAsia"/>
-        </w:rPr>
-        <w:t>工作台</w:t>
-      </w:r>
-      <w:r>
-        <w:rPr>
-          <w:rFonts w:hint="eastAsia"/>
-        </w:rPr>
-        <w:t>操作</w:t>
-      </w:r>
-    </w:p>
-    <w:p>
-      <w:pPr>
-        <w:ind w:firstLineChars="200" w:firstLine="440"/>
-        <w:rPr>
-          <w:rFonts w:hint="eastAsia"/>
-        </w:rPr>
-      </w:pPr>
-      <w:r>
-        <w:rPr>
-          <w:rFonts w:hint="eastAsia"/>
-        </w:rPr>
-        <w:t>熟悉以上页面的功能后，就可以使用这个 AI Harness 来工作</w:t>
-      </w:r>
-      <w:r>
-        <w:rPr>
-          <w:rFonts w:hint="eastAsia"/>
-        </w:rPr>
-        <w:t>台</w:t>
-      </w:r>
-      <w:r>
-        <w:rPr>
-          <w:rFonts w:hint="eastAsia"/>
-        </w:rPr>
-        <w:t>了</w:t>
-      </w:r>
-      <w:r>
-        <w:rPr>
-          <w:rFonts w:hint="eastAsia"/>
-        </w:rPr>
-        <w:t>，</w:t>
-      </w:r>
-      <w:r>
-        <w:rPr>
-          <w:rFonts w:hint="eastAsia"/>
-        </w:rPr>
-        <w:t>如下图所示</w:t>
-      </w:r>
-      <w:r>
-        <w:rPr>
-          <w:rFonts w:hint="eastAsia"/>
-        </w:rPr>
-        <w:t>，</w:t>
-      </w:r>
-      <w:r>
-        <w:rPr>
-          <w:rFonts w:hint="eastAsia"/>
-        </w:rPr>
-        <w:t>例如，要修改工作区目录中的某个代码文件，</w:t>
-      </w:r>
-      <w:r>
-        <w:rPr>
-          <w:rFonts w:hint="eastAsia"/>
-        </w:rPr>
-        <w:t>可以点击文件把文件拖入</w:t>
-      </w:r>
-      <w:r>
-        <w:rPr>
-          <w:rFonts w:hint="eastAsia"/>
-        </w:rPr>
-        <w:t>DSH</w:t>
-      </w:r>
-      <w:r>
-        <w:rPr>
-          <w:rFonts w:hint="eastAsia"/>
-        </w:rPr>
-        <w:t>输入框中</w:t>
-      </w:r>
-      <w:r>
-        <w:rPr>
-          <w:rFonts w:hint="eastAsia"/>
-        </w:rPr>
-        <w:t>，然后</w:t>
-      </w:r>
-      <w:r>
-        <w:rPr>
-          <w:rFonts w:hint="eastAsia"/>
-        </w:rPr>
-        <w:t>输入你想要的修改指令</w:t>
-      </w:r>
-      <w:r>
-        <w:rPr>
-          <w:rFonts w:hint="eastAsia"/>
-        </w:rPr>
-        <w:t>，也可以有“我的任务“列表中拖任务称及它的附件文件到DSH输入框中，让AI帮你处理</w:t>
-      </w:r>
-      <w:r>
-        <w:rPr>
-          <w:rFonts w:hint="eastAsia"/>
-        </w:rPr>
-        <w:t>，然后点击提交箭头按钮；它会调用已连接的 LLM 来完成工作。</w:t>
-      </w:r>
-    </w:p>
-    <w:p>
-      <w:r>
-        <w:rPr>
-          <w:noProof/>
-        </w:rPr>
-        <w:drawing>
-          <wp:inline distT="0" distB="0" distL="0" distR="0" wp14:anchorId="2C5C7966" wp14:editId="35E9A4E1">
-            <wp:extent cx="5274310" cy="2929700"/>
-            <wp:effectExtent l="0" t="0" r="2540" b="4445"/>
-            <wp:docPr id="49506922" name="图片 1"/>
-            <wp:cNvGraphicFramePr>
-              <a:graphicFrameLocks xmlns:a="http://schemas.openxmlformats.org/drawingml/2006/main" noChangeAspect="1"/>
-            </wp:cNvGraphicFramePr>
-            <a:graphic xmlns:a="http://schemas.openxmlformats.org/drawingml/2006/main">
-              <a:graphicData uri="http://schemas.openxmlformats.org/drawingml/2006/picture">
-                <pic:pic xmlns:pic="http://schemas.openxmlformats.org/drawingml/2006/picture">
-                  <pic:nvPicPr>
-                    <pic:cNvPr id="0" name="Picture 1"/>
-                    <pic:cNvPicPr>
-                      <a:picLocks noChangeAspect="1" noChangeArrowheads="1"/>
-                    </pic:cNvPicPr>
-                  </pic:nvPicPr>
-                  <pic:blipFill>
-                    <a:blip r:embed="rId24" cstate="print">
-                      <a:extLst>
-                        <a:ext uri="{28A0092B-C50C-407E-A947-70E740481C1C}">
-                          <a14:useLocalDpi xmlns:a14="http://schemas.microsoft.com/office/drawing/2010/main" val="0"/>
-                        </a:ext>
-                      </a:extLst>
-                    </a:blip>
-                    <a:srcRect/>
-                    <a:stretch>
-                      <a:fillRect/>
-                    </a:stretch>
-                  </pic:blipFill>
-                  <pic:spPr bwMode="auto">
-                    <a:xfrm>
-                      <a:off x="0" y="0"/>
-                      <a:ext cx="5274310" cy="2929700"/>
-                    </a:xfrm>
-                    <a:prstGeom prst="rect">
-                      <a:avLst/>
-                    </a:prstGeom>
-                    <a:noFill/>
-                    <a:ln>
-                      <a:noFill/>
-                    </a:ln>
-                  </pic:spPr>
-                </pic:pic>
-              </a:graphicData>
-            </a:graphic>
-          </wp:inline>
-        </w:drawing>
-      </w:r>
-    </w:p>
-    <w:p>
-      <w:pPr>
-        <w:rPr>
-          <w:rFonts w:hint="eastAsia"/>
-        </w:rPr>
-      </w:pPr>
-      <w:r>
-        <w:rPr>
-          <w:noProof/>
-        </w:rPr>
-        <w:lastRenderedPageBreak/>
-        <w:drawing>
-          <wp:inline distT="0" distB="0" distL="0" distR="0" wp14:anchorId="33D8701A" wp14:editId="0286328A">
-            <wp:extent cx="5274310" cy="2919095"/>
-            <wp:effectExtent l="0" t="0" r="2540" b="0"/>
-            <wp:docPr id="1899485980" name="图片 2"/>
-            <wp:cNvGraphicFramePr>
-              <a:graphicFrameLocks xmlns:a="http://schemas.openxmlformats.org/drawingml/2006/main" noChangeAspect="1"/>
-            </wp:cNvGraphicFramePr>
-            <a:graphic xmlns:a="http://schemas.openxmlformats.org/drawingml/2006/main">
-              <a:graphicData uri="http://schemas.openxmlformats.org/drawingml/2006/picture">
-                <pic:pic xmlns:pic="http://schemas.openxmlformats.org/drawingml/2006/picture">
-                  <pic:nvPicPr>
-                    <pic:cNvPr id="0" name="Picture 3"/>
-                    <pic:cNvPicPr>
-                      <a:picLocks noChangeAspect="1" noChangeArrowheads="1"/>
-                    </pic:cNvPicPr>
-                  </pic:nvPicPr>
-                  <pic:blipFill>
-                    <a:blip r:embed="rId29" cstate="print">
-                      <a:extLst>
-                        <a:ext uri="{28A0092B-C50C-407E-A947-70E740481C1C}">
-                          <a14:useLocalDpi xmlns:a14="http://schemas.microsoft.com/office/drawing/2010/main" val="0"/>
-                        </a:ext>
-                      </a:extLst>
-                    </a:blip>
-                    <a:srcRect/>
-                    <a:stretch>
-                      <a:fillRect/>
-                    </a:stretch>
-                  </pic:blipFill>
-                  <pic:spPr bwMode="auto">
-                    <a:xfrm>
-                      <a:off x="0" y="0"/>
-                      <a:ext cx="5274310" cy="2919095"/>
-                    </a:xfrm>
-                    <a:prstGeom prst="rect">
-                      <a:avLst/>
-                    </a:prstGeom>
-                    <a:noFill/>
-                    <a:ln>
-                      <a:noFill/>
-                    </a:ln>
-                  </pic:spPr>
-                </pic:pic>
-              </a:graphicData>
-            </a:graphic>
-          </wp:inline>
-        </w:drawing>
-      </w:r>
-    </w:p>
-    <w:p>
-      <w:pPr>
-        <w:ind w:firstLineChars="200" w:firstLine="440"/>
-        <w:rPr>
-          <w:rFonts w:hint="eastAsia"/>
-        </w:rPr>
-      </w:pPr>
-      <w:r>
-        <w:rPr>
-          <w:rFonts w:hint="eastAsia"/>
-        </w:rPr>
-        <w:t>当然，除了软件开发，你还可以做其他工作，例如修改 PPT 文件、拟制合同文件</w:t>
-      </w:r>
-      <w:r>
-        <w:rPr>
-          <w:rFonts w:hint="eastAsia"/>
-        </w:rPr>
-        <w:t>、媒体处理、工程设计</w:t>
-      </w:r>
-      <w:r>
-        <w:rPr>
-          <w:rFonts w:hint="eastAsia"/>
-        </w:rPr>
-        <w:t>等，也可以在这里完成他人分配给你的任务。</w:t>
-      </w:r>
-    </w:p>
-    <w:p>
-      <w:pPr>
-        <w:rPr>
-          <w:rFonts w:hint="eastAsia"/>
-        </w:rPr>
-      </w:pPr>
-      <w:r>
-        <w:rPr>
           <w:b/>
           <w:sz w:val="28"/>
         </w:rPr>
-        <w:t>7. 语言</w:t>
-      </w:r>
-    </w:p>
-    <w:p>
-      <w:pPr>
-        <w:ind w:firstLineChars="200" w:firstLine="440"/>
-        <w:rPr>
-          <w:rFonts w:hint="eastAsia"/>
-        </w:rPr>
-      </w:pPr>
-      <w:r>
-        <w:t>控制台、工作台、文件管理器、任务分配和任务表单均支持完整的英文 / 中文切换。登录页优先使用所配置的默认语言，可随时切换。</w:t>
-      </w:r>
-    </w:p>
-    <w:p>
-      <w:pPr>
-        <w:rPr>
-          <w:rFonts w:hint="eastAsia"/>
-        </w:rPr>
-      </w:pPr>
+        <w:t>6</w:t>
+      </w:r>
+      <w:proofErr w:type="gramStart"/>
       <w:r>
         <w:rPr>
           <w:b/>
           <w:sz w:val="28"/>
         </w:rPr>
-        <w:t>8. 平台支持</w:t>
-      </w:r>
+        <w:t>. 语言</w:t>
+      </w:r>
+      <w:proofErr w:type="gramEnd"/>
     </w:p>
     <w:p>
       <w:pPr>
@@ -2998,11 +3917,74 @@
         </w:rPr>
       </w:pPr>
       <w:r>
-        <w:t>TakeTopDSHTeam 跨平台：一个安装包同时覆盖 Windows、macOS 和 Linux，且完全离线安装 —— 无需编译，目标机器上无需额外下载。</w:t>
+        <w:t>控制台、工作台、文件管理器、任务分配和任务表单均支持完整的</w:t>
+      </w:r>
+      <w:proofErr w:type="gramStart"/>
+      <w:r>
+        <w:t xml:space="preserve">英文 / </w:t>
+      </w:r>
+      <w:proofErr w:type="gramEnd"/>
+      <w:r>
+        <w:t>中文切换。登录页优先使用所配置的默认语言，可随时切换。</w:t>
+      </w:r>
+    </w:p>
+    <w:p>
+      <w:pPr>
+        <w:rPr>
+          <w:rFonts w:hint="eastAsia"/>
+        </w:rPr>
+      </w:pPr>
+      <w:r>
+        <w:rPr>
+          <w:rFonts w:hint="eastAsia"/>
+          <w:b/>
+          <w:sz w:val="28"/>
+        </w:rPr>
+        <w:t>7</w:t>
+      </w:r>
+      <w:proofErr w:type="gramStart"/>
+      <w:r>
+        <w:rPr>
+          <w:b/>
+          <w:sz w:val="28"/>
+        </w:rPr>
+        <w:t>. 平台</w:t>
+      </w:r>
+      <w:proofErr w:type="gramEnd"/>
+      <w:r>
+        <w:rPr>
+          <w:b/>
+          <w:sz w:val="28"/>
+        </w:rPr>
+        <w:t>支持</w:t>
+      </w:r>
+    </w:p>
+    <w:p>
+      <w:pPr>
+        <w:ind w:firstLineChars="200" w:firstLine="440"/>
+        <w:rPr>
+          <w:rFonts w:hint="eastAsia"/>
+        </w:rPr>
+      </w:pPr>
+      <w:proofErr w:type="spellStart"/>
+      <w:r>
+        <w:t>TakeTopDSHTeam</w:t>
+      </w:r>
+      <w:proofErr w:type="spellEnd"/>
+      <w:r>
+        <w:t xml:space="preserve"> 跨平台：一个安装包同时覆盖 Windows、macOS 和 Linux，且完全离线</w:t>
+      </w:r>
+      <w:proofErr w:type="gramStart"/>
+      <w:r>
+        <w:t>安装 —</w:t>
+      </w:r>
+      <w:proofErr w:type="gramEnd"/>
+      <w:r>
+        <w:t>— 无需编译，目标机器上无需额外下载。</w:t>
       </w:r>
     </w:p>
     <w:sectPr>
-      <w:footerReference w:type="default" r:id="rId34"/>
+      <w:footerReference w:type="default" r:id="rId31"/>
       <w:pgSz w:w="11906" w:h="16838"/>
       <w:pgMar w:top="1440" w:right="1800" w:bottom="1440" w:left="1800" w:header="851" w:footer="992" w:gutter="0"/>
       <w:cols w:space="425"/>

--- a/Guide/USER_GUIDE_Chinese.docx
+++ b/Guide/USER_GUIDE_Chinese.docx
@@ -13,7 +13,6 @@
           <w:szCs w:val="36"/>
         </w:rPr>
       </w:pPr>
-      <w:proofErr w:type="spellStart"/>
       <w:r>
         <w:rPr>
           <w:rFonts w:hint="eastAsia"/>
@@ -22,18 +21,7 @@
           <w:sz w:val="36"/>
           <w:szCs w:val="36"/>
         </w:rPr>
-        <w:t>TakeTopDSH</w:t>
-      </w:r>
-      <w:proofErr w:type="spellEnd"/>
-      <w:r>
-        <w:rPr>
-          <w:rFonts w:hint="eastAsia"/>
-          <w:b/>
-          <w:bCs/>
-          <w:sz w:val="36"/>
-          <w:szCs w:val="36"/>
-        </w:rPr>
-        <w:t xml:space="preserve"> Team</w:t>
+        <w:t>TakeTopDSH Team</w:t>
       </w:r>
     </w:p>
     <w:p>
@@ -68,99 +56,59 @@
         <w:rPr>
           <w:rFonts w:hint="eastAsia"/>
         </w:rPr>
-        <w:t>#</w:t>
-      </w:r>
-      <w:proofErr w:type="gramStart"/>
-      <w:r>
-        <w:rPr>
-          <w:rFonts w:hint="eastAsia"/>
-        </w:rPr>
-        <w:t># 目录</w:t>
-      </w:r>
-      <w:proofErr w:type="gramEnd"/>
-    </w:p>
-    <w:p>
-      <w:pPr>
-        <w:rPr>
-          <w:rFonts w:hint="eastAsia"/>
-        </w:rPr>
-      </w:pPr>
-      <w:proofErr w:type="gramStart"/>
-      <w:r>
-        <w:rPr>
-          <w:rFonts w:hint="eastAsia"/>
-        </w:rPr>
-        <w:t>- 1</w:t>
-      </w:r>
-      <w:proofErr w:type="gramEnd"/>
-      <w:r>
-        <w:rPr>
-          <w:rFonts w:hint="eastAsia"/>
-        </w:rPr>
-        <w:t>. 概述</w:t>
-      </w:r>
-    </w:p>
-    <w:p>
-      <w:pPr>
-        <w:rPr>
-          <w:rFonts w:hint="eastAsia"/>
-        </w:rPr>
-      </w:pPr>
-      <w:proofErr w:type="gramStart"/>
-      <w:r>
-        <w:rPr>
-          <w:rFonts w:hint="eastAsia"/>
-        </w:rPr>
-        <w:t>- 2</w:t>
-      </w:r>
-      <w:proofErr w:type="gramEnd"/>
-      <w:r>
-        <w:rPr>
-          <w:rFonts w:hint="eastAsia"/>
-        </w:rPr>
-        <w:t>. 平台登录</w:t>
-      </w:r>
-    </w:p>
-    <w:p>
-      <w:pPr>
-        <w:rPr>
-          <w:rFonts w:hint="eastAsia"/>
-        </w:rPr>
-      </w:pPr>
-      <w:proofErr w:type="gramStart"/>
-      <w:r>
-        <w:rPr>
-          <w:rFonts w:hint="eastAsia"/>
-        </w:rPr>
-        <w:t>- 3</w:t>
-      </w:r>
-      <w:proofErr w:type="gramEnd"/>
-      <w:r>
-        <w:rPr>
-          <w:rFonts w:hint="eastAsia"/>
-        </w:rPr>
-        <w:t>. 管理页面</w:t>
-      </w:r>
-    </w:p>
-    <w:p>
-      <w:pPr>
-        <w:rPr>
-          <w:rFonts w:hint="eastAsia"/>
-        </w:rPr>
-      </w:pPr>
-      <w:proofErr w:type="gramStart"/>
-      <w:r>
-        <w:rPr>
-          <w:rFonts w:hint="eastAsia"/>
-        </w:rPr>
-        <w:t>- 4</w:t>
-      </w:r>
-      <w:proofErr w:type="gramEnd"/>
-      <w:r>
-        <w:rPr>
-          <w:rFonts w:hint="eastAsia"/>
-        </w:rPr>
-        <w:t>. DS</w:t>
+        <w:t>## 目录</w:t>
+      </w:r>
+    </w:p>
+    <w:p>
+      <w:pPr>
+        <w:rPr>
+          <w:rFonts w:hint="eastAsia"/>
+        </w:rPr>
+      </w:pPr>
+      <w:r>
+        <w:rPr>
+          <w:rFonts w:hint="eastAsia"/>
+        </w:rPr>
+        <w:t>- 1. 概述</w:t>
+      </w:r>
+    </w:p>
+    <w:p>
+      <w:pPr>
+        <w:rPr>
+          <w:rFonts w:hint="eastAsia"/>
+        </w:rPr>
+      </w:pPr>
+      <w:r>
+        <w:rPr>
+          <w:rFonts w:hint="eastAsia"/>
+        </w:rPr>
+        <w:t>- 2. 平台登录</w:t>
+      </w:r>
+    </w:p>
+    <w:p>
+      <w:pPr>
+        <w:rPr>
+          <w:rFonts w:hint="eastAsia"/>
+        </w:rPr>
+      </w:pPr>
+      <w:r>
+        <w:rPr>
+          <w:rFonts w:hint="eastAsia"/>
+        </w:rPr>
+        <w:t>- 3. 管理页面</w:t>
+      </w:r>
+    </w:p>
+    <w:p>
+      <w:pPr>
+        <w:rPr>
+          <w:rFonts w:hint="eastAsia"/>
+        </w:rPr>
+      </w:pPr>
+      <w:r>
+        <w:rPr>
+          <w:rFonts w:hint="eastAsia"/>
+        </w:rPr>
+        <w:t>- 4. DS</w:t>
       </w:r>
       <w:r>
         <w:rPr>
@@ -181,28 +129,19 @@
           <w:rFonts w:hint="eastAsia"/>
         </w:rPr>
       </w:pPr>
-      <w:proofErr w:type="gramStart"/>
-      <w:r>
-        <w:rPr>
-          <w:rFonts w:hint="eastAsia"/>
-        </w:rPr>
-        <w:t>- 5</w:t>
-      </w:r>
-      <w:proofErr w:type="gramEnd"/>
-      <w:r>
-        <w:rPr>
-          <w:rFonts w:hint="eastAsia"/>
-        </w:rPr>
-        <w:t>. 其他成员操作</w:t>
-      </w:r>
-    </w:p>
-    <w:p>
-      <w:pPr>
-        <w:rPr>
-          <w:rFonts w:hint="eastAsia"/>
-        </w:rPr>
-      </w:pPr>
-      <w:proofErr w:type="gramStart"/>
+      <w:r>
+        <w:rPr>
+          <w:rFonts w:hint="eastAsia"/>
+        </w:rPr>
+        <w:t>- 5. 其他成员操作</w:t>
+      </w:r>
+    </w:p>
+    <w:p>
+      <w:pPr>
+        <w:rPr>
+          <w:rFonts w:hint="eastAsia"/>
+        </w:rPr>
+      </w:pPr>
       <w:r>
         <w:t xml:space="preserve">- </w:t>
       </w:r>
@@ -212,7 +151,6 @@
         </w:rPr>
         <w:t>6</w:t>
       </w:r>
-      <w:proofErr w:type="gramEnd"/>
       <w:r>
         <w:t>. 语言</w:t>
       </w:r>
@@ -223,7 +161,6 @@
           <w:rFonts w:hint="eastAsia"/>
         </w:rPr>
       </w:pPr>
-      <w:proofErr w:type="gramStart"/>
       <w:r>
         <w:t xml:space="preserve">- </w:t>
       </w:r>
@@ -233,7 +170,6 @@
         </w:rPr>
         <w:t>7</w:t>
       </w:r>
-      <w:proofErr w:type="gramEnd"/>
       <w:r>
         <w:t>. 平台支持</w:t>
       </w:r>
@@ -249,16 +185,8 @@
         <w:rPr>
           <w:rFonts w:hint="eastAsia"/>
         </w:rPr>
-        <w:t>本指南面向用户，内容包括：</w:t>
-      </w:r>
-      <w:proofErr w:type="gramStart"/>
-      <w:r>
-        <w:rPr>
-          <w:rFonts w:hint="eastAsia"/>
-        </w:rPr>
-        <w:t xml:space="preserve">安装 → 登录 → </w:t>
-      </w:r>
-      <w:proofErr w:type="gramEnd"/>
+        <w:t xml:space="preserve">本指南面向用户，内容包括：安装 → 登录 → </w:t>
+      </w:r>
       <w:r>
         <w:rPr>
           <w:rFonts w:hint="eastAsia"/>
@@ -275,63 +203,7 @@
         <w:rPr>
           <w:rFonts w:hint="eastAsia"/>
         </w:rPr>
-        <w:t>打开</w:t>
-      </w:r>
-      <w:proofErr w:type="gramStart"/>
-      <w:r>
-        <w:rPr>
-          <w:rFonts w:hint="eastAsia"/>
-        </w:rPr>
-        <w:t xml:space="preserve">工作台 → </w:t>
-      </w:r>
-      <w:proofErr w:type="gramEnd"/>
-      <w:r>
-        <w:rPr>
-          <w:rFonts w:hint="eastAsia"/>
-        </w:rPr>
-        <w:t>文件</w:t>
-      </w:r>
-      <w:proofErr w:type="gramStart"/>
-      <w:r>
-        <w:rPr>
-          <w:rFonts w:hint="eastAsia"/>
-        </w:rPr>
-        <w:t xml:space="preserve">管理 / </w:t>
-      </w:r>
-      <w:proofErr w:type="gramEnd"/>
-      <w:r>
-        <w:rPr>
-          <w:rFonts w:hint="eastAsia"/>
-        </w:rPr>
-        <w:t>我的</w:t>
-      </w:r>
-      <w:proofErr w:type="gramStart"/>
-      <w:r>
-        <w:rPr>
-          <w:rFonts w:hint="eastAsia"/>
-        </w:rPr>
-        <w:t xml:space="preserve">任务 → </w:t>
-      </w:r>
-      <w:proofErr w:type="gramEnd"/>
-      <w:r>
-        <w:rPr>
-          <w:rFonts w:hint="eastAsia"/>
-        </w:rPr>
-        <w:t>任务分配</w:t>
-      </w:r>
-      <w:proofErr w:type="gramStart"/>
-      <w:r>
-        <w:rPr>
-          <w:rFonts w:hint="eastAsia"/>
-        </w:rPr>
-        <w:t xml:space="preserve">→ 成员 </w:t>
-      </w:r>
-      <w:proofErr w:type="gramEnd"/>
-      <w:r>
-        <w:rPr>
-          <w:rFonts w:hint="eastAsia"/>
-        </w:rPr>
-        <w:t>DSH 使用！</w:t>
+        <w:t>打开工作台 → 文件管理 / 我的任务 → 任务分配→ 成员 DSH 使用！</w:t>
       </w:r>
     </w:p>
     <w:p>
@@ -373,24 +245,14 @@
         </w:rPr>
         <w:t>下载安装文件：打开站点 https://github.com/TakeTopITS/TakeTopDSHTeam ，点击下图所示的下载按钮，然后解压安装包。</w:t>
       </w:r>
-      <w:r>
-        <w:fldChar w:fldCharType="begin"/>
-      </w:r>
-      <w:r>
-        <w:instrText>HYPERLINK "https://github.com/TakeTopITS/TakeTopDSHTeam" \t "_blank"</w:instrText>
-      </w:r>
-      <w:r>
-        <w:fldChar w:fldCharType="separate"/>
-      </w:r>
-      <w:r>
-        <w:rPr>
-          <w:rStyle w:val="af2"/>
-        </w:rPr>
-        <w:t>https://github.com/TakeTopITS/TakeTopDSHTeam</w:t>
-      </w:r>
-      <w:r>
-        <w:fldChar w:fldCharType="end"/>
-      </w:r>
+      <w:hyperlink r:id="rId8" w:tgtFrame="_blank" w:history="1">
+        <w:r>
+          <w:rPr>
+            <w:rStyle w:val="af2"/>
+          </w:rPr>
+          <w:t>https://github.com/TakeTopITS/TakeTopDSHTeam</w:t>
+        </w:r>
+      </w:hyperlink>
     </w:p>
     <w:p>
       <w:pPr>
@@ -422,7 +284,7 @@
                     </pic:cNvPicPr>
                   </pic:nvPicPr>
                   <pic:blipFill>
-                    <a:blip r:embed="rId8" cstate="print">
+                    <a:blip r:embed="rId9" cstate="print">
                       <a:extLst>
                         <a:ext uri="{28A0092B-C50C-407E-A947-70E740481C1C}">
                           <a14:useLocalDpi xmlns:a14="http://schemas.microsoft.com/office/drawing/2010/main" val="0"/>
@@ -461,140 +323,18 @@
           <w:rFonts w:hint="eastAsia"/>
         </w:rPr>
       </w:pPr>
-      <w:proofErr w:type="spellStart"/>
-      <w:r>
-        <w:rPr>
-          <w:rFonts w:hint="eastAsia"/>
-        </w:rPr>
-        <w:t>TakeTopDSH</w:t>
-      </w:r>
-      <w:proofErr w:type="spellEnd"/>
-      <w:r>
-        <w:rPr>
-          <w:rFonts w:hint="eastAsia"/>
-        </w:rPr>
-        <w:t xml:space="preserve"> Team 是一款免安装、拷贝即用的软件。操作步骤：</w:t>
-      </w:r>
-      <w:proofErr w:type="gramStart"/>
-      <w:r>
-        <w:rPr>
-          <w:rFonts w:hint="eastAsia"/>
-        </w:rPr>
-        <w:t xml:space="preserve">将 </w:t>
+      <w:r>
+        <w:rPr>
+          <w:rFonts w:hint="eastAsia"/>
+        </w:rPr>
+        <w:t xml:space="preserve">TakeTopDSH Team 是一款免安装、拷贝即用的软件。操作步骤：将 </w:t>
       </w:r>
       <w:r>
         <w:rPr>
           <w:rFonts w:hint="eastAsia"/>
         </w:rPr>
         <w:lastRenderedPageBreak/>
-        <w:t>`</w:t>
-      </w:r>
-      <w:proofErr w:type="spellStart"/>
-      <w:proofErr w:type="gramEnd"/>
-      <w:r>
-        <w:rPr>
-          <w:rFonts w:hint="eastAsia"/>
-        </w:rPr>
-        <w:t>TakeTopDshTeam</w:t>
-      </w:r>
-      <w:proofErr w:type="spellEnd"/>
-      <w:proofErr w:type="gramStart"/>
-      <w:r>
-        <w:rPr>
-          <w:rFonts w:hint="eastAsia"/>
-        </w:rPr>
-        <w:t>` 文件夹</w:t>
-      </w:r>
-      <w:proofErr w:type="gramEnd"/>
-      <w:r>
-        <w:rPr>
-          <w:rFonts w:hint="eastAsia"/>
-        </w:rPr>
-        <w:t>拷贝到目标</w:t>
-      </w:r>
-      <w:proofErr w:type="gramStart"/>
-      <w:r>
-        <w:rPr>
-          <w:rFonts w:hint="eastAsia"/>
-        </w:rPr>
-        <w:t xml:space="preserve">机器 → </w:t>
-      </w:r>
-      <w:proofErr w:type="gramEnd"/>
-      <w:r>
-        <w:rPr>
-          <w:rFonts w:hint="eastAsia"/>
-        </w:rPr>
-        <w:t xml:space="preserve">Windows </w:t>
-      </w:r>
-      <w:proofErr w:type="gramStart"/>
-      <w:r>
-        <w:rPr>
-          <w:rFonts w:hint="eastAsia"/>
-        </w:rPr>
-        <w:t>双击 `</w:t>
-      </w:r>
-      <w:proofErr w:type="gramEnd"/>
-      <w:r>
-        <w:rPr>
-          <w:rFonts w:hint="eastAsia"/>
-        </w:rPr>
-        <w:t xml:space="preserve">start.bat`，macOS/Linux </w:t>
-      </w:r>
-      <w:proofErr w:type="gramStart"/>
-      <w:r>
-        <w:rPr>
-          <w:rFonts w:hint="eastAsia"/>
-        </w:rPr>
-        <w:t>运行 `</w:t>
-      </w:r>
-      <w:proofErr w:type="gramEnd"/>
-      <w:r>
-        <w:rPr>
-          <w:rFonts w:hint="eastAsia"/>
-        </w:rPr>
-        <w:t>bash start.sh</w:t>
-      </w:r>
-      <w:proofErr w:type="gramStart"/>
-      <w:r>
-        <w:rPr>
-          <w:rFonts w:hint="eastAsia"/>
-        </w:rPr>
-        <w:t xml:space="preserve">` → </w:t>
-      </w:r>
-      <w:proofErr w:type="gramEnd"/>
-      <w:r>
-        <w:rPr>
-          <w:rFonts w:hint="eastAsia"/>
-        </w:rPr>
-        <w:t>在浏览器中</w:t>
-      </w:r>
-      <w:proofErr w:type="gramStart"/>
-      <w:r>
-        <w:rPr>
-          <w:rFonts w:hint="eastAsia"/>
-        </w:rPr>
-        <w:t>打开 `http://127.0.0.1:46001` → 点击 *</w:t>
-      </w:r>
-      <w:proofErr w:type="gramEnd"/>
-      <w:r>
-        <w:rPr>
-          <w:rFonts w:hint="eastAsia"/>
-        </w:rPr>
-        <w:t>*“打开 DSH”*</w:t>
-      </w:r>
-      <w:proofErr w:type="gramStart"/>
-      <w:r>
-        <w:rPr>
-          <w:rFonts w:hint="eastAsia"/>
-        </w:rPr>
-        <w:t>* 即可</w:t>
-      </w:r>
-      <w:proofErr w:type="gramEnd"/>
-      <w:r>
-        <w:rPr>
-          <w:rFonts w:hint="eastAsia"/>
-        </w:rPr>
-        <w:t>使用。详细说明见下文：</w:t>
+        <w:t>`TakeTopDshTeam` 文件夹拷贝到目标机器 → Windows 双击 `start.bat`，macOS/Linux 运行 `bash start.sh` → 在浏览器中打开 `http://127.0.0.1:46001` → 点击 **“打开 DSH”** 即可使用。详细说明见下文：</w:t>
       </w:r>
     </w:p>
     <w:p>
@@ -622,37 +362,7 @@
         <w:rPr>
           <w:rFonts w:hint="eastAsia"/>
         </w:rPr>
-        <w:t>1-1-1. 将</w:t>
-      </w:r>
-      <w:proofErr w:type="gramStart"/>
-      <w:r>
-        <w:rPr>
-          <w:rFonts w:hint="eastAsia"/>
-        </w:rPr>
-        <w:t>整个 `</w:t>
-      </w:r>
-      <w:proofErr w:type="spellStart"/>
-      <w:proofErr w:type="gramEnd"/>
-      <w:r>
-        <w:rPr>
-          <w:rFonts w:hint="eastAsia"/>
-        </w:rPr>
-        <w:t>TakeTopDshTeam</w:t>
-      </w:r>
-      <w:proofErr w:type="spellEnd"/>
-      <w:proofErr w:type="gramStart"/>
-      <w:r>
-        <w:rPr>
-          <w:rFonts w:hint="eastAsia"/>
-        </w:rPr>
-        <w:t>` 文件夹</w:t>
-      </w:r>
-      <w:proofErr w:type="gramEnd"/>
-      <w:r>
-        <w:rPr>
-          <w:rFonts w:hint="eastAsia"/>
-        </w:rPr>
-        <w:t>拷贝到目标电脑。</w:t>
+        <w:t>1-1-1. 将整个 `TakeTopDshTeam` 文件夹拷贝到目标电脑。</w:t>
       </w:r>
     </w:p>
     <w:p>
@@ -666,35 +376,7 @@
         <w:rPr>
           <w:rFonts w:hint="eastAsia"/>
         </w:rPr>
-        <w:t xml:space="preserve">1-1-2. </w:t>
-      </w:r>
-      <w:proofErr w:type="gramStart"/>
-      <w:r>
-        <w:rPr>
-          <w:rFonts w:hint="eastAsia"/>
-        </w:rPr>
-        <w:t>双击 *</w:t>
-      </w:r>
-      <w:proofErr w:type="gramEnd"/>
-      <w:r>
-        <w:rPr>
-          <w:rFonts w:hint="eastAsia"/>
-        </w:rPr>
-        <w:t>*`start.bat`**（若端口被占用，可右</w:t>
-      </w:r>
-      <w:proofErr w:type="gramStart"/>
-      <w:r>
-        <w:rPr>
-          <w:rFonts w:hint="eastAsia"/>
-        </w:rPr>
-        <w:t xml:space="preserve">键 → </w:t>
-      </w:r>
-      <w:proofErr w:type="gramEnd"/>
-      <w:r>
-        <w:rPr>
-          <w:rFonts w:hint="eastAsia"/>
-        </w:rPr>
-        <w:t>以管理员身份运行）。</w:t>
+        <w:t>1-1-2. 双击 **`start.bat`**（若端口被占用，可右键 → 以管理员身份运行）。</w:t>
       </w:r>
     </w:p>
     <w:p>
@@ -708,21 +390,7 @@
         <w:rPr>
           <w:rFonts w:hint="eastAsia"/>
         </w:rPr>
-        <w:t>1-1-3. 浏览器会自动打开登录</w:t>
-      </w:r>
-      <w:proofErr w:type="gramStart"/>
-      <w:r>
-        <w:rPr>
-          <w:rFonts w:hint="eastAsia"/>
-        </w:rPr>
-        <w:t>页 `</w:t>
-      </w:r>
-      <w:proofErr w:type="gramEnd"/>
-      <w:r>
-        <w:rPr>
-          <w:rFonts w:hint="eastAsia"/>
-        </w:rPr>
-        <w:t>http://127.0.0.1:46001`。</w:t>
+        <w:t>1-1-3. 浏览器会自动打开登录页 `http://127.0.0.1:46001`。</w:t>
       </w:r>
     </w:p>
     <w:p>
@@ -758,37 +426,7 @@
         <w:rPr>
           <w:rFonts w:hint="eastAsia"/>
         </w:rPr>
-        <w:t>1-2-1. 将</w:t>
-      </w:r>
-      <w:proofErr w:type="gramStart"/>
-      <w:r>
-        <w:rPr>
-          <w:rFonts w:hint="eastAsia"/>
-        </w:rPr>
-        <w:t>整个 `</w:t>
-      </w:r>
-      <w:proofErr w:type="spellStart"/>
-      <w:proofErr w:type="gramEnd"/>
-      <w:r>
-        <w:rPr>
-          <w:rFonts w:hint="eastAsia"/>
-        </w:rPr>
-        <w:t>TakeTopDshTeam</w:t>
-      </w:r>
-      <w:proofErr w:type="spellEnd"/>
-      <w:proofErr w:type="gramStart"/>
-      <w:r>
-        <w:rPr>
-          <w:rFonts w:hint="eastAsia"/>
-        </w:rPr>
-        <w:t>` 文件夹</w:t>
-      </w:r>
-      <w:proofErr w:type="gramEnd"/>
-      <w:r>
-        <w:rPr>
-          <w:rFonts w:hint="eastAsia"/>
-        </w:rPr>
-        <w:t>拷贝到目标 Mac。</w:t>
+        <w:t>1-2-1. 将整个 `TakeTopDshTeam` 文件夹拷贝到目标 Mac。</w:t>
       </w:r>
     </w:p>
     <w:p>
@@ -813,15 +451,7 @@
         </w:rPr>
       </w:pPr>
       <w:r>
-        <w:t>bash cd /path/to/</w:t>
-      </w:r>
-      <w:proofErr w:type="spellStart"/>
-      <w:r>
-        <w:t>TakeTopDshTeam</w:t>
-      </w:r>
-      <w:proofErr w:type="spellEnd"/>
-      <w:r>
-        <w:t xml:space="preserve"> bash start.sh</w:t>
+        <w:t>bash cd /path/to/TakeTopDshTeam bash start.sh</w:t>
       </w:r>
     </w:p>
     <w:p>
@@ -843,35 +473,7 @@
         <w:rPr>
           <w:rFonts w:hint="eastAsia"/>
         </w:rPr>
-        <w:t>1-2-3. 首次运行会自动解包内置的 Node.js 与内置</w:t>
-      </w:r>
-      <w:proofErr w:type="gramStart"/>
-      <w:r>
-        <w:rPr>
-          <w:rFonts w:hint="eastAsia"/>
-        </w:rPr>
-        <w:t>的 `</w:t>
-      </w:r>
-      <w:proofErr w:type="gramEnd"/>
-      <w:r>
-        <w:rPr>
-          <w:rFonts w:hint="eastAsia"/>
-        </w:rPr>
-        <w:t>@deepseek-ai/dsh</w:t>
-      </w:r>
-      <w:proofErr w:type="gramStart"/>
-      <w:r>
-        <w:rPr>
-          <w:rFonts w:hint="eastAsia"/>
-        </w:rPr>
-        <w:t>` 依赖包 —— *</w:t>
-      </w:r>
-      <w:proofErr w:type="gramEnd"/>
-      <w:r>
-        <w:rPr>
-          <w:rFonts w:hint="eastAsia"/>
-        </w:rPr>
-        <w:t>*完全离线**，无需额外下载，也无需编译。</w:t>
+        <w:t>1-2-3. 首次运行会自动解包内置的 Node.js 与内置的 `@deepseek-ai/dsh` 依赖包 —— **完全离线**，无需额外下载，也无需编译。</w:t>
       </w:r>
     </w:p>
     <w:p>
@@ -885,21 +487,7 @@
         <w:rPr>
           <w:rFonts w:hint="eastAsia"/>
         </w:rPr>
-        <w:t>1-2-4. 浏览器会自动打开登录</w:t>
-      </w:r>
-      <w:proofErr w:type="gramStart"/>
-      <w:r>
-        <w:rPr>
-          <w:rFonts w:hint="eastAsia"/>
-        </w:rPr>
-        <w:t>页 `</w:t>
-      </w:r>
-      <w:proofErr w:type="gramEnd"/>
-      <w:r>
-        <w:rPr>
-          <w:rFonts w:hint="eastAsia"/>
-        </w:rPr>
-        <w:t>http://127.0.0.1:46001`。</w:t>
+        <w:t>1-2-4. 浏览器会自动打开登录页 `http://127.0.0.1:46001`。</w:t>
       </w:r>
     </w:p>
     <w:p>
@@ -921,21 +509,7 @@
         <w:rPr>
           <w:rFonts w:hint="eastAsia"/>
         </w:rPr>
-        <w:t xml:space="preserve">1-3. Linux（x64 </w:t>
-      </w:r>
-      <w:proofErr w:type="gramStart"/>
-      <w:r>
-        <w:rPr>
-          <w:rFonts w:hint="eastAsia"/>
-        </w:rPr>
-        <w:t>/ arm64</w:t>
-      </w:r>
-      <w:proofErr w:type="gramEnd"/>
-      <w:r>
-        <w:rPr>
-          <w:rFonts w:hint="eastAsia"/>
-        </w:rPr>
-        <w:t>）</w:t>
+        <w:t>1-3. Linux（x64 / arm64）</w:t>
       </w:r>
     </w:p>
     <w:p>
@@ -949,37 +523,7 @@
         <w:rPr>
           <w:rFonts w:hint="eastAsia"/>
         </w:rPr>
-        <w:t>1-3-1. 将</w:t>
-      </w:r>
-      <w:proofErr w:type="gramStart"/>
-      <w:r>
-        <w:rPr>
-          <w:rFonts w:hint="eastAsia"/>
-        </w:rPr>
-        <w:t>整个 `</w:t>
-      </w:r>
-      <w:proofErr w:type="spellStart"/>
-      <w:proofErr w:type="gramEnd"/>
-      <w:r>
-        <w:rPr>
-          <w:rFonts w:hint="eastAsia"/>
-        </w:rPr>
-        <w:t>TakeTopDshTeam</w:t>
-      </w:r>
-      <w:proofErr w:type="spellEnd"/>
-      <w:proofErr w:type="gramStart"/>
-      <w:r>
-        <w:rPr>
-          <w:rFonts w:hint="eastAsia"/>
-        </w:rPr>
-        <w:t>` 文件夹</w:t>
-      </w:r>
-      <w:proofErr w:type="gramEnd"/>
-      <w:r>
-        <w:rPr>
-          <w:rFonts w:hint="eastAsia"/>
-        </w:rPr>
-        <w:t>拷贝到目标机器。</w:t>
+        <w:t>1-3-1. 将整个 `TakeTopDshTeam` 文件夹拷贝到目标机器。</w:t>
       </w:r>
     </w:p>
     <w:p>
@@ -1004,15 +548,7 @@
         </w:rPr>
       </w:pPr>
       <w:r>
-        <w:t>bash cd /path/to/</w:t>
-      </w:r>
-      <w:proofErr w:type="spellStart"/>
-      <w:r>
-        <w:t>TakeTopDshTeam</w:t>
-      </w:r>
-      <w:proofErr w:type="spellEnd"/>
-      <w:r>
-        <w:t xml:space="preserve"> bash start.sh</w:t>
+        <w:t>bash cd /path/to/TakeTopDshTeam bash start.sh</w:t>
       </w:r>
     </w:p>
     <w:p>
@@ -1026,35 +562,7 @@
         <w:rPr>
           <w:rFonts w:hint="eastAsia"/>
         </w:rPr>
-        <w:t>1-3-3. 首次运行会自动解包内置的 Node.js 与内置</w:t>
-      </w:r>
-      <w:proofErr w:type="gramStart"/>
-      <w:r>
-        <w:rPr>
-          <w:rFonts w:hint="eastAsia"/>
-        </w:rPr>
-        <w:t>的 `</w:t>
-      </w:r>
-      <w:proofErr w:type="gramEnd"/>
-      <w:r>
-        <w:rPr>
-          <w:rFonts w:hint="eastAsia"/>
-        </w:rPr>
-        <w:t>@deepseek-ai/dsh</w:t>
-      </w:r>
-      <w:proofErr w:type="gramStart"/>
-      <w:r>
-        <w:rPr>
-          <w:rFonts w:hint="eastAsia"/>
-        </w:rPr>
-        <w:t>` 依赖包 —— *</w:t>
-      </w:r>
-      <w:proofErr w:type="gramEnd"/>
-      <w:r>
-        <w:rPr>
-          <w:rFonts w:hint="eastAsia"/>
-        </w:rPr>
-        <w:t>*完全离线**，无需额外下载，也无需编译。</w:t>
+        <w:t>1-3-3. 首次运行会自动解包内置的 Node.js 与内置的 `@deepseek-ai/dsh` 依赖包 —— **完全离线**，无需额外下载，也无需编译。</w:t>
       </w:r>
     </w:p>
     <w:p>
@@ -1068,55 +576,27 @@
         <w:rPr>
           <w:rFonts w:hint="eastAsia"/>
         </w:rPr>
-        <w:t>1-3-4. 浏览器会自动打开登录</w:t>
-      </w:r>
-      <w:proofErr w:type="gramStart"/>
-      <w:r>
-        <w:rPr>
-          <w:rFonts w:hint="eastAsia"/>
-        </w:rPr>
-        <w:t>页 `</w:t>
-      </w:r>
-      <w:proofErr w:type="gramEnd"/>
-      <w:r>
-        <w:rPr>
-          <w:rFonts w:hint="eastAsia"/>
-        </w:rPr>
-        <w:t>http://127.0.0.1:46001`。</w:t>
-      </w:r>
-    </w:p>
-    <w:p>
-      <w:pPr>
-        <w:rPr>
-          <w:rFonts w:hint="eastAsia"/>
-        </w:rPr>
-      </w:pPr>
-    </w:p>
-    <w:p>
-      <w:pPr>
-        <w:rPr>
-          <w:rFonts w:hint="eastAsia"/>
-        </w:rPr>
-      </w:pPr>
-      <w:r>
-        <w:rPr>
-          <w:rFonts w:hint="eastAsia"/>
-        </w:rPr>
-        <w:t>2</w:t>
-      </w:r>
-      <w:proofErr w:type="gramStart"/>
-      <w:r>
-        <w:rPr>
-          <w:rFonts w:hint="eastAsia"/>
-        </w:rPr>
-        <w:t>. 平台</w:t>
-      </w:r>
-      <w:proofErr w:type="gramEnd"/>
-      <w:r>
-        <w:rPr>
-          <w:rFonts w:hint="eastAsia"/>
-        </w:rPr>
-        <w:t>登录</w:t>
+        <w:t>1-3-4. 浏览器会自动打开登录页 `http://127.0.0.1:46001`。</w:t>
+      </w:r>
+    </w:p>
+    <w:p>
+      <w:pPr>
+        <w:rPr>
+          <w:rFonts w:hint="eastAsia"/>
+        </w:rPr>
+      </w:pPr>
+    </w:p>
+    <w:p>
+      <w:pPr>
+        <w:rPr>
+          <w:rFonts w:hint="eastAsia"/>
+        </w:rPr>
+      </w:pPr>
+      <w:r>
+        <w:rPr>
+          <w:rFonts w:hint="eastAsia"/>
+        </w:rPr>
+        <w:t>2. 平台登录</w:t>
       </w:r>
     </w:p>
     <w:p>
@@ -1130,21 +610,7 @@
         <w:rPr>
           <w:rFonts w:hint="eastAsia"/>
         </w:rPr>
-        <w:t xml:space="preserve">每次重启后，打开 </w:t>
-      </w:r>
-      <w:proofErr w:type="spellStart"/>
-      <w:r>
-        <w:rPr>
-          <w:rFonts w:hint="eastAsia"/>
-        </w:rPr>
-        <w:t>TakeTopDshTeam</w:t>
-      </w:r>
-      <w:proofErr w:type="spellEnd"/>
-      <w:r>
-        <w:rPr>
-          <w:rFonts w:hint="eastAsia"/>
-        </w:rPr>
-        <w:t xml:space="preserve"> 文件夹，你会看到下面两个文件。根据你的系统运行相应的文件即可打开登录页：</w:t>
+        <w:t>每次重启后，打开 TakeTopDshTeam 文件夹，你会看到下面两个文件。根据你的系统运行相应的文件即可打开登录页：</w:t>
       </w:r>
     </w:p>
     <w:p>
@@ -1159,7 +625,7 @@
         </w:rPr>
         <w:lastRenderedPageBreak/>
         <w:drawing>
-          <wp:inline distT="0" distB="0" distL="0" distR="0" wp14:anchorId="78E1C3EA" wp14:editId="0FF59BDF">
+          <wp:inline distT="0" distB="0" distL="0" distR="0" wp14:anchorId="78E1C3EA" wp14:editId="6C07A6B7">
             <wp:extent cx="5274310" cy="465455"/>
             <wp:effectExtent l="0" t="0" r="2540" b="0"/>
             <wp:docPr id="286631104" name="图片 1"/>
@@ -1176,7 +642,7 @@
                     </pic:cNvPicPr>
                   </pic:nvPicPr>
                   <pic:blipFill>
-                    <a:blip r:embed="rId9" cstate="print">
+                    <a:blip r:embed="rId10" cstate="print">
                       <a:extLst>
                         <a:ext uri="{28A0092B-C50C-407E-A947-70E740481C1C}">
                           <a14:useLocalDpi xmlns:a14="http://schemas.microsoft.com/office/drawing/2010/main" val="0"/>
@@ -1218,48 +684,20 @@
         <w:rPr>
           <w:rFonts w:hint="eastAsia"/>
         </w:rPr>
-        <w:t>&gt; - Windows：</w:t>
-      </w:r>
-      <w:proofErr w:type="gramStart"/>
-      <w:r>
-        <w:rPr>
-          <w:rFonts w:hint="eastAsia"/>
-        </w:rPr>
-        <w:t>双击 *</w:t>
-      </w:r>
-      <w:proofErr w:type="gramEnd"/>
-      <w:r>
-        <w:rPr>
-          <w:rFonts w:hint="eastAsia"/>
-        </w:rPr>
-        <w:t>*`start.bat`**</w:t>
-      </w:r>
-    </w:p>
-    <w:p>
-      <w:pPr>
-        <w:rPr>
-          <w:rFonts w:hint="eastAsia"/>
-        </w:rPr>
-      </w:pPr>
-      <w:r>
-        <w:rPr>
-          <w:rFonts w:hint="eastAsia"/>
-        </w:rPr>
-        <w:t>&gt; - macOS / Linux：</w:t>
-      </w:r>
-      <w:proofErr w:type="gramStart"/>
-      <w:r>
-        <w:rPr>
-          <w:rFonts w:hint="eastAsia"/>
-        </w:rPr>
-        <w:t>运行 *</w:t>
-      </w:r>
-      <w:proofErr w:type="gramEnd"/>
-      <w:r>
-        <w:rPr>
-          <w:rFonts w:hint="eastAsia"/>
-        </w:rPr>
-        <w:t>*`bash start.sh`**</w:t>
+        <w:t>&gt; - Windows：双击 **`start.bat`**</w:t>
+      </w:r>
+    </w:p>
+    <w:p>
+      <w:pPr>
+        <w:rPr>
+          <w:rFonts w:hint="eastAsia"/>
+        </w:rPr>
+      </w:pPr>
+      <w:r>
+        <w:rPr>
+          <w:rFonts w:hint="eastAsia"/>
+        </w:rPr>
+        <w:t>&gt; - macOS / Linux：运行 **`bash start.sh`**</w:t>
       </w:r>
     </w:p>
     <w:p>
@@ -1290,7 +728,7 @@
                     </pic:cNvPicPr>
                   </pic:nvPicPr>
                   <pic:blipFill>
-                    <a:blip r:embed="rId10" cstate="print">
+                    <a:blip r:embed="rId11" cstate="print">
                       <a:extLst>
                         <a:ext uri="{28A0092B-C50C-407E-A947-70E740481C1C}">
                           <a14:useLocalDpi xmlns:a14="http://schemas.microsoft.com/office/drawing/2010/main" val="0"/>
@@ -1333,143 +771,35 @@
         <w:rPr>
           <w:rFonts w:hint="eastAsia"/>
         </w:rPr>
-        <w:t>输入</w:t>
-      </w:r>
-      <w:proofErr w:type="gramStart"/>
-      <w:r>
-        <w:rPr>
-          <w:rFonts w:hint="eastAsia"/>
-        </w:rPr>
-        <w:t>用户名 `</w:t>
-      </w:r>
-      <w:proofErr w:type="gramEnd"/>
-      <w:r>
-        <w:rPr>
-          <w:rFonts w:hint="eastAsia"/>
-        </w:rPr>
-        <w:t>admin</w:t>
-      </w:r>
-      <w:proofErr w:type="gramStart"/>
-      <w:r>
-        <w:rPr>
-          <w:rFonts w:hint="eastAsia"/>
-        </w:rPr>
-        <w:t>` 和密码 `</w:t>
-      </w:r>
-      <w:proofErr w:type="gramEnd"/>
-      <w:r>
-        <w:rPr>
-          <w:rFonts w:hint="eastAsia"/>
-        </w:rPr>
-        <w:t>12345678</w:t>
-      </w:r>
-      <w:proofErr w:type="gramStart"/>
-      <w:r>
-        <w:rPr>
-          <w:rFonts w:hint="eastAsia"/>
-        </w:rPr>
-        <w:t>` 登录</w:t>
-      </w:r>
-      <w:proofErr w:type="gramEnd"/>
-      <w:r>
-        <w:rPr>
-          <w:rFonts w:hint="eastAsia"/>
-        </w:rPr>
-        <w:t>。首次登录后，</w:t>
-      </w:r>
-      <w:proofErr w:type="spellStart"/>
-      <w:r>
-        <w:rPr>
-          <w:rFonts w:hint="eastAsia"/>
-        </w:rPr>
-        <w:t>TakeTopDSH</w:t>
-      </w:r>
-      <w:proofErr w:type="spellEnd"/>
-      <w:r>
-        <w:rPr>
-          <w:rFonts w:hint="eastAsia"/>
-        </w:rPr>
-        <w:t xml:space="preserve"> Team 后台服务 </w:t>
-      </w:r>
-      <w:proofErr w:type="spellStart"/>
-      <w:r>
-        <w:rPr>
-          <w:rFonts w:hint="eastAsia"/>
-        </w:rPr>
-        <w:t>TakeTopDSHLauncher</w:t>
-      </w:r>
-      <w:proofErr w:type="spellEnd"/>
-      <w:r>
-        <w:rPr>
-          <w:rFonts w:hint="eastAsia"/>
-        </w:rPr>
-        <w:t xml:space="preserve"> 会一直在后台运行。只要未重启电脑，直接再次用浏览器</w:t>
-      </w:r>
-      <w:proofErr w:type="gramStart"/>
-      <w:r>
-        <w:rPr>
-          <w:rFonts w:hint="eastAsia"/>
-        </w:rPr>
-        <w:t>打开 `http://127.0.0.1:46001` 即可</w:t>
-      </w:r>
-      <w:proofErr w:type="gramEnd"/>
-      <w:r>
-        <w:rPr>
-          <w:rFonts w:hint="eastAsia"/>
-        </w:rPr>
-        <w:t>回到登录页。如果启动器已关闭（例如重启后），需要重新运行上面的启动程序。</w:t>
-      </w:r>
-      <w:r>
-        <w:fldChar w:fldCharType="begin"/>
-      </w:r>
-      <w:r>
-        <w:instrText>HYPERLINK "http://127.0.0.1:46001"</w:instrText>
-      </w:r>
-      <w:r>
-        <w:fldChar w:fldCharType="separate"/>
-      </w:r>
-      <w:r>
-        <w:rPr>
-          <w:rStyle w:val="af2"/>
-        </w:rPr>
-        <w:t>http://127.0.0.1:46001</w:t>
-      </w:r>
-      <w:r>
-        <w:fldChar w:fldCharType="end"/>
-      </w:r>
-    </w:p>
-    <w:p>
-      <w:pPr>
-        <w:rPr>
-          <w:rFonts w:hint="eastAsia"/>
-        </w:rPr>
-      </w:pPr>
-    </w:p>
-    <w:p>
-      <w:pPr>
-        <w:rPr>
-          <w:rFonts w:hint="eastAsia"/>
-        </w:rPr>
-      </w:pPr>
-      <w:r>
-        <w:rPr>
-          <w:rFonts w:hint="eastAsia"/>
-        </w:rPr>
-        <w:t>3</w:t>
-      </w:r>
-      <w:proofErr w:type="gramStart"/>
-      <w:r>
-        <w:rPr>
-          <w:rFonts w:hint="eastAsia"/>
-        </w:rPr>
-        <w:t>. 管理</w:t>
-      </w:r>
-      <w:proofErr w:type="gramEnd"/>
-      <w:r>
-        <w:rPr>
-          <w:rFonts w:hint="eastAsia"/>
-        </w:rPr>
-        <w:t>页面</w:t>
+        <w:t>输入用户名 `admin` 和密码 `12345678` 登录。首次登录后，TakeTopDSH Team 后台服务 TakeTopDSHLauncher 会一直在后台运行。只要未重启电脑，直接再次用浏览器打开 `http://127.0.0.1:46001` 即可回到登录页。如果启动器已关闭（例如重启后），需要重新运行上面的启动程序。</w:t>
+      </w:r>
+      <w:hyperlink r:id="rId12" w:history="1">
+        <w:r>
+          <w:rPr>
+            <w:rStyle w:val="af2"/>
+          </w:rPr>
+          <w:t>http://127.0.0.1:46001</w:t>
+        </w:r>
+      </w:hyperlink>
+    </w:p>
+    <w:p>
+      <w:pPr>
+        <w:rPr>
+          <w:rFonts w:hint="eastAsia"/>
+        </w:rPr>
+      </w:pPr>
+    </w:p>
+    <w:p>
+      <w:pPr>
+        <w:rPr>
+          <w:rFonts w:hint="eastAsia"/>
+        </w:rPr>
+      </w:pPr>
+      <w:r>
+        <w:rPr>
+          <w:rFonts w:hint="eastAsia"/>
+        </w:rPr>
+        <w:t>3. 管理页面</w:t>
       </w:r>
     </w:p>
     <w:p>
@@ -1515,7 +845,7 @@
                     </pic:cNvPicPr>
                   </pic:nvPicPr>
                   <pic:blipFill>
-                    <a:blip r:embed="rId11" cstate="print">
+                    <a:blip r:embed="rId13" cstate="print">
                       <a:extLst>
                         <a:ext uri="{28A0092B-C50C-407E-A947-70E740481C1C}">
                           <a14:useLocalDpi xmlns:a14="http://schemas.microsoft.com/office/drawing/2010/main" val="0"/>
@@ -1592,7 +922,7 @@
           <w:noProof/>
         </w:rPr>
         <w:drawing>
-          <wp:inline distT="0" distB="0" distL="0" distR="0" wp14:anchorId="2044E27F" wp14:editId="531CB917">
+          <wp:inline distT="0" distB="0" distL="0" distR="0" wp14:anchorId="2044E27F" wp14:editId="03ABAC8F">
             <wp:extent cx="5274310" cy="2002155"/>
             <wp:effectExtent l="0" t="0" r="2540" b="0"/>
             <wp:docPr id="5370857" name="图片 5"/>
@@ -1609,7 +939,7 @@
                     </pic:cNvPicPr>
                   </pic:nvPicPr>
                   <pic:blipFill>
-                    <a:blip r:embed="rId12" cstate="print">
+                    <a:blip r:embed="rId14" cstate="print">
                       <a:extLst>
                         <a:ext uri="{28A0092B-C50C-407E-A947-70E740481C1C}">
                           <a14:useLocalDpi xmlns:a14="http://schemas.microsoft.com/office/drawing/2010/main" val="0"/>
@@ -1668,21 +998,7 @@
         <w:rPr>
           <w:rFonts w:hint="eastAsia"/>
         </w:rPr>
-        <w:t xml:space="preserve">设置工作区路径即定义平台的工作区目录。该目录可以位于电脑的任意盘符，但请妥善规划并确保容量充足，因为你在 </w:t>
-      </w:r>
-      <w:proofErr w:type="spellStart"/>
-      <w:r>
-        <w:rPr>
-          <w:rFonts w:hint="eastAsia"/>
-        </w:rPr>
-        <w:t>TakeTopDSH</w:t>
-      </w:r>
-      <w:proofErr w:type="spellEnd"/>
-      <w:r>
-        <w:rPr>
-          <w:rFonts w:hint="eastAsia"/>
-        </w:rPr>
-        <w:t xml:space="preserve"> Team 中输入的所有数据和上传的所有文件都存储在该目录下。</w:t>
+        <w:t>设置工作区路径即定义平台的工作区目录。该目录可以位于电脑的任意盘符，但请妥善规划并确保容量充足，因为你在 TakeTopDSH Team 中输入的所有数据和上传的所有文件都存储在该目录下。</w:t>
       </w:r>
     </w:p>
     <w:p>
@@ -1722,54 +1038,16 @@
         <w:rPr>
           <w:rFonts w:hint="eastAsia"/>
         </w:rPr>
-        <w:t xml:space="preserve">如果你还想从外网访问平台，就需要设置外部 URL。为服务器分配一个公网 IP，然后在此处填写。例如公网 IP </w:t>
-      </w:r>
-      <w:proofErr w:type="gramStart"/>
-      <w:r>
-        <w:rPr>
-          <w:rFonts w:hint="eastAsia"/>
-        </w:rPr>
-        <w:t>为 188.88.88.88</w:t>
-      </w:r>
-      <w:proofErr w:type="gramEnd"/>
-      <w:r>
-        <w:rPr>
-          <w:rFonts w:hint="eastAsia"/>
-        </w:rPr>
-        <w:t>，可设置</w:t>
-      </w:r>
-      <w:proofErr w:type="gramStart"/>
-      <w:r>
-        <w:rPr>
-          <w:rFonts w:hint="eastAsia"/>
-        </w:rPr>
-        <w:t>为 http://188.88.88.88:46000</w:t>
-      </w:r>
-      <w:proofErr w:type="gramEnd"/>
-      <w:r>
-        <w:rPr>
-          <w:rFonts w:hint="eastAsia"/>
-        </w:rPr>
-        <w:t>。如不确定，请咨询网络管理员以确保配置正确。</w:t>
-      </w:r>
-      <w:r>
-        <w:fldChar w:fldCharType="begin"/>
-      </w:r>
-      <w:r>
-        <w:instrText>HYPERLINK "http://188.88.88.88:46000"</w:instrText>
-      </w:r>
-      <w:r>
-        <w:fldChar w:fldCharType="separate"/>
-      </w:r>
-      <w:r>
-        <w:rPr>
-          <w:rStyle w:val="af2"/>
-        </w:rPr>
-        <w:t>http://188.88.88.88:46000</w:t>
-      </w:r>
-      <w:r>
-        <w:fldChar w:fldCharType="end"/>
-      </w:r>
+        <w:t>如果你还想从外网访问平台，就需要设置外部 URL。为服务器分配一个公网 IP，然后在此处填写。例如公网 IP 为 188.88.88.88，可设置为 http://188.88.88.88:46000。如不确定，请咨询网络管理员以确保配置正确。</w:t>
+      </w:r>
+      <w:hyperlink r:id="rId15" w:history="1">
+        <w:r>
+          <w:rPr>
+            <w:rStyle w:val="af2"/>
+          </w:rPr>
+          <w:t>http://188.88.88.88:46000</w:t>
+        </w:r>
+      </w:hyperlink>
     </w:p>
     <w:p>
       <w:pPr>
@@ -1828,7 +1106,7 @@
                     </pic:cNvPicPr>
                   </pic:nvPicPr>
                   <pic:blipFill>
-                    <a:blip r:embed="rId13" cstate="print">
+                    <a:blip r:embed="rId16" cstate="print">
                       <a:extLst>
                         <a:ext uri="{28A0092B-C50C-407E-A947-70E740481C1C}">
                           <a14:useLocalDpi xmlns:a14="http://schemas.microsoft.com/office/drawing/2010/main" val="0"/>
@@ -1872,21 +1150,7 @@
         <w:rPr>
           <w:rFonts w:hint="eastAsia"/>
         </w:rPr>
-        <w:t>你可以在这里添加成员用户。注意用户名应使用英文字母，不要用中文。请记住为用户设置的密码，例如设</w:t>
-      </w:r>
-      <w:proofErr w:type="gramStart"/>
-      <w:r>
-        <w:rPr>
-          <w:rFonts w:hint="eastAsia"/>
-        </w:rPr>
-        <w:t>为 `</w:t>
-      </w:r>
-      <w:proofErr w:type="gramEnd"/>
-      <w:r>
-        <w:rPr>
-          <w:rFonts w:hint="eastAsia"/>
-        </w:rPr>
-        <w:t>12345678`。成员用户登录后可自行修改密码。成员的 workspace 工作区目录无需设置，会自动按“主工作区目录 + 用户名”生成。</w:t>
+        <w:t>你可以在这里添加成员用户。注意用户名应使用英文字母，不要用中文。请记住为用户设置的密码，例如设为 `12345678`。成员用户登录后可自行修改密码。成员的 workspace 工作区目录无需设置，会自动按“主工作区目录 + 用户名”生成。</w:t>
       </w:r>
     </w:p>
     <w:p>
@@ -1937,7 +1201,7 @@
                     </pic:cNvPicPr>
                   </pic:nvPicPr>
                   <pic:blipFill>
-                    <a:blip r:embed="rId14" cstate="print">
+                    <a:blip r:embed="rId17" cstate="print">
                       <a:extLst>
                         <a:ext uri="{28A0092B-C50C-407E-A947-70E740481C1C}">
                           <a14:useLocalDpi xmlns:a14="http://schemas.microsoft.com/office/drawing/2010/main" val="0"/>
@@ -1981,21 +1245,7 @@
         <w:rPr>
           <w:rFonts w:hint="eastAsia"/>
         </w:rPr>
-        <w:t xml:space="preserve">因为 </w:t>
-      </w:r>
-      <w:proofErr w:type="spellStart"/>
-      <w:r>
-        <w:rPr>
-          <w:rFonts w:hint="eastAsia"/>
-        </w:rPr>
-        <w:t>TakeTopDSH</w:t>
-      </w:r>
-      <w:proofErr w:type="spellEnd"/>
-      <w:r>
-        <w:rPr>
-          <w:rFonts w:hint="eastAsia"/>
-        </w:rPr>
-        <w:t xml:space="preserve"> Team 是基于 DeepSeek Harness 构建的 AI 协作平台，当 DeepSeek Harness 发布新版本后，你可以点击此按钮进行升级，确保使用最新的 DeepSeek Harness 功能。</w:t>
+        <w:t>因为 TakeTopDSH Team 是基于 DeepSeek Harness 构建的 AI 协作平台，当 DeepSeek Harness 发布新版本后，你可以点击此按钮进行升级，确保使用最新的 DeepSeek Harness 功能。</w:t>
       </w:r>
     </w:p>
     <w:p>
@@ -2031,49 +1281,7 @@
         <w:rPr>
           <w:rFonts w:hint="eastAsia"/>
         </w:rPr>
-        <w:t xml:space="preserve">在管理页面完成设置后，点击 </w:t>
-      </w:r>
-      <w:proofErr w:type="spellStart"/>
-      <w:r>
-        <w:rPr>
-          <w:rFonts w:hint="eastAsia"/>
-        </w:rPr>
-        <w:t>TakeTopDSH</w:t>
-      </w:r>
-      <w:proofErr w:type="spellEnd"/>
-      <w:r>
-        <w:rPr>
-          <w:rFonts w:hint="eastAsia"/>
-        </w:rPr>
-        <w:t xml:space="preserve"> Team 启动器区域中</w:t>
-      </w:r>
-      <w:proofErr w:type="gramStart"/>
-      <w:r>
-        <w:rPr>
-          <w:rFonts w:hint="eastAsia"/>
-        </w:rPr>
-        <w:t>的 *</w:t>
-      </w:r>
-      <w:proofErr w:type="gramEnd"/>
-      <w:r>
-        <w:rPr>
-          <w:rFonts w:hint="eastAsia"/>
-        </w:rPr>
-        <w:t>*打开 DSH*</w:t>
-      </w:r>
-      <w:proofErr w:type="gramStart"/>
-      <w:r>
-        <w:rPr>
-          <w:rFonts w:hint="eastAsia"/>
-        </w:rPr>
-        <w:t>* 按钮</w:t>
-      </w:r>
-      <w:proofErr w:type="gramEnd"/>
-      <w:r>
-        <w:rPr>
-          <w:rFonts w:hint="eastAsia"/>
-        </w:rPr>
-        <w:t>，即可打开工作台页面。</w:t>
+        <w:t>在管理页面完成设置后，点击 TakeTopDSH Team 启动器区域中的 **打开 DSH** 按钮，即可打开工作台页面。</w:t>
       </w:r>
     </w:p>
     <w:p>
@@ -2088,7 +1296,7 @@
         </w:rPr>
         <w:lastRenderedPageBreak/>
         <w:drawing>
-          <wp:inline distT="0" distB="0" distL="0" distR="0" wp14:anchorId="39F15B5B" wp14:editId="31598A55">
+          <wp:inline distT="0" distB="0" distL="0" distR="0" wp14:anchorId="39F15B5B" wp14:editId="7E970BC6">
             <wp:extent cx="5274310" cy="1233805"/>
             <wp:effectExtent l="0" t="0" r="2540" b="4445"/>
             <wp:docPr id="1833294711" name="图片 8"/>
@@ -2105,7 +1313,7 @@
                     </pic:cNvPicPr>
                   </pic:nvPicPr>
                   <pic:blipFill>
-                    <a:blip r:embed="rId15" cstate="print">
+                    <a:blip r:embed="rId18" cstate="print">
                       <a:extLst>
                         <a:ext uri="{28A0092B-C50C-407E-A947-70E740481C1C}">
                           <a14:useLocalDpi xmlns:a14="http://schemas.microsoft.com/office/drawing/2010/main" val="0"/>
@@ -2148,21 +1356,7 @@
         <w:rPr>
           <w:rFonts w:hint="eastAsia"/>
         </w:rPr>
-        <w:t>工作台页面如下所示，左右分屏：左侧是文件管理</w:t>
-      </w:r>
-      <w:proofErr w:type="gramStart"/>
-      <w:r>
-        <w:rPr>
-          <w:rFonts w:hint="eastAsia"/>
-        </w:rPr>
-        <w:t xml:space="preserve">器 / </w:t>
-      </w:r>
-      <w:proofErr w:type="gramEnd"/>
-      <w:r>
-        <w:rPr>
-          <w:rFonts w:hint="eastAsia"/>
-        </w:rPr>
-        <w:t>我的任务，右侧是 DSH 聊天界面。</w:t>
+        <w:t>工作台页面如下所示，左右分屏：左侧是文件管理器 / 我的任务，右侧是 DSH 聊天界面。</w:t>
       </w:r>
     </w:p>
     <w:p>
@@ -2193,7 +1387,7 @@
                     </pic:cNvPicPr>
                   </pic:nvPicPr>
                   <pic:blipFill>
-                    <a:blip r:embed="rId16" cstate="print">
+                    <a:blip r:embed="rId19" cstate="print">
                       <a:extLst>
                         <a:ext uri="{28A0092B-C50C-407E-A947-70E740481C1C}">
                           <a14:useLocalDpi xmlns:a14="http://schemas.microsoft.com/office/drawing/2010/main" val="0"/>
@@ -2249,21 +1443,7 @@
         <w:rPr>
           <w:rFonts w:hint="eastAsia"/>
         </w:rPr>
-        <w:t xml:space="preserve">虽然 </w:t>
-      </w:r>
-      <w:proofErr w:type="spellStart"/>
-      <w:r>
-        <w:rPr>
-          <w:rFonts w:hint="eastAsia"/>
-        </w:rPr>
-        <w:t>TakeTopDSH</w:t>
-      </w:r>
-      <w:proofErr w:type="spellEnd"/>
-      <w:r>
-        <w:rPr>
-          <w:rFonts w:hint="eastAsia"/>
-        </w:rPr>
-        <w:t xml:space="preserve"> Team 基于 DeepSeek Harness 构建，但你也可以接入其他 LLM，例如 OpenAI、Kimi、Claude、Qwen 等，甚至本地模型。</w:t>
+        <w:t>虽然 TakeTopDSH Team 基于 DeepSeek Harness 构建，但你也可以接入其他 LLM，例如 OpenAI、Kimi、Claude、Qwen 等，甚至本地模型。</w:t>
       </w:r>
     </w:p>
     <w:p>
@@ -2301,7 +1481,7 @@
                     </pic:cNvPicPr>
                   </pic:nvPicPr>
                   <pic:blipFill>
-                    <a:blip r:embed="rId17" cstate="print">
+                    <a:blip r:embed="rId20" cstate="print">
                       <a:extLst>
                         <a:ext uri="{28A0092B-C50C-407E-A947-70E740481C1C}">
                           <a14:useLocalDpi xmlns:a14="http://schemas.microsoft.com/office/drawing/2010/main" val="0"/>
@@ -2363,7 +1543,7 @@
                     </pic:cNvPicPr>
                   </pic:nvPicPr>
                   <pic:blipFill>
-                    <a:blip r:embed="rId18" cstate="print">
+                    <a:blip r:embed="rId21" cstate="print">
                       <a:extLst>
                         <a:ext uri="{28A0092B-C50C-407E-A947-70E740481C1C}">
                           <a14:useLocalDpi xmlns:a14="http://schemas.microsoft.com/office/drawing/2010/main" val="0"/>
@@ -2430,7 +1610,7 @@
                     </pic:cNvPicPr>
                   </pic:nvPicPr>
                   <pic:blipFill>
-                    <a:blip r:embed="rId19" cstate="print">
+                    <a:blip r:embed="rId22" cstate="print">
                       <a:extLst>
                         <a:ext uri="{28A0092B-C50C-407E-A947-70E740481C1C}">
                           <a14:useLocalDpi xmlns:a14="http://schemas.microsoft.com/office/drawing/2010/main" val="0"/>
@@ -2480,7 +1660,7 @@
           <w:noProof/>
         </w:rPr>
         <w:drawing>
-          <wp:inline distT="0" distB="0" distL="0" distR="0" wp14:anchorId="637077FD" wp14:editId="2D2CF902">
+          <wp:inline distT="0" distB="0" distL="0" distR="0" wp14:anchorId="637077FD" wp14:editId="5946722D">
             <wp:extent cx="4842134" cy="3486150"/>
             <wp:effectExtent l="0" t="0" r="0" b="0"/>
             <wp:docPr id="2027276046" name="图片 13"/>
@@ -2497,7 +1677,7 @@
                     </pic:cNvPicPr>
                   </pic:nvPicPr>
                   <pic:blipFill>
-                    <a:blip r:embed="rId20" cstate="print">
+                    <a:blip r:embed="rId23" cstate="print">
                       <a:extLst>
                         <a:ext uri="{28A0092B-C50C-407E-A947-70E740481C1C}">
                           <a14:useLocalDpi xmlns:a14="http://schemas.microsoft.com/office/drawing/2010/main" val="0"/>
@@ -2636,7 +1816,7 @@
                     </pic:cNvPicPr>
                   </pic:nvPicPr>
                   <pic:blipFill>
-                    <a:blip r:embed="rId21" cstate="print">
+                    <a:blip r:embed="rId24" cstate="print">
                       <a:extLst>
                         <a:ext uri="{28A0092B-C50C-407E-A947-70E740481C1C}">
                           <a14:useLocalDpi xmlns:a14="http://schemas.microsoft.com/office/drawing/2010/main" val="0"/>
@@ -2724,7 +1904,7 @@
                     </pic:cNvPicPr>
                   </pic:nvPicPr>
                   <pic:blipFill>
-                    <a:blip r:embed="rId22" cstate="print">
+                    <a:blip r:embed="rId25" cstate="print">
                       <a:extLst>
                         <a:ext uri="{28A0092B-C50C-407E-A947-70E740481C1C}">
                           <a14:useLocalDpi xmlns:a14="http://schemas.microsoft.com/office/drawing/2010/main" val="0"/>
@@ -2767,21 +1947,7 @@
         <w:rPr>
           <w:rFonts w:hint="eastAsia"/>
         </w:rPr>
-        <w:t>它显示你创建的所有任务。左侧成员列表是可选的（用于筛选）。点击“添加任务”按钮打开对话框，从“受理人”下拉框中选择受理人。“类型”字段含一个文本框、一个下拉框和一个 + 按钮：可选择已有类型，或输入新类型后点击 + 添加（类型会被记忆）。编辑任务时也可以修改受理人；保存后任务会移动到新受理人的任务列表。每个任务行都有一个 + 列，可内联展开其子任务；每个子任务保存其父任务的唯一 ID（UID），“No.</w:t>
-      </w:r>
-      <w:proofErr w:type="gramStart"/>
-      <w:r>
-        <w:rPr>
-          <w:rFonts w:hint="eastAsia"/>
-        </w:rPr>
-        <w:t>” 列</w:t>
-      </w:r>
-      <w:proofErr w:type="gramEnd"/>
-      <w:r>
-        <w:rPr>
-          <w:rFonts w:hint="eastAsia"/>
-        </w:rPr>
-        <w:t>显示层级编号（1、1-1、1-2-1……）。没有子任务的任务不显示 +。</w:t>
+        <w:t>它显示你创建的所有任务。左侧成员列表是可选的（用于筛选）。点击“添加任务”按钮打开对话框，从“受理人”下拉框中选择受理人。“类型”字段含一个文本框、一个下拉框和一个 + 按钮：可选择已有类型，或输入新类型后点击 + 添加（类型会被记忆）。编辑任务时也可以修改受理人；保存后任务会移动到新受理人的任务列表。每个任务行都有一个 + 列，可内联展开其子任务；每个子任务保存其父任务的唯一 ID（UID），“No.” 列显示层级编号（1、1-1、1-2-1……）。没有子任务的任务不显示 +。</w:t>
       </w:r>
     </w:p>
     <w:p>
@@ -2812,7 +1978,7 @@
                     </pic:cNvPicPr>
                   </pic:nvPicPr>
                   <pic:blipFill>
-                    <a:blip r:embed="rId23" cstate="print">
+                    <a:blip r:embed="rId26" cstate="print">
                       <a:extLst>
                         <a:ext uri="{28A0092B-C50C-407E-A947-70E740481C1C}">
                           <a14:useLocalDpi xmlns:a14="http://schemas.microsoft.com/office/drawing/2010/main" val="0"/>
@@ -2857,23 +2023,7 @@
           <w:i/>
           <w:sz w:val="18"/>
         </w:rPr>
-        <w:t>任务</w:t>
-      </w:r>
-      <w:proofErr w:type="gramStart"/>
-      <w:r>
-        <w:rPr>
-          <w:i/>
-          <w:sz w:val="18"/>
-        </w:rPr>
-        <w:t>分配 —</w:t>
-      </w:r>
-      <w:proofErr w:type="gramEnd"/>
-      <w:r>
-        <w:rPr>
-          <w:i/>
-          <w:sz w:val="18"/>
-        </w:rPr>
-        <w:t>— 用“+”列内联展开任务的子任务。</w:t>
+        <w:t>任务分配 —— 用“+”列内联展开任务的子任务。</w:t>
       </w:r>
     </w:p>
     <w:p>
@@ -2905,7 +2055,7 @@
                     </pic:cNvPicPr>
                   </pic:nvPicPr>
                   <pic:blipFill>
-                    <a:blip r:embed="rId24" cstate="print">
+                    <a:blip r:embed="rId27" cstate="print">
                       <a:extLst>
                         <a:ext uri="{28A0092B-C50C-407E-A947-70E740481C1C}">
                           <a14:useLocalDpi xmlns:a14="http://schemas.microsoft.com/office/drawing/2010/main" val="0"/>
@@ -2979,7 +2129,7 @@
                     </pic:cNvPicPr>
                   </pic:nvPicPr>
                   <pic:blipFill>
-                    <a:blip r:embed="rId25" cstate="print">
+                    <a:blip r:embed="rId28" cstate="print">
                       <a:extLst>
                         <a:ext uri="{28A0092B-C50C-407E-A947-70E740481C1C}">
                           <a14:useLocalDpi xmlns:a14="http://schemas.microsoft.com/office/drawing/2010/main" val="0"/>
@@ -3054,35 +2204,7 @@
         <w:rPr>
           <w:rFonts w:hint="eastAsia"/>
         </w:rPr>
-        <w:t>点击“我的任务”标签页，如下图所示。它显示分配给你的任务列表。打开该页面会自动把左窗格加宽</w:t>
-      </w:r>
-      <w:proofErr w:type="gramStart"/>
-      <w:r>
-        <w:rPr>
-          <w:rFonts w:hint="eastAsia"/>
-        </w:rPr>
-        <w:t>到 70%</w:t>
-      </w:r>
-      <w:proofErr w:type="gramEnd"/>
-      <w:r>
-        <w:rPr>
-          <w:rFonts w:hint="eastAsia"/>
-        </w:rPr>
-        <w:t>，便于阅读。“No.</w:t>
-      </w:r>
-      <w:proofErr w:type="gramStart"/>
-      <w:r>
-        <w:rPr>
-          <w:rFonts w:hint="eastAsia"/>
-        </w:rPr>
-        <w:t>” 列</w:t>
-      </w:r>
-      <w:proofErr w:type="gramEnd"/>
-      <w:r>
-        <w:rPr>
-          <w:rFonts w:hint="eastAsia"/>
-        </w:rPr>
-        <w:t>显示任务在层级中的编号（1、1-1、1-2-1……）。在这里你可以：点击任务名预览任务；</w:t>
+        <w:t>点击“我的任务”标签页，如下图所示。它显示分配给你的任务列表。打开该页面会自动把左窗格加宽到 70%，便于阅读。“No.” 列显示任务在层级中的编号（1、1-1、1-2-1……）。在这里你可以：点击任务名预览任务；</w:t>
       </w:r>
       <w:r>
         <w:rPr>
@@ -3156,21 +2278,7 @@
         <w:rPr>
           <w:rFonts w:hint="eastAsia"/>
         </w:rPr>
-        <w:t>；点击“继续分配”为其他成员创建后续（子）任务（子任务会添加到该成员的任务列表，保存后父任务自动展开）；点击子任务列中的 + 可内联展开该任务的子任务树（多级；没有子任务则不显示 +）；以及使用</w:t>
-      </w:r>
-      <w:proofErr w:type="gramStart"/>
-      <w:r>
-        <w:rPr>
-          <w:rFonts w:hint="eastAsia"/>
-        </w:rPr>
-        <w:t xml:space="preserve">编辑 / </w:t>
-      </w:r>
-      <w:proofErr w:type="gramEnd"/>
-      <w:r>
-        <w:rPr>
-          <w:rFonts w:hint="eastAsia"/>
-        </w:rPr>
-        <w:t>删除</w:t>
+        <w:t>；点击“继续分配”为其他成员创建后续（子）任务（子任务会添加到该成员的任务列表，保存后父任务自动展开）；点击子任务列中的 + 可内联展开该任务的子任务树（多级；没有子任务则不显示 +）；以及使用编辑 / 删除</w:t>
       </w:r>
       <w:r>
         <w:rPr>
@@ -3214,7 +2322,7 @@
                     </pic:cNvPicPr>
                   </pic:nvPicPr>
                   <pic:blipFill>
-                    <a:blip r:embed="rId26" cstate="print">
+                    <a:blip r:embed="rId29" cstate="print">
                       <a:extLst>
                         <a:ext uri="{28A0092B-C50C-407E-A947-70E740481C1C}">
                           <a14:useLocalDpi xmlns:a14="http://schemas.microsoft.com/office/drawing/2010/main" val="0"/>
@@ -3272,7 +2380,7 @@
                     <pic:cNvPicPr/>
                   </pic:nvPicPr>
                   <pic:blipFill>
-                    <a:blip r:embed="rId27"/>
+                    <a:blip r:embed="rId30"/>
                     <a:stretch>
                       <a:fillRect/>
                     </a:stretch>
@@ -3322,7 +2430,7 @@
                     </pic:cNvPicPr>
                   </pic:nvPicPr>
                   <pic:blipFill>
-                    <a:blip r:embed="rId28" cstate="print">
+                    <a:blip r:embed="rId31" cstate="print">
                       <a:extLst>
                         <a:ext uri="{28A0092B-C50C-407E-A947-70E740481C1C}">
                           <a14:useLocalDpi xmlns:a14="http://schemas.microsoft.com/office/drawing/2010/main" val="0"/>
@@ -3393,44 +2501,11 @@
           <w:i/>
           <w:sz w:val="18"/>
         </w:rPr>
-        <w:t>我的</w:t>
-      </w:r>
-      <w:proofErr w:type="gramStart"/>
-      <w:r>
-        <w:rPr>
-          <w:i/>
-          <w:sz w:val="18"/>
-        </w:rPr>
-        <w:t>任务 —</w:t>
-      </w:r>
-      <w:proofErr w:type="gramEnd"/>
-      <w:r>
-        <w:rPr>
-          <w:i/>
-          <w:sz w:val="18"/>
-        </w:rPr>
-        <w:t>— 继续分配、子任务树以及</w:t>
-      </w:r>
-      <w:proofErr w:type="gramStart"/>
-      <w:r>
-        <w:rPr>
-          <w:i/>
-          <w:sz w:val="18"/>
-        </w:rPr>
-        <w:t xml:space="preserve">编辑 / </w:t>
-      </w:r>
-      <w:proofErr w:type="gramEnd"/>
-      <w:r>
-        <w:rPr>
-          <w:i/>
-          <w:sz w:val="18"/>
-        </w:rPr>
-        <w:t>删除。</w:t>
-      </w:r>
-    </w:p>
-    <w:p>
-      <w:pPr>
-        <w:ind w:leftChars="-35" w:left="143" w:hangingChars="100" w:hanging="220"/>
+        <w:t>我的任务 —— 继续分配、子任务树以及编辑 / 删除。</w:t>
+      </w:r>
+    </w:p>
+    <w:p>
+      <w:pPr>
         <w:rPr>
           <w:rFonts w:hint="eastAsia"/>
         </w:rPr>
@@ -3439,159 +2514,11 @@
         <w:rPr>
           <w:noProof/>
         </w:rPr>
-        <mc:AlternateContent>
-          <mc:Choice Requires="wps">
-            <w:drawing>
-              <wp:anchor distT="0" distB="0" distL="114300" distR="114300" simplePos="0" relativeHeight="251661312" behindDoc="0" locked="0" layoutInCell="1" allowOverlap="1" wp14:anchorId="21B274A6" wp14:editId="19FC4C3C">
-                <wp:simplePos x="0" y="0"/>
-                <wp:positionH relativeFrom="column">
-                  <wp:posOffset>2967038</wp:posOffset>
-                </wp:positionH>
-                <wp:positionV relativeFrom="paragraph">
-                  <wp:posOffset>1663064</wp:posOffset>
-                </wp:positionV>
-                <wp:extent cx="1390650" cy="371475"/>
-                <wp:effectExtent l="0" t="57150" r="0" b="28575"/>
-                <wp:wrapNone/>
-                <wp:docPr id="1330970187" name="直接箭头连接符 1"/>
-                <wp:cNvGraphicFramePr/>
-                <a:graphic xmlns:a="http://schemas.openxmlformats.org/drawingml/2006/main">
-                  <a:graphicData uri="http://schemas.microsoft.com/office/word/2010/wordprocessingShape">
-                    <wps:wsp>
-                      <wps:cNvCnPr/>
-                      <wps:spPr>
-                        <a:xfrm flipV="1">
-                          <a:off x="0" y="0"/>
-                          <a:ext cx="1390650" cy="371475"/>
-                        </a:xfrm>
-                        <a:prstGeom prst="straightConnector1">
-                          <a:avLst/>
-                        </a:prstGeom>
-                        <a:ln>
-                          <a:solidFill>
-                            <a:srgbClr val="EE0000"/>
-                          </a:solidFill>
-                          <a:tailEnd type="triangle"/>
-                        </a:ln>
-                      </wps:spPr>
-                      <wps:style>
-                        <a:lnRef idx="2">
-                          <a:schemeClr val="accent1"/>
-                        </a:lnRef>
-                        <a:fillRef idx="0">
-                          <a:schemeClr val="accent1"/>
-                        </a:fillRef>
-                        <a:effectRef idx="1">
-                          <a:schemeClr val="accent1"/>
-                        </a:effectRef>
-                        <a:fontRef idx="minor">
-                          <a:schemeClr val="tx1"/>
-                        </a:fontRef>
-                      </wps:style>
-                      <wps:bodyPr/>
-                    </wps:wsp>
-                  </a:graphicData>
-                </a:graphic>
-                <wp14:sizeRelH relativeFrom="margin">
-                  <wp14:pctWidth>0</wp14:pctWidth>
-                </wp14:sizeRelH>
-                <wp14:sizeRelV relativeFrom="margin">
-                  <wp14:pctHeight>0</wp14:pctHeight>
-                </wp14:sizeRelV>
-              </wp:anchor>
-            </w:drawing>
-          </mc:Choice>
-          <mc:Fallback>
-            <w:pict>
-              <v:shapetype w14:anchorId="41DBE679" id="_x0000_t32" coordsize="21600,21600" o:spt="32" o:oned="t" path="m,l21600,21600e" filled="f">
-                <v:path arrowok="t" fillok="f" o:connecttype="none"/>
-                <o:lock v:ext="edit" shapetype="t"/>
-              </v:shapetype>
-              <v:shape id="直接箭头连接符 1" o:spid="_x0000_s1026" type="#_x0000_t32" style="position:absolute;margin-left:233.65pt;margin-top:130.95pt;width:109.5pt;height:29.25pt;flip:y;z-index:251661312;visibility:visible;mso-wrap-style:square;mso-width-percent:0;mso-height-percent:0;mso-wrap-distance-left:9pt;mso-wrap-distance-top:0;mso-wrap-distance-right:9pt;mso-wrap-distance-bottom:0;mso-position-horizontal:absolute;mso-position-horizontal-relative:text;mso-position-vertical:absolute;mso-position-vertical-relative:text;mso-width-percent:0;mso-height-percent:0;mso-width-relative:margin;mso-height-relative:margin" o:gfxdata="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" strokecolor="#e00" strokeweight="1.5pt">
-                <v:stroke endarrow="block" joinstyle="miter"/>
-              </v:shape>
-            </w:pict>
-          </mc:Fallback>
-        </mc:AlternateContent>
-      </w:r>
-      <w:r>
-        <w:rPr>
-          <w:noProof/>
-        </w:rPr>
-        <mc:AlternateContent>
-          <mc:Choice Requires="wps">
-            <w:drawing>
-              <wp:anchor distT="0" distB="0" distL="114300" distR="114300" simplePos="0" relativeHeight="251659264" behindDoc="0" locked="0" layoutInCell="1" allowOverlap="1" wp14:anchorId="76766D05" wp14:editId="6FAB9331">
-                <wp:simplePos x="0" y="0"/>
-                <wp:positionH relativeFrom="column">
-                  <wp:posOffset>1190625</wp:posOffset>
-                </wp:positionH>
-                <wp:positionV relativeFrom="paragraph">
-                  <wp:posOffset>1586865</wp:posOffset>
-                </wp:positionV>
-                <wp:extent cx="3028950" cy="409575"/>
-                <wp:effectExtent l="0" t="57150" r="19050" b="28575"/>
-                <wp:wrapNone/>
-                <wp:docPr id="870446151" name="直接箭头连接符 1"/>
-                <wp:cNvGraphicFramePr/>
-                <a:graphic xmlns:a="http://schemas.openxmlformats.org/drawingml/2006/main">
-                  <a:graphicData uri="http://schemas.microsoft.com/office/word/2010/wordprocessingShape">
-                    <wps:wsp>
-                      <wps:cNvCnPr/>
-                      <wps:spPr>
-                        <a:xfrm flipV="1">
-                          <a:off x="0" y="0"/>
-                          <a:ext cx="3028950" cy="409575"/>
-                        </a:xfrm>
-                        <a:prstGeom prst="straightConnector1">
-                          <a:avLst/>
-                        </a:prstGeom>
-                        <a:ln>
-                          <a:solidFill>
-                            <a:srgbClr val="EE0000"/>
-                          </a:solidFill>
-                          <a:tailEnd type="triangle"/>
-                        </a:ln>
-                      </wps:spPr>
-                      <wps:style>
-                        <a:lnRef idx="2">
-                          <a:schemeClr val="accent1"/>
-                        </a:lnRef>
-                        <a:fillRef idx="0">
-                          <a:schemeClr val="accent1"/>
-                        </a:fillRef>
-                        <a:effectRef idx="1">
-                          <a:schemeClr val="accent1"/>
-                        </a:effectRef>
-                        <a:fontRef idx="minor">
-                          <a:schemeClr val="tx1"/>
-                        </a:fontRef>
-                      </wps:style>
-                      <wps:bodyPr/>
-                    </wps:wsp>
-                  </a:graphicData>
-                </a:graphic>
-              </wp:anchor>
-            </w:drawing>
-          </mc:Choice>
-          <mc:Fallback>
-            <w:pict>
-              <v:shape w14:anchorId="265CE590" id="直接箭头连接符 1" o:spid="_x0000_s1026" type="#_x0000_t32" style="position:absolute;margin-left:93.75pt;margin-top:124.95pt;width:238.5pt;height:32.25pt;flip:y;z-index:251659264;visibility:visible;mso-wrap-style:square;mso-wrap-distance-left:9pt;mso-wrap-distance-top:0;mso-wrap-distance-right:9pt;mso-wrap-distance-bottom:0;mso-position-horizontal:absolute;mso-position-horizontal-relative:text;mso-position-vertical:absolute;mso-position-vertical-relative:text" o:gfxdata="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" strokecolor="#e00" strokeweight="1.5pt">
-                <v:stroke endarrow="block" joinstyle="miter"/>
-              </v:shape>
-            </w:pict>
-          </mc:Fallback>
-        </mc:AlternateContent>
-      </w:r>
-      <w:r>
-        <w:rPr>
-          <w:noProof/>
-        </w:rPr>
         <w:drawing>
-          <wp:inline distT="0" distB="0" distL="0" distR="0" wp14:anchorId="6885D9AA" wp14:editId="0584CC89">
-            <wp:extent cx="5274310" cy="2878455"/>
-            <wp:effectExtent l="0" t="0" r="2540" b="0"/>
-            <wp:docPr id="1190872939" name="图片 3"/>
+          <wp:inline distT="0" distB="0" distL="0" distR="0" wp14:anchorId="0B6BE6BD" wp14:editId="190B158D">
+            <wp:extent cx="5274310" cy="2893060"/>
+            <wp:effectExtent l="0" t="0" r="2540" b="2540"/>
+            <wp:docPr id="1477152492" name="图片 3"/>
             <wp:cNvGraphicFramePr>
               <a:graphicFrameLocks xmlns:a="http://schemas.openxmlformats.org/drawingml/2006/main" noChangeAspect="1"/>
             </wp:cNvGraphicFramePr>
@@ -3599,13 +2526,13 @@
               <a:graphicData uri="http://schemas.openxmlformats.org/drawingml/2006/picture">
                 <pic:pic xmlns:pic="http://schemas.openxmlformats.org/drawingml/2006/picture">
                   <pic:nvPicPr>
-                    <pic:cNvPr id="0" name="Picture 3"/>
+                    <pic:cNvPr id="0" name="Picture 1"/>
                     <pic:cNvPicPr>
                       <a:picLocks noChangeAspect="1" noChangeArrowheads="1"/>
                     </pic:cNvPicPr>
                   </pic:nvPicPr>
                   <pic:blipFill>
-                    <a:blip r:embed="rId29" cstate="print">
+                    <a:blip r:embed="rId32" cstate="print">
                       <a:extLst>
                         <a:ext uri="{28A0092B-C50C-407E-A947-70E740481C1C}">
                           <a14:useLocalDpi xmlns:a14="http://schemas.microsoft.com/office/drawing/2010/main" val="0"/>
@@ -3620,7 +2547,7 @@
                   <pic:spPr bwMode="auto">
                     <a:xfrm>
                       <a:off x="0" y="0"/>
-                      <a:ext cx="5274310" cy="2878455"/>
+                      <a:ext cx="5274310" cy="2893060"/>
                     </a:xfrm>
                     <a:prstGeom prst="rect">
                       <a:avLst/>
@@ -3734,21 +2661,7 @@
         <w:rPr>
           <w:rFonts w:hint="eastAsia"/>
         </w:rPr>
-        <w:t>5</w:t>
-      </w:r>
-      <w:proofErr w:type="gramStart"/>
-      <w:r>
-        <w:rPr>
-          <w:rFonts w:hint="eastAsia"/>
-        </w:rPr>
-        <w:t>. 其他</w:t>
-      </w:r>
-      <w:proofErr w:type="gramEnd"/>
-      <w:r>
-        <w:rPr>
-          <w:rFonts w:hint="eastAsia"/>
-        </w:rPr>
-        <w:t>成员操作</w:t>
+        <w:t>5. 其他成员操作</w:t>
       </w:r>
     </w:p>
     <w:p>
@@ -3762,21 +2675,7 @@
         <w:rPr>
           <w:rFonts w:hint="eastAsia"/>
         </w:rPr>
-        <w:t xml:space="preserve">管理员在管理页面添加的成员（例如前面添加的 </w:t>
-      </w:r>
-      <w:proofErr w:type="spellStart"/>
-      <w:r>
-        <w:rPr>
-          <w:rFonts w:hint="eastAsia"/>
-        </w:rPr>
-        <w:t>ericliu</w:t>
-      </w:r>
-      <w:proofErr w:type="spellEnd"/>
-      <w:r>
-        <w:rPr>
-          <w:rFonts w:hint="eastAsia"/>
-        </w:rPr>
-        <w:t>），也可以从登录页登录，进入该成员的管理页面，如下图所示。</w:t>
+        <w:t>管理员在管理页面添加的成员（例如前面添加的 ericliu），也可以从登录页登录，进入该成员的管理页面，如下图所示。</w:t>
       </w:r>
       <w:r>
         <w:rPr>
@@ -3846,7 +2745,7 @@
                     </pic:cNvPicPr>
                   </pic:nvPicPr>
                   <pic:blipFill>
-                    <a:blip r:embed="rId30" cstate="print">
+                    <a:blip r:embed="rId33" cstate="print">
                       <a:extLst>
                         <a:ext uri="{28A0092B-C50C-407E-A947-70E740481C1C}">
                           <a14:useLocalDpi xmlns:a14="http://schemas.microsoft.com/office/drawing/2010/main" val="0"/>
@@ -3899,7 +2798,6 @@
         </w:rPr>
         <w:t>6</w:t>
       </w:r>
-      <w:proofErr w:type="gramStart"/>
       <w:r>
         <w:rPr>
           <w:b/>
@@ -3907,7 +2805,6 @@
         </w:rPr>
         <w:t>. 语言</w:t>
       </w:r>
-      <w:proofErr w:type="gramEnd"/>
     </w:p>
     <w:p>
       <w:pPr>
@@ -3917,15 +2814,7 @@
         </w:rPr>
       </w:pPr>
       <w:r>
-        <w:t>控制台、工作台、文件管理器、任务分配和任务表单均支持完整的</w:t>
-      </w:r>
-      <w:proofErr w:type="gramStart"/>
-      <w:r>
-        <w:t xml:space="preserve">英文 / </w:t>
-      </w:r>
-      <w:proofErr w:type="gramEnd"/>
-      <w:r>
-        <w:t>中文切换。登录页优先使用所配置的默认语言，可随时切换。</w:t>
+        <w:t>控制台、工作台、文件管理器、任务分配和任务表单均支持完整的英文 / 中文切换。登录页优先使用所配置的默认语言，可随时切换。</w:t>
       </w:r>
     </w:p>
     <w:p>
@@ -3942,21 +2831,12 @@
         </w:rPr>
         <w:t>7</w:t>
       </w:r>
-      <w:proofErr w:type="gramStart"/>
       <w:r>
         <w:rPr>
           <w:b/>
           <w:sz w:val="28"/>
         </w:rPr>
-        <w:t>. 平台</w:t>
-      </w:r>
-      <w:proofErr w:type="gramEnd"/>
-      <w:r>
-        <w:rPr>
-          <w:b/>
-          <w:sz w:val="28"/>
-        </w:rPr>
-        <w:t>支持</w:t>
+        <w:t>. 平台支持</w:t>
       </w:r>
     </w:p>
     <w:p>
@@ -3966,25 +2846,12 @@
           <w:rFonts w:hint="eastAsia"/>
         </w:rPr>
       </w:pPr>
-      <w:proofErr w:type="spellStart"/>
-      <w:r>
-        <w:t>TakeTopDSHTeam</w:t>
-      </w:r>
-      <w:proofErr w:type="spellEnd"/>
-      <w:r>
-        <w:t xml:space="preserve"> 跨平台：一个安装包同时覆盖 Windows、macOS 和 Linux，且完全离线</w:t>
-      </w:r>
-      <w:proofErr w:type="gramStart"/>
-      <w:r>
-        <w:t>安装 —</w:t>
-      </w:r>
-      <w:proofErr w:type="gramEnd"/>
-      <w:r>
-        <w:t>— 无需编译，目标机器上无需额外下载。</w:t>
+      <w:r>
+        <w:t>TakeTopDSHTeam 跨平台：一个安装包同时覆盖 Windows、macOS 和 Linux，且完全离线安装 —— 无需编译，目标机器上无需额外下载。</w:t>
       </w:r>
     </w:p>
     <w:sectPr>
-      <w:footerReference w:type="default" r:id="rId31"/>
+      <w:footerReference w:type="default" r:id="rId34"/>
       <w:pgSz w:w="11906" w:h="16838"/>
       <w:pgMar w:top="1440" w:right="1800" w:bottom="1440" w:left="1800" w:header="851" w:footer="992" w:gutter="0"/>
       <w:cols w:space="425"/>

--- a/Guide/USER_GUIDE_Chinese.docx
+++ b/Guide/USER_GUIDE_Chinese.docx
@@ -13,6 +13,7 @@
           <w:szCs w:val="36"/>
         </w:rPr>
       </w:pPr>
+      <w:proofErr w:type="spellStart"/>
       <w:r>
         <w:rPr>
           <w:rFonts w:hint="eastAsia"/>
@@ -21,7 +22,18 @@
           <w:sz w:val="36"/>
           <w:szCs w:val="36"/>
         </w:rPr>
-        <w:t>TakeTopDSH Team</w:t>
+        <w:t>TakeTopDSH</w:t>
+      </w:r>
+      <w:proofErr w:type="spellEnd"/>
+      <w:r>
+        <w:rPr>
+          <w:rFonts w:hint="eastAsia"/>
+          <w:b/>
+          <w:bCs/>
+          <w:sz w:val="36"/>
+          <w:szCs w:val="36"/>
+        </w:rPr>
+        <w:t xml:space="preserve"> Team</w:t>
       </w:r>
     </w:p>
     <w:p>
@@ -56,59 +68,99 @@
         <w:rPr>
           <w:rFonts w:hint="eastAsia"/>
         </w:rPr>
-        <w:t>## 目录</w:t>
-      </w:r>
-    </w:p>
-    <w:p>
-      <w:pPr>
-        <w:rPr>
-          <w:rFonts w:hint="eastAsia"/>
-        </w:rPr>
-      </w:pPr>
-      <w:r>
-        <w:rPr>
-          <w:rFonts w:hint="eastAsia"/>
-        </w:rPr>
-        <w:t>- 1. 概述</w:t>
-      </w:r>
-    </w:p>
-    <w:p>
-      <w:pPr>
-        <w:rPr>
-          <w:rFonts w:hint="eastAsia"/>
-        </w:rPr>
-      </w:pPr>
-      <w:r>
-        <w:rPr>
-          <w:rFonts w:hint="eastAsia"/>
-        </w:rPr>
-        <w:t>- 2. 平台登录</w:t>
-      </w:r>
-    </w:p>
-    <w:p>
-      <w:pPr>
-        <w:rPr>
-          <w:rFonts w:hint="eastAsia"/>
-        </w:rPr>
-      </w:pPr>
-      <w:r>
-        <w:rPr>
-          <w:rFonts w:hint="eastAsia"/>
-        </w:rPr>
-        <w:t>- 3. 管理页面</w:t>
-      </w:r>
-    </w:p>
-    <w:p>
-      <w:pPr>
-        <w:rPr>
-          <w:rFonts w:hint="eastAsia"/>
-        </w:rPr>
-      </w:pPr>
-      <w:r>
-        <w:rPr>
-          <w:rFonts w:hint="eastAsia"/>
-        </w:rPr>
-        <w:t>- 4. DS</w:t>
+        <w:t>#</w:t>
+      </w:r>
+      <w:proofErr w:type="gramStart"/>
+      <w:r>
+        <w:rPr>
+          <w:rFonts w:hint="eastAsia"/>
+        </w:rPr>
+        <w:t># 目录</w:t>
+      </w:r>
+      <w:proofErr w:type="gramEnd"/>
+    </w:p>
+    <w:p>
+      <w:pPr>
+        <w:rPr>
+          <w:rFonts w:hint="eastAsia"/>
+        </w:rPr>
+      </w:pPr>
+      <w:proofErr w:type="gramStart"/>
+      <w:r>
+        <w:rPr>
+          <w:rFonts w:hint="eastAsia"/>
+        </w:rPr>
+        <w:t>- 1</w:t>
+      </w:r>
+      <w:proofErr w:type="gramEnd"/>
+      <w:r>
+        <w:rPr>
+          <w:rFonts w:hint="eastAsia"/>
+        </w:rPr>
+        <w:t>. 概述</w:t>
+      </w:r>
+    </w:p>
+    <w:p>
+      <w:pPr>
+        <w:rPr>
+          <w:rFonts w:hint="eastAsia"/>
+        </w:rPr>
+      </w:pPr>
+      <w:proofErr w:type="gramStart"/>
+      <w:r>
+        <w:rPr>
+          <w:rFonts w:hint="eastAsia"/>
+        </w:rPr>
+        <w:t>- 2</w:t>
+      </w:r>
+      <w:proofErr w:type="gramEnd"/>
+      <w:r>
+        <w:rPr>
+          <w:rFonts w:hint="eastAsia"/>
+        </w:rPr>
+        <w:t>. 平台登录</w:t>
+      </w:r>
+    </w:p>
+    <w:p>
+      <w:pPr>
+        <w:rPr>
+          <w:rFonts w:hint="eastAsia"/>
+        </w:rPr>
+      </w:pPr>
+      <w:proofErr w:type="gramStart"/>
+      <w:r>
+        <w:rPr>
+          <w:rFonts w:hint="eastAsia"/>
+        </w:rPr>
+        <w:t>- 3</w:t>
+      </w:r>
+      <w:proofErr w:type="gramEnd"/>
+      <w:r>
+        <w:rPr>
+          <w:rFonts w:hint="eastAsia"/>
+        </w:rPr>
+        <w:t>. 管理页面</w:t>
+      </w:r>
+    </w:p>
+    <w:p>
+      <w:pPr>
+        <w:rPr>
+          <w:rFonts w:hint="eastAsia"/>
+        </w:rPr>
+      </w:pPr>
+      <w:proofErr w:type="gramStart"/>
+      <w:r>
+        <w:rPr>
+          <w:rFonts w:hint="eastAsia"/>
+        </w:rPr>
+        <w:t>- 4</w:t>
+      </w:r>
+      <w:proofErr w:type="gramEnd"/>
+      <w:r>
+        <w:rPr>
+          <w:rFonts w:hint="eastAsia"/>
+        </w:rPr>
+        <w:t>. DS</w:t>
       </w:r>
       <w:r>
         <w:rPr>
@@ -129,19 +181,28 @@
           <w:rFonts w:hint="eastAsia"/>
         </w:rPr>
       </w:pPr>
-      <w:r>
-        <w:rPr>
-          <w:rFonts w:hint="eastAsia"/>
-        </w:rPr>
-        <w:t>- 5. 其他成员操作</w:t>
-      </w:r>
-    </w:p>
-    <w:p>
-      <w:pPr>
-        <w:rPr>
-          <w:rFonts w:hint="eastAsia"/>
-        </w:rPr>
-      </w:pPr>
+      <w:proofErr w:type="gramStart"/>
+      <w:r>
+        <w:rPr>
+          <w:rFonts w:hint="eastAsia"/>
+        </w:rPr>
+        <w:t>- 5</w:t>
+      </w:r>
+      <w:proofErr w:type="gramEnd"/>
+      <w:r>
+        <w:rPr>
+          <w:rFonts w:hint="eastAsia"/>
+        </w:rPr>
+        <w:t>. 其他成员操作</w:t>
+      </w:r>
+    </w:p>
+    <w:p>
+      <w:pPr>
+        <w:rPr>
+          <w:rFonts w:hint="eastAsia"/>
+        </w:rPr>
+      </w:pPr>
+      <w:proofErr w:type="gramStart"/>
       <w:r>
         <w:t xml:space="preserve">- </w:t>
       </w:r>
@@ -151,6 +212,7 @@
         </w:rPr>
         <w:t>6</w:t>
       </w:r>
+      <w:proofErr w:type="gramEnd"/>
       <w:r>
         <w:t>. 语言</w:t>
       </w:r>
@@ -161,6 +223,7 @@
           <w:rFonts w:hint="eastAsia"/>
         </w:rPr>
       </w:pPr>
+      <w:proofErr w:type="gramStart"/>
       <w:r>
         <w:t xml:space="preserve">- </w:t>
       </w:r>
@@ -170,6 +233,7 @@
         </w:rPr>
         <w:t>7</w:t>
       </w:r>
+      <w:proofErr w:type="gramEnd"/>
       <w:r>
         <w:t>. 平台支持</w:t>
       </w:r>
@@ -185,8 +249,16 @@
         <w:rPr>
           <w:rFonts w:hint="eastAsia"/>
         </w:rPr>
-        <w:t xml:space="preserve">本指南面向用户，内容包括：安装 → 登录 → </w:t>
-      </w:r>
+        <w:t>本指南面向用户，内容包括：</w:t>
+      </w:r>
+      <w:proofErr w:type="gramStart"/>
+      <w:r>
+        <w:rPr>
+          <w:rFonts w:hint="eastAsia"/>
+        </w:rPr>
+        <w:t xml:space="preserve">安装 → 登录 → </w:t>
+      </w:r>
+      <w:proofErr w:type="gramEnd"/>
       <w:r>
         <w:rPr>
           <w:rFonts w:hint="eastAsia"/>
@@ -203,7 +275,63 @@
         <w:rPr>
           <w:rFonts w:hint="eastAsia"/>
         </w:rPr>
-        <w:t>打开工作台 → 文件管理 / 我的任务 → 任务分配→ 成员 DSH 使用！</w:t>
+        <w:t>打开</w:t>
+      </w:r>
+      <w:proofErr w:type="gramStart"/>
+      <w:r>
+        <w:rPr>
+          <w:rFonts w:hint="eastAsia"/>
+        </w:rPr>
+        <w:t xml:space="preserve">工作台 → </w:t>
+      </w:r>
+      <w:proofErr w:type="gramEnd"/>
+      <w:r>
+        <w:rPr>
+          <w:rFonts w:hint="eastAsia"/>
+        </w:rPr>
+        <w:t>文件</w:t>
+      </w:r>
+      <w:proofErr w:type="gramStart"/>
+      <w:r>
+        <w:rPr>
+          <w:rFonts w:hint="eastAsia"/>
+        </w:rPr>
+        <w:t xml:space="preserve">管理 / </w:t>
+      </w:r>
+      <w:proofErr w:type="gramEnd"/>
+      <w:r>
+        <w:rPr>
+          <w:rFonts w:hint="eastAsia"/>
+        </w:rPr>
+        <w:t>我的</w:t>
+      </w:r>
+      <w:proofErr w:type="gramStart"/>
+      <w:r>
+        <w:rPr>
+          <w:rFonts w:hint="eastAsia"/>
+        </w:rPr>
+        <w:t xml:space="preserve">任务 → </w:t>
+      </w:r>
+      <w:proofErr w:type="gramEnd"/>
+      <w:r>
+        <w:rPr>
+          <w:rFonts w:hint="eastAsia"/>
+        </w:rPr>
+        <w:t>任务分配</w:t>
+      </w:r>
+      <w:proofErr w:type="gramStart"/>
+      <w:r>
+        <w:rPr>
+          <w:rFonts w:hint="eastAsia"/>
+        </w:rPr>
+        <w:t xml:space="preserve">→ 成员 </w:t>
+      </w:r>
+      <w:proofErr w:type="gramEnd"/>
+      <w:r>
+        <w:rPr>
+          <w:rFonts w:hint="eastAsia"/>
+        </w:rPr>
+        <w:t>DSH 使用！</w:t>
       </w:r>
     </w:p>
     <w:p>
@@ -245,14 +373,27 @@
         </w:rPr>
         <w:t>下载安装文件：打开站点 https://github.com/TakeTopITS/TakeTopDSHTeam ，点击下图所示的下载按钮，然后解压安装包。</w:t>
       </w:r>
-      <w:hyperlink r:id="rId8" w:tgtFrame="_blank" w:history="1">
-        <w:r>
-          <w:rPr>
-            <w:rStyle w:val="af2"/>
-          </w:rPr>
-          <w:t>https://github.com/TakeTopITS/TakeTopDSHTeam</w:t>
-        </w:r>
-      </w:hyperlink>
+      <w:r>
+        <w:fldChar w:fldCharType="begin"/>
+      </w:r>
+      <w:r>
+        <w:instrText>HYPERLINK "https://github.com/TakeTopITS/TakeTopDSHTeam" \t "_blank"</w:instrText>
+      </w:r>
+      <w:r>
+        <w:rPr>
+          <w:rFonts w:hint="eastAsia"/>
+        </w:rPr>
+        <w:fldChar w:fldCharType="separate"/>
+      </w:r>
+      <w:r>
+        <w:rPr>
+          <w:rStyle w:val="af2"/>
+        </w:rPr>
+        <w:t>https://github.com/TakeTopITS/TakeTopDSHTeam</w:t>
+      </w:r>
+      <w:r>
+        <w:fldChar w:fldCharType="end"/>
+      </w:r>
     </w:p>
     <w:p>
       <w:pPr>
@@ -284,7 +425,7 @@
                     </pic:cNvPicPr>
                   </pic:nvPicPr>
                   <pic:blipFill>
-                    <a:blip r:embed="rId9" cstate="print">
+                    <a:blip r:embed="rId8" cstate="print">
                       <a:extLst>
                         <a:ext uri="{28A0092B-C50C-407E-A947-70E740481C1C}">
                           <a14:useLocalDpi xmlns:a14="http://schemas.microsoft.com/office/drawing/2010/main" val="0"/>
@@ -323,18 +464,140 @@
           <w:rFonts w:hint="eastAsia"/>
         </w:rPr>
       </w:pPr>
-      <w:r>
-        <w:rPr>
-          <w:rFonts w:hint="eastAsia"/>
-        </w:rPr>
-        <w:t xml:space="preserve">TakeTopDSH Team 是一款免安装、拷贝即用的软件。操作步骤：将 </w:t>
+      <w:proofErr w:type="spellStart"/>
+      <w:r>
+        <w:rPr>
+          <w:rFonts w:hint="eastAsia"/>
+        </w:rPr>
+        <w:t>TakeTopDSH</w:t>
+      </w:r>
+      <w:proofErr w:type="spellEnd"/>
+      <w:r>
+        <w:rPr>
+          <w:rFonts w:hint="eastAsia"/>
+        </w:rPr>
+        <w:t xml:space="preserve"> Team 是一款免安装、拷贝即用的软件。操作步骤：</w:t>
+      </w:r>
+      <w:proofErr w:type="gramStart"/>
+      <w:r>
+        <w:rPr>
+          <w:rFonts w:hint="eastAsia"/>
+        </w:rPr>
+        <w:t xml:space="preserve">将 </w:t>
       </w:r>
       <w:r>
         <w:rPr>
           <w:rFonts w:hint="eastAsia"/>
         </w:rPr>
         <w:lastRenderedPageBreak/>
-        <w:t>`TakeTopDshTeam` 文件夹拷贝到目标机器 → Windows 双击 `start.bat`，macOS/Linux 运行 `bash start.sh` → 在浏览器中打开 `http://127.0.0.1:46001` → 点击 **“打开 DSH”** 即可使用。详细说明见下文：</w:t>
+        <w:t>`</w:t>
+      </w:r>
+      <w:proofErr w:type="spellStart"/>
+      <w:proofErr w:type="gramEnd"/>
+      <w:r>
+        <w:rPr>
+          <w:rFonts w:hint="eastAsia"/>
+        </w:rPr>
+        <w:t>TakeTopDshTeam</w:t>
+      </w:r>
+      <w:proofErr w:type="spellEnd"/>
+      <w:proofErr w:type="gramStart"/>
+      <w:r>
+        <w:rPr>
+          <w:rFonts w:hint="eastAsia"/>
+        </w:rPr>
+        <w:t>` 文件夹</w:t>
+      </w:r>
+      <w:proofErr w:type="gramEnd"/>
+      <w:r>
+        <w:rPr>
+          <w:rFonts w:hint="eastAsia"/>
+        </w:rPr>
+        <w:t>拷贝到目标</w:t>
+      </w:r>
+      <w:proofErr w:type="gramStart"/>
+      <w:r>
+        <w:rPr>
+          <w:rFonts w:hint="eastAsia"/>
+        </w:rPr>
+        <w:t xml:space="preserve">机器 → </w:t>
+      </w:r>
+      <w:proofErr w:type="gramEnd"/>
+      <w:r>
+        <w:rPr>
+          <w:rFonts w:hint="eastAsia"/>
+        </w:rPr>
+        <w:t xml:space="preserve">Windows </w:t>
+      </w:r>
+      <w:proofErr w:type="gramStart"/>
+      <w:r>
+        <w:rPr>
+          <w:rFonts w:hint="eastAsia"/>
+        </w:rPr>
+        <w:t>双击 `</w:t>
+      </w:r>
+      <w:proofErr w:type="gramEnd"/>
+      <w:r>
+        <w:rPr>
+          <w:rFonts w:hint="eastAsia"/>
+        </w:rPr>
+        <w:t xml:space="preserve">start.bat`，macOS/Linux </w:t>
+      </w:r>
+      <w:proofErr w:type="gramStart"/>
+      <w:r>
+        <w:rPr>
+          <w:rFonts w:hint="eastAsia"/>
+        </w:rPr>
+        <w:t>运行 `</w:t>
+      </w:r>
+      <w:proofErr w:type="gramEnd"/>
+      <w:r>
+        <w:rPr>
+          <w:rFonts w:hint="eastAsia"/>
+        </w:rPr>
+        <w:t>bash start.sh</w:t>
+      </w:r>
+      <w:proofErr w:type="gramStart"/>
+      <w:r>
+        <w:rPr>
+          <w:rFonts w:hint="eastAsia"/>
+        </w:rPr>
+        <w:t xml:space="preserve">` → </w:t>
+      </w:r>
+      <w:proofErr w:type="gramEnd"/>
+      <w:r>
+        <w:rPr>
+          <w:rFonts w:hint="eastAsia"/>
+        </w:rPr>
+        <w:t>在浏览器中</w:t>
+      </w:r>
+      <w:proofErr w:type="gramStart"/>
+      <w:r>
+        <w:rPr>
+          <w:rFonts w:hint="eastAsia"/>
+        </w:rPr>
+        <w:t>打开 `http://127.0.0.1:46001` → 点击 *</w:t>
+      </w:r>
+      <w:proofErr w:type="gramEnd"/>
+      <w:r>
+        <w:rPr>
+          <w:rFonts w:hint="eastAsia"/>
+        </w:rPr>
+        <w:t>*“打开 DSH”*</w:t>
+      </w:r>
+      <w:proofErr w:type="gramStart"/>
+      <w:r>
+        <w:rPr>
+          <w:rFonts w:hint="eastAsia"/>
+        </w:rPr>
+        <w:t>* 即可</w:t>
+      </w:r>
+      <w:proofErr w:type="gramEnd"/>
+      <w:r>
+        <w:rPr>
+          <w:rFonts w:hint="eastAsia"/>
+        </w:rPr>
+        <w:t>使用。详细说明见下文：</w:t>
       </w:r>
     </w:p>
     <w:p>
@@ -362,7 +625,37 @@
         <w:rPr>
           <w:rFonts w:hint="eastAsia"/>
         </w:rPr>
-        <w:t>1-1-1. 将整个 `TakeTopDshTeam` 文件夹拷贝到目标电脑。</w:t>
+        <w:t>1-1-1. 将</w:t>
+      </w:r>
+      <w:proofErr w:type="gramStart"/>
+      <w:r>
+        <w:rPr>
+          <w:rFonts w:hint="eastAsia"/>
+        </w:rPr>
+        <w:t>整个 `</w:t>
+      </w:r>
+      <w:proofErr w:type="spellStart"/>
+      <w:proofErr w:type="gramEnd"/>
+      <w:r>
+        <w:rPr>
+          <w:rFonts w:hint="eastAsia"/>
+        </w:rPr>
+        <w:t>TakeTopDshTeam</w:t>
+      </w:r>
+      <w:proofErr w:type="spellEnd"/>
+      <w:proofErr w:type="gramStart"/>
+      <w:r>
+        <w:rPr>
+          <w:rFonts w:hint="eastAsia"/>
+        </w:rPr>
+        <w:t>` 文件夹</w:t>
+      </w:r>
+      <w:proofErr w:type="gramEnd"/>
+      <w:r>
+        <w:rPr>
+          <w:rFonts w:hint="eastAsia"/>
+        </w:rPr>
+        <w:t>拷贝到目标电脑。</w:t>
       </w:r>
     </w:p>
     <w:p>
@@ -376,7 +669,35 @@
         <w:rPr>
           <w:rFonts w:hint="eastAsia"/>
         </w:rPr>
-        <w:t>1-1-2. 双击 **`start.bat`**（若端口被占用，可右键 → 以管理员身份运行）。</w:t>
+        <w:t xml:space="preserve">1-1-2. </w:t>
+      </w:r>
+      <w:proofErr w:type="gramStart"/>
+      <w:r>
+        <w:rPr>
+          <w:rFonts w:hint="eastAsia"/>
+        </w:rPr>
+        <w:t>双击 *</w:t>
+      </w:r>
+      <w:proofErr w:type="gramEnd"/>
+      <w:r>
+        <w:rPr>
+          <w:rFonts w:hint="eastAsia"/>
+        </w:rPr>
+        <w:t>*`start.bat`**（若端口被占用，可右</w:t>
+      </w:r>
+      <w:proofErr w:type="gramStart"/>
+      <w:r>
+        <w:rPr>
+          <w:rFonts w:hint="eastAsia"/>
+        </w:rPr>
+        <w:t xml:space="preserve">键 → </w:t>
+      </w:r>
+      <w:proofErr w:type="gramEnd"/>
+      <w:r>
+        <w:rPr>
+          <w:rFonts w:hint="eastAsia"/>
+        </w:rPr>
+        <w:t>以管理员身份运行）。</w:t>
       </w:r>
     </w:p>
     <w:p>
@@ -390,7 +711,21 @@
         <w:rPr>
           <w:rFonts w:hint="eastAsia"/>
         </w:rPr>
-        <w:t>1-1-3. 浏览器会自动打开登录页 `http://127.0.0.1:46001`。</w:t>
+        <w:t>1-1-3. 浏览器会自动打开登录</w:t>
+      </w:r>
+      <w:proofErr w:type="gramStart"/>
+      <w:r>
+        <w:rPr>
+          <w:rFonts w:hint="eastAsia"/>
+        </w:rPr>
+        <w:t>页 `</w:t>
+      </w:r>
+      <w:proofErr w:type="gramEnd"/>
+      <w:r>
+        <w:rPr>
+          <w:rFonts w:hint="eastAsia"/>
+        </w:rPr>
+        <w:t>http://127.0.0.1:46001`。</w:t>
       </w:r>
     </w:p>
     <w:p>
@@ -426,7 +761,37 @@
         <w:rPr>
           <w:rFonts w:hint="eastAsia"/>
         </w:rPr>
-        <w:t>1-2-1. 将整个 `TakeTopDshTeam` 文件夹拷贝到目标 Mac。</w:t>
+        <w:t>1-2-1. 将</w:t>
+      </w:r>
+      <w:proofErr w:type="gramStart"/>
+      <w:r>
+        <w:rPr>
+          <w:rFonts w:hint="eastAsia"/>
+        </w:rPr>
+        <w:t>整个 `</w:t>
+      </w:r>
+      <w:proofErr w:type="spellStart"/>
+      <w:proofErr w:type="gramEnd"/>
+      <w:r>
+        <w:rPr>
+          <w:rFonts w:hint="eastAsia"/>
+        </w:rPr>
+        <w:t>TakeTopDshTeam</w:t>
+      </w:r>
+      <w:proofErr w:type="spellEnd"/>
+      <w:proofErr w:type="gramStart"/>
+      <w:r>
+        <w:rPr>
+          <w:rFonts w:hint="eastAsia"/>
+        </w:rPr>
+        <w:t>` 文件夹</w:t>
+      </w:r>
+      <w:proofErr w:type="gramEnd"/>
+      <w:r>
+        <w:rPr>
+          <w:rFonts w:hint="eastAsia"/>
+        </w:rPr>
+        <w:t>拷贝到目标 Mac。</w:t>
       </w:r>
     </w:p>
     <w:p>
@@ -451,7 +816,15 @@
         </w:rPr>
       </w:pPr>
       <w:r>
-        <w:t>bash cd /path/to/TakeTopDshTeam bash start.sh</w:t>
+        <w:t>bash cd /path/to/</w:t>
+      </w:r>
+      <w:proofErr w:type="spellStart"/>
+      <w:r>
+        <w:t>TakeTopDshTeam</w:t>
+      </w:r>
+      <w:proofErr w:type="spellEnd"/>
+      <w:r>
+        <w:t xml:space="preserve"> bash start.sh</w:t>
       </w:r>
     </w:p>
     <w:p>
@@ -473,7 +846,35 @@
         <w:rPr>
           <w:rFonts w:hint="eastAsia"/>
         </w:rPr>
-        <w:t>1-2-3. 首次运行会自动解包内置的 Node.js 与内置的 `@deepseek-ai/dsh` 依赖包 —— **完全离线**，无需额外下载，也无需编译。</w:t>
+        <w:t>1-2-3. 首次运行会自动解包内置的 Node.js 与内置</w:t>
+      </w:r>
+      <w:proofErr w:type="gramStart"/>
+      <w:r>
+        <w:rPr>
+          <w:rFonts w:hint="eastAsia"/>
+        </w:rPr>
+        <w:t>的 `</w:t>
+      </w:r>
+      <w:proofErr w:type="gramEnd"/>
+      <w:r>
+        <w:rPr>
+          <w:rFonts w:hint="eastAsia"/>
+        </w:rPr>
+        <w:t>@deepseek-ai/dsh</w:t>
+      </w:r>
+      <w:proofErr w:type="gramStart"/>
+      <w:r>
+        <w:rPr>
+          <w:rFonts w:hint="eastAsia"/>
+        </w:rPr>
+        <w:t>` 依赖包 —— *</w:t>
+      </w:r>
+      <w:proofErr w:type="gramEnd"/>
+      <w:r>
+        <w:rPr>
+          <w:rFonts w:hint="eastAsia"/>
+        </w:rPr>
+        <w:t>*完全离线**，无需额外下载，也无需编译。</w:t>
       </w:r>
     </w:p>
     <w:p>
@@ -487,7 +888,21 @@
         <w:rPr>
           <w:rFonts w:hint="eastAsia"/>
         </w:rPr>
-        <w:t>1-2-4. 浏览器会自动打开登录页 `http://127.0.0.1:46001`。</w:t>
+        <w:t>1-2-4. 浏览器会自动打开登录</w:t>
+      </w:r>
+      <w:proofErr w:type="gramStart"/>
+      <w:r>
+        <w:rPr>
+          <w:rFonts w:hint="eastAsia"/>
+        </w:rPr>
+        <w:t>页 `</w:t>
+      </w:r>
+      <w:proofErr w:type="gramEnd"/>
+      <w:r>
+        <w:rPr>
+          <w:rFonts w:hint="eastAsia"/>
+        </w:rPr>
+        <w:t>http://127.0.0.1:46001`。</w:t>
       </w:r>
     </w:p>
     <w:p>
@@ -509,7 +924,21 @@
         <w:rPr>
           <w:rFonts w:hint="eastAsia"/>
         </w:rPr>
-        <w:t>1-3. Linux（x64 / arm64）</w:t>
+        <w:t xml:space="preserve">1-3. Linux（x64 </w:t>
+      </w:r>
+      <w:proofErr w:type="gramStart"/>
+      <w:r>
+        <w:rPr>
+          <w:rFonts w:hint="eastAsia"/>
+        </w:rPr>
+        <w:t>/ arm64</w:t>
+      </w:r>
+      <w:proofErr w:type="gramEnd"/>
+      <w:r>
+        <w:rPr>
+          <w:rFonts w:hint="eastAsia"/>
+        </w:rPr>
+        <w:t>）</w:t>
       </w:r>
     </w:p>
     <w:p>
@@ -523,7 +952,37 @@
         <w:rPr>
           <w:rFonts w:hint="eastAsia"/>
         </w:rPr>
-        <w:t>1-3-1. 将整个 `TakeTopDshTeam` 文件夹拷贝到目标机器。</w:t>
+        <w:t>1-3-1. 将</w:t>
+      </w:r>
+      <w:proofErr w:type="gramStart"/>
+      <w:r>
+        <w:rPr>
+          <w:rFonts w:hint="eastAsia"/>
+        </w:rPr>
+        <w:t>整个 `</w:t>
+      </w:r>
+      <w:proofErr w:type="spellStart"/>
+      <w:proofErr w:type="gramEnd"/>
+      <w:r>
+        <w:rPr>
+          <w:rFonts w:hint="eastAsia"/>
+        </w:rPr>
+        <w:t>TakeTopDshTeam</w:t>
+      </w:r>
+      <w:proofErr w:type="spellEnd"/>
+      <w:proofErr w:type="gramStart"/>
+      <w:r>
+        <w:rPr>
+          <w:rFonts w:hint="eastAsia"/>
+        </w:rPr>
+        <w:t>` 文件夹</w:t>
+      </w:r>
+      <w:proofErr w:type="gramEnd"/>
+      <w:r>
+        <w:rPr>
+          <w:rFonts w:hint="eastAsia"/>
+        </w:rPr>
+        <w:t>拷贝到目标机器。</w:t>
       </w:r>
     </w:p>
     <w:p>
@@ -548,7 +1007,15 @@
         </w:rPr>
       </w:pPr>
       <w:r>
-        <w:t>bash cd /path/to/TakeTopDshTeam bash start.sh</w:t>
+        <w:t>bash cd /path/to/</w:t>
+      </w:r>
+      <w:proofErr w:type="spellStart"/>
+      <w:r>
+        <w:t>TakeTopDshTeam</w:t>
+      </w:r>
+      <w:proofErr w:type="spellEnd"/>
+      <w:r>
+        <w:t xml:space="preserve"> bash start.sh</w:t>
       </w:r>
     </w:p>
     <w:p>
@@ -562,7 +1029,35 @@
         <w:rPr>
           <w:rFonts w:hint="eastAsia"/>
         </w:rPr>
-        <w:t>1-3-3. 首次运行会自动解包内置的 Node.js 与内置的 `@deepseek-ai/dsh` 依赖包 —— **完全离线**，无需额外下载，也无需编译。</w:t>
+        <w:t>1-3-3. 首次运行会自动解包内置的 Node.js 与内置</w:t>
+      </w:r>
+      <w:proofErr w:type="gramStart"/>
+      <w:r>
+        <w:rPr>
+          <w:rFonts w:hint="eastAsia"/>
+        </w:rPr>
+        <w:t>的 `</w:t>
+      </w:r>
+      <w:proofErr w:type="gramEnd"/>
+      <w:r>
+        <w:rPr>
+          <w:rFonts w:hint="eastAsia"/>
+        </w:rPr>
+        <w:t>@deepseek-ai/dsh</w:t>
+      </w:r>
+      <w:proofErr w:type="gramStart"/>
+      <w:r>
+        <w:rPr>
+          <w:rFonts w:hint="eastAsia"/>
+        </w:rPr>
+        <w:t>` 依赖包 —— *</w:t>
+      </w:r>
+      <w:proofErr w:type="gramEnd"/>
+      <w:r>
+        <w:rPr>
+          <w:rFonts w:hint="eastAsia"/>
+        </w:rPr>
+        <w:t>*完全离线**，无需额外下载，也无需编译。</w:t>
       </w:r>
     </w:p>
     <w:p>
@@ -576,27 +1071,55 @@
         <w:rPr>
           <w:rFonts w:hint="eastAsia"/>
         </w:rPr>
-        <w:t>1-3-4. 浏览器会自动打开登录页 `http://127.0.0.1:46001`。</w:t>
-      </w:r>
-    </w:p>
-    <w:p>
-      <w:pPr>
-        <w:rPr>
-          <w:rFonts w:hint="eastAsia"/>
-        </w:rPr>
-      </w:pPr>
-    </w:p>
-    <w:p>
-      <w:pPr>
-        <w:rPr>
-          <w:rFonts w:hint="eastAsia"/>
-        </w:rPr>
-      </w:pPr>
-      <w:r>
-        <w:rPr>
-          <w:rFonts w:hint="eastAsia"/>
-        </w:rPr>
-        <w:t>2. 平台登录</w:t>
+        <w:t>1-3-4. 浏览器会自动打开登录</w:t>
+      </w:r>
+      <w:proofErr w:type="gramStart"/>
+      <w:r>
+        <w:rPr>
+          <w:rFonts w:hint="eastAsia"/>
+        </w:rPr>
+        <w:t>页 `</w:t>
+      </w:r>
+      <w:proofErr w:type="gramEnd"/>
+      <w:r>
+        <w:rPr>
+          <w:rFonts w:hint="eastAsia"/>
+        </w:rPr>
+        <w:t>http://127.0.0.1:46001`。</w:t>
+      </w:r>
+    </w:p>
+    <w:p>
+      <w:pPr>
+        <w:rPr>
+          <w:rFonts w:hint="eastAsia"/>
+        </w:rPr>
+      </w:pPr>
+    </w:p>
+    <w:p>
+      <w:pPr>
+        <w:rPr>
+          <w:rFonts w:hint="eastAsia"/>
+        </w:rPr>
+      </w:pPr>
+      <w:r>
+        <w:rPr>
+          <w:rFonts w:hint="eastAsia"/>
+        </w:rPr>
+        <w:t>2</w:t>
+      </w:r>
+      <w:proofErr w:type="gramStart"/>
+      <w:r>
+        <w:rPr>
+          <w:rFonts w:hint="eastAsia"/>
+        </w:rPr>
+        <w:t>. 平台</w:t>
+      </w:r>
+      <w:proofErr w:type="gramEnd"/>
+      <w:r>
+        <w:rPr>
+          <w:rFonts w:hint="eastAsia"/>
+        </w:rPr>
+        <w:t>登录</w:t>
       </w:r>
     </w:p>
     <w:p>
@@ -610,7 +1133,21 @@
         <w:rPr>
           <w:rFonts w:hint="eastAsia"/>
         </w:rPr>
-        <w:t>每次重启后，打开 TakeTopDshTeam 文件夹，你会看到下面两个文件。根据你的系统运行相应的文件即可打开登录页：</w:t>
+        <w:t xml:space="preserve">每次重启后，打开 </w:t>
+      </w:r>
+      <w:proofErr w:type="spellStart"/>
+      <w:r>
+        <w:rPr>
+          <w:rFonts w:hint="eastAsia"/>
+        </w:rPr>
+        <w:t>TakeTopDshTeam</w:t>
+      </w:r>
+      <w:proofErr w:type="spellEnd"/>
+      <w:r>
+        <w:rPr>
+          <w:rFonts w:hint="eastAsia"/>
+        </w:rPr>
+        <w:t xml:space="preserve"> 文件夹，你会看到下面两个文件。根据你的系统运行相应的文件即可打开登录页：</w:t>
       </w:r>
     </w:p>
     <w:p>
@@ -625,7 +1162,7 @@
         </w:rPr>
         <w:lastRenderedPageBreak/>
         <w:drawing>
-          <wp:inline distT="0" distB="0" distL="0" distR="0" wp14:anchorId="78E1C3EA" wp14:editId="6C07A6B7">
+          <wp:inline distT="0" distB="0" distL="0" distR="0" wp14:anchorId="78E1C3EA" wp14:editId="3BADE275">
             <wp:extent cx="5274310" cy="465455"/>
             <wp:effectExtent l="0" t="0" r="2540" b="0"/>
             <wp:docPr id="286631104" name="图片 1"/>
@@ -642,7 +1179,7 @@
                     </pic:cNvPicPr>
                   </pic:nvPicPr>
                   <pic:blipFill>
-                    <a:blip r:embed="rId10" cstate="print">
+                    <a:blip r:embed="rId9" cstate="print">
                       <a:extLst>
                         <a:ext uri="{28A0092B-C50C-407E-A947-70E740481C1C}">
                           <a14:useLocalDpi xmlns:a14="http://schemas.microsoft.com/office/drawing/2010/main" val="0"/>
@@ -684,20 +1221,48 @@
         <w:rPr>
           <w:rFonts w:hint="eastAsia"/>
         </w:rPr>
-        <w:t>&gt; - Windows：双击 **`start.bat`**</w:t>
-      </w:r>
-    </w:p>
-    <w:p>
-      <w:pPr>
-        <w:rPr>
-          <w:rFonts w:hint="eastAsia"/>
-        </w:rPr>
-      </w:pPr>
-      <w:r>
-        <w:rPr>
-          <w:rFonts w:hint="eastAsia"/>
-        </w:rPr>
-        <w:t>&gt; - macOS / Linux：运行 **`bash start.sh`**</w:t>
+        <w:t>&gt; - Windows：</w:t>
+      </w:r>
+      <w:proofErr w:type="gramStart"/>
+      <w:r>
+        <w:rPr>
+          <w:rFonts w:hint="eastAsia"/>
+        </w:rPr>
+        <w:t>双击 *</w:t>
+      </w:r>
+      <w:proofErr w:type="gramEnd"/>
+      <w:r>
+        <w:rPr>
+          <w:rFonts w:hint="eastAsia"/>
+        </w:rPr>
+        <w:t>*`start.bat`**</w:t>
+      </w:r>
+    </w:p>
+    <w:p>
+      <w:pPr>
+        <w:rPr>
+          <w:rFonts w:hint="eastAsia"/>
+        </w:rPr>
+      </w:pPr>
+      <w:r>
+        <w:rPr>
+          <w:rFonts w:hint="eastAsia"/>
+        </w:rPr>
+        <w:t>&gt; - macOS / Linux：</w:t>
+      </w:r>
+      <w:proofErr w:type="gramStart"/>
+      <w:r>
+        <w:rPr>
+          <w:rFonts w:hint="eastAsia"/>
+        </w:rPr>
+        <w:t>运行 *</w:t>
+      </w:r>
+      <w:proofErr w:type="gramEnd"/>
+      <w:r>
+        <w:rPr>
+          <w:rFonts w:hint="eastAsia"/>
+        </w:rPr>
+        <w:t>*`bash start.sh`**</w:t>
       </w:r>
     </w:p>
     <w:p>
@@ -728,7 +1293,7 @@
                     </pic:cNvPicPr>
                   </pic:nvPicPr>
                   <pic:blipFill>
-                    <a:blip r:embed="rId11" cstate="print">
+                    <a:blip r:embed="rId10" cstate="print">
                       <a:extLst>
                         <a:ext uri="{28A0092B-C50C-407E-A947-70E740481C1C}">
                           <a14:useLocalDpi xmlns:a14="http://schemas.microsoft.com/office/drawing/2010/main" val="0"/>
@@ -771,35 +1336,146 @@
         <w:rPr>
           <w:rFonts w:hint="eastAsia"/>
         </w:rPr>
-        <w:t>输入用户名 `admin` 和密码 `12345678` 登录。首次登录后，TakeTopDSH Team 后台服务 TakeTopDSHLauncher 会一直在后台运行。只要未重启电脑，直接再次用浏览器打开 `http://127.0.0.1:46001` 即可回到登录页。如果启动器已关闭（例如重启后），需要重新运行上面的启动程序。</w:t>
-      </w:r>
-      <w:hyperlink r:id="rId12" w:history="1">
-        <w:r>
-          <w:rPr>
-            <w:rStyle w:val="af2"/>
-          </w:rPr>
-          <w:t>http://127.0.0.1:46001</w:t>
-        </w:r>
-      </w:hyperlink>
-    </w:p>
-    <w:p>
-      <w:pPr>
-        <w:rPr>
-          <w:rFonts w:hint="eastAsia"/>
-        </w:rPr>
-      </w:pPr>
-    </w:p>
-    <w:p>
-      <w:pPr>
-        <w:rPr>
-          <w:rFonts w:hint="eastAsia"/>
-        </w:rPr>
-      </w:pPr>
-      <w:r>
-        <w:rPr>
-          <w:rFonts w:hint="eastAsia"/>
-        </w:rPr>
-        <w:t>3. 管理页面</w:t>
+        <w:t>输入</w:t>
+      </w:r>
+      <w:proofErr w:type="gramStart"/>
+      <w:r>
+        <w:rPr>
+          <w:rFonts w:hint="eastAsia"/>
+        </w:rPr>
+        <w:t>用户名 `</w:t>
+      </w:r>
+      <w:proofErr w:type="gramEnd"/>
+      <w:r>
+        <w:rPr>
+          <w:rFonts w:hint="eastAsia"/>
+        </w:rPr>
+        <w:t>admin</w:t>
+      </w:r>
+      <w:proofErr w:type="gramStart"/>
+      <w:r>
+        <w:rPr>
+          <w:rFonts w:hint="eastAsia"/>
+        </w:rPr>
+        <w:t>` 和密码 `</w:t>
+      </w:r>
+      <w:proofErr w:type="gramEnd"/>
+      <w:r>
+        <w:rPr>
+          <w:rFonts w:hint="eastAsia"/>
+        </w:rPr>
+        <w:t>12345678</w:t>
+      </w:r>
+      <w:proofErr w:type="gramStart"/>
+      <w:r>
+        <w:rPr>
+          <w:rFonts w:hint="eastAsia"/>
+        </w:rPr>
+        <w:t>` 登录</w:t>
+      </w:r>
+      <w:proofErr w:type="gramEnd"/>
+      <w:r>
+        <w:rPr>
+          <w:rFonts w:hint="eastAsia"/>
+        </w:rPr>
+        <w:t>。首次登录后，</w:t>
+      </w:r>
+      <w:proofErr w:type="spellStart"/>
+      <w:r>
+        <w:rPr>
+          <w:rFonts w:hint="eastAsia"/>
+        </w:rPr>
+        <w:t>TakeTopDSH</w:t>
+      </w:r>
+      <w:proofErr w:type="spellEnd"/>
+      <w:r>
+        <w:rPr>
+          <w:rFonts w:hint="eastAsia"/>
+        </w:rPr>
+        <w:t xml:space="preserve"> Team 后台服务 </w:t>
+      </w:r>
+      <w:proofErr w:type="spellStart"/>
+      <w:r>
+        <w:rPr>
+          <w:rFonts w:hint="eastAsia"/>
+        </w:rPr>
+        <w:t>TakeTopDSHLauncher</w:t>
+      </w:r>
+      <w:proofErr w:type="spellEnd"/>
+      <w:r>
+        <w:rPr>
+          <w:rFonts w:hint="eastAsia"/>
+        </w:rPr>
+        <w:t xml:space="preserve"> 会一直在后台运行。只要未重启电脑，直接再次用浏览器</w:t>
+      </w:r>
+      <w:proofErr w:type="gramStart"/>
+      <w:r>
+        <w:rPr>
+          <w:rFonts w:hint="eastAsia"/>
+        </w:rPr>
+        <w:t>打开 `http://127.0.0.1:46001` 即可</w:t>
+      </w:r>
+      <w:proofErr w:type="gramEnd"/>
+      <w:r>
+        <w:rPr>
+          <w:rFonts w:hint="eastAsia"/>
+        </w:rPr>
+        <w:t>回到登录页。如果启动器已关闭（例如重启后），需要重新运行上面的启动程序。</w:t>
+      </w:r>
+      <w:r>
+        <w:fldChar w:fldCharType="begin"/>
+      </w:r>
+      <w:r>
+        <w:instrText>HYPERLINK "http://127.0.0.1:46001"</w:instrText>
+      </w:r>
+      <w:r>
+        <w:rPr>
+          <w:rFonts w:hint="eastAsia"/>
+        </w:rPr>
+        <w:fldChar w:fldCharType="separate"/>
+      </w:r>
+      <w:r>
+        <w:rPr>
+          <w:rStyle w:val="af2"/>
+        </w:rPr>
+        <w:t>http://127.0.0.1:46001</w:t>
+      </w:r>
+      <w:r>
+        <w:fldChar w:fldCharType="end"/>
+      </w:r>
+    </w:p>
+    <w:p>
+      <w:pPr>
+        <w:rPr>
+          <w:rFonts w:hint="eastAsia"/>
+        </w:rPr>
+      </w:pPr>
+    </w:p>
+    <w:p>
+      <w:pPr>
+        <w:rPr>
+          <w:rFonts w:hint="eastAsia"/>
+        </w:rPr>
+      </w:pPr>
+      <w:r>
+        <w:rPr>
+          <w:rFonts w:hint="eastAsia"/>
+        </w:rPr>
+        <w:t>3</w:t>
+      </w:r>
+      <w:proofErr w:type="gramStart"/>
+      <w:r>
+        <w:rPr>
+          <w:rFonts w:hint="eastAsia"/>
+        </w:rPr>
+        <w:t>. 管理</w:t>
+      </w:r>
+      <w:proofErr w:type="gramEnd"/>
+      <w:r>
+        <w:rPr>
+          <w:rFonts w:hint="eastAsia"/>
+        </w:rPr>
+        <w:t>页面</w:t>
       </w:r>
     </w:p>
     <w:p>
@@ -845,7 +1521,7 @@
                     </pic:cNvPicPr>
                   </pic:nvPicPr>
                   <pic:blipFill>
-                    <a:blip r:embed="rId13" cstate="print">
+                    <a:blip r:embed="rId11" cstate="print">
                       <a:extLst>
                         <a:ext uri="{28A0092B-C50C-407E-A947-70E740481C1C}">
                           <a14:useLocalDpi xmlns:a14="http://schemas.microsoft.com/office/drawing/2010/main" val="0"/>
@@ -922,7 +1598,7 @@
           <w:noProof/>
         </w:rPr>
         <w:drawing>
-          <wp:inline distT="0" distB="0" distL="0" distR="0" wp14:anchorId="2044E27F" wp14:editId="03ABAC8F">
+          <wp:inline distT="0" distB="0" distL="0" distR="0" wp14:anchorId="2044E27F" wp14:editId="628FA4B0">
             <wp:extent cx="5274310" cy="2002155"/>
             <wp:effectExtent l="0" t="0" r="2540" b="0"/>
             <wp:docPr id="5370857" name="图片 5"/>
@@ -939,7 +1615,7 @@
                     </pic:cNvPicPr>
                   </pic:nvPicPr>
                   <pic:blipFill>
-                    <a:blip r:embed="rId14" cstate="print">
+                    <a:blip r:embed="rId12" cstate="print">
                       <a:extLst>
                         <a:ext uri="{28A0092B-C50C-407E-A947-70E740481C1C}">
                           <a14:useLocalDpi xmlns:a14="http://schemas.microsoft.com/office/drawing/2010/main" val="0"/>
@@ -998,7 +1674,21 @@
         <w:rPr>
           <w:rFonts w:hint="eastAsia"/>
         </w:rPr>
-        <w:t>设置工作区路径即定义平台的工作区目录。该目录可以位于电脑的任意盘符，但请妥善规划并确保容量充足，因为你在 TakeTopDSH Team 中输入的所有数据和上传的所有文件都存储在该目录下。</w:t>
+        <w:t xml:space="preserve">设置工作区路径即定义平台的工作区目录。该目录可以位于电脑的任意盘符，但请妥善规划并确保容量充足，因为你在 </w:t>
+      </w:r>
+      <w:proofErr w:type="spellStart"/>
+      <w:r>
+        <w:rPr>
+          <w:rFonts w:hint="eastAsia"/>
+        </w:rPr>
+        <w:t>TakeTopDSH</w:t>
+      </w:r>
+      <w:proofErr w:type="spellEnd"/>
+      <w:r>
+        <w:rPr>
+          <w:rFonts w:hint="eastAsia"/>
+        </w:rPr>
+        <w:t xml:space="preserve"> Team 中输入的所有数据和上传的所有文件都存储在该目录下。</w:t>
       </w:r>
     </w:p>
     <w:p>
@@ -1038,16 +1728,57 @@
         <w:rPr>
           <w:rFonts w:hint="eastAsia"/>
         </w:rPr>
-        <w:t>如果你还想从外网访问平台，就需要设置外部 URL。为服务器分配一个公网 IP，然后在此处填写。例如公网 IP 为 188.88.88.88，可设置为 http://188.88.88.88:46000。如不确定，请咨询网络管理员以确保配置正确。</w:t>
-      </w:r>
-      <w:hyperlink r:id="rId15" w:history="1">
-        <w:r>
-          <w:rPr>
-            <w:rStyle w:val="af2"/>
-          </w:rPr>
-          <w:t>http://188.88.88.88:46000</w:t>
-        </w:r>
-      </w:hyperlink>
+        <w:t xml:space="preserve">如果你还想从外网访问平台，就需要设置外部 URL。为服务器分配一个公网 IP，然后在此处填写。例如公网 IP </w:t>
+      </w:r>
+      <w:proofErr w:type="gramStart"/>
+      <w:r>
+        <w:rPr>
+          <w:rFonts w:hint="eastAsia"/>
+        </w:rPr>
+        <w:t>为 188.88.88.88</w:t>
+      </w:r>
+      <w:proofErr w:type="gramEnd"/>
+      <w:r>
+        <w:rPr>
+          <w:rFonts w:hint="eastAsia"/>
+        </w:rPr>
+        <w:t>，可设置</w:t>
+      </w:r>
+      <w:proofErr w:type="gramStart"/>
+      <w:r>
+        <w:rPr>
+          <w:rFonts w:hint="eastAsia"/>
+        </w:rPr>
+        <w:t>为 http://188.88.88.88:46000</w:t>
+      </w:r>
+      <w:proofErr w:type="gramEnd"/>
+      <w:r>
+        <w:rPr>
+          <w:rFonts w:hint="eastAsia"/>
+        </w:rPr>
+        <w:t>。如不确定，请咨询网络管理员以确保配置正确。</w:t>
+      </w:r>
+      <w:r>
+        <w:fldChar w:fldCharType="begin"/>
+      </w:r>
+      <w:r>
+        <w:instrText>HYPERLINK "http://188.88.88.88:46000"</w:instrText>
+      </w:r>
+      <w:r>
+        <w:rPr>
+          <w:rFonts w:hint="eastAsia"/>
+        </w:rPr>
+        <w:fldChar w:fldCharType="separate"/>
+      </w:r>
+      <w:r>
+        <w:rPr>
+          <w:rStyle w:val="af2"/>
+        </w:rPr>
+        <w:t>http://188.88.88.88:46000</w:t>
+      </w:r>
+      <w:r>
+        <w:fldChar w:fldCharType="end"/>
+      </w:r>
     </w:p>
     <w:p>
       <w:pPr>
@@ -1106,7 +1837,7 @@
                     </pic:cNvPicPr>
                   </pic:nvPicPr>
                   <pic:blipFill>
-                    <a:blip r:embed="rId16" cstate="print">
+                    <a:blip r:embed="rId13" cstate="print">
                       <a:extLst>
                         <a:ext uri="{28A0092B-C50C-407E-A947-70E740481C1C}">
                           <a14:useLocalDpi xmlns:a14="http://schemas.microsoft.com/office/drawing/2010/main" val="0"/>
@@ -1150,7 +1881,21 @@
         <w:rPr>
           <w:rFonts w:hint="eastAsia"/>
         </w:rPr>
-        <w:t>你可以在这里添加成员用户。注意用户名应使用英文字母，不要用中文。请记住为用户设置的密码，例如设为 `12345678`。成员用户登录后可自行修改密码。成员的 workspace 工作区目录无需设置，会自动按“主工作区目录 + 用户名”生成。</w:t>
+        <w:t>你可以在这里添加成员用户。注意用户名应使用英文字母，不要用中文。请记住为用户设置的密码，例如设</w:t>
+      </w:r>
+      <w:proofErr w:type="gramStart"/>
+      <w:r>
+        <w:rPr>
+          <w:rFonts w:hint="eastAsia"/>
+        </w:rPr>
+        <w:t>为 `</w:t>
+      </w:r>
+      <w:proofErr w:type="gramEnd"/>
+      <w:r>
+        <w:rPr>
+          <w:rFonts w:hint="eastAsia"/>
+        </w:rPr>
+        <w:t>12345678`。成员用户登录后可自行修改密码。成员的 workspace 工作区目录无需设置，会自动按“主工作区目录 + 用户名”生成。</w:t>
       </w:r>
     </w:p>
     <w:p>
@@ -1201,7 +1946,7 @@
                     </pic:cNvPicPr>
                   </pic:nvPicPr>
                   <pic:blipFill>
-                    <a:blip r:embed="rId17" cstate="print">
+                    <a:blip r:embed="rId14" cstate="print">
                       <a:extLst>
                         <a:ext uri="{28A0092B-C50C-407E-A947-70E740481C1C}">
                           <a14:useLocalDpi xmlns:a14="http://schemas.microsoft.com/office/drawing/2010/main" val="0"/>
@@ -1245,7 +1990,21 @@
         <w:rPr>
           <w:rFonts w:hint="eastAsia"/>
         </w:rPr>
-        <w:t>因为 TakeTopDSH Team 是基于 DeepSeek Harness 构建的 AI 协作平台，当 DeepSeek Harness 发布新版本后，你可以点击此按钮进行升级，确保使用最新的 DeepSeek Harness 功能。</w:t>
+        <w:t xml:space="preserve">因为 </w:t>
+      </w:r>
+      <w:proofErr w:type="spellStart"/>
+      <w:r>
+        <w:rPr>
+          <w:rFonts w:hint="eastAsia"/>
+        </w:rPr>
+        <w:t>TakeTopDSH</w:t>
+      </w:r>
+      <w:proofErr w:type="spellEnd"/>
+      <w:r>
+        <w:rPr>
+          <w:rFonts w:hint="eastAsia"/>
+        </w:rPr>
+        <w:t xml:space="preserve"> Team 是基于 DeepSeek Harness 构建的 AI 协作平台，当 DeepSeek Harness 发布新版本后，你可以点击此按钮进行升级，确保使用最新的 DeepSeek Harness 功能。</w:t>
       </w:r>
     </w:p>
     <w:p>
@@ -1281,7 +2040,49 @@
         <w:rPr>
           <w:rFonts w:hint="eastAsia"/>
         </w:rPr>
-        <w:t>在管理页面完成设置后，点击 TakeTopDSH Team 启动器区域中的 **打开 DSH** 按钮，即可打开工作台页面。</w:t>
+        <w:t xml:space="preserve">在管理页面完成设置后，点击 </w:t>
+      </w:r>
+      <w:proofErr w:type="spellStart"/>
+      <w:r>
+        <w:rPr>
+          <w:rFonts w:hint="eastAsia"/>
+        </w:rPr>
+        <w:t>TakeTopDSH</w:t>
+      </w:r>
+      <w:proofErr w:type="spellEnd"/>
+      <w:r>
+        <w:rPr>
+          <w:rFonts w:hint="eastAsia"/>
+        </w:rPr>
+        <w:t xml:space="preserve"> Team 启动器区域中</w:t>
+      </w:r>
+      <w:proofErr w:type="gramStart"/>
+      <w:r>
+        <w:rPr>
+          <w:rFonts w:hint="eastAsia"/>
+        </w:rPr>
+        <w:t>的 *</w:t>
+      </w:r>
+      <w:proofErr w:type="gramEnd"/>
+      <w:r>
+        <w:rPr>
+          <w:rFonts w:hint="eastAsia"/>
+        </w:rPr>
+        <w:t>*打开 DSH*</w:t>
+      </w:r>
+      <w:proofErr w:type="gramStart"/>
+      <w:r>
+        <w:rPr>
+          <w:rFonts w:hint="eastAsia"/>
+        </w:rPr>
+        <w:t>* 按钮</w:t>
+      </w:r>
+      <w:proofErr w:type="gramEnd"/>
+      <w:r>
+        <w:rPr>
+          <w:rFonts w:hint="eastAsia"/>
+        </w:rPr>
+        <w:t>，即可打开工作台页面。</w:t>
       </w:r>
     </w:p>
     <w:p>
@@ -1296,7 +2097,7 @@
         </w:rPr>
         <w:lastRenderedPageBreak/>
         <w:drawing>
-          <wp:inline distT="0" distB="0" distL="0" distR="0" wp14:anchorId="39F15B5B" wp14:editId="7E970BC6">
+          <wp:inline distT="0" distB="0" distL="0" distR="0" wp14:anchorId="39F15B5B" wp14:editId="5F15CE13">
             <wp:extent cx="5274310" cy="1233805"/>
             <wp:effectExtent l="0" t="0" r="2540" b="4445"/>
             <wp:docPr id="1833294711" name="图片 8"/>
@@ -1313,7 +2114,7 @@
                     </pic:cNvPicPr>
                   </pic:nvPicPr>
                   <pic:blipFill>
-                    <a:blip r:embed="rId18" cstate="print">
+                    <a:blip r:embed="rId15" cstate="print">
                       <a:extLst>
                         <a:ext uri="{28A0092B-C50C-407E-A947-70E740481C1C}">
                           <a14:useLocalDpi xmlns:a14="http://schemas.microsoft.com/office/drawing/2010/main" val="0"/>
@@ -1356,7 +2157,21 @@
         <w:rPr>
           <w:rFonts w:hint="eastAsia"/>
         </w:rPr>
-        <w:t>工作台页面如下所示，左右分屏：左侧是文件管理器 / 我的任务，右侧是 DSH 聊天界面。</w:t>
+        <w:t>工作台页面如下所示，左右分屏：左侧是文件管理</w:t>
+      </w:r>
+      <w:proofErr w:type="gramStart"/>
+      <w:r>
+        <w:rPr>
+          <w:rFonts w:hint="eastAsia"/>
+        </w:rPr>
+        <w:t xml:space="preserve">器 / </w:t>
+      </w:r>
+      <w:proofErr w:type="gramEnd"/>
+      <w:r>
+        <w:rPr>
+          <w:rFonts w:hint="eastAsia"/>
+        </w:rPr>
+        <w:t>我的任务，右侧是 DSH 聊天界面。</w:t>
       </w:r>
     </w:p>
     <w:p>
@@ -1387,7 +2202,7 @@
                     </pic:cNvPicPr>
                   </pic:nvPicPr>
                   <pic:blipFill>
-                    <a:blip r:embed="rId19" cstate="print">
+                    <a:blip r:embed="rId16" cstate="print">
                       <a:extLst>
                         <a:ext uri="{28A0092B-C50C-407E-A947-70E740481C1C}">
                           <a14:useLocalDpi xmlns:a14="http://schemas.microsoft.com/office/drawing/2010/main" val="0"/>
@@ -1443,7 +2258,21 @@
         <w:rPr>
           <w:rFonts w:hint="eastAsia"/>
         </w:rPr>
-        <w:t>虽然 TakeTopDSH Team 基于 DeepSeek Harness 构建，但你也可以接入其他 LLM，例如 OpenAI、Kimi、Claude、Qwen 等，甚至本地模型。</w:t>
+        <w:t xml:space="preserve">虽然 </w:t>
+      </w:r>
+      <w:proofErr w:type="spellStart"/>
+      <w:r>
+        <w:rPr>
+          <w:rFonts w:hint="eastAsia"/>
+        </w:rPr>
+        <w:t>TakeTopDSH</w:t>
+      </w:r>
+      <w:proofErr w:type="spellEnd"/>
+      <w:r>
+        <w:rPr>
+          <w:rFonts w:hint="eastAsia"/>
+        </w:rPr>
+        <w:t xml:space="preserve"> Team 基于 DeepSeek Harness 构建，但你也可以接入其他 LLM，例如 OpenAI、Kimi、Claude、Qwen 等，甚至本地模型。</w:t>
       </w:r>
     </w:p>
     <w:p>
@@ -1481,7 +2310,7 @@
                     </pic:cNvPicPr>
                   </pic:nvPicPr>
                   <pic:blipFill>
-                    <a:blip r:embed="rId20" cstate="print">
+                    <a:blip r:embed="rId17" cstate="print">
                       <a:extLst>
                         <a:ext uri="{28A0092B-C50C-407E-A947-70E740481C1C}">
                           <a14:useLocalDpi xmlns:a14="http://schemas.microsoft.com/office/drawing/2010/main" val="0"/>
@@ -1543,7 +2372,7 @@
                     </pic:cNvPicPr>
                   </pic:nvPicPr>
                   <pic:blipFill>
-                    <a:blip r:embed="rId21" cstate="print">
+                    <a:blip r:embed="rId18" cstate="print">
                       <a:extLst>
                         <a:ext uri="{28A0092B-C50C-407E-A947-70E740481C1C}">
                           <a14:useLocalDpi xmlns:a14="http://schemas.microsoft.com/office/drawing/2010/main" val="0"/>
@@ -1610,7 +2439,7 @@
                     </pic:cNvPicPr>
                   </pic:nvPicPr>
                   <pic:blipFill>
-                    <a:blip r:embed="rId22" cstate="print">
+                    <a:blip r:embed="rId19" cstate="print">
                       <a:extLst>
                         <a:ext uri="{28A0092B-C50C-407E-A947-70E740481C1C}">
                           <a14:useLocalDpi xmlns:a14="http://schemas.microsoft.com/office/drawing/2010/main" val="0"/>
@@ -1660,7 +2489,7 @@
           <w:noProof/>
         </w:rPr>
         <w:drawing>
-          <wp:inline distT="0" distB="0" distL="0" distR="0" wp14:anchorId="637077FD" wp14:editId="5946722D">
+          <wp:inline distT="0" distB="0" distL="0" distR="0" wp14:anchorId="637077FD" wp14:editId="291D2B60">
             <wp:extent cx="4842134" cy="3486150"/>
             <wp:effectExtent l="0" t="0" r="0" b="0"/>
             <wp:docPr id="2027276046" name="图片 13"/>
@@ -1677,7 +2506,7 @@
                     </pic:cNvPicPr>
                   </pic:nvPicPr>
                   <pic:blipFill>
-                    <a:blip r:embed="rId23" cstate="print">
+                    <a:blip r:embed="rId20" cstate="print">
                       <a:extLst>
                         <a:ext uri="{28A0092B-C50C-407E-A947-70E740481C1C}">
                           <a14:useLocalDpi xmlns:a14="http://schemas.microsoft.com/office/drawing/2010/main" val="0"/>
@@ -1816,7 +2645,7 @@
                     </pic:cNvPicPr>
                   </pic:nvPicPr>
                   <pic:blipFill>
-                    <a:blip r:embed="rId24" cstate="print">
+                    <a:blip r:embed="rId21" cstate="print">
                       <a:extLst>
                         <a:ext uri="{28A0092B-C50C-407E-A947-70E740481C1C}">
                           <a14:useLocalDpi xmlns:a14="http://schemas.microsoft.com/office/drawing/2010/main" val="0"/>
@@ -1904,7 +2733,7 @@
                     </pic:cNvPicPr>
                   </pic:nvPicPr>
                   <pic:blipFill>
-                    <a:blip r:embed="rId25" cstate="print">
+                    <a:blip r:embed="rId22" cstate="print">
                       <a:extLst>
                         <a:ext uri="{28A0092B-C50C-407E-A947-70E740481C1C}">
                           <a14:useLocalDpi xmlns:a14="http://schemas.microsoft.com/office/drawing/2010/main" val="0"/>
@@ -1947,7 +2776,21 @@
         <w:rPr>
           <w:rFonts w:hint="eastAsia"/>
         </w:rPr>
-        <w:t>它显示你创建的所有任务。左侧成员列表是可选的（用于筛选）。点击“添加任务”按钮打开对话框，从“受理人”下拉框中选择受理人。“类型”字段含一个文本框、一个下拉框和一个 + 按钮：可选择已有类型，或输入新类型后点击 + 添加（类型会被记忆）。编辑任务时也可以修改受理人；保存后任务会移动到新受理人的任务列表。每个任务行都有一个 + 列，可内联展开其子任务；每个子任务保存其父任务的唯一 ID（UID），“No.” 列显示层级编号（1、1-1、1-2-1……）。没有子任务的任务不显示 +。</w:t>
+        <w:t>它显示你创建的所有任务。左侧成员列表是可选的（用于筛选）。点击“添加任务”按钮打开对话框，从“受理人”下拉框中选择受理人。“类型”字段含一个文本框、一个下拉框和一个 + 按钮：可选择已有类型，或输入新类型后点击 + 添加（类型会被记忆）。编辑任务时也可以修改受理人；保存后任务会移动到新受理人的任务列表。每个任务行都有一个 + 列，可内联展开其子任务；每个子任务保存其父任务的唯一 ID（UID），“No.</w:t>
+      </w:r>
+      <w:proofErr w:type="gramStart"/>
+      <w:r>
+        <w:rPr>
+          <w:rFonts w:hint="eastAsia"/>
+        </w:rPr>
+        <w:t>” 列</w:t>
+      </w:r>
+      <w:proofErr w:type="gramEnd"/>
+      <w:r>
+        <w:rPr>
+          <w:rFonts w:hint="eastAsia"/>
+        </w:rPr>
+        <w:t>显示层级编号（1、1-1、1-2-1……）。没有子任务的任务不显示 +。</w:t>
       </w:r>
     </w:p>
     <w:p>
@@ -1978,7 +2821,7 @@
                     </pic:cNvPicPr>
                   </pic:nvPicPr>
                   <pic:blipFill>
-                    <a:blip r:embed="rId26" cstate="print">
+                    <a:blip r:embed="rId23" cstate="print">
                       <a:extLst>
                         <a:ext uri="{28A0092B-C50C-407E-A947-70E740481C1C}">
                           <a14:useLocalDpi xmlns:a14="http://schemas.microsoft.com/office/drawing/2010/main" val="0"/>
@@ -2023,7 +2866,23 @@
           <w:i/>
           <w:sz w:val="18"/>
         </w:rPr>
-        <w:t>任务分配 —— 用“+”列内联展开任务的子任务。</w:t>
+        <w:t>任务</w:t>
+      </w:r>
+      <w:proofErr w:type="gramStart"/>
+      <w:r>
+        <w:rPr>
+          <w:i/>
+          <w:sz w:val="18"/>
+        </w:rPr>
+        <w:t>分配 —</w:t>
+      </w:r>
+      <w:proofErr w:type="gramEnd"/>
+      <w:r>
+        <w:rPr>
+          <w:i/>
+          <w:sz w:val="18"/>
+        </w:rPr>
+        <w:t>— 用“+”列内联展开任务的子任务。</w:t>
       </w:r>
     </w:p>
     <w:p>
@@ -2055,7 +2914,7 @@
                     </pic:cNvPicPr>
                   </pic:nvPicPr>
                   <pic:blipFill>
-                    <a:blip r:embed="rId27" cstate="print">
+                    <a:blip r:embed="rId24" cstate="print">
                       <a:extLst>
                         <a:ext uri="{28A0092B-C50C-407E-A947-70E740481C1C}">
                           <a14:useLocalDpi xmlns:a14="http://schemas.microsoft.com/office/drawing/2010/main" val="0"/>
@@ -2129,7 +2988,7 @@
                     </pic:cNvPicPr>
                   </pic:nvPicPr>
                   <pic:blipFill>
-                    <a:blip r:embed="rId28" cstate="print">
+                    <a:blip r:embed="rId25" cstate="print">
                       <a:extLst>
                         <a:ext uri="{28A0092B-C50C-407E-A947-70E740481C1C}">
                           <a14:useLocalDpi xmlns:a14="http://schemas.microsoft.com/office/drawing/2010/main" val="0"/>
@@ -2204,7 +3063,35 @@
         <w:rPr>
           <w:rFonts w:hint="eastAsia"/>
         </w:rPr>
-        <w:t>点击“我的任务”标签页，如下图所示。它显示分配给你的任务列表。打开该页面会自动把左窗格加宽到 70%，便于阅读。“No.” 列显示任务在层级中的编号（1、1-1、1-2-1……）。在这里你可以：点击任务名预览任务；</w:t>
+        <w:t>点击“我的任务”标签页，如下图所示。它显示分配给你的任务列表。打开该页面会自动把左窗格加宽</w:t>
+      </w:r>
+      <w:proofErr w:type="gramStart"/>
+      <w:r>
+        <w:rPr>
+          <w:rFonts w:hint="eastAsia"/>
+        </w:rPr>
+        <w:t>到 70%</w:t>
+      </w:r>
+      <w:proofErr w:type="gramEnd"/>
+      <w:r>
+        <w:rPr>
+          <w:rFonts w:hint="eastAsia"/>
+        </w:rPr>
+        <w:t>，便于阅读。“No.</w:t>
+      </w:r>
+      <w:proofErr w:type="gramStart"/>
+      <w:r>
+        <w:rPr>
+          <w:rFonts w:hint="eastAsia"/>
+        </w:rPr>
+        <w:t>” 列</w:t>
+      </w:r>
+      <w:proofErr w:type="gramEnd"/>
+      <w:r>
+        <w:rPr>
+          <w:rFonts w:hint="eastAsia"/>
+        </w:rPr>
+        <w:t>显示任务在层级中的编号（1、1-1、1-2-1……）。在这里你可以：点击任务名预览任务；</w:t>
       </w:r>
       <w:r>
         <w:rPr>
@@ -2278,7 +3165,21 @@
         <w:rPr>
           <w:rFonts w:hint="eastAsia"/>
         </w:rPr>
-        <w:t>；点击“继续分配”为其他成员创建后续（子）任务（子任务会添加到该成员的任务列表，保存后父任务自动展开）；点击子任务列中的 + 可内联展开该任务的子任务树（多级；没有子任务则不显示 +）；以及使用编辑 / 删除</w:t>
+        <w:t>；点击“继续分配”为其他成员创建后续（子）任务（子任务会添加到该成员的任务列表，保存后父任务自动展开）；点击子任务列中的 + 可内联展开该任务的子任务树（多级；没有子任务则不显示 +）；以及使用</w:t>
+      </w:r>
+      <w:proofErr w:type="gramStart"/>
+      <w:r>
+        <w:rPr>
+          <w:rFonts w:hint="eastAsia"/>
+        </w:rPr>
+        <w:t xml:space="preserve">编辑 / </w:t>
+      </w:r>
+      <w:proofErr w:type="gramEnd"/>
+      <w:r>
+        <w:rPr>
+          <w:rFonts w:hint="eastAsia"/>
+        </w:rPr>
+        <w:t>删除</w:t>
       </w:r>
       <w:r>
         <w:rPr>
@@ -2322,7 +3223,7 @@
                     </pic:cNvPicPr>
                   </pic:nvPicPr>
                   <pic:blipFill>
-                    <a:blip r:embed="rId29" cstate="print">
+                    <a:blip r:embed="rId26" cstate="print">
                       <a:extLst>
                         <a:ext uri="{28A0092B-C50C-407E-A947-70E740481C1C}">
                           <a14:useLocalDpi xmlns:a14="http://schemas.microsoft.com/office/drawing/2010/main" val="0"/>
@@ -2380,7 +3281,7 @@
                     <pic:cNvPicPr/>
                   </pic:nvPicPr>
                   <pic:blipFill>
-                    <a:blip r:embed="rId30"/>
+                    <a:blip r:embed="rId27"/>
                     <a:stretch>
                       <a:fillRect/>
                     </a:stretch>
@@ -2430,7 +3331,7 @@
                     </pic:cNvPicPr>
                   </pic:nvPicPr>
                   <pic:blipFill>
-                    <a:blip r:embed="rId31" cstate="print">
+                    <a:blip r:embed="rId28" cstate="print">
                       <a:extLst>
                         <a:ext uri="{28A0092B-C50C-407E-A947-70E740481C1C}">
                           <a14:useLocalDpi xmlns:a14="http://schemas.microsoft.com/office/drawing/2010/main" val="0"/>
@@ -2501,7 +3402,39 @@
           <w:i/>
           <w:sz w:val="18"/>
         </w:rPr>
-        <w:t>我的任务 —— 继续分配、子任务树以及编辑 / 删除。</w:t>
+        <w:t>我的</w:t>
+      </w:r>
+      <w:proofErr w:type="gramStart"/>
+      <w:r>
+        <w:rPr>
+          <w:i/>
+          <w:sz w:val="18"/>
+        </w:rPr>
+        <w:t>任务 —</w:t>
+      </w:r>
+      <w:proofErr w:type="gramEnd"/>
+      <w:r>
+        <w:rPr>
+          <w:i/>
+          <w:sz w:val="18"/>
+        </w:rPr>
+        <w:t>— 继续分配、子任务树以及</w:t>
+      </w:r>
+      <w:proofErr w:type="gramStart"/>
+      <w:r>
+        <w:rPr>
+          <w:i/>
+          <w:sz w:val="18"/>
+        </w:rPr>
+        <w:t xml:space="preserve">编辑 / </w:t>
+      </w:r>
+      <w:proofErr w:type="gramEnd"/>
+      <w:r>
+        <w:rPr>
+          <w:i/>
+          <w:sz w:val="18"/>
+        </w:rPr>
+        <w:t>删除。</w:t>
       </w:r>
     </w:p>
     <w:p>
@@ -2532,7 +3465,7 @@
                     </pic:cNvPicPr>
                   </pic:nvPicPr>
                   <pic:blipFill>
-                    <a:blip r:embed="rId32" cstate="print">
+                    <a:blip r:embed="rId29" cstate="print">
                       <a:extLst>
                         <a:ext uri="{28A0092B-C50C-407E-A947-70E740481C1C}">
                           <a14:useLocalDpi xmlns:a14="http://schemas.microsoft.com/office/drawing/2010/main" val="0"/>
@@ -2661,7 +3594,21 @@
         <w:rPr>
           <w:rFonts w:hint="eastAsia"/>
         </w:rPr>
-        <w:t>5. 其他成员操作</w:t>
+        <w:t>5</w:t>
+      </w:r>
+      <w:proofErr w:type="gramStart"/>
+      <w:r>
+        <w:rPr>
+          <w:rFonts w:hint="eastAsia"/>
+        </w:rPr>
+        <w:t>. 其他</w:t>
+      </w:r>
+      <w:proofErr w:type="gramEnd"/>
+      <w:r>
+        <w:rPr>
+          <w:rFonts w:hint="eastAsia"/>
+        </w:rPr>
+        <w:t>成员操作</w:t>
       </w:r>
     </w:p>
     <w:p>
@@ -2675,7 +3622,21 @@
         <w:rPr>
           <w:rFonts w:hint="eastAsia"/>
         </w:rPr>
-        <w:t>管理员在管理页面添加的成员（例如前面添加的 ericliu），也可以从登录页登录，进入该成员的管理页面，如下图所示。</w:t>
+        <w:t xml:space="preserve">管理员在管理页面添加的成员（例如前面添加的 </w:t>
+      </w:r>
+      <w:proofErr w:type="spellStart"/>
+      <w:r>
+        <w:rPr>
+          <w:rFonts w:hint="eastAsia"/>
+        </w:rPr>
+        <w:t>ericliu</w:t>
+      </w:r>
+      <w:proofErr w:type="spellEnd"/>
+      <w:r>
+        <w:rPr>
+          <w:rFonts w:hint="eastAsia"/>
+        </w:rPr>
+        <w:t>），也可以从登录页登录，进入该成员的管理页面，如下图所示。</w:t>
       </w:r>
       <w:r>
         <w:rPr>
@@ -2745,7 +3706,7 @@
                     </pic:cNvPicPr>
                   </pic:nvPicPr>
                   <pic:blipFill>
-                    <a:blip r:embed="rId33" cstate="print">
+                    <a:blip r:embed="rId30" cstate="print">
                       <a:extLst>
                         <a:ext uri="{28A0092B-C50C-407E-A947-70E740481C1C}">
                           <a14:useLocalDpi xmlns:a14="http://schemas.microsoft.com/office/drawing/2010/main" val="0"/>
@@ -2798,6 +3759,7 @@
         </w:rPr>
         <w:t>6</w:t>
       </w:r>
+      <w:proofErr w:type="gramStart"/>
       <w:r>
         <w:rPr>
           <w:b/>
@@ -2805,6 +3767,7 @@
         </w:rPr>
         <w:t>. 语言</w:t>
       </w:r>
+      <w:proofErr w:type="gramEnd"/>
     </w:p>
     <w:p>
       <w:pPr>
@@ -2814,7 +3777,15 @@
         </w:rPr>
       </w:pPr>
       <w:r>
-        <w:t>控制台、工作台、文件管理器、任务分配和任务表单均支持完整的英文 / 中文切换。登录页优先使用所配置的默认语言，可随时切换。</w:t>
+        <w:t>控制台、工作台、文件管理器、任务分配和任务表单均支持完整的</w:t>
+      </w:r>
+      <w:proofErr w:type="gramStart"/>
+      <w:r>
+        <w:t xml:space="preserve">英文 / </w:t>
+      </w:r>
+      <w:proofErr w:type="gramEnd"/>
+      <w:r>
+        <w:t>中文切换。登录页优先使用所配置的默认语言，可随时切换。</w:t>
       </w:r>
     </w:p>
     <w:p>
@@ -2831,12 +3802,21 @@
         </w:rPr>
         <w:t>7</w:t>
       </w:r>
+      <w:proofErr w:type="gramStart"/>
       <w:r>
         <w:rPr>
           <w:b/>
           <w:sz w:val="28"/>
         </w:rPr>
-        <w:t>. 平台支持</w:t>
+        <w:t>. 平台</w:t>
+      </w:r>
+      <w:proofErr w:type="gramEnd"/>
+      <w:r>
+        <w:rPr>
+          <w:b/>
+          <w:sz w:val="28"/>
+        </w:rPr>
+        <w:t>支持</w:t>
       </w:r>
     </w:p>
     <w:p>
@@ -2846,12 +3826,268 @@
           <w:rFonts w:hint="eastAsia"/>
         </w:rPr>
       </w:pPr>
-      <w:r>
-        <w:t>TakeTopDSHTeam 跨平台：一个安装包同时覆盖 Windows、macOS 和 Linux，且完全离线安装 —— 无需编译，目标机器上无需额外下载。</w:t>
-      </w:r>
+      <w:proofErr w:type="spellStart"/>
+      <w:r>
+        <w:t>TakeTopDSHTeam</w:t>
+      </w:r>
+      <w:proofErr w:type="spellEnd"/>
+      <w:r>
+        <w:t xml:space="preserve"> 跨平台：一个安装包同时覆盖 Windows、macOS 和 Linux，且完全离线</w:t>
+      </w:r>
+      <w:proofErr w:type="gramStart"/>
+      <w:r>
+        <w:t>安装 —</w:t>
+      </w:r>
+      <w:proofErr w:type="gramEnd"/>
+      <w:r>
+        <w:t>— 无需编译，目标机器上无需额外下载。</w:t>
+      </w:r>
+    </w:p>
+    <w:p>
+      <w:pPr>
+        <w:rPr>
+          <w:rFonts w:hint="eastAsia"/>
+        </w:rPr>
+      </w:pPr>
+    </w:p>
+    <w:p>
+      <w:pPr>
+        <w:rPr>
+          <w:rFonts w:hint="eastAsia"/>
+        </w:rPr>
+      </w:pPr>
+      <w:r>
+        <w:rPr>
+          <w:b/>
+          <w:sz w:val="28"/>
+        </w:rPr>
+        <w:t>8</w:t>
+      </w:r>
+      <w:proofErr w:type="gramStart"/>
+      <w:r>
+        <w:rPr>
+          <w:b/>
+          <w:sz w:val="28"/>
+        </w:rPr>
+        <w:t>. 企业</w:t>
+      </w:r>
+      <w:proofErr w:type="gramEnd"/>
+      <w:r>
+        <w:rPr>
+          <w:b/>
+          <w:sz w:val="28"/>
+        </w:rPr>
+        <w:t>版（收费）</w:t>
+      </w:r>
+    </w:p>
+    <w:p>
+      <w:pPr>
+        <w:rPr>
+          <w:rFonts w:hint="eastAsia"/>
+        </w:rPr>
+      </w:pPr>
+      <w:r>
+        <w:rPr>
+          <w:rFonts w:hint="eastAsia"/>
+        </w:rPr>
+        <w:t>上面的内容是</w:t>
+      </w:r>
+      <w:r>
+        <w:t>标准版</w:t>
+      </w:r>
+      <w:r>
+        <w:rPr>
+          <w:rFonts w:hint="eastAsia"/>
+        </w:rPr>
+        <w:t>的功能操作描述</w:t>
+      </w:r>
+      <w:r>
+        <w:t>，采用 MIT 许可、免费。若团队需要更强的管控能力，我们提供收费的企业版，额外增加：</w:t>
+      </w:r>
+    </w:p>
+    <w:p>
+      <w:pPr>
+        <w:rPr>
+          <w:rFonts w:hint="eastAsia"/>
+        </w:rPr>
+      </w:pPr>
+      <w:proofErr w:type="gramStart"/>
+      <w:r>
+        <w:rPr>
+          <w:b/>
+        </w:rPr>
+        <w:t>🧮 按</w:t>
+      </w:r>
+      <w:proofErr w:type="gramEnd"/>
+      <w:r>
+        <w:rPr>
+          <w:b/>
+        </w:rPr>
+        <w:t xml:space="preserve">成员控制 Token </w:t>
+      </w:r>
+      <w:proofErr w:type="gramStart"/>
+      <w:r>
+        <w:rPr>
+          <w:b/>
+        </w:rPr>
+        <w:t>用量</w:t>
+      </w:r>
+      <w:r>
+        <w:t xml:space="preserve"> —</w:t>
+      </w:r>
+      <w:proofErr w:type="gramEnd"/>
+      <w:r>
+        <w:t>— 可查看并控制每个成员的 Token 用量。</w:t>
+      </w:r>
+    </w:p>
+    <w:p>
+      <w:pPr>
+        <w:rPr>
+          <w:rFonts w:hint="eastAsia"/>
+        </w:rPr>
+      </w:pPr>
+      <w:r>
+        <w:rPr>
+          <w:b/>
+        </w:rPr>
+        <w:t>🏛</w:t>
+      </w:r>
+      <w:proofErr w:type="gramStart"/>
+      <w:r>
+        <w:rPr>
+          <w:b/>
+        </w:rPr>
+        <w:t>️ 金字塔</w:t>
+      </w:r>
+      <w:proofErr w:type="gramEnd"/>
+      <w:r>
+        <w:rPr>
+          <w:b/>
+        </w:rPr>
+        <w:t>式成员</w:t>
+      </w:r>
+      <w:proofErr w:type="gramStart"/>
+      <w:r>
+        <w:rPr>
+          <w:b/>
+        </w:rPr>
+        <w:t>管理</w:t>
+      </w:r>
+      <w:r>
+        <w:t xml:space="preserve"> —</w:t>
+      </w:r>
+      <w:proofErr w:type="gramEnd"/>
+      <w:r>
+        <w:t>— 普通成员可以创建并管理子成员的工作，子成员还可以继续创建子成员并管理他们的工作，形成金字塔式的管理架构。</w:t>
+      </w:r>
+    </w:p>
+    <w:p>
+      <w:pPr>
+        <w:rPr>
+          <w:rFonts w:hint="eastAsia"/>
+        </w:rPr>
+      </w:pPr>
+      <w:proofErr w:type="gramStart"/>
+      <w:r>
+        <w:rPr>
+          <w:b/>
+        </w:rPr>
+        <w:lastRenderedPageBreak/>
+        <w:t>📱 移动</w:t>
+      </w:r>
+      <w:proofErr w:type="gramEnd"/>
+      <w:r>
+        <w:rPr>
+          <w:b/>
+        </w:rPr>
+        <w:t>应用</w:t>
+      </w:r>
+      <w:proofErr w:type="gramStart"/>
+      <w:r>
+        <w:rPr>
+          <w:b/>
+        </w:rPr>
+        <w:t>页面</w:t>
+      </w:r>
+      <w:r>
+        <w:t xml:space="preserve"> — </w:t>
+      </w:r>
+      <w:proofErr w:type="gramEnd"/>
+      <w:r>
+        <w:t>内置触控优化的移动界面；随时随地通过手机等移动设备访问工作台、文件管理器和 AI 聊天。</w:t>
+      </w:r>
+    </w:p>
+    <w:p>
+      <w:pPr>
+        <w:rPr>
+          <w:rFonts w:hint="eastAsia"/>
+        </w:rPr>
+      </w:pPr>
+      <w:proofErr w:type="gramStart"/>
+      <w:r>
+        <w:rPr>
+          <w:b/>
+        </w:rPr>
+        <w:t>💬 即时</w:t>
+      </w:r>
+      <w:proofErr w:type="gramEnd"/>
+      <w:r>
+        <w:rPr>
+          <w:b/>
+        </w:rPr>
+        <w:t>聊天</w:t>
+      </w:r>
+      <w:proofErr w:type="gramStart"/>
+      <w:r>
+        <w:rPr>
+          <w:b/>
+        </w:rPr>
+        <w:t>功能</w:t>
+      </w:r>
+      <w:r>
+        <w:t xml:space="preserve"> — </w:t>
+      </w:r>
+      <w:proofErr w:type="gramEnd"/>
+      <w:r>
+        <w:t>包含单聊、群聊功能，可以从文件管理、任务管理直接发送信息到聊天框，也可以从聊天记录直接发送信息到 AI 会话框！</w:t>
+      </w:r>
+    </w:p>
+    <w:p>
+      <w:pPr>
+        <w:rPr>
+          <w:rFonts w:hint="eastAsia"/>
+        </w:rPr>
+      </w:pPr>
+      <w:r>
+        <w:rPr>
+          <w:b/>
+        </w:rPr>
+        <w:t>🛠</w:t>
+      </w:r>
+      <w:proofErr w:type="gramStart"/>
+      <w:r>
+        <w:rPr>
+          <w:b/>
+        </w:rPr>
+        <w:t>️ 服务支持</w:t>
+      </w:r>
+      <w:r>
+        <w:t xml:space="preserve"> —— 收费</w:t>
+      </w:r>
+      <w:proofErr w:type="gramEnd"/>
+      <w:r>
+        <w:t>期间，提供不间断的服务，快速帮助解决使用问题。</w:t>
+      </w:r>
+    </w:p>
+    <w:p>
+      <w:pPr>
+        <w:rPr>
+          <w:rFonts w:hint="eastAsia"/>
+        </w:rPr>
+      </w:pPr>
     </w:p>
     <w:sectPr>
-      <w:footerReference w:type="default" r:id="rId34"/>
+      <w:footerReference w:type="default" r:id="rId31"/>
       <w:pgSz w:w="11906" w:h="16838"/>
       <w:pgMar w:top="1440" w:right="1800" w:bottom="1440" w:left="1800" w:header="851" w:footer="992" w:gutter="0"/>
       <w:cols w:space="425"/>

--- a/Guide/USER_GUIDE_Chinese.docx
+++ b/Guide/USER_GUIDE_Chinese.docx
@@ -237,6 +237,24 @@
       <w:r>
         <w:t>. 平台支持</w:t>
       </w:r>
+    </w:p>
+    <w:p>
+      <w:pPr>
+        <w:rPr>
+          <w:rFonts w:hint="eastAsia"/>
+        </w:rPr>
+      </w:pPr>
+      <w:proofErr w:type="gramStart"/>
+      <w:r>
+        <w:t>- 8. 企业版（收费）</w:t>
+      </w:r>
+      <w:r>
+        <w:rPr>
+          <w:rFonts w:hint="eastAsia"/>
+        </w:rPr>
+      </w:r>
+      <w:proofErr w:type="gramEnd"/>
+      <w:r/>
     </w:p>
     <w:p>
       <w:pPr>
@@ -4028,29 +4046,24 @@
         <w:rPr>
           <w:b/>
         </w:rPr>
-        <w:t>💬 即时</w:t>
+        <w:t>💬 即时聊天功能</w:t>
       </w:r>
       <w:proofErr w:type="gramEnd"/>
       <w:r>
         <w:rPr>
           <w:b/>
         </w:rPr>
-        <w:t>聊天</w:t>
+        <w:t xml:space="preserve"> — 包含单聊、群聊功能，和文件管理、任务管理、AI会话全部打通，沟通无界限！</w:t>
       </w:r>
       <w:proofErr w:type="gramStart"/>
       <w:r>
         <w:rPr>
           <w:b/>
         </w:rPr>
-        <w:t>功能</w:t>
-      </w:r>
-      <w:r>
-        <w:t xml:space="preserve"> — </w:t>
-      </w:r>
-      <w:proofErr w:type="gramEnd"/>
-      <w:r>
-        <w:t>包含单聊、群聊功能，可以从文件管理、任务管理直接发送信息到聊天框，也可以从聊天记录直接发送信息到 AI 会话框！</w:t>
-      </w:r>
+      </w:r>
+      <w:r/>
+      <w:proofErr w:type="gramEnd"/>
+      <w:r/>
     </w:p>
     <w:p>
       <w:pPr>

--- a/Guide/USER_GUIDE_Chinese.docx
+++ b/Guide/USER_GUIDE_Chinese.docx
@@ -4010,60 +4010,54 @@
         <w:rPr>
           <w:b/>
         </w:rPr>
-        <w:lastRenderedPageBreak/>
-        <w:t>📱 移动</w:t>
-      </w:r>
-      <w:proofErr w:type="gramEnd"/>
+        <w:t>📱 移动应用页面</w:t>
+      </w:r>
+      <w:proofErr w:type="gramEnd"/>
+      <w:r>
+        <w:rPr/>
+        <w:t xml:space="preserve"> — 内置触控优化的移动界面；随时随地通过手机等移动设备访问工作台并进行各项工作。</w:t>
+      </w:r>
+      <w:proofErr w:type="gramStart"/>
+      <w:r>
+        <w:rPr/>
+      </w:r>
+      <w:r>
+        <w:rPr/>
+      </w:r>
+      <w:proofErr w:type="gramEnd"/>
+      <w:r>
+        <w:rPr/>
+      </w:r>
+    </w:p>
+    <w:p>
+      <w:pPr>
+        <w:rPr>
+          <w:rFonts w:hint="eastAsia"/>
+        </w:rPr>
+      </w:pPr>
+      <w:proofErr w:type="gramStart"/>
       <w:r>
         <w:rPr>
           <w:b/>
         </w:rPr>
-        <w:t>应用</w:t>
-      </w:r>
-      <w:proofErr w:type="gramStart"/>
-      <w:r>
-        <w:rPr>
-          <w:b/>
-        </w:rPr>
-        <w:t>页面</w:t>
-      </w:r>
-      <w:r>
-        <w:t xml:space="preserve"> — </w:t>
-      </w:r>
-      <w:proofErr w:type="gramEnd"/>
-      <w:r>
-        <w:t>内置触控优化的移动界面；随时随地通过手机等移动设备访问工作台、文件管理器和 AI 聊天。</w:t>
-      </w:r>
-    </w:p>
-    <w:p>
-      <w:pPr>
-        <w:rPr>
-          <w:rFonts w:hint="eastAsia"/>
-        </w:rPr>
-      </w:pPr>
-      <w:proofErr w:type="gramStart"/>
-      <w:r>
-        <w:rPr>
-          <w:b/>
-        </w:rPr>
         <w:t>💬 即时聊天功能</w:t>
       </w:r>
       <w:proofErr w:type="gramEnd"/>
       <w:r>
-        <w:rPr>
-          <w:b/>
-        </w:rPr>
+        <w:rPr/>
         <w:t xml:space="preserve"> — 包含单聊、群聊功能，和文件管理、任务管理、AI会话全部打通，沟通无界限！</w:t>
       </w:r>
       <w:proofErr w:type="gramStart"/>
       <w:r>
-        <w:rPr>
-          <w:b/>
-        </w:rPr>
-      </w:r>
-      <w:r/>
-      <w:proofErr w:type="gramEnd"/>
-      <w:r/>
+        <w:rPr/>
+      </w:r>
+      <w:r>
+        <w:rPr/>
+      </w:r>
+      <w:proofErr w:type="gramEnd"/>
+      <w:r>
+        <w:rPr/>
+      </w:r>
     </w:p>
     <w:p>
       <w:pPr>

--- a/Guide/USER_GUIDE_Chinese.docx
+++ b/Guide/USER_GUIDE_Chinese.docx
@@ -246,15 +246,12 @@
       </w:pPr>
       <w:proofErr w:type="gramStart"/>
       <w:r>
-        <w:t>- 8. 企业版（收费）</w:t>
-      </w:r>
-      <w:r>
-        <w:rPr>
-          <w:rFonts w:hint="eastAsia"/>
-        </w:rPr>
+        <w:t>- 8</w:t>
       </w:r>
       <w:proofErr w:type="gramEnd"/>
-      <w:r/>
+      <w:r>
+        <w:t>. 企业版（收费）</w:t>
+      </w:r>
     </w:p>
     <w:p>
       <w:pPr>
@@ -398,9 +395,6 @@
         <w:instrText>HYPERLINK "https://github.com/TakeTopITS/TakeTopDSHTeam" \t "_blank"</w:instrText>
       </w:r>
       <w:r>
-        <w:rPr>
-          <w:rFonts w:hint="eastAsia"/>
-        </w:rPr>
         <w:fldChar w:fldCharType="separate"/>
       </w:r>
       <w:r>
@@ -487,6 +481,7 @@
         <w:rPr>
           <w:rFonts w:hint="eastAsia"/>
         </w:rPr>
+        <w:lastRenderedPageBreak/>
         <w:t>TakeTopDSH</w:t>
       </w:r>
       <w:proofErr w:type="spellEnd"/>
@@ -501,14 +496,7 @@
         <w:rPr>
           <w:rFonts w:hint="eastAsia"/>
         </w:rPr>
-        <w:t xml:space="preserve">将 </w:t>
-      </w:r>
-      <w:r>
-        <w:rPr>
-          <w:rFonts w:hint="eastAsia"/>
-        </w:rPr>
-        <w:lastRenderedPageBreak/>
-        <w:t>`</w:t>
+        <w:t>将 `</w:t>
       </w:r>
       <w:proofErr w:type="spellStart"/>
       <w:proofErr w:type="gramEnd"/>
@@ -729,21 +717,7 @@
         <w:rPr>
           <w:rFonts w:hint="eastAsia"/>
         </w:rPr>
-        <w:t>1-1-3. 浏览器会自动打开登录</w:t>
-      </w:r>
-      <w:proofErr w:type="gramStart"/>
-      <w:r>
-        <w:rPr>
-          <w:rFonts w:hint="eastAsia"/>
-        </w:rPr>
-        <w:t>页 `</w:t>
-      </w:r>
-      <w:proofErr w:type="gramEnd"/>
-      <w:r>
-        <w:rPr>
-          <w:rFonts w:hint="eastAsia"/>
-        </w:rPr>
-        <w:t>http://127.0.0.1:46001`。</w:t>
+        <w:t>1-1-3. 浏览器会自动打开登录页 `http://127.0.0.1:46001`。</w:t>
       </w:r>
     </w:p>
     <w:p>
@@ -779,17 +753,9 @@
         <w:rPr>
           <w:rFonts w:hint="eastAsia"/>
         </w:rPr>
-        <w:t>1-2-1. 将</w:t>
-      </w:r>
-      <w:proofErr w:type="gramStart"/>
-      <w:r>
-        <w:rPr>
-          <w:rFonts w:hint="eastAsia"/>
-        </w:rPr>
-        <w:t>整个 `</w:t>
+        <w:t>1-2-1. 将整个 `</w:t>
       </w:r>
       <w:proofErr w:type="spellStart"/>
-      <w:proofErr w:type="gramEnd"/>
       <w:r>
         <w:rPr>
           <w:rFonts w:hint="eastAsia"/>
@@ -797,19 +763,11 @@
         <w:t>TakeTopDshTeam</w:t>
       </w:r>
       <w:proofErr w:type="spellEnd"/>
-      <w:proofErr w:type="gramStart"/>
-      <w:r>
-        <w:rPr>
-          <w:rFonts w:hint="eastAsia"/>
-        </w:rPr>
-        <w:t>` 文件夹</w:t>
-      </w:r>
-      <w:proofErr w:type="gramEnd"/>
-      <w:r>
-        <w:rPr>
-          <w:rFonts w:hint="eastAsia"/>
-        </w:rPr>
-        <w:t>拷贝到目标 Mac。</w:t>
+      <w:r>
+        <w:rPr>
+          <w:rFonts w:hint="eastAsia"/>
+        </w:rPr>
+        <w:t>` 文件夹拷贝到目标 Mac。</w:t>
       </w:r>
     </w:p>
     <w:p>
@@ -864,35 +822,7 @@
         <w:rPr>
           <w:rFonts w:hint="eastAsia"/>
         </w:rPr>
-        <w:t>1-2-3. 首次运行会自动解包内置的 Node.js 与内置</w:t>
-      </w:r>
-      <w:proofErr w:type="gramStart"/>
-      <w:r>
-        <w:rPr>
-          <w:rFonts w:hint="eastAsia"/>
-        </w:rPr>
-        <w:t>的 `</w:t>
-      </w:r>
-      <w:proofErr w:type="gramEnd"/>
-      <w:r>
-        <w:rPr>
-          <w:rFonts w:hint="eastAsia"/>
-        </w:rPr>
-        <w:t>@deepseek-ai/dsh</w:t>
-      </w:r>
-      <w:proofErr w:type="gramStart"/>
-      <w:r>
-        <w:rPr>
-          <w:rFonts w:hint="eastAsia"/>
-        </w:rPr>
-        <w:t>` 依赖包 —— *</w:t>
-      </w:r>
-      <w:proofErr w:type="gramEnd"/>
-      <w:r>
-        <w:rPr>
-          <w:rFonts w:hint="eastAsia"/>
-        </w:rPr>
-        <w:t>*完全离线**，无需额外下载，也无需编译。</w:t>
+        <w:t>1-2-3. 首次运行会自动解包内置的 Node.js 与内置的 `@deepseek-ai/dsh` 依赖包 —— **完全离线**，无需额外下载，也无需编译。</w:t>
       </w:r>
     </w:p>
     <w:p>
@@ -906,21 +836,7 @@
         <w:rPr>
           <w:rFonts w:hint="eastAsia"/>
         </w:rPr>
-        <w:t>1-2-4. 浏览器会自动打开登录</w:t>
-      </w:r>
-      <w:proofErr w:type="gramStart"/>
-      <w:r>
-        <w:rPr>
-          <w:rFonts w:hint="eastAsia"/>
-        </w:rPr>
-        <w:t>页 `</w:t>
-      </w:r>
-      <w:proofErr w:type="gramEnd"/>
-      <w:r>
-        <w:rPr>
-          <w:rFonts w:hint="eastAsia"/>
-        </w:rPr>
-        <w:t>http://127.0.0.1:46001`。</w:t>
+        <w:t>1-2-4. 浏览器会自动打开登录页 `http://127.0.0.1:46001`。</w:t>
       </w:r>
     </w:p>
     <w:p>
@@ -942,21 +858,7 @@
         <w:rPr>
           <w:rFonts w:hint="eastAsia"/>
         </w:rPr>
-        <w:t xml:space="preserve">1-3. Linux（x64 </w:t>
-      </w:r>
-      <w:proofErr w:type="gramStart"/>
-      <w:r>
-        <w:rPr>
-          <w:rFonts w:hint="eastAsia"/>
-        </w:rPr>
-        <w:t>/ arm64</w:t>
-      </w:r>
-      <w:proofErr w:type="gramEnd"/>
-      <w:r>
-        <w:rPr>
-          <w:rFonts w:hint="eastAsia"/>
-        </w:rPr>
-        <w:t>）</w:t>
+        <w:t>1-3. Linux（x64 / arm64）</w:t>
       </w:r>
     </w:p>
     <w:p>
@@ -970,17 +872,9 @@
         <w:rPr>
           <w:rFonts w:hint="eastAsia"/>
         </w:rPr>
-        <w:t>1-3-1. 将</w:t>
-      </w:r>
-      <w:proofErr w:type="gramStart"/>
-      <w:r>
-        <w:rPr>
-          <w:rFonts w:hint="eastAsia"/>
-        </w:rPr>
-        <w:t>整个 `</w:t>
+        <w:t>1-3-1. 将整个 `</w:t>
       </w:r>
       <w:proofErr w:type="spellStart"/>
-      <w:proofErr w:type="gramEnd"/>
       <w:r>
         <w:rPr>
           <w:rFonts w:hint="eastAsia"/>
@@ -988,19 +882,11 @@
         <w:t>TakeTopDshTeam</w:t>
       </w:r>
       <w:proofErr w:type="spellEnd"/>
-      <w:proofErr w:type="gramStart"/>
-      <w:r>
-        <w:rPr>
-          <w:rFonts w:hint="eastAsia"/>
-        </w:rPr>
-        <w:t>` 文件夹</w:t>
-      </w:r>
-      <w:proofErr w:type="gramEnd"/>
-      <w:r>
-        <w:rPr>
-          <w:rFonts w:hint="eastAsia"/>
-        </w:rPr>
-        <w:t>拷贝到目标机器。</w:t>
+      <w:r>
+        <w:rPr>
+          <w:rFonts w:hint="eastAsia"/>
+        </w:rPr>
+        <w:t>` 文件夹拷贝到目标机器。</w:t>
       </w:r>
     </w:p>
     <w:p>
@@ -1047,35 +933,7 @@
         <w:rPr>
           <w:rFonts w:hint="eastAsia"/>
         </w:rPr>
-        <w:t>1-3-3. 首次运行会自动解包内置的 Node.js 与内置</w:t>
-      </w:r>
-      <w:proofErr w:type="gramStart"/>
-      <w:r>
-        <w:rPr>
-          <w:rFonts w:hint="eastAsia"/>
-        </w:rPr>
-        <w:t>的 `</w:t>
-      </w:r>
-      <w:proofErr w:type="gramEnd"/>
-      <w:r>
-        <w:rPr>
-          <w:rFonts w:hint="eastAsia"/>
-        </w:rPr>
-        <w:t>@deepseek-ai/dsh</w:t>
-      </w:r>
-      <w:proofErr w:type="gramStart"/>
-      <w:r>
-        <w:rPr>
-          <w:rFonts w:hint="eastAsia"/>
-        </w:rPr>
-        <w:t>` 依赖包 —— *</w:t>
-      </w:r>
-      <w:proofErr w:type="gramEnd"/>
-      <w:r>
-        <w:rPr>
-          <w:rFonts w:hint="eastAsia"/>
-        </w:rPr>
-        <w:t>*完全离线**，无需额外下载，也无需编译。</w:t>
+        <w:t>1-3-3. 首次运行会自动解包内置的 Node.js 与内置的 `@deepseek-ai/dsh` 依赖包 —— **完全离线**，无需额外下载，也无需编译。</w:t>
       </w:r>
     </w:p>
     <w:p>
@@ -1089,55 +947,27 @@
         <w:rPr>
           <w:rFonts w:hint="eastAsia"/>
         </w:rPr>
-        <w:t>1-3-4. 浏览器会自动打开登录</w:t>
-      </w:r>
-      <w:proofErr w:type="gramStart"/>
-      <w:r>
-        <w:rPr>
-          <w:rFonts w:hint="eastAsia"/>
-        </w:rPr>
-        <w:t>页 `</w:t>
-      </w:r>
-      <w:proofErr w:type="gramEnd"/>
-      <w:r>
-        <w:rPr>
-          <w:rFonts w:hint="eastAsia"/>
-        </w:rPr>
-        <w:t>http://127.0.0.1:46001`。</w:t>
-      </w:r>
-    </w:p>
-    <w:p>
-      <w:pPr>
-        <w:rPr>
-          <w:rFonts w:hint="eastAsia"/>
-        </w:rPr>
-      </w:pPr>
-    </w:p>
-    <w:p>
-      <w:pPr>
-        <w:rPr>
-          <w:rFonts w:hint="eastAsia"/>
-        </w:rPr>
-      </w:pPr>
-      <w:r>
-        <w:rPr>
-          <w:rFonts w:hint="eastAsia"/>
-        </w:rPr>
-        <w:t>2</w:t>
-      </w:r>
-      <w:proofErr w:type="gramStart"/>
-      <w:r>
-        <w:rPr>
-          <w:rFonts w:hint="eastAsia"/>
-        </w:rPr>
-        <w:t>. 平台</w:t>
-      </w:r>
-      <w:proofErr w:type="gramEnd"/>
-      <w:r>
-        <w:rPr>
-          <w:rFonts w:hint="eastAsia"/>
-        </w:rPr>
-        <w:t>登录</w:t>
+        <w:t>1-3-4. 浏览器会自动打开登录页 `http://127.0.0.1:46001`。</w:t>
+      </w:r>
+    </w:p>
+    <w:p>
+      <w:pPr>
+        <w:rPr>
+          <w:rFonts w:hint="eastAsia"/>
+        </w:rPr>
+      </w:pPr>
+    </w:p>
+    <w:p>
+      <w:pPr>
+        <w:rPr>
+          <w:rFonts w:hint="eastAsia"/>
+        </w:rPr>
+      </w:pPr>
+      <w:r>
+        <w:rPr>
+          <w:rFonts w:hint="eastAsia"/>
+        </w:rPr>
+        <w:t>2. 平台登录</w:t>
       </w:r>
     </w:p>
     <w:p>
@@ -1165,7 +995,14 @@
         <w:rPr>
           <w:rFonts w:hint="eastAsia"/>
         </w:rPr>
-        <w:t xml:space="preserve"> 文件夹，你会看到下面两个文件。根据你的系统运行相应的文件即可打开登录页：</w:t>
+        <w:t xml:space="preserve"> 文件夹，你会看到下面两个文件。根据你的</w:t>
+      </w:r>
+      <w:r>
+        <w:rPr>
+          <w:rFonts w:hint="eastAsia"/>
+        </w:rPr>
+        <w:lastRenderedPageBreak/>
+        <w:t>系统运行相应的文件即可打开登录页：</w:t>
       </w:r>
     </w:p>
     <w:p>
@@ -1178,9 +1015,8 @@
         <w:rPr>
           <w:noProof/>
         </w:rPr>
-        <w:lastRenderedPageBreak/>
         <w:drawing>
-          <wp:inline distT="0" distB="0" distL="0" distR="0" wp14:anchorId="78E1C3EA" wp14:editId="3BADE275">
+          <wp:inline distT="0" distB="0" distL="0" distR="0" wp14:anchorId="78E1C3EA" wp14:editId="15CB5098">
             <wp:extent cx="5274310" cy="465455"/>
             <wp:effectExtent l="0" t="0" r="2540" b="0"/>
             <wp:docPr id="286631104" name="图片 1"/>
@@ -1239,48 +1075,20 @@
         <w:rPr>
           <w:rFonts w:hint="eastAsia"/>
         </w:rPr>
-        <w:t>&gt; - Windows：</w:t>
-      </w:r>
-      <w:proofErr w:type="gramStart"/>
-      <w:r>
-        <w:rPr>
-          <w:rFonts w:hint="eastAsia"/>
-        </w:rPr>
-        <w:t>双击 *</w:t>
-      </w:r>
-      <w:proofErr w:type="gramEnd"/>
-      <w:r>
-        <w:rPr>
-          <w:rFonts w:hint="eastAsia"/>
-        </w:rPr>
-        <w:t>*`start.bat`**</w:t>
-      </w:r>
-    </w:p>
-    <w:p>
-      <w:pPr>
-        <w:rPr>
-          <w:rFonts w:hint="eastAsia"/>
-        </w:rPr>
-      </w:pPr>
-      <w:r>
-        <w:rPr>
-          <w:rFonts w:hint="eastAsia"/>
-        </w:rPr>
-        <w:t>&gt; - macOS / Linux：</w:t>
-      </w:r>
-      <w:proofErr w:type="gramStart"/>
-      <w:r>
-        <w:rPr>
-          <w:rFonts w:hint="eastAsia"/>
-        </w:rPr>
-        <w:t>运行 *</w:t>
-      </w:r>
-      <w:proofErr w:type="gramEnd"/>
-      <w:r>
-        <w:rPr>
-          <w:rFonts w:hint="eastAsia"/>
-        </w:rPr>
-        <w:t>*`bash start.sh`**</w:t>
+        <w:t>&gt; - Windows：双击 **`start.bat`**</w:t>
+      </w:r>
+    </w:p>
+    <w:p>
+      <w:pPr>
+        <w:rPr>
+          <w:rFonts w:hint="eastAsia"/>
+        </w:rPr>
+      </w:pPr>
+      <w:r>
+        <w:rPr>
+          <w:rFonts w:hint="eastAsia"/>
+        </w:rPr>
+        <w:t>&gt; - macOS / Linux：运行 **`bash start.sh`**</w:t>
       </w:r>
     </w:p>
     <w:p>
@@ -1354,49 +1162,7 @@
         <w:rPr>
           <w:rFonts w:hint="eastAsia"/>
         </w:rPr>
-        <w:t>输入</w:t>
-      </w:r>
-      <w:proofErr w:type="gramStart"/>
-      <w:r>
-        <w:rPr>
-          <w:rFonts w:hint="eastAsia"/>
-        </w:rPr>
-        <w:t>用户名 `</w:t>
-      </w:r>
-      <w:proofErr w:type="gramEnd"/>
-      <w:r>
-        <w:rPr>
-          <w:rFonts w:hint="eastAsia"/>
-        </w:rPr>
-        <w:t>admin</w:t>
-      </w:r>
-      <w:proofErr w:type="gramStart"/>
-      <w:r>
-        <w:rPr>
-          <w:rFonts w:hint="eastAsia"/>
-        </w:rPr>
-        <w:t>` 和密码 `</w:t>
-      </w:r>
-      <w:proofErr w:type="gramEnd"/>
-      <w:r>
-        <w:rPr>
-          <w:rFonts w:hint="eastAsia"/>
-        </w:rPr>
-        <w:t>12345678</w:t>
-      </w:r>
-      <w:proofErr w:type="gramStart"/>
-      <w:r>
-        <w:rPr>
-          <w:rFonts w:hint="eastAsia"/>
-        </w:rPr>
-        <w:t>` 登录</w:t>
-      </w:r>
-      <w:proofErr w:type="gramEnd"/>
-      <w:r>
-        <w:rPr>
-          <w:rFonts w:hint="eastAsia"/>
-        </w:rPr>
-        <w:t>。首次登录后，</w:t>
+        <w:t>输入用户名 `admin` 和密码 `12345678` 登录。首次登录后，</w:t>
       </w:r>
       <w:proofErr w:type="spellStart"/>
       <w:r>
@@ -1424,21 +1190,7 @@
         <w:rPr>
           <w:rFonts w:hint="eastAsia"/>
         </w:rPr>
-        <w:t xml:space="preserve"> 会一直在后台运行。只要未重启电脑，直接再次用浏览器</w:t>
-      </w:r>
-      <w:proofErr w:type="gramStart"/>
-      <w:r>
-        <w:rPr>
-          <w:rFonts w:hint="eastAsia"/>
-        </w:rPr>
-        <w:t>打开 `http://127.0.0.1:46001` 即可</w:t>
-      </w:r>
-      <w:proofErr w:type="gramEnd"/>
-      <w:r>
-        <w:rPr>
-          <w:rFonts w:hint="eastAsia"/>
-        </w:rPr>
-        <w:t>回到登录页。如果启动器已关闭（例如重启后），需要重新运行上面的启动程序。</w:t>
+        <w:t xml:space="preserve"> 会一直在后台运行。只要未重启电脑，直接再次用浏览器打开 `http://127.0.0.1:46001` 即可回到登录页。如果启动器已关闭（例如重启后），需要重新运行上面的启动程序。</w:t>
       </w:r>
       <w:r>
         <w:fldChar w:fldCharType="begin"/>
@@ -1447,9 +1199,6 @@
         <w:instrText>HYPERLINK "http://127.0.0.1:46001"</w:instrText>
       </w:r>
       <w:r>
-        <w:rPr>
-          <w:rFonts w:hint="eastAsia"/>
-        </w:rPr>
         <w:fldChar w:fldCharType="separate"/>
       </w:r>
       <w:r>
@@ -1479,21 +1228,7 @@
         <w:rPr>
           <w:rFonts w:hint="eastAsia"/>
         </w:rPr>
-        <w:t>3</w:t>
-      </w:r>
-      <w:proofErr w:type="gramStart"/>
-      <w:r>
-        <w:rPr>
-          <w:rFonts w:hint="eastAsia"/>
-        </w:rPr>
-        <w:t>. 管理</w:t>
-      </w:r>
-      <w:proofErr w:type="gramEnd"/>
-      <w:r>
-        <w:rPr>
-          <w:rFonts w:hint="eastAsia"/>
-        </w:rPr>
-        <w:t>页面</w:t>
+        <w:t>3. 管理页面</w:t>
       </w:r>
     </w:p>
     <w:p>
@@ -1616,7 +1351,7 @@
           <w:noProof/>
         </w:rPr>
         <w:drawing>
-          <wp:inline distT="0" distB="0" distL="0" distR="0" wp14:anchorId="2044E27F" wp14:editId="628FA4B0">
+          <wp:inline distT="0" distB="0" distL="0" distR="0" wp14:anchorId="2044E27F" wp14:editId="3FA771F3">
             <wp:extent cx="5274310" cy="2002155"/>
             <wp:effectExtent l="0" t="0" r="2540" b="0"/>
             <wp:docPr id="5370857" name="图片 5"/>
@@ -1746,35 +1481,7 @@
         <w:rPr>
           <w:rFonts w:hint="eastAsia"/>
         </w:rPr>
-        <w:t xml:space="preserve">如果你还想从外网访问平台，就需要设置外部 URL。为服务器分配一个公网 IP，然后在此处填写。例如公网 IP </w:t>
-      </w:r>
-      <w:proofErr w:type="gramStart"/>
-      <w:r>
-        <w:rPr>
-          <w:rFonts w:hint="eastAsia"/>
-        </w:rPr>
-        <w:t>为 188.88.88.88</w:t>
-      </w:r>
-      <w:proofErr w:type="gramEnd"/>
-      <w:r>
-        <w:rPr>
-          <w:rFonts w:hint="eastAsia"/>
-        </w:rPr>
-        <w:t>，可设置</w:t>
-      </w:r>
-      <w:proofErr w:type="gramStart"/>
-      <w:r>
-        <w:rPr>
-          <w:rFonts w:hint="eastAsia"/>
-        </w:rPr>
-        <w:t>为 http://188.88.88.88:46000</w:t>
-      </w:r>
-      <w:proofErr w:type="gramEnd"/>
-      <w:r>
-        <w:rPr>
-          <w:rFonts w:hint="eastAsia"/>
-        </w:rPr>
-        <w:t>。如不确定，请咨询网络管理员以确保配置正确。</w:t>
+        <w:t>如果你还想从外网访问平台，就需要设置外部 URL。为服务器分配一个公网 IP，然后在此处填写。例如公网 IP 为 188.88.88.88，可设置为 http://188.88.88.88:46000。如不确定，请咨询网络管理员以确保配置正确。</w:t>
       </w:r>
       <w:r>
         <w:fldChar w:fldCharType="begin"/>
@@ -1783,9 +1490,6 @@
         <w:instrText>HYPERLINK "http://188.88.88.88:46000"</w:instrText>
       </w:r>
       <w:r>
-        <w:rPr>
-          <w:rFonts w:hint="eastAsia"/>
-        </w:rPr>
         <w:fldChar w:fldCharType="separate"/>
       </w:r>
       <w:r>
@@ -1899,21 +1603,7 @@
         <w:rPr>
           <w:rFonts w:hint="eastAsia"/>
         </w:rPr>
-        <w:t>你可以在这里添加成员用户。注意用户名应使用英文字母，不要用中文。请记住为用户设置的密码，例如设</w:t>
-      </w:r>
-      <w:proofErr w:type="gramStart"/>
-      <w:r>
-        <w:rPr>
-          <w:rFonts w:hint="eastAsia"/>
-        </w:rPr>
-        <w:t>为 `</w:t>
-      </w:r>
-      <w:proofErr w:type="gramEnd"/>
-      <w:r>
-        <w:rPr>
-          <w:rFonts w:hint="eastAsia"/>
-        </w:rPr>
-        <w:t>12345678`。成员用户登录后可自行修改密码。成员的 workspace 工作区目录无需设置，会自动按“主工作区目录 + 用户名”生成。</w:t>
+        <w:t>你可以在这里添加成员用户。注意用户名应使用英文字母，不要用中文。请记住为用户设置的密码，例如设为 `12345678`。成员用户登录后可自行修改密码。成员的 workspace 工作区目录无需设置，会自动按“主工作区目录 + 用户名”生成。</w:t>
       </w:r>
     </w:p>
     <w:p>
@@ -2072,35 +1762,7 @@
         <w:rPr>
           <w:rFonts w:hint="eastAsia"/>
         </w:rPr>
-        <w:t xml:space="preserve"> Team 启动器区域中</w:t>
-      </w:r>
-      <w:proofErr w:type="gramStart"/>
-      <w:r>
-        <w:rPr>
-          <w:rFonts w:hint="eastAsia"/>
-        </w:rPr>
-        <w:t>的 *</w:t>
-      </w:r>
-      <w:proofErr w:type="gramEnd"/>
-      <w:r>
-        <w:rPr>
-          <w:rFonts w:hint="eastAsia"/>
-        </w:rPr>
-        <w:t>*打开 DSH*</w:t>
-      </w:r>
-      <w:proofErr w:type="gramStart"/>
-      <w:r>
-        <w:rPr>
-          <w:rFonts w:hint="eastAsia"/>
-        </w:rPr>
-        <w:t>* 按钮</w:t>
-      </w:r>
-      <w:proofErr w:type="gramEnd"/>
-      <w:r>
-        <w:rPr>
-          <w:rFonts w:hint="eastAsia"/>
-        </w:rPr>
-        <w:t>，即可打开工作台页面。</w:t>
+        <w:t xml:space="preserve"> Team 启动器区域中的 **打开 DSH** 按钮，即可打开工作台页面。</w:t>
       </w:r>
     </w:p>
     <w:p>
@@ -2115,7 +1777,7 @@
         </w:rPr>
         <w:lastRenderedPageBreak/>
         <w:drawing>
-          <wp:inline distT="0" distB="0" distL="0" distR="0" wp14:anchorId="39F15B5B" wp14:editId="5F15CE13">
+          <wp:inline distT="0" distB="0" distL="0" distR="0" wp14:anchorId="39F15B5B" wp14:editId="4495BE04">
             <wp:extent cx="5274310" cy="1233805"/>
             <wp:effectExtent l="0" t="0" r="2540" b="4445"/>
             <wp:docPr id="1833294711" name="图片 8"/>
@@ -2175,21 +1837,7 @@
         <w:rPr>
           <w:rFonts w:hint="eastAsia"/>
         </w:rPr>
-        <w:t>工作台页面如下所示，左右分屏：左侧是文件管理</w:t>
-      </w:r>
-      <w:proofErr w:type="gramStart"/>
-      <w:r>
-        <w:rPr>
-          <w:rFonts w:hint="eastAsia"/>
-        </w:rPr>
-        <w:t xml:space="preserve">器 / </w:t>
-      </w:r>
-      <w:proofErr w:type="gramEnd"/>
-      <w:r>
-        <w:rPr>
-          <w:rFonts w:hint="eastAsia"/>
-        </w:rPr>
-        <w:t>我的任务，右侧是 DSH 聊天界面。</w:t>
+        <w:t>工作台页面如下所示，左右分屏：左侧是文件管理器 / 我的任务，右侧是 DSH 聊天界面。</w:t>
       </w:r>
     </w:p>
     <w:p>
@@ -2507,7 +2155,7 @@
           <w:noProof/>
         </w:rPr>
         <w:drawing>
-          <wp:inline distT="0" distB="0" distL="0" distR="0" wp14:anchorId="637077FD" wp14:editId="291D2B60">
+          <wp:inline distT="0" distB="0" distL="0" distR="0" wp14:anchorId="637077FD" wp14:editId="6F2DA166">
             <wp:extent cx="4842134" cy="3486150"/>
             <wp:effectExtent l="0" t="0" r="0" b="0"/>
             <wp:docPr id="2027276046" name="图片 13"/>
@@ -2794,21 +2442,7 @@
         <w:rPr>
           <w:rFonts w:hint="eastAsia"/>
         </w:rPr>
-        <w:t>它显示你创建的所有任务。左侧成员列表是可选的（用于筛选）。点击“添加任务”按钮打开对话框，从“受理人”下拉框中选择受理人。“类型”字段含一个文本框、一个下拉框和一个 + 按钮：可选择已有类型，或输入新类型后点击 + 添加（类型会被记忆）。编辑任务时也可以修改受理人；保存后任务会移动到新受理人的任务列表。每个任务行都有一个 + 列，可内联展开其子任务；每个子任务保存其父任务的唯一 ID（UID），“No.</w:t>
-      </w:r>
-      <w:proofErr w:type="gramStart"/>
-      <w:r>
-        <w:rPr>
-          <w:rFonts w:hint="eastAsia"/>
-        </w:rPr>
-        <w:t>” 列</w:t>
-      </w:r>
-      <w:proofErr w:type="gramEnd"/>
-      <w:r>
-        <w:rPr>
-          <w:rFonts w:hint="eastAsia"/>
-        </w:rPr>
-        <w:t>显示层级编号（1、1-1、1-2-1……）。没有子任务的任务不显示 +。</w:t>
+        <w:t>它显示你创建的所有任务。左侧成员列表是可选的（用于筛选）。点击“添加任务”按钮打开对话框，从“受理人”下拉框中选择受理人。“类型”字段含一个文本框、一个下拉框和一个 + 按钮：可选择已有类型，或输入新类型后点击 + 添加（类型会被记忆）。编辑任务时也可以修改受理人；保存后任务会移动到新受理人的任务列表。每个任务行都有一个 + 列，可内联展开其子任务；每个子任务保存其父任务的唯一 ID（UID），“No.” 列显示层级编号（1、1-1、1-2-1……）。没有子任务的任务不显示 +。</w:t>
       </w:r>
     </w:p>
     <w:p>
@@ -2884,23 +2518,7 @@
           <w:i/>
           <w:sz w:val="18"/>
         </w:rPr>
-        <w:t>任务</w:t>
-      </w:r>
-      <w:proofErr w:type="gramStart"/>
-      <w:r>
-        <w:rPr>
-          <w:i/>
-          <w:sz w:val="18"/>
-        </w:rPr>
-        <w:t>分配 —</w:t>
-      </w:r>
-      <w:proofErr w:type="gramEnd"/>
-      <w:r>
-        <w:rPr>
-          <w:i/>
-          <w:sz w:val="18"/>
-        </w:rPr>
-        <w:t>— 用“+”列内联展开任务的子任务。</w:t>
+        <w:t>任务分配 —— 用“+”列内联展开任务的子任务。</w:t>
       </w:r>
     </w:p>
     <w:p>
@@ -3081,35 +2699,7 @@
         <w:rPr>
           <w:rFonts w:hint="eastAsia"/>
         </w:rPr>
-        <w:t>点击“我的任务”标签页，如下图所示。它显示分配给你的任务列表。打开该页面会自动把左窗格加宽</w:t>
-      </w:r>
-      <w:proofErr w:type="gramStart"/>
-      <w:r>
-        <w:rPr>
-          <w:rFonts w:hint="eastAsia"/>
-        </w:rPr>
-        <w:t>到 70%</w:t>
-      </w:r>
-      <w:proofErr w:type="gramEnd"/>
-      <w:r>
-        <w:rPr>
-          <w:rFonts w:hint="eastAsia"/>
-        </w:rPr>
-        <w:t>，便于阅读。“No.</w:t>
-      </w:r>
-      <w:proofErr w:type="gramStart"/>
-      <w:r>
-        <w:rPr>
-          <w:rFonts w:hint="eastAsia"/>
-        </w:rPr>
-        <w:t>” 列</w:t>
-      </w:r>
-      <w:proofErr w:type="gramEnd"/>
-      <w:r>
-        <w:rPr>
-          <w:rFonts w:hint="eastAsia"/>
-        </w:rPr>
-        <w:t>显示任务在层级中的编号（1、1-1、1-2-1……）。在这里你可以：点击任务名预览任务；</w:t>
+        <w:t>点击“我的任务”标签页，如下图所示。它显示分配给你的任务列表。打开该页面会自动把左窗格加宽到 70%，便于阅读。“No.” 列显示任务在层级中的编号（1、1-1、1-2-1……）。在这里你可以：点击任务名预览任务；</w:t>
       </w:r>
       <w:r>
         <w:rPr>
@@ -3183,21 +2773,7 @@
         <w:rPr>
           <w:rFonts w:hint="eastAsia"/>
         </w:rPr>
-        <w:t>；点击“继续分配”为其他成员创建后续（子）任务（子任务会添加到该成员的任务列表，保存后父任务自动展开）；点击子任务列中的 + 可内联展开该任务的子任务树（多级；没有子任务则不显示 +）；以及使用</w:t>
-      </w:r>
-      <w:proofErr w:type="gramStart"/>
-      <w:r>
-        <w:rPr>
-          <w:rFonts w:hint="eastAsia"/>
-        </w:rPr>
-        <w:t xml:space="preserve">编辑 / </w:t>
-      </w:r>
-      <w:proofErr w:type="gramEnd"/>
-      <w:r>
-        <w:rPr>
-          <w:rFonts w:hint="eastAsia"/>
-        </w:rPr>
-        <w:t>删除</w:t>
+        <w:t>；点击“继续分配”为其他成员创建后续（子）任务（子任务会添加到该成员的任务列表，保存后父任务自动展开）；点击子任务列中的 + 可内联展开该任务的子任务树（多级；没有子任务则不显示 +）；以及使用编辑 / 删除</w:t>
       </w:r>
       <w:r>
         <w:rPr>
@@ -3420,39 +2996,7 @@
           <w:i/>
           <w:sz w:val="18"/>
         </w:rPr>
-        <w:t>我的</w:t>
-      </w:r>
-      <w:proofErr w:type="gramStart"/>
-      <w:r>
-        <w:rPr>
-          <w:i/>
-          <w:sz w:val="18"/>
-        </w:rPr>
-        <w:t>任务 —</w:t>
-      </w:r>
-      <w:proofErr w:type="gramEnd"/>
-      <w:r>
-        <w:rPr>
-          <w:i/>
-          <w:sz w:val="18"/>
-        </w:rPr>
-        <w:t>— 继续分配、子任务树以及</w:t>
-      </w:r>
-      <w:proofErr w:type="gramStart"/>
-      <w:r>
-        <w:rPr>
-          <w:i/>
-          <w:sz w:val="18"/>
-        </w:rPr>
-        <w:t xml:space="preserve">编辑 / </w:t>
-      </w:r>
-      <w:proofErr w:type="gramEnd"/>
-      <w:r>
-        <w:rPr>
-          <w:i/>
-          <w:sz w:val="18"/>
-        </w:rPr>
-        <w:t>删除。</w:t>
+        <w:t>我的任务 —— 继续分配、子任务树以及编辑 / 删除。</w:t>
       </w:r>
     </w:p>
     <w:p>
@@ -3612,21 +3156,7 @@
         <w:rPr>
           <w:rFonts w:hint="eastAsia"/>
         </w:rPr>
-        <w:t>5</w:t>
-      </w:r>
-      <w:proofErr w:type="gramStart"/>
-      <w:r>
-        <w:rPr>
-          <w:rFonts w:hint="eastAsia"/>
-        </w:rPr>
-        <w:t>. 其他</w:t>
-      </w:r>
-      <w:proofErr w:type="gramEnd"/>
-      <w:r>
-        <w:rPr>
-          <w:rFonts w:hint="eastAsia"/>
-        </w:rPr>
-        <w:t>成员操作</w:t>
+        <w:t>5. 其他成员操作</w:t>
       </w:r>
     </w:p>
     <w:p>
@@ -3777,7 +3307,6 @@
         </w:rPr>
         <w:t>6</w:t>
       </w:r>
-      <w:proofErr w:type="gramStart"/>
       <w:r>
         <w:rPr>
           <w:b/>
@@ -3785,7 +3314,6 @@
         </w:rPr>
         <w:t>. 语言</w:t>
       </w:r>
-      <w:proofErr w:type="gramEnd"/>
     </w:p>
     <w:p>
       <w:pPr>
@@ -3795,15 +3323,7 @@
         </w:rPr>
       </w:pPr>
       <w:r>
-        <w:t>控制台、工作台、文件管理器、任务分配和任务表单均支持完整的</w:t>
-      </w:r>
-      <w:proofErr w:type="gramStart"/>
-      <w:r>
-        <w:t xml:space="preserve">英文 / </w:t>
-      </w:r>
-      <w:proofErr w:type="gramEnd"/>
-      <w:r>
-        <w:t>中文切换。登录页优先使用所配置的默认语言，可随时切换。</w:t>
+        <w:t>控制台、工作台、文件管理器、任务分配和任务表单均支持完整的英文 / 中文切换。登录页优先使用所配置的默认语言，可随时切换。</w:t>
       </w:r>
     </w:p>
     <w:p>
@@ -3820,243 +3340,223 @@
         </w:rPr>
         <w:t>7</w:t>
       </w:r>
-      <w:proofErr w:type="gramStart"/>
       <w:r>
         <w:rPr>
           <w:b/>
           <w:sz w:val="28"/>
         </w:rPr>
-        <w:t>. 平台</w:t>
-      </w:r>
-      <w:proofErr w:type="gramEnd"/>
+        <w:t>. 平台支持</w:t>
+      </w:r>
+    </w:p>
+    <w:p>
+      <w:pPr>
+        <w:ind w:firstLineChars="200" w:firstLine="440"/>
+        <w:rPr>
+          <w:rFonts w:hint="eastAsia"/>
+        </w:rPr>
+      </w:pPr>
+      <w:proofErr w:type="spellStart"/>
+      <w:r>
+        <w:t>TakeTopDSHTeam</w:t>
+      </w:r>
+      <w:proofErr w:type="spellEnd"/>
+      <w:r>
+        <w:t xml:space="preserve"> 跨平台：一个安装包同时覆盖 Windows、macOS 和 Linux，且完全离线安装 —— 无需编译，目标机器上无需额外下载。</w:t>
+      </w:r>
+    </w:p>
+    <w:p>
+      <w:pPr>
+        <w:rPr>
+          <w:rFonts w:hint="eastAsia"/>
+        </w:rPr>
+      </w:pPr>
+    </w:p>
+    <w:p>
+      <w:pPr>
+        <w:rPr>
+          <w:rFonts w:hint="eastAsia"/>
+        </w:rPr>
+      </w:pPr>
       <w:r>
         <w:rPr>
           <w:b/>
           <w:sz w:val="28"/>
         </w:rPr>
-        <w:t>支持</w:t>
-      </w:r>
-    </w:p>
-    <w:p>
-      <w:pPr>
-        <w:ind w:firstLineChars="200" w:firstLine="440"/>
-        <w:rPr>
-          <w:rFonts w:hint="eastAsia"/>
-        </w:rPr>
-      </w:pPr>
-      <w:proofErr w:type="spellStart"/>
-      <w:r>
-        <w:t>TakeTopDSHTeam</w:t>
-      </w:r>
-      <w:proofErr w:type="spellEnd"/>
-      <w:r>
-        <w:t xml:space="preserve"> 跨平台：一个安装包同时覆盖 Windows、macOS 和 Linux，且完全离线</w:t>
-      </w:r>
+        <w:t>8. 企业版（收费）</w:t>
+      </w:r>
+    </w:p>
+    <w:p>
+      <w:pPr>
+        <w:rPr>
+          <w:rFonts w:hint="eastAsia"/>
+        </w:rPr>
+      </w:pPr>
+      <w:r>
+        <w:rPr>
+          <w:rFonts w:hint="eastAsia"/>
+        </w:rPr>
+        <w:t>上面的内容是</w:t>
+      </w:r>
+      <w:r>
+        <w:t>标准版</w:t>
+      </w:r>
+      <w:r>
+        <w:rPr>
+          <w:rFonts w:hint="eastAsia"/>
+        </w:rPr>
+        <w:t>的功能操作描述</w:t>
+      </w:r>
+      <w:r>
+        <w:t>，采用 MIT 许可、免费。若团队需要更强的管控能力，我们提供收费的企业版，额外增加：</w:t>
+      </w:r>
+    </w:p>
+    <w:p>
+      <w:pPr>
+        <w:rPr>
+          <w:rFonts w:hint="eastAsia"/>
+        </w:rPr>
+      </w:pPr>
+      <w:r>
+        <w:rPr>
+          <w:b/>
+        </w:rPr>
+        <w:t>🧮 按成员控制 Token 用量</w:t>
+      </w:r>
+      <w:r>
+        <w:t xml:space="preserve"> —— 可查看并控制每个成员的 Token 用量。</w:t>
+      </w:r>
+    </w:p>
+    <w:p>
+      <w:pPr>
+        <w:rPr>
+          <w:rFonts w:hint="eastAsia"/>
+        </w:rPr>
+      </w:pPr>
+      <w:r>
+        <w:rPr>
+          <w:b/>
+        </w:rPr>
+        <w:t>🏛️ 金字塔式成员管理</w:t>
+      </w:r>
+      <w:r>
+        <w:t xml:space="preserve"> —— 普通成员可以创建并管理子成员的工作，子成员还可以继续创建子成员并管理他们的工作，形成金字塔式的管理架构。</w:t>
+      </w:r>
+    </w:p>
+    <w:p>
+      <w:pPr>
+        <w:rPr>
+          <w:rFonts w:hint="eastAsia"/>
+        </w:rPr>
+      </w:pPr>
       <w:proofErr w:type="gramStart"/>
       <w:r>
-        <w:t>安装 —</w:t>
+        <w:rPr>
+          <w:b/>
+        </w:rPr>
+        <w:lastRenderedPageBreak/>
+        <w:t>📱 移动</w:t>
       </w:r>
       <w:proofErr w:type="gramEnd"/>
       <w:r>
-        <w:t>— 无需编译，目标机器上无需额外下载。</w:t>
-      </w:r>
-    </w:p>
-    <w:p>
-      <w:pPr>
-        <w:rPr>
-          <w:rFonts w:hint="eastAsia"/>
-        </w:rPr>
-      </w:pPr>
-    </w:p>
-    <w:p>
-      <w:pPr>
-        <w:rPr>
-          <w:rFonts w:hint="eastAsia"/>
-        </w:rPr>
-      </w:pPr>
-      <w:r>
         <w:rPr>
           <w:b/>
-          <w:sz w:val="28"/>
-        </w:rPr>
-        <w:t>8</w:t>
+        </w:rPr>
+        <w:t>应用</w:t>
       </w:r>
       <w:proofErr w:type="gramStart"/>
       <w:r>
         <w:rPr>
           <w:b/>
-          <w:sz w:val="28"/>
-        </w:rPr>
-        <w:t>. 企业</w:t>
+        </w:rPr>
+        <w:t>页面</w:t>
+      </w:r>
+      <w:r>
+        <w:t xml:space="preserve"> — </w:t>
       </w:r>
       <w:proofErr w:type="gramEnd"/>
       <w:r>
-        <w:rPr>
+        <w:t>内置触控优化的移动界面；随时随地通过手机等移动设备访问工作台并进行各项工作。</w:t>
+      </w:r>
+    </w:p>
+    <w:p>
+      <w:pPr>
+        <w:rPr>
+          <w:rFonts w:hint="eastAsia"/>
+        </w:rPr>
+      </w:pPr>
+      <w:proofErr w:type="gramStart"/>
+      <w:r>
+        <w:rPr>
+          <w:rFonts w:ascii="Segoe UI Emoji" w:hAnsi="Segoe UI Emoji" w:cs="Segoe UI Emoji"/>
           <w:b/>
-          <w:sz w:val="28"/>
-        </w:rPr>
-        <w:t>版（收费）</w:t>
-      </w:r>
-    </w:p>
-    <w:p>
-      <w:pPr>
-        <w:rPr>
-          <w:rFonts w:hint="eastAsia"/>
-        </w:rPr>
-      </w:pPr>
-      <w:r>
-        <w:rPr>
-          <w:rFonts w:hint="eastAsia"/>
-        </w:rPr>
-        <w:t>上面的内容是</w:t>
-      </w:r>
-      <w:r>
-        <w:t>标准版</w:t>
-      </w:r>
-      <w:r>
-        <w:rPr>
-          <w:rFonts w:hint="eastAsia"/>
-        </w:rPr>
-        <w:t>的功能操作描述</w:t>
-      </w:r>
-      <w:r>
-        <w:t>，采用 MIT 许可、免费。若团队需要更强的管控能力，我们提供收费的企业版，额外增加：</w:t>
-      </w:r>
-    </w:p>
-    <w:p>
-      <w:pPr>
-        <w:rPr>
-          <w:rFonts w:hint="eastAsia"/>
-        </w:rPr>
-      </w:pPr>
+          <w:bCs/>
+        </w:rPr>
+        <w:t>📚</w:t>
+      </w:r>
+      <w:r>
+        <w:rPr>
+          <w:b/>
+          <w:bCs/>
+        </w:rPr>
+        <w:t xml:space="preserve"> 团队</w:t>
+      </w:r>
+      <w:proofErr w:type="gramEnd"/>
+      <w:r>
+        <w:rPr>
+          <w:b/>
+          <w:bCs/>
+        </w:rPr>
+        <w:t>知识库</w:t>
+      </w:r>
       <w:proofErr w:type="gramStart"/>
       <w:r>
         <w:rPr>
           <w:b/>
-        </w:rPr>
-        <w:t>🧮 按</w:t>
+          <w:bCs/>
+        </w:rPr>
+        <w:t>共享</w:t>
+      </w:r>
+      <w:r>
+        <w:t xml:space="preserve"> —</w:t>
       </w:r>
       <w:proofErr w:type="gramEnd"/>
       <w:r>
+        <w:t>— 内置团队共享库（文档、参考书籍与精选会话笔记），所有成员均可随时浏览、检索与学习；团队经验持续沉淀，新人快速成长。</w:t>
+      </w:r>
+    </w:p>
+    <w:p>
+      <w:pPr>
+        <w:rPr>
+          <w:rFonts w:hint="eastAsia"/>
+        </w:rPr>
+      </w:pPr>
+      <w:proofErr w:type="gramStart"/>
+      <w:r>
         <w:rPr>
           <w:b/>
         </w:rPr>
-        <w:t xml:space="preserve">成员控制 Token </w:t>
+        <w:t>💬 即时</w:t>
+      </w:r>
+      <w:proofErr w:type="gramEnd"/>
+      <w:r>
+        <w:rPr>
+          <w:b/>
+        </w:rPr>
+        <w:t>聊天</w:t>
       </w:r>
       <w:proofErr w:type="gramStart"/>
       <w:r>
         <w:rPr>
           <w:b/>
         </w:rPr>
-        <w:t>用量</w:t>
-      </w:r>
-      <w:r>
-        <w:t xml:space="preserve"> —</w:t>
+        <w:t>功能</w:t>
+      </w:r>
+      <w:r>
+        <w:t xml:space="preserve"> — </w:t>
       </w:r>
       <w:proofErr w:type="gramEnd"/>
       <w:r>
-        <w:t>— 可查看并控制每个成员的 Token 用量。</w:t>
-      </w:r>
-    </w:p>
-    <w:p>
-      <w:pPr>
-        <w:rPr>
-          <w:rFonts w:hint="eastAsia"/>
-        </w:rPr>
-      </w:pPr>
-      <w:r>
-        <w:rPr>
-          <w:b/>
-        </w:rPr>
-        <w:t>🏛</w:t>
-      </w:r>
-      <w:proofErr w:type="gramStart"/>
-      <w:r>
-        <w:rPr>
-          <w:b/>
-        </w:rPr>
-        <w:t>️ 金字塔</w:t>
-      </w:r>
-      <w:proofErr w:type="gramEnd"/>
-      <w:r>
-        <w:rPr>
-          <w:b/>
-        </w:rPr>
-        <w:t>式成员</w:t>
-      </w:r>
-      <w:proofErr w:type="gramStart"/>
-      <w:r>
-        <w:rPr>
-          <w:b/>
-        </w:rPr>
-        <w:t>管理</w:t>
-      </w:r>
-      <w:r>
-        <w:t xml:space="preserve"> —</w:t>
-      </w:r>
-      <w:proofErr w:type="gramEnd"/>
-      <w:r>
-        <w:t>— 普通成员可以创建并管理子成员的工作，子成员还可以继续创建子成员并管理他们的工作，形成金字塔式的管理架构。</w:t>
-      </w:r>
-    </w:p>
-    <w:p>
-      <w:pPr>
-        <w:rPr>
-          <w:rFonts w:hint="eastAsia"/>
-        </w:rPr>
-      </w:pPr>
-      <w:proofErr w:type="gramStart"/>
-      <w:r>
-        <w:rPr>
-          <w:b/>
-        </w:rPr>
-        <w:t>📱 移动应用页面</w:t>
-      </w:r>
-      <w:proofErr w:type="gramEnd"/>
-      <w:r>
-        <w:rPr/>
-        <w:t xml:space="preserve"> — 内置触控优化的移动界面；随时随地通过手机等移动设备访问工作台并进行各项工作。</w:t>
-      </w:r>
-      <w:proofErr w:type="gramStart"/>
-      <w:r>
-        <w:rPr/>
-      </w:r>
-      <w:r>
-        <w:rPr/>
-      </w:r>
-      <w:proofErr w:type="gramEnd"/>
-      <w:r>
-        <w:rPr/>
-      </w:r>
-    </w:p>
-    <w:p>
-      <w:pPr>
-        <w:rPr>
-          <w:rFonts w:hint="eastAsia"/>
-        </w:rPr>
-      </w:pPr>
-      <w:proofErr w:type="gramStart"/>
-      <w:r>
-        <w:rPr>
-          <w:b/>
-        </w:rPr>
-        <w:t>💬 即时聊天功能</w:t>
-      </w:r>
-      <w:proofErr w:type="gramEnd"/>
-      <w:r>
-        <w:rPr/>
-        <w:t xml:space="preserve"> — 包含单聊、群聊功能，和文件管理、任务管理、AI会话全部打通，沟通无界限！</w:t>
-      </w:r>
-      <w:proofErr w:type="gramStart"/>
-      <w:r>
-        <w:rPr/>
-      </w:r>
-      <w:r>
-        <w:rPr/>
-      </w:r>
-      <w:proofErr w:type="gramEnd"/>
-      <w:r>
-        <w:rPr/>
+        <w:t>包含单聊、群聊功能，和文件管理、任务管理、AI会话全部打通，沟通无界限！</w:t>
       </w:r>
     </w:p>
     <w:p>
@@ -5210,7 +4710,6 @@
   <w:style w:type="character" w:default="1" w:styleId="a0">
     <w:name w:val="Default Paragraph Font"/>
     <w:uiPriority w:val="1"/>
-    <w:semiHidden/>
     <w:unhideWhenUsed/>
   </w:style>
   <w:style w:type="table" w:default="1" w:styleId="a1">

--- a/Guide/USER_GUIDE_Chinese.docx
+++ b/Guide/USER_GUIDE_Chinese.docx
@@ -250,7 +250,13 @@
       </w:r>
       <w:proofErr w:type="gramEnd"/>
       <w:r>
-        <w:t>. 企业版（收费）</w:t>
+        <w:t xml:space="preserve">. </w:t>
+      </w:r>
+      <w:r>
+        <w:t>高级</w:t>
+      </w:r>
+      <w:r>
+        <w:t>版（收费）</w:t>
       </w:r>
     </w:p>
     <w:p>
@@ -1016,7 +1022,7 @@
           <w:noProof/>
         </w:rPr>
         <w:drawing>
-          <wp:inline distT="0" distB="0" distL="0" distR="0" wp14:anchorId="78E1C3EA" wp14:editId="15CB5098">
+          <wp:inline distT="0" distB="0" distL="0" distR="0" wp14:anchorId="78E1C3EA" wp14:editId="61519936">
             <wp:extent cx="5274310" cy="465455"/>
             <wp:effectExtent l="0" t="0" r="2540" b="0"/>
             <wp:docPr id="286631104" name="图片 1"/>
@@ -1351,7 +1357,7 @@
           <w:noProof/>
         </w:rPr>
         <w:drawing>
-          <wp:inline distT="0" distB="0" distL="0" distR="0" wp14:anchorId="2044E27F" wp14:editId="3FA771F3">
+          <wp:inline distT="0" distB="0" distL="0" distR="0" wp14:anchorId="2044E27F" wp14:editId="5739D949">
             <wp:extent cx="5274310" cy="2002155"/>
             <wp:effectExtent l="0" t="0" r="2540" b="0"/>
             <wp:docPr id="5370857" name="图片 5"/>
@@ -1777,7 +1783,7 @@
         </w:rPr>
         <w:lastRenderedPageBreak/>
         <w:drawing>
-          <wp:inline distT="0" distB="0" distL="0" distR="0" wp14:anchorId="39F15B5B" wp14:editId="4495BE04">
+          <wp:inline distT="0" distB="0" distL="0" distR="0" wp14:anchorId="39F15B5B" wp14:editId="1E344B4F">
             <wp:extent cx="5274310" cy="1233805"/>
             <wp:effectExtent l="0" t="0" r="2540" b="4445"/>
             <wp:docPr id="1833294711" name="图片 8"/>
@@ -2155,7 +2161,7 @@
           <w:noProof/>
         </w:rPr>
         <w:drawing>
-          <wp:inline distT="0" distB="0" distL="0" distR="0" wp14:anchorId="637077FD" wp14:editId="6F2DA166">
+          <wp:inline distT="0" distB="0" distL="0" distR="0" wp14:anchorId="637077FD" wp14:editId="615F4058">
             <wp:extent cx="4842134" cy="3486150"/>
             <wp:effectExtent l="0" t="0" r="0" b="0"/>
             <wp:docPr id="2027276046" name="图片 13"/>
@@ -3382,7 +3388,30 @@
           <w:b/>
           <w:sz w:val="28"/>
         </w:rPr>
-        <w:t>8. 企业版（收费）</w:t>
+        <w:t>8</w:t>
+      </w:r>
+      <w:proofErr w:type="gramStart"/>
+      <w:r>
+        <w:rPr>
+          <w:b/>
+          <w:sz w:val="28"/>
+        </w:rPr>
+        <w:t xml:space="preserve">. </w:t>
+      </w:r>
+      <w:r>
+        <w:rPr>
+          <w:b/>
+          <w:sz w:val="28"/>
+        </w:rPr>
+        <w:t>高级</w:t>
+      </w:r>
+      <w:proofErr w:type="gramEnd"/>
+      <w:r>
+        <w:rPr>
+          <w:b/>
+          <w:sz w:val="28"/>
+        </w:rPr>
+        <w:t>版（收费）</w:t>
       </w:r>
     </w:p>
     <w:p>
@@ -3407,7 +3436,13 @@
         <w:t>的功能操作描述</w:t>
       </w:r>
       <w:r>
-        <w:t>，采用 MIT 许可、免费。若团队需要更强的管控能力，我们提供收费的企业版，额外增加：</w:t>
+        <w:t>，采用 MIT 许可、免费。若团队需要更强的管控能力，我们提供收费的</w:t>
+      </w:r>
+      <w:r>
+        <w:t>高级</w:t>
+      </w:r>
+      <w:r>
+        <w:t>版，额外增加：</w:t>
       </w:r>
     </w:p>
     <w:p>
@@ -4710,6 +4745,7 @@
   <w:style w:type="character" w:default="1" w:styleId="a0">
     <w:name w:val="Default Paragraph Font"/>
     <w:uiPriority w:val="1"/>
+    <w:semiHidden/>
     <w:unhideWhenUsed/>
   </w:style>
   <w:style w:type="table" w:default="1" w:styleId="a1">
